--- a/discoverer-neo/docs/user-guide/manual/Discoverer-Neo-ADMIN-Guide-Quick-pt-PT.docx
+++ b/discoverer-neo/docs/user-guide/manual/Discoverer-Neo-ADMIN-Guide-Quick-pt-PT.docx
@@ -54,7 +54,7 @@
           <w:sz w:val="22"/>
           <w:szCs w:val="22"/>
         </w:rPr>
-        <w:t>Versão 2.0.0</w:t>
+        <w:t>Versão 2.0.1</w:t>
       </w:r>
     </w:p>
     <w:p>
@@ -74,7 +74,7 @@
     <w:sdt>
       <w:sdtPr>
         <w:alias w:val="Índice"/>
-        <w:id w:val="-1455471745"/>
+        <w:id w:val="299581276"/>
       </w:sdtPr>
       <w:sdtEndPr/>
       <w:sdtContent>
@@ -102,7 +102,7 @@
           <w:r>
             <w:fldChar w:fldCharType="separate"/>
           </w:r>
-          <w:hyperlink w:anchor="_Toc241668434" w:history="1">
+          <w:hyperlink w:anchor="_Toc241670965" w:history="1">
             <w:r>
               <w:rPr>
                 <w:rStyle w:val="Hiperligao"/>
@@ -126,7 +126,7 @@
               <w:rPr>
                 <w:noProof/>
               </w:rPr>
-              <w:instrText xml:space="preserve"> PAGEREF _Toc241668434 \h </w:instrText>
+              <w:instrText xml:space="preserve"> PAGEREF _Toc241670965 \h </w:instrText>
             </w:r>
             <w:r>
               <w:rPr>
@@ -168,7 +168,7 @@
               <w14:ligatures w14:val="standardContextual"/>
             </w:rPr>
           </w:pPr>
-          <w:hyperlink w:anchor="_Toc241668435" w:history="1">
+          <w:hyperlink w:anchor="_Toc241670966" w:history="1">
             <w:r>
               <w:rPr>
                 <w:rStyle w:val="Hiperligao"/>
@@ -192,7 +192,7 @@
               <w:rPr>
                 <w:noProof/>
               </w:rPr>
-              <w:instrText xml:space="preserve"> PAGEREF _Toc241668435 \h </w:instrText>
+              <w:instrText xml:space="preserve"> PAGEREF _Toc241670966 \h </w:instrText>
             </w:r>
             <w:r>
               <w:rPr>
@@ -234,7 +234,7 @@
               <w14:ligatures w14:val="standardContextual"/>
             </w:rPr>
           </w:pPr>
-          <w:hyperlink w:anchor="_Toc241668436" w:history="1">
+          <w:hyperlink w:anchor="_Toc241670967" w:history="1">
             <w:r>
               <w:rPr>
                 <w:rStyle w:val="Hiperligao"/>
@@ -258,7 +258,7 @@
               <w:rPr>
                 <w:noProof/>
               </w:rPr>
-              <w:instrText xml:space="preserve"> PAGEREF _Toc241668436 \h </w:instrText>
+              <w:instrText xml:space="preserve"> PAGEREF _Toc241670967 \h </w:instrText>
             </w:r>
             <w:r>
               <w:rPr>
@@ -300,7 +300,7 @@
               <w14:ligatures w14:val="standardContextual"/>
             </w:rPr>
           </w:pPr>
-          <w:hyperlink w:anchor="_Toc241668437" w:history="1">
+          <w:hyperlink w:anchor="_Toc241670968" w:history="1">
             <w:r>
               <w:rPr>
                 <w:rStyle w:val="Hiperligao"/>
@@ -324,7 +324,7 @@
               <w:rPr>
                 <w:noProof/>
               </w:rPr>
-              <w:instrText xml:space="preserve"> PAGEREF _Toc241668437 \h </w:instrText>
+              <w:instrText xml:space="preserve"> PAGEREF _Toc241670968 \h </w:instrText>
             </w:r>
             <w:r>
               <w:rPr>
@@ -366,7 +366,7 @@
               <w14:ligatures w14:val="standardContextual"/>
             </w:rPr>
           </w:pPr>
-          <w:hyperlink w:anchor="_Toc241668438" w:history="1">
+          <w:hyperlink w:anchor="_Toc241670969" w:history="1">
             <w:r>
               <w:rPr>
                 <w:rStyle w:val="Hiperligao"/>
@@ -390,7 +390,7 @@
               <w:rPr>
                 <w:noProof/>
               </w:rPr>
-              <w:instrText xml:space="preserve"> PAGEREF _Toc241668438 \h </w:instrText>
+              <w:instrText xml:space="preserve"> PAGEREF _Toc241670969 \h </w:instrText>
             </w:r>
             <w:r>
               <w:rPr>
@@ -432,7 +432,7 @@
               <w14:ligatures w14:val="standardContextual"/>
             </w:rPr>
           </w:pPr>
-          <w:hyperlink w:anchor="_Toc241668439" w:history="1">
+          <w:hyperlink w:anchor="_Toc241670970" w:history="1">
             <w:r>
               <w:rPr>
                 <w:rStyle w:val="Hiperligao"/>
@@ -456,7 +456,7 @@
               <w:rPr>
                 <w:noProof/>
               </w:rPr>
-              <w:instrText xml:space="preserve"> PAGEREF _Toc241668439 \h </w:instrText>
+              <w:instrText xml:space="preserve"> PAGEREF _Toc241670970 \h </w:instrText>
             </w:r>
             <w:r>
               <w:rPr>
@@ -498,7 +498,7 @@
               <w14:ligatures w14:val="standardContextual"/>
             </w:rPr>
           </w:pPr>
-          <w:hyperlink w:anchor="_Toc241668440" w:history="1">
+          <w:hyperlink w:anchor="_Toc241670971" w:history="1">
             <w:r>
               <w:rPr>
                 <w:rStyle w:val="Hiperligao"/>
@@ -522,7 +522,7 @@
               <w:rPr>
                 <w:noProof/>
               </w:rPr>
-              <w:instrText xml:space="preserve"> PAGEREF _Toc241668440 \h </w:instrText>
+              <w:instrText xml:space="preserve"> PAGEREF _Toc241670971 \h </w:instrText>
             </w:r>
             <w:r>
               <w:rPr>
@@ -564,7 +564,7 @@
               <w14:ligatures w14:val="standardContextual"/>
             </w:rPr>
           </w:pPr>
-          <w:hyperlink w:anchor="_Toc241668441" w:history="1">
+          <w:hyperlink w:anchor="_Toc241670972" w:history="1">
             <w:r>
               <w:rPr>
                 <w:rStyle w:val="Hiperligao"/>
@@ -588,7 +588,7 @@
               <w:rPr>
                 <w:noProof/>
               </w:rPr>
-              <w:instrText xml:space="preserve"> PAGEREF _Toc241668441 \h </w:instrText>
+              <w:instrText xml:space="preserve"> PAGEREF _Toc241670972 \h </w:instrText>
             </w:r>
             <w:r>
               <w:rPr>
@@ -630,7 +630,7 @@
               <w14:ligatures w14:val="standardContextual"/>
             </w:rPr>
           </w:pPr>
-          <w:hyperlink w:anchor="_Toc241668442" w:history="1">
+          <w:hyperlink w:anchor="_Toc241670973" w:history="1">
             <w:r>
               <w:rPr>
                 <w:rStyle w:val="Hiperligao"/>
@@ -654,7 +654,7 @@
               <w:rPr>
                 <w:noProof/>
               </w:rPr>
-              <w:instrText xml:space="preserve"> PAGEREF _Toc241668442 \h </w:instrText>
+              <w:instrText xml:space="preserve"> PAGEREF _Toc241670973 \h </w:instrText>
             </w:r>
             <w:r>
               <w:rPr>
@@ -696,7 +696,7 @@
               <w14:ligatures w14:val="standardContextual"/>
             </w:rPr>
           </w:pPr>
-          <w:hyperlink w:anchor="_Toc241668443" w:history="1">
+          <w:hyperlink w:anchor="_Toc241670974" w:history="1">
             <w:r>
               <w:rPr>
                 <w:rStyle w:val="Hiperligao"/>
@@ -720,7 +720,7 @@
               <w:rPr>
                 <w:noProof/>
               </w:rPr>
-              <w:instrText xml:space="preserve"> PAGEREF _Toc241668443 \h </w:instrText>
+              <w:instrText xml:space="preserve"> PAGEREF _Toc241670974 \h </w:instrText>
             </w:r>
             <w:r>
               <w:rPr>
@@ -768,7 +768,7 @@
       <w:pPr>
         <w:pStyle w:val="Ttulo1"/>
       </w:pPr>
-      <w:bookmarkStart w:id="0" w:name="_Toc241668434"/>
+      <w:bookmarkStart w:id="0" w:name="_Toc241670965"/>
       <w:r>
         <w:lastRenderedPageBreak/>
         <w:t>A sua função numa página</w:t>
@@ -1415,7 +1415,7 @@
           <w:noProof/>
         </w:rPr>
         <w:drawing>
-          <wp:inline distT="0" distB="0" distL="0" distR="0" wp14:anchorId="5073C4C9" wp14:editId="0451369A">
+          <wp:inline distT="0" distB="0" distL="0" distR="0" wp14:anchorId="0FBD65BA" wp14:editId="6FF44923">
             <wp:extent cx="5715000" cy="3571875"/>
             <wp:effectExtent l="0" t="0" r="0" b="0"/>
             <wp:docPr id="167" name="01-login.png" descr="A página de início de sessão com Email, Palavra-passe, Manter sessão iniciada e o botão Iniciar sessão." title="A página de início de sessão com Email, Palavra-passe, Manter sessão iniciada e o botão Iniciar sessão."/>
@@ -1468,7 +1468,7 @@
         <w:pStyle w:val="Ttulo1"/>
         <w:pageBreakBefore/>
       </w:pPr>
-      <w:bookmarkStart w:id="1" w:name="_Toc241668435"/>
+      <w:bookmarkStart w:id="1" w:name="_Toc241670966"/>
       <w:r>
         <w:lastRenderedPageBreak/>
         <w:t>Painel e Mapas</w:t>
@@ -1511,7 +1511,7 @@
           <w:noProof/>
         </w:rPr>
         <w:drawing>
-          <wp:inline distT="0" distB="0" distL="0" distR="0" wp14:anchorId="3AA874C8" wp14:editId="6B94F764">
+          <wp:inline distT="0" distB="0" distL="0" distR="0" wp14:anchorId="09A6C93E" wp14:editId="5E82F702">
             <wp:extent cx="5715000" cy="3429000"/>
             <wp:effectExtent l="0" t="0" r="0" b="0"/>
             <wp:docPr id="168" name="02-maps-all.png" descr="A lista de Mapas, separador Todos, com todos os ícones de linha e a secção Pastas de trabalho por cima." title="A lista de Mapas, separador Todos, com todos os ícones de linha e a secção Pastas de trabalho por cima."/>
@@ -2040,7 +2040,7 @@
         <w:pStyle w:val="Ttulo1"/>
         <w:pageBreakBefore/>
       </w:pPr>
-      <w:bookmarkStart w:id="2" w:name="_Toc241668436"/>
+      <w:bookmarkStart w:id="2" w:name="_Toc241670967"/>
       <w:r>
         <w:lastRenderedPageBreak/>
         <w:t>Construtor e visualizador de mapas</w:t>
@@ -2063,7 +2063,7 @@
           <w:noProof/>
         </w:rPr>
         <w:drawing>
-          <wp:inline distT="0" distB="0" distL="0" distR="0" wp14:anchorId="4CE3B642" wp14:editId="56D3D06D">
+          <wp:inline distT="0" distB="0" distL="0" distR="0" wp14:anchorId="614AFD5D" wp14:editId="14E6B95F">
             <wp:extent cx="5715000" cy="3571875"/>
             <wp:effectExtent l="0" t="0" r="0" b="0"/>
             <wp:docPr id="169" name="03-viewer-results.png" descr="Os resultados da execução com os botões SQL e Plano junto aos botões Excel, CSV e PDF." title="Os resultados da execução com os botões SQL e Plano junto aos botões Excel, CSV e PDF."/>
@@ -2695,7 +2695,7 @@
         <w:pStyle w:val="Ttulo1"/>
         <w:pageBreakBefore/>
       </w:pPr>
-      <w:bookmarkStart w:id="3" w:name="_Toc241668437"/>
+      <w:bookmarkStart w:id="3" w:name="_Toc241670968"/>
       <w:r>
         <w:lastRenderedPageBreak/>
         <w:t>Execuções, Exportações e Agendamentos</w:t>
@@ -2748,7 +2748,7 @@
           <w:noProof/>
         </w:rPr>
         <w:drawing>
-          <wp:inline distT="0" distB="0" distL="0" distR="0" wp14:anchorId="16EFC642" wp14:editId="07959198">
+          <wp:inline distT="0" distB="0" distL="0" distR="0" wp14:anchorId="72622A28" wp14:editId="3AF826A9">
             <wp:extent cx="5715000" cy="3571875"/>
             <wp:effectExtent l="0" t="0" r="0" b="0"/>
             <wp:docPr id="170" name="04-runs-every-user.png" descr="A página Execuções com as execuções de todos os utilizadores." title="A página Execuções com as execuções de todos os utilizadores."/>
@@ -3358,7 +3358,7 @@
         <w:pStyle w:val="Ttulo1"/>
         <w:pageBreakBefore/>
       </w:pPr>
-      <w:bookmarkStart w:id="4" w:name="_Toc241668438"/>
+      <w:bookmarkStart w:id="4" w:name="_Toc241670969"/>
       <w:r>
         <w:lastRenderedPageBreak/>
         <w:t>Áreas de Negócio e Permissões</w:t>
@@ -3391,7 +3391,7 @@
           <w:noProof/>
         </w:rPr>
         <w:drawing>
-          <wp:inline distT="0" distB="0" distL="0" distR="0" wp14:anchorId="0FFF2FDD" wp14:editId="4BDBFB3D">
+          <wp:inline distT="0" distB="0" distL="0" distR="0" wp14:anchorId="5CEFEB0C" wp14:editId="7B191A66">
             <wp:extent cx="5715000" cy="3571875"/>
             <wp:effectExtent l="0" t="0" r="0" b="0"/>
             <wp:docPr id="171" name="09-business-areas-grants-permission.png" descr="A caixa de diálogo Gerir concessões com a lista Permissão aberta." title="A caixa de diálogo Gerir concessões com a lista Permissão aberta."/>
@@ -3986,7 +3986,7 @@
         <w:pStyle w:val="Ttulo1"/>
         <w:pageBreakBefore/>
       </w:pPr>
-      <w:bookmarkStart w:id="5" w:name="_Toc241668439"/>
+      <w:bookmarkStart w:id="5" w:name="_Toc241670970"/>
       <w:r>
         <w:lastRenderedPageBreak/>
         <w:t>Pastas, Itens, Junções, Hierarquias</w:t>
@@ -4049,7 +4049,7 @@
           <w:noProof/>
         </w:rPr>
         <w:drawing>
-          <wp:inline distT="0" distB="0" distL="0" distR="0" wp14:anchorId="514237B7" wp14:editId="7460382D">
+          <wp:inline distT="0" distB="0" distL="0" distR="0" wp14:anchorId="0D16C29A" wp14:editId="3D34580D">
             <wp:extent cx="2495550" cy="5905500"/>
             <wp:effectExtent l="0" t="0" r="0" b="0"/>
             <wp:docPr id="172" name="14-folders-discovered.png" descr="A caixa de diálogo Nova Pasta depois de Descobrir Tabelas, com a lista das tabelas encontradas." title="A caixa de diálogo Nova Pasta depois de Descobrir Tabelas, com a lista das tabelas encontradas."/>
@@ -4618,7 +4618,7 @@
         <w:pStyle w:val="Ttulo1"/>
         <w:pageBreakBefore/>
       </w:pPr>
-      <w:bookmarkStart w:id="6" w:name="_Toc241668440"/>
+      <w:bookmarkStart w:id="6" w:name="_Toc241670971"/>
       <w:r>
         <w:lastRenderedPageBreak/>
         <w:t>Funções Personalizadas e Origens de Dados</w:t>
@@ -4661,7 +4661,7 @@
           <w:noProof/>
         </w:rPr>
         <w:drawing>
-          <wp:inline distT="0" distB="0" distL="0" distR="0" wp14:anchorId="2A58083E" wp14:editId="0E40E999">
+          <wp:inline distT="0" distB="0" distL="0" distR="0" wp14:anchorId="1C22B6DA" wp14:editId="7ACD91A6">
             <wp:extent cx="5715000" cy="3571875"/>
             <wp:effectExtent l="0" t="0" r="0" b="0"/>
             <wp:docPr id="173" name="30-data-sources.png" descr="A página Origens de Dados com uma tabela de ligações e cinco ícones de linha." title="A página Origens de Dados com uma tabela de ligações e cinco ícones de linha."/>
@@ -5221,7 +5221,7 @@
         <w:pStyle w:val="Ttulo1"/>
         <w:pageBreakBefore/>
       </w:pPr>
-      <w:bookmarkStart w:id="7" w:name="_Toc241668441"/>
+      <w:bookmarkStart w:id="7" w:name="_Toc241670972"/>
       <w:r>
         <w:lastRenderedPageBreak/>
         <w:t>Utilizadores</w:t>
@@ -5244,7 +5244,7 @@
           <w:noProof/>
         </w:rPr>
         <w:drawing>
-          <wp:inline distT="0" distB="0" distL="0" distR="0" wp14:anchorId="6B4E5976" wp14:editId="37CAFDA0">
+          <wp:inline distT="0" distB="0" distL="0" distR="0" wp14:anchorId="3B597FF2" wp14:editId="738E3D74">
             <wp:extent cx="5715000" cy="3571875"/>
             <wp:effectExtent l="0" t="0" r="0" b="0"/>
             <wp:docPr id="174" name="35-users.png" descr="A página Utilizadores com os botões Ficheiro de credenciais e Novo Utilizador e os ícones de linha." title="A página Utilizadores com os botões Ficheiro de credenciais e Novo Utilizador e os ícones de linha."/>
@@ -5940,7 +5940,7 @@
         <w:pStyle w:val="Ttulo1"/>
         <w:pageBreakBefore/>
       </w:pPr>
-      <w:bookmarkStart w:id="8" w:name="_Toc241668442"/>
+      <w:bookmarkStart w:id="8" w:name="_Toc241670973"/>
       <w:r>
         <w:lastRenderedPageBreak/>
         <w:t>Políticas de Segurança e Registo de Auditoria</w:t>
@@ -5983,7 +5983,7 @@
           <w:noProof/>
         </w:rPr>
         <w:drawing>
-          <wp:inline distT="0" distB="0" distL="0" distR="0" wp14:anchorId="0170C369" wp14:editId="5E055647">
+          <wp:inline distT="0" distB="0" distL="0" distR="0" wp14:anchorId="32D8837A" wp14:editId="3738AE5F">
             <wp:extent cx="3324225" cy="4676775"/>
             <wp:effectExtent l="0" t="0" r="0" b="0"/>
             <wp:docPr id="175" name="44-security-new-dialog.png" descr="A caixa de diálogo Nova Política com um nome, uma descrição e uma regra." title="A caixa de diálogo Nova Política com um nome, uma descrição e uma regra."/>
@@ -6347,7 +6347,7 @@
         <w:pStyle w:val="Ttulo1"/>
         <w:pageBreakBefore/>
       </w:pPr>
-      <w:bookmarkStart w:id="9" w:name="_Toc241668443"/>
+      <w:bookmarkStart w:id="9" w:name="_Toc241670974"/>
       <w:r>
         <w:lastRenderedPageBreak/>
         <w:t>Migração</w:t>
@@ -6380,7 +6380,7 @@
           <w:noProof/>
         </w:rPr>
         <w:drawing>
-          <wp:inline distT="0" distB="0" distL="0" distR="0" wp14:anchorId="0DCBD869" wp14:editId="6039E153">
+          <wp:inline distT="0" distB="0" distL="0" distR="0" wp14:anchorId="14863E31" wp14:editId="7D0CA2CE">
             <wp:extent cx="5715000" cy="3571875"/>
             <wp:effectExtent l="0" t="0" r="0" b="0"/>
             <wp:docPr id="176" name="50-migration.png" descr="A página Migração com o cartão da origem, os respetivos botões e o texto de ajuda." title="A página Migração com o cartão da origem, os respetivos botões e o texto de ajuda."/>
@@ -7073,7 +7073,7 @@
         <w:sz w:val="16"/>
         <w:szCs w:val="16"/>
       </w:rPr>
-      <w:t>Discoverer Neo 2.0.0 · Guia rápido · ADMIN</w:t>
+      <w:t>Discoverer Neo 2.0.1 · Guia rápido · ADMIN</w:t>
     </w:r>
   </w:p>
 </w:hdr>
@@ -7082,10 +7082,10 @@
 <file path=word/numbering.xml><?xml version="1.0" encoding="utf-8"?>
 <w:numbering xmlns:wpc="http://schemas.microsoft.com/office/word/2010/wordprocessingCanvas" xmlns:cx="http://schemas.microsoft.com/office/drawing/2014/chartex" xmlns:cx1="http://schemas.microsoft.com/office/drawing/2015/9/8/chartex" xmlns:cx2="http://schemas.microsoft.com/office/drawing/2015/10/21/chartex" xmlns:cx3="http://schemas.microsoft.com/office/drawing/2016/5/9/chartex" xmlns:cx4="http://schemas.microsoft.com/office/drawing/2016/5/10/chartex" xmlns:cx5="http://schemas.microsoft.com/office/drawing/2016/5/11/chartex" xmlns:cx6="http://schemas.microsoft.com/office/drawing/2016/5/12/chartex" xmlns:cx7="http://schemas.microsoft.com/office/drawing/2016/5/13/chartex" xmlns:cx8="http://schemas.microsoft.com/office/drawing/2016/5/14/chartex" xmlns:mc="http://schemas.openxmlformats.org/markup-compatibility/2006" xmlns:aink="http://schemas.microsoft.com/office/drawing/2016/ink" xmlns:am3d="http://schemas.microsoft.com/office/drawing/2017/model3d" xmlns:o="urn:schemas-microsoft-com:office:office" xmlns:oel="http://schemas.microsoft.com/office/2019/extlst" xmlns:r="http://schemas.openxmlformats.org/officeDocument/2006/relationships" xmlns:m="http://schemas.openxmlformats.org/officeDocument/2006/math" xmlns:v="urn:schemas-microsoft-com:vml" xmlns:wp14="http://schemas.microsoft.com/office/word/2010/wordprocessingDrawing" xmlns:wp="http://schemas.openxmlformats.org/drawingml/2006/wordprocessingDrawing" xmlns:w10="urn:schemas-microsoft-com:office:word" xmlns:w="http://schemas.openxmlformats.org/wordprocessingml/2006/main" xmlns:w14="http://schemas.microsoft.com/office/word/2010/wordml" xmlns:w15="http://schemas.microsoft.com/office/word/2012/wordml" xmlns:w16cex="http://schemas.microsoft.com/office/word/2018/wordml/cex" xmlns:w16cid="http://schemas.microsoft.com/office/word/2016/wordml/cid" xmlns:w16="http://schemas.microsoft.com/office/word/2018/wordml" xmlns:w16sdtdh="http://schemas.microsoft.com/office/word/2020/wordml/sdtdatahash" xmlns:w16se="http://schemas.microsoft.com/office/word/2015/wordml/symex" xmlns:wpg="http://schemas.microsoft.com/office/word/2010/wordprocessingGroup" xmlns:wpi="http://schemas.microsoft.com/office/word/2010/wordprocessingInk" xmlns:wne="http://schemas.microsoft.com/office/word/2006/wordml" xmlns:wps="http://schemas.microsoft.com/office/word/2010/wordprocessingShape" mc:Ignorable="w14 w15 w16se w16cid w16 w16cex w16sdtdh wp14">
   <w:abstractNum w:abstractNumId="0" w15:restartNumberingAfterBreak="0">
-    <w:nsid w:val="06663244"/>
+    <w:nsid w:val="00EB626F"/>
     <w:multiLevelType w:val="hybridMultilevel"/>
-    <w:tmpl w:val="188E4756"/>
-    <w:lvl w:ilvl="0" w:tplc="0AD847B4">
+    <w:tmpl w:val="EC3EC2DA"/>
+    <w:lvl w:ilvl="0" w:tplc="9AE494AC">
       <w:start w:val="1"/>
       <w:numFmt w:val="decimal"/>
       <w:lvlText w:val="%1."/>
@@ -7094,7 +7094,7 @@
         <w:ind w:left="360" w:hanging="300"/>
       </w:pPr>
     </w:lvl>
-    <w:lvl w:ilvl="1" w:tplc="2C2AAE46" w:tentative="1">
+    <w:lvl w:ilvl="1" w:tplc="0FC2F1C0" w:tentative="1">
       <w:start w:val="1"/>
       <w:numFmt w:val="lowerLetter"/>
       <w:lvlText w:val="%2."/>
@@ -7103,47 +7103,133 @@
         <w:ind w:left="720" w:hanging="300"/>
       </w:pPr>
     </w:lvl>
-    <w:lvl w:ilvl="2" w:tplc="5D50267A">
+    <w:lvl w:ilvl="2" w:tplc="F4D6391A">
       <w:numFmt w:val="decimal"/>
       <w:lvlText w:val=""/>
       <w:lvlJc w:val="left"/>
     </w:lvl>
-    <w:lvl w:ilvl="3" w:tplc="9BD85D34">
+    <w:lvl w:ilvl="3" w:tplc="2A24152E">
       <w:numFmt w:val="decimal"/>
       <w:lvlText w:val=""/>
       <w:lvlJc w:val="left"/>
     </w:lvl>
-    <w:lvl w:ilvl="4" w:tplc="06149C24">
+    <w:lvl w:ilvl="4" w:tplc="ECD079CE">
       <w:numFmt w:val="decimal"/>
       <w:lvlText w:val=""/>
       <w:lvlJc w:val="left"/>
     </w:lvl>
-    <w:lvl w:ilvl="5" w:tplc="86E8D80A">
+    <w:lvl w:ilvl="5" w:tplc="4AF2B336">
       <w:numFmt w:val="decimal"/>
       <w:lvlText w:val=""/>
       <w:lvlJc w:val="left"/>
     </w:lvl>
-    <w:lvl w:ilvl="6" w:tplc="A58C6C76">
+    <w:lvl w:ilvl="6" w:tplc="AC8027E6">
       <w:numFmt w:val="decimal"/>
       <w:lvlText w:val=""/>
       <w:lvlJc w:val="left"/>
     </w:lvl>
-    <w:lvl w:ilvl="7" w:tplc="601A6336">
+    <w:lvl w:ilvl="7" w:tplc="2380380E">
       <w:numFmt w:val="decimal"/>
       <w:lvlText w:val=""/>
       <w:lvlJc w:val="left"/>
     </w:lvl>
-    <w:lvl w:ilvl="8" w:tplc="6276B594">
+    <w:lvl w:ilvl="8" w:tplc="EF1CB1CA">
       <w:numFmt w:val="decimal"/>
       <w:lvlText w:val=""/>
       <w:lvlJc w:val="left"/>
     </w:lvl>
   </w:abstractNum>
   <w:abstractNum w:abstractNumId="1" w15:restartNumberingAfterBreak="0">
-    <w:nsid w:val="12B313EA"/>
+    <w:nsid w:val="09FB13AC"/>
     <w:multiLevelType w:val="hybridMultilevel"/>
-    <w:tmpl w:val="49A014D8"/>
-    <w:lvl w:ilvl="0" w:tplc="16F4E1B8">
+    <w:tmpl w:val="CE4275E2"/>
+    <w:lvl w:ilvl="0" w:tplc="FD567738" w:tentative="1">
+      <w:start w:val="1"/>
+      <w:numFmt w:val="bullet"/>
+      <w:lvlText w:val="●"/>
+      <w:lvlJc w:val="left"/>
+      <w:pPr>
+        <w:ind w:left="720" w:hanging="360"/>
+      </w:pPr>
+    </w:lvl>
+    <w:lvl w:ilvl="1" w:tplc="0A8AB868" w:tentative="1">
+      <w:start w:val="1"/>
+      <w:numFmt w:val="bullet"/>
+      <w:lvlText w:val="○"/>
+      <w:lvlJc w:val="left"/>
+      <w:pPr>
+        <w:ind w:left="1440" w:hanging="360"/>
+      </w:pPr>
+    </w:lvl>
+    <w:lvl w:ilvl="2" w:tplc="2028290A" w:tentative="1">
+      <w:start w:val="1"/>
+      <w:numFmt w:val="bullet"/>
+      <w:lvlText w:val="■"/>
+      <w:lvlJc w:val="left"/>
+      <w:pPr>
+        <w:ind w:left="2160" w:hanging="360"/>
+      </w:pPr>
+    </w:lvl>
+    <w:lvl w:ilvl="3" w:tplc="EBC801B2" w:tentative="1">
+      <w:start w:val="1"/>
+      <w:numFmt w:val="bullet"/>
+      <w:lvlText w:val="●"/>
+      <w:lvlJc w:val="left"/>
+      <w:pPr>
+        <w:ind w:left="2880" w:hanging="360"/>
+      </w:pPr>
+    </w:lvl>
+    <w:lvl w:ilvl="4" w:tplc="42040FEC" w:tentative="1">
+      <w:start w:val="1"/>
+      <w:numFmt w:val="bullet"/>
+      <w:lvlText w:val="○"/>
+      <w:lvlJc w:val="left"/>
+      <w:pPr>
+        <w:ind w:left="3600" w:hanging="360"/>
+      </w:pPr>
+    </w:lvl>
+    <w:lvl w:ilvl="5" w:tplc="4F329674" w:tentative="1">
+      <w:start w:val="1"/>
+      <w:numFmt w:val="bullet"/>
+      <w:lvlText w:val="■"/>
+      <w:lvlJc w:val="left"/>
+      <w:pPr>
+        <w:ind w:left="4320" w:hanging="360"/>
+      </w:pPr>
+    </w:lvl>
+    <w:lvl w:ilvl="6" w:tplc="851CE30C" w:tentative="1">
+      <w:start w:val="1"/>
+      <w:numFmt w:val="bullet"/>
+      <w:lvlText w:val="●"/>
+      <w:lvlJc w:val="left"/>
+      <w:pPr>
+        <w:ind w:left="5040" w:hanging="360"/>
+      </w:pPr>
+    </w:lvl>
+    <w:lvl w:ilvl="7" w:tplc="E3CCAE5A" w:tentative="1">
+      <w:start w:val="1"/>
+      <w:numFmt w:val="bullet"/>
+      <w:lvlText w:val="●"/>
+      <w:lvlJc w:val="left"/>
+      <w:pPr>
+        <w:ind w:left="5760" w:hanging="360"/>
+      </w:pPr>
+    </w:lvl>
+    <w:lvl w:ilvl="8" w:tplc="294A7740" w:tentative="1">
+      <w:start w:val="1"/>
+      <w:numFmt w:val="bullet"/>
+      <w:lvlText w:val="●"/>
+      <w:lvlJc w:val="left"/>
+      <w:pPr>
+        <w:ind w:left="6480" w:hanging="360"/>
+      </w:pPr>
+    </w:lvl>
+  </w:abstractNum>
+  <w:abstractNum w:abstractNumId="2" w15:restartNumberingAfterBreak="0">
+    <w:nsid w:val="0D6F1444"/>
+    <w:multiLevelType w:val="hybridMultilevel"/>
+    <w:tmpl w:val="504602CC"/>
+    <w:lvl w:ilvl="0" w:tplc="977291EA">
       <w:start w:val="1"/>
       <w:numFmt w:val="decimal"/>
       <w:lvlText w:val="%1."/>
@@ -7152,7 +7238,7 @@
         <w:ind w:left="360" w:hanging="300"/>
       </w:pPr>
     </w:lvl>
-    <w:lvl w:ilvl="1" w:tplc="03A2B5FE" w:tentative="1">
+    <w:lvl w:ilvl="1" w:tplc="62B2CC56" w:tentative="1">
       <w:start w:val="1"/>
       <w:numFmt w:val="lowerLetter"/>
       <w:lvlText w:val="%2."/>
@@ -7161,47 +7247,163 @@
         <w:ind w:left="720" w:hanging="300"/>
       </w:pPr>
     </w:lvl>
-    <w:lvl w:ilvl="2" w:tplc="7D1C0EDC">
+    <w:lvl w:ilvl="2" w:tplc="A732AF00">
       <w:numFmt w:val="decimal"/>
       <w:lvlText w:val=""/>
       <w:lvlJc w:val="left"/>
     </w:lvl>
-    <w:lvl w:ilvl="3" w:tplc="52D2A904">
+    <w:lvl w:ilvl="3" w:tplc="03BE0262">
       <w:numFmt w:val="decimal"/>
       <w:lvlText w:val=""/>
       <w:lvlJc w:val="left"/>
     </w:lvl>
-    <w:lvl w:ilvl="4" w:tplc="80060B28">
+    <w:lvl w:ilvl="4" w:tplc="CAC480CA">
       <w:numFmt w:val="decimal"/>
       <w:lvlText w:val=""/>
       <w:lvlJc w:val="left"/>
     </w:lvl>
-    <w:lvl w:ilvl="5" w:tplc="471C6AD4">
+    <w:lvl w:ilvl="5" w:tplc="5F1C47D6">
       <w:numFmt w:val="decimal"/>
       <w:lvlText w:val=""/>
       <w:lvlJc w:val="left"/>
     </w:lvl>
-    <w:lvl w:ilvl="6" w:tplc="A0289970">
+    <w:lvl w:ilvl="6" w:tplc="4D66C144">
       <w:numFmt w:val="decimal"/>
       <w:lvlText w:val=""/>
       <w:lvlJc w:val="left"/>
     </w:lvl>
-    <w:lvl w:ilvl="7" w:tplc="CB7CCEBE">
+    <w:lvl w:ilvl="7" w:tplc="F782C43A">
       <w:numFmt w:val="decimal"/>
       <w:lvlText w:val=""/>
       <w:lvlJc w:val="left"/>
     </w:lvl>
-    <w:lvl w:ilvl="8" w:tplc="CDF0E856">
+    <w:lvl w:ilvl="8" w:tplc="7C960930">
       <w:numFmt w:val="decimal"/>
       <w:lvlText w:val=""/>
       <w:lvlJc w:val="left"/>
     </w:lvl>
   </w:abstractNum>
-  <w:abstractNum w:abstractNumId="2" w15:restartNumberingAfterBreak="0">
-    <w:nsid w:val="27F767DC"/>
+  <w:abstractNum w:abstractNumId="3" w15:restartNumberingAfterBreak="0">
+    <w:nsid w:val="20E36D9E"/>
     <w:multiLevelType w:val="hybridMultilevel"/>
-    <w:tmpl w:val="79D458FE"/>
-    <w:lvl w:ilvl="0" w:tplc="71789AEE" w:tentative="1">
+    <w:tmpl w:val="05A00DE4"/>
+    <w:lvl w:ilvl="0" w:tplc="3E84CD0A">
+      <w:start w:val="1"/>
+      <w:numFmt w:val="decimal"/>
+      <w:lvlText w:val="%1."/>
+      <w:lvlJc w:val="left"/>
+      <w:pPr>
+        <w:ind w:left="360" w:hanging="300"/>
+      </w:pPr>
+    </w:lvl>
+    <w:lvl w:ilvl="1" w:tplc="6FEC2CF0" w:tentative="1">
+      <w:start w:val="1"/>
+      <w:numFmt w:val="lowerLetter"/>
+      <w:lvlText w:val="%2."/>
+      <w:lvlJc w:val="left"/>
+      <w:pPr>
+        <w:ind w:left="720" w:hanging="300"/>
+      </w:pPr>
+    </w:lvl>
+    <w:lvl w:ilvl="2" w:tplc="643A7900">
+      <w:numFmt w:val="decimal"/>
+      <w:lvlText w:val=""/>
+      <w:lvlJc w:val="left"/>
+    </w:lvl>
+    <w:lvl w:ilvl="3" w:tplc="8FD8F664">
+      <w:numFmt w:val="decimal"/>
+      <w:lvlText w:val=""/>
+      <w:lvlJc w:val="left"/>
+    </w:lvl>
+    <w:lvl w:ilvl="4" w:tplc="E96EDCB4">
+      <w:numFmt w:val="decimal"/>
+      <w:lvlText w:val=""/>
+      <w:lvlJc w:val="left"/>
+    </w:lvl>
+    <w:lvl w:ilvl="5" w:tplc="93CA3196">
+      <w:numFmt w:val="decimal"/>
+      <w:lvlText w:val=""/>
+      <w:lvlJc w:val="left"/>
+    </w:lvl>
+    <w:lvl w:ilvl="6" w:tplc="A0B6F228">
+      <w:numFmt w:val="decimal"/>
+      <w:lvlText w:val=""/>
+      <w:lvlJc w:val="left"/>
+    </w:lvl>
+    <w:lvl w:ilvl="7" w:tplc="67F21FB6">
+      <w:numFmt w:val="decimal"/>
+      <w:lvlText w:val=""/>
+      <w:lvlJc w:val="left"/>
+    </w:lvl>
+    <w:lvl w:ilvl="8" w:tplc="065E82A6">
+      <w:numFmt w:val="decimal"/>
+      <w:lvlText w:val=""/>
+      <w:lvlJc w:val="left"/>
+    </w:lvl>
+  </w:abstractNum>
+  <w:abstractNum w:abstractNumId="4" w15:restartNumberingAfterBreak="0">
+    <w:nsid w:val="24896763"/>
+    <w:multiLevelType w:val="hybridMultilevel"/>
+    <w:tmpl w:val="2A4C27DC"/>
+    <w:lvl w:ilvl="0" w:tplc="7534B7E2">
+      <w:start w:val="1"/>
+      <w:numFmt w:val="decimal"/>
+      <w:lvlText w:val="%1."/>
+      <w:lvlJc w:val="left"/>
+      <w:pPr>
+        <w:ind w:left="360" w:hanging="300"/>
+      </w:pPr>
+    </w:lvl>
+    <w:lvl w:ilvl="1" w:tplc="F790D9C2" w:tentative="1">
+      <w:start w:val="1"/>
+      <w:numFmt w:val="lowerLetter"/>
+      <w:lvlText w:val="%2."/>
+      <w:lvlJc w:val="left"/>
+      <w:pPr>
+        <w:ind w:left="720" w:hanging="300"/>
+      </w:pPr>
+    </w:lvl>
+    <w:lvl w:ilvl="2" w:tplc="7D1640F4">
+      <w:numFmt w:val="decimal"/>
+      <w:lvlText w:val=""/>
+      <w:lvlJc w:val="left"/>
+    </w:lvl>
+    <w:lvl w:ilvl="3" w:tplc="2494B1A4">
+      <w:numFmt w:val="decimal"/>
+      <w:lvlText w:val=""/>
+      <w:lvlJc w:val="left"/>
+    </w:lvl>
+    <w:lvl w:ilvl="4" w:tplc="58D08ABE">
+      <w:numFmt w:val="decimal"/>
+      <w:lvlText w:val=""/>
+      <w:lvlJc w:val="left"/>
+    </w:lvl>
+    <w:lvl w:ilvl="5" w:tplc="1110ED1C">
+      <w:numFmt w:val="decimal"/>
+      <w:lvlText w:val=""/>
+      <w:lvlJc w:val="left"/>
+    </w:lvl>
+    <w:lvl w:ilvl="6" w:tplc="11567348">
+      <w:numFmt w:val="decimal"/>
+      <w:lvlText w:val=""/>
+      <w:lvlJc w:val="left"/>
+    </w:lvl>
+    <w:lvl w:ilvl="7" w:tplc="F712F8F4">
+      <w:numFmt w:val="decimal"/>
+      <w:lvlText w:val=""/>
+      <w:lvlJc w:val="left"/>
+    </w:lvl>
+    <w:lvl w:ilvl="8" w:tplc="63401218">
+      <w:numFmt w:val="decimal"/>
+      <w:lvlText w:val=""/>
+      <w:lvlJc w:val="left"/>
+    </w:lvl>
+  </w:abstractNum>
+  <w:abstractNum w:abstractNumId="5" w15:restartNumberingAfterBreak="0">
+    <w:nsid w:val="272441D2"/>
+    <w:multiLevelType w:val="hybridMultilevel"/>
+    <w:tmpl w:val="C12678D0"/>
+    <w:lvl w:ilvl="0" w:tplc="3FE20D96" w:tentative="1">
       <w:start w:val="1"/>
       <w:numFmt w:val="bullet"/>
       <w:lvlText w:val="•"/>
@@ -7210,7 +7412,7 @@
         <w:ind w:left="360" w:hanging="260"/>
       </w:pPr>
     </w:lvl>
-    <w:lvl w:ilvl="1" w:tplc="04B4D424" w:tentative="1">
+    <w:lvl w:ilvl="1" w:tplc="724A1BEA" w:tentative="1">
       <w:start w:val="1"/>
       <w:numFmt w:val="bullet"/>
       <w:lvlText w:val="–"/>
@@ -7219,47 +7421,47 @@
         <w:ind w:left="720" w:hanging="260"/>
       </w:pPr>
     </w:lvl>
-    <w:lvl w:ilvl="2" w:tplc="E87A21CC">
+    <w:lvl w:ilvl="2" w:tplc="2DDCB2C0">
       <w:numFmt w:val="decimal"/>
       <w:lvlText w:val=""/>
       <w:lvlJc w:val="left"/>
     </w:lvl>
-    <w:lvl w:ilvl="3" w:tplc="10B44FEA">
+    <w:lvl w:ilvl="3" w:tplc="0DAE15FC">
       <w:numFmt w:val="decimal"/>
       <w:lvlText w:val=""/>
       <w:lvlJc w:val="left"/>
     </w:lvl>
-    <w:lvl w:ilvl="4" w:tplc="47AAA8B0">
+    <w:lvl w:ilvl="4" w:tplc="A96AE520">
       <w:numFmt w:val="decimal"/>
       <w:lvlText w:val=""/>
       <w:lvlJc w:val="left"/>
     </w:lvl>
-    <w:lvl w:ilvl="5" w:tplc="E1448688">
+    <w:lvl w:ilvl="5" w:tplc="9E5C95BE">
       <w:numFmt w:val="decimal"/>
       <w:lvlText w:val=""/>
       <w:lvlJc w:val="left"/>
     </w:lvl>
-    <w:lvl w:ilvl="6" w:tplc="A1BC19C6">
+    <w:lvl w:ilvl="6" w:tplc="4280940E">
       <w:numFmt w:val="decimal"/>
       <w:lvlText w:val=""/>
       <w:lvlJc w:val="left"/>
     </w:lvl>
-    <w:lvl w:ilvl="7" w:tplc="17A2F422">
+    <w:lvl w:ilvl="7" w:tplc="5D225F84">
       <w:numFmt w:val="decimal"/>
       <w:lvlText w:val=""/>
       <w:lvlJc w:val="left"/>
     </w:lvl>
-    <w:lvl w:ilvl="8" w:tplc="7110F3AC">
+    <w:lvl w:ilvl="8" w:tplc="E66446DE">
       <w:numFmt w:val="decimal"/>
       <w:lvlText w:val=""/>
       <w:lvlJc w:val="left"/>
     </w:lvl>
   </w:abstractNum>
-  <w:abstractNum w:abstractNumId="3" w15:restartNumberingAfterBreak="0">
-    <w:nsid w:val="31827258"/>
+  <w:abstractNum w:abstractNumId="6" w15:restartNumberingAfterBreak="0">
+    <w:nsid w:val="34A9673F"/>
     <w:multiLevelType w:val="hybridMultilevel"/>
-    <w:tmpl w:val="CDDACD40"/>
-    <w:lvl w:ilvl="0" w:tplc="8B44470A">
+    <w:tmpl w:val="7250F9DE"/>
+    <w:lvl w:ilvl="0" w:tplc="68F26688">
       <w:start w:val="1"/>
       <w:numFmt w:val="decimal"/>
       <w:lvlText w:val="%1."/>
@@ -7268,7 +7470,7 @@
         <w:ind w:left="360" w:hanging="300"/>
       </w:pPr>
     </w:lvl>
-    <w:lvl w:ilvl="1" w:tplc="AA9A66D2" w:tentative="1">
+    <w:lvl w:ilvl="1" w:tplc="0952C9E8" w:tentative="1">
       <w:start w:val="1"/>
       <w:numFmt w:val="lowerLetter"/>
       <w:lvlText w:val="%2."/>
@@ -7277,47 +7479,47 @@
         <w:ind w:left="720" w:hanging="300"/>
       </w:pPr>
     </w:lvl>
-    <w:lvl w:ilvl="2" w:tplc="FC96C8E8">
+    <w:lvl w:ilvl="2" w:tplc="3D6E1E6C">
       <w:numFmt w:val="decimal"/>
       <w:lvlText w:val=""/>
       <w:lvlJc w:val="left"/>
     </w:lvl>
-    <w:lvl w:ilvl="3" w:tplc="1B6EBBB0">
+    <w:lvl w:ilvl="3" w:tplc="7ABA8F30">
       <w:numFmt w:val="decimal"/>
       <w:lvlText w:val=""/>
       <w:lvlJc w:val="left"/>
     </w:lvl>
-    <w:lvl w:ilvl="4" w:tplc="CFA69190">
+    <w:lvl w:ilvl="4" w:tplc="A448EA24">
       <w:numFmt w:val="decimal"/>
       <w:lvlText w:val=""/>
       <w:lvlJc w:val="left"/>
     </w:lvl>
-    <w:lvl w:ilvl="5" w:tplc="AFBEC2D8">
+    <w:lvl w:ilvl="5" w:tplc="2DDEF972">
       <w:numFmt w:val="decimal"/>
       <w:lvlText w:val=""/>
       <w:lvlJc w:val="left"/>
     </w:lvl>
-    <w:lvl w:ilvl="6" w:tplc="5E6E0D30">
+    <w:lvl w:ilvl="6" w:tplc="56A8DF1C">
       <w:numFmt w:val="decimal"/>
       <w:lvlText w:val=""/>
       <w:lvlJc w:val="left"/>
     </w:lvl>
-    <w:lvl w:ilvl="7" w:tplc="5D6C5C5E">
+    <w:lvl w:ilvl="7" w:tplc="C4BCF88C">
       <w:numFmt w:val="decimal"/>
       <w:lvlText w:val=""/>
       <w:lvlJc w:val="left"/>
     </w:lvl>
-    <w:lvl w:ilvl="8" w:tplc="1026007C">
+    <w:lvl w:ilvl="8" w:tplc="C8285540">
       <w:numFmt w:val="decimal"/>
       <w:lvlText w:val=""/>
       <w:lvlJc w:val="left"/>
     </w:lvl>
   </w:abstractNum>
-  <w:abstractNum w:abstractNumId="4" w15:restartNumberingAfterBreak="0">
-    <w:nsid w:val="482D31C5"/>
+  <w:abstractNum w:abstractNumId="7" w15:restartNumberingAfterBreak="0">
+    <w:nsid w:val="4DE50E27"/>
     <w:multiLevelType w:val="hybridMultilevel"/>
-    <w:tmpl w:val="3380088C"/>
-    <w:lvl w:ilvl="0" w:tplc="1C287224">
+    <w:tmpl w:val="25F463D8"/>
+    <w:lvl w:ilvl="0" w:tplc="AED0EA3E">
       <w:start w:val="1"/>
       <w:numFmt w:val="decimal"/>
       <w:lvlText w:val="%1."/>
@@ -7326,7 +7528,7 @@
         <w:ind w:left="360" w:hanging="300"/>
       </w:pPr>
     </w:lvl>
-    <w:lvl w:ilvl="1" w:tplc="717E48FE" w:tentative="1">
+    <w:lvl w:ilvl="1" w:tplc="C8D663E6" w:tentative="1">
       <w:start w:val="1"/>
       <w:numFmt w:val="lowerLetter"/>
       <w:lvlText w:val="%2."/>
@@ -7335,133 +7537,47 @@
         <w:ind w:left="720" w:hanging="300"/>
       </w:pPr>
     </w:lvl>
-    <w:lvl w:ilvl="2" w:tplc="92E87894">
+    <w:lvl w:ilvl="2" w:tplc="0CC66CD8">
       <w:numFmt w:val="decimal"/>
       <w:lvlText w:val=""/>
       <w:lvlJc w:val="left"/>
     </w:lvl>
-    <w:lvl w:ilvl="3" w:tplc="3E98DA44">
+    <w:lvl w:ilvl="3" w:tplc="116831AE">
       <w:numFmt w:val="decimal"/>
       <w:lvlText w:val=""/>
       <w:lvlJc w:val="left"/>
     </w:lvl>
-    <w:lvl w:ilvl="4" w:tplc="FCFCE61A">
+    <w:lvl w:ilvl="4" w:tplc="4A18FA9E">
       <w:numFmt w:val="decimal"/>
       <w:lvlText w:val=""/>
       <w:lvlJc w:val="left"/>
     </w:lvl>
-    <w:lvl w:ilvl="5" w:tplc="004A7528">
+    <w:lvl w:ilvl="5" w:tplc="101657B8">
       <w:numFmt w:val="decimal"/>
       <w:lvlText w:val=""/>
       <w:lvlJc w:val="left"/>
     </w:lvl>
-    <w:lvl w:ilvl="6" w:tplc="DAB63176">
+    <w:lvl w:ilvl="6" w:tplc="86200636">
       <w:numFmt w:val="decimal"/>
       <w:lvlText w:val=""/>
       <w:lvlJc w:val="left"/>
     </w:lvl>
-    <w:lvl w:ilvl="7" w:tplc="ECE0D376">
+    <w:lvl w:ilvl="7" w:tplc="80888988">
       <w:numFmt w:val="decimal"/>
       <w:lvlText w:val=""/>
       <w:lvlJc w:val="left"/>
     </w:lvl>
-    <w:lvl w:ilvl="8" w:tplc="DD3243E2">
+    <w:lvl w:ilvl="8" w:tplc="B94E7888">
       <w:numFmt w:val="decimal"/>
       <w:lvlText w:val=""/>
       <w:lvlJc w:val="left"/>
     </w:lvl>
   </w:abstractNum>
-  <w:abstractNum w:abstractNumId="5" w15:restartNumberingAfterBreak="0">
-    <w:nsid w:val="5375038E"/>
+  <w:abstractNum w:abstractNumId="8" w15:restartNumberingAfterBreak="0">
+    <w:nsid w:val="597F269F"/>
     <w:multiLevelType w:val="hybridMultilevel"/>
-    <w:tmpl w:val="2264CC0A"/>
-    <w:lvl w:ilvl="0" w:tplc="37B22BA8" w:tentative="1">
-      <w:start w:val="1"/>
-      <w:numFmt w:val="bullet"/>
-      <w:lvlText w:val="●"/>
-      <w:lvlJc w:val="left"/>
-      <w:pPr>
-        <w:ind w:left="720" w:hanging="360"/>
-      </w:pPr>
-    </w:lvl>
-    <w:lvl w:ilvl="1" w:tplc="16E81C9C" w:tentative="1">
-      <w:start w:val="1"/>
-      <w:numFmt w:val="bullet"/>
-      <w:lvlText w:val="○"/>
-      <w:lvlJc w:val="left"/>
-      <w:pPr>
-        <w:ind w:left="1440" w:hanging="360"/>
-      </w:pPr>
-    </w:lvl>
-    <w:lvl w:ilvl="2" w:tplc="E93A03A8" w:tentative="1">
-      <w:start w:val="1"/>
-      <w:numFmt w:val="bullet"/>
-      <w:lvlText w:val="■"/>
-      <w:lvlJc w:val="left"/>
-      <w:pPr>
-        <w:ind w:left="2160" w:hanging="360"/>
-      </w:pPr>
-    </w:lvl>
-    <w:lvl w:ilvl="3" w:tplc="9CBA31DE" w:tentative="1">
-      <w:start w:val="1"/>
-      <w:numFmt w:val="bullet"/>
-      <w:lvlText w:val="●"/>
-      <w:lvlJc w:val="left"/>
-      <w:pPr>
-        <w:ind w:left="2880" w:hanging="360"/>
-      </w:pPr>
-    </w:lvl>
-    <w:lvl w:ilvl="4" w:tplc="8B62C778" w:tentative="1">
-      <w:start w:val="1"/>
-      <w:numFmt w:val="bullet"/>
-      <w:lvlText w:val="○"/>
-      <w:lvlJc w:val="left"/>
-      <w:pPr>
-        <w:ind w:left="3600" w:hanging="360"/>
-      </w:pPr>
-    </w:lvl>
-    <w:lvl w:ilvl="5" w:tplc="E24E63BA" w:tentative="1">
-      <w:start w:val="1"/>
-      <w:numFmt w:val="bullet"/>
-      <w:lvlText w:val="■"/>
-      <w:lvlJc w:val="left"/>
-      <w:pPr>
-        <w:ind w:left="4320" w:hanging="360"/>
-      </w:pPr>
-    </w:lvl>
-    <w:lvl w:ilvl="6" w:tplc="4314B004" w:tentative="1">
-      <w:start w:val="1"/>
-      <w:numFmt w:val="bullet"/>
-      <w:lvlText w:val="●"/>
-      <w:lvlJc w:val="left"/>
-      <w:pPr>
-        <w:ind w:left="5040" w:hanging="360"/>
-      </w:pPr>
-    </w:lvl>
-    <w:lvl w:ilvl="7" w:tplc="1DE0824C" w:tentative="1">
-      <w:start w:val="1"/>
-      <w:numFmt w:val="bullet"/>
-      <w:lvlText w:val="●"/>
-      <w:lvlJc w:val="left"/>
-      <w:pPr>
-        <w:ind w:left="5760" w:hanging="360"/>
-      </w:pPr>
-    </w:lvl>
-    <w:lvl w:ilvl="8" w:tplc="FDF2DEF2" w:tentative="1">
-      <w:start w:val="1"/>
-      <w:numFmt w:val="bullet"/>
-      <w:lvlText w:val="●"/>
-      <w:lvlJc w:val="left"/>
-      <w:pPr>
-        <w:ind w:left="6480" w:hanging="360"/>
-      </w:pPr>
-    </w:lvl>
-  </w:abstractNum>
-  <w:abstractNum w:abstractNumId="6" w15:restartNumberingAfterBreak="0">
-    <w:nsid w:val="5B6D3C1E"/>
-    <w:multiLevelType w:val="hybridMultilevel"/>
-    <w:tmpl w:val="F54607F0"/>
-    <w:lvl w:ilvl="0" w:tplc="DDE6800E">
+    <w:tmpl w:val="D1B830AC"/>
+    <w:lvl w:ilvl="0" w:tplc="952888A0">
       <w:start w:val="1"/>
       <w:numFmt w:val="decimal"/>
       <w:lvlText w:val="%1."/>
@@ -7470,7 +7586,7 @@
         <w:ind w:left="360" w:hanging="300"/>
       </w:pPr>
     </w:lvl>
-    <w:lvl w:ilvl="1" w:tplc="0EE60E74" w:tentative="1">
+    <w:lvl w:ilvl="1" w:tplc="EE4C8142" w:tentative="1">
       <w:start w:val="1"/>
       <w:numFmt w:val="lowerLetter"/>
       <w:lvlText w:val="%2."/>
@@ -7479,47 +7595,47 @@
         <w:ind w:left="720" w:hanging="300"/>
       </w:pPr>
     </w:lvl>
-    <w:lvl w:ilvl="2" w:tplc="CFDE3802">
+    <w:lvl w:ilvl="2" w:tplc="585C3F2E">
       <w:numFmt w:val="decimal"/>
       <w:lvlText w:val=""/>
       <w:lvlJc w:val="left"/>
     </w:lvl>
-    <w:lvl w:ilvl="3" w:tplc="067864D6">
+    <w:lvl w:ilvl="3" w:tplc="43686392">
       <w:numFmt w:val="decimal"/>
       <w:lvlText w:val=""/>
       <w:lvlJc w:val="left"/>
     </w:lvl>
-    <w:lvl w:ilvl="4" w:tplc="C8E6A3DA">
+    <w:lvl w:ilvl="4" w:tplc="4704BE64">
       <w:numFmt w:val="decimal"/>
       <w:lvlText w:val=""/>
       <w:lvlJc w:val="left"/>
     </w:lvl>
-    <w:lvl w:ilvl="5" w:tplc="820EE8D0">
+    <w:lvl w:ilvl="5" w:tplc="89CE14C2">
       <w:numFmt w:val="decimal"/>
       <w:lvlText w:val=""/>
       <w:lvlJc w:val="left"/>
     </w:lvl>
-    <w:lvl w:ilvl="6" w:tplc="32D69F70">
+    <w:lvl w:ilvl="6" w:tplc="B87C14CA">
       <w:numFmt w:val="decimal"/>
       <w:lvlText w:val=""/>
       <w:lvlJc w:val="left"/>
     </w:lvl>
-    <w:lvl w:ilvl="7" w:tplc="2FFC1DEE">
+    <w:lvl w:ilvl="7" w:tplc="0958BE20">
       <w:numFmt w:val="decimal"/>
       <w:lvlText w:val=""/>
       <w:lvlJc w:val="left"/>
     </w:lvl>
-    <w:lvl w:ilvl="8" w:tplc="9E1E7D1C">
+    <w:lvl w:ilvl="8" w:tplc="712AD46C">
       <w:numFmt w:val="decimal"/>
       <w:lvlText w:val=""/>
       <w:lvlJc w:val="left"/>
     </w:lvl>
   </w:abstractNum>
-  <w:abstractNum w:abstractNumId="7" w15:restartNumberingAfterBreak="0">
-    <w:nsid w:val="5C8E76DA"/>
+  <w:abstractNum w:abstractNumId="9" w15:restartNumberingAfterBreak="0">
+    <w:nsid w:val="625F2233"/>
     <w:multiLevelType w:val="hybridMultilevel"/>
-    <w:tmpl w:val="9750453E"/>
-    <w:lvl w:ilvl="0" w:tplc="B2D05FFE">
+    <w:tmpl w:val="876CCE46"/>
+    <w:lvl w:ilvl="0" w:tplc="CFA8F94A">
       <w:start w:val="1"/>
       <w:numFmt w:val="decimal"/>
       <w:lvlText w:val="%1."/>
@@ -7528,7 +7644,7 @@
         <w:ind w:left="360" w:hanging="300"/>
       </w:pPr>
     </w:lvl>
-    <w:lvl w:ilvl="1" w:tplc="07BAA5CA" w:tentative="1">
+    <w:lvl w:ilvl="1" w:tplc="3C980E24" w:tentative="1">
       <w:start w:val="1"/>
       <w:numFmt w:val="lowerLetter"/>
       <w:lvlText w:val="%2."/>
@@ -7537,47 +7653,47 @@
         <w:ind w:left="720" w:hanging="300"/>
       </w:pPr>
     </w:lvl>
-    <w:lvl w:ilvl="2" w:tplc="C8DAD6A0">
+    <w:lvl w:ilvl="2" w:tplc="EE20C088">
       <w:numFmt w:val="decimal"/>
       <w:lvlText w:val=""/>
       <w:lvlJc w:val="left"/>
     </w:lvl>
-    <w:lvl w:ilvl="3" w:tplc="3F3661C4">
+    <w:lvl w:ilvl="3" w:tplc="ACB4F03E">
       <w:numFmt w:val="decimal"/>
       <w:lvlText w:val=""/>
       <w:lvlJc w:val="left"/>
     </w:lvl>
-    <w:lvl w:ilvl="4" w:tplc="2FAC1FFE">
+    <w:lvl w:ilvl="4" w:tplc="173815C2">
       <w:numFmt w:val="decimal"/>
       <w:lvlText w:val=""/>
       <w:lvlJc w:val="left"/>
     </w:lvl>
-    <w:lvl w:ilvl="5" w:tplc="D5FCD17E">
+    <w:lvl w:ilvl="5" w:tplc="F274DE08">
       <w:numFmt w:val="decimal"/>
       <w:lvlText w:val=""/>
       <w:lvlJc w:val="left"/>
     </w:lvl>
-    <w:lvl w:ilvl="6" w:tplc="879E2E44">
+    <w:lvl w:ilvl="6" w:tplc="574C5C72">
       <w:numFmt w:val="decimal"/>
       <w:lvlText w:val=""/>
       <w:lvlJc w:val="left"/>
     </w:lvl>
-    <w:lvl w:ilvl="7" w:tplc="74C660F2">
+    <w:lvl w:ilvl="7" w:tplc="F78AECBE">
       <w:numFmt w:val="decimal"/>
       <w:lvlText w:val=""/>
       <w:lvlJc w:val="left"/>
     </w:lvl>
-    <w:lvl w:ilvl="8" w:tplc="AF32A092">
+    <w:lvl w:ilvl="8" w:tplc="C826D68E">
       <w:numFmt w:val="decimal"/>
       <w:lvlText w:val=""/>
       <w:lvlJc w:val="left"/>
     </w:lvl>
   </w:abstractNum>
-  <w:abstractNum w:abstractNumId="8" w15:restartNumberingAfterBreak="0">
-    <w:nsid w:val="67A628CA"/>
+  <w:abstractNum w:abstractNumId="10" w15:restartNumberingAfterBreak="0">
+    <w:nsid w:val="6A4F3740"/>
     <w:multiLevelType w:val="hybridMultilevel"/>
-    <w:tmpl w:val="1DE88D28"/>
-    <w:lvl w:ilvl="0" w:tplc="CBD8B540">
+    <w:tmpl w:val="A2C87EE6"/>
+    <w:lvl w:ilvl="0" w:tplc="B596C82A">
       <w:start w:val="1"/>
       <w:numFmt w:val="decimal"/>
       <w:lvlText w:val="%1."/>
@@ -7586,7 +7702,7 @@
         <w:ind w:left="360" w:hanging="300"/>
       </w:pPr>
     </w:lvl>
-    <w:lvl w:ilvl="1" w:tplc="EF3C5884" w:tentative="1">
+    <w:lvl w:ilvl="1" w:tplc="7EF6343A" w:tentative="1">
       <w:start w:val="1"/>
       <w:numFmt w:val="lowerLetter"/>
       <w:lvlText w:val="%2."/>
@@ -7595,214 +7711,98 @@
         <w:ind w:left="720" w:hanging="300"/>
       </w:pPr>
     </w:lvl>
-    <w:lvl w:ilvl="2" w:tplc="4934C106">
+    <w:lvl w:ilvl="2" w:tplc="02107B8A">
       <w:numFmt w:val="decimal"/>
       <w:lvlText w:val=""/>
       <w:lvlJc w:val="left"/>
     </w:lvl>
-    <w:lvl w:ilvl="3" w:tplc="ADA2A2A6">
+    <w:lvl w:ilvl="3" w:tplc="BD4C9132">
       <w:numFmt w:val="decimal"/>
       <w:lvlText w:val=""/>
       <w:lvlJc w:val="left"/>
     </w:lvl>
-    <w:lvl w:ilvl="4" w:tplc="5AFCD190">
+    <w:lvl w:ilvl="4" w:tplc="D4F8B3AC">
       <w:numFmt w:val="decimal"/>
       <w:lvlText w:val=""/>
       <w:lvlJc w:val="left"/>
     </w:lvl>
-    <w:lvl w:ilvl="5" w:tplc="15EA037A">
+    <w:lvl w:ilvl="5" w:tplc="69F2E2E4">
       <w:numFmt w:val="decimal"/>
       <w:lvlText w:val=""/>
       <w:lvlJc w:val="left"/>
     </w:lvl>
-    <w:lvl w:ilvl="6" w:tplc="C40C9874">
+    <w:lvl w:ilvl="6" w:tplc="E2209F9A">
       <w:numFmt w:val="decimal"/>
       <w:lvlText w:val=""/>
       <w:lvlJc w:val="left"/>
     </w:lvl>
-    <w:lvl w:ilvl="7" w:tplc="038662EC">
+    <w:lvl w:ilvl="7" w:tplc="57CC9396">
       <w:numFmt w:val="decimal"/>
       <w:lvlText w:val=""/>
       <w:lvlJc w:val="left"/>
     </w:lvl>
-    <w:lvl w:ilvl="8" w:tplc="56686650">
+    <w:lvl w:ilvl="8" w:tplc="73C24D12">
       <w:numFmt w:val="decimal"/>
       <w:lvlText w:val=""/>
       <w:lvlJc w:val="left"/>
     </w:lvl>
   </w:abstractNum>
-  <w:abstractNum w:abstractNumId="9" w15:restartNumberingAfterBreak="0">
-    <w:nsid w:val="6C1539EC"/>
-    <w:multiLevelType w:val="hybridMultilevel"/>
-    <w:tmpl w:val="9C003922"/>
-    <w:lvl w:ilvl="0" w:tplc="1FF6A3D8">
-      <w:start w:val="1"/>
-      <w:numFmt w:val="decimal"/>
-      <w:lvlText w:val="%1."/>
-      <w:lvlJc w:val="left"/>
-      <w:pPr>
-        <w:ind w:left="360" w:hanging="300"/>
-      </w:pPr>
-    </w:lvl>
-    <w:lvl w:ilvl="1" w:tplc="3BFA7818" w:tentative="1">
-      <w:start w:val="1"/>
-      <w:numFmt w:val="lowerLetter"/>
-      <w:lvlText w:val="%2."/>
-      <w:lvlJc w:val="left"/>
-      <w:pPr>
-        <w:ind w:left="720" w:hanging="300"/>
-      </w:pPr>
-    </w:lvl>
-    <w:lvl w:ilvl="2" w:tplc="D3A85698">
-      <w:numFmt w:val="decimal"/>
-      <w:lvlText w:val=""/>
-      <w:lvlJc w:val="left"/>
-    </w:lvl>
-    <w:lvl w:ilvl="3" w:tplc="9F340AF0">
-      <w:numFmt w:val="decimal"/>
-      <w:lvlText w:val=""/>
-      <w:lvlJc w:val="left"/>
-    </w:lvl>
-    <w:lvl w:ilvl="4" w:tplc="DC147C66">
-      <w:numFmt w:val="decimal"/>
-      <w:lvlText w:val=""/>
-      <w:lvlJc w:val="left"/>
-    </w:lvl>
-    <w:lvl w:ilvl="5" w:tplc="CD2EF042">
-      <w:numFmt w:val="decimal"/>
-      <w:lvlText w:val=""/>
-      <w:lvlJc w:val="left"/>
-    </w:lvl>
-    <w:lvl w:ilvl="6" w:tplc="C868CF6E">
-      <w:numFmt w:val="decimal"/>
-      <w:lvlText w:val=""/>
-      <w:lvlJc w:val="left"/>
-    </w:lvl>
-    <w:lvl w:ilvl="7" w:tplc="55062DB2">
-      <w:numFmt w:val="decimal"/>
-      <w:lvlText w:val=""/>
-      <w:lvlJc w:val="left"/>
-    </w:lvl>
-    <w:lvl w:ilvl="8" w:tplc="6E6226FA">
-      <w:numFmt w:val="decimal"/>
-      <w:lvlText w:val=""/>
-      <w:lvlJc w:val="left"/>
-    </w:lvl>
-  </w:abstractNum>
-  <w:abstractNum w:abstractNumId="10" w15:restartNumberingAfterBreak="0">
-    <w:nsid w:val="70622110"/>
-    <w:multiLevelType w:val="hybridMultilevel"/>
-    <w:tmpl w:val="3960889C"/>
-    <w:lvl w:ilvl="0" w:tplc="5BF685F0">
-      <w:start w:val="1"/>
-      <w:numFmt w:val="decimal"/>
-      <w:lvlText w:val="%1."/>
-      <w:lvlJc w:val="left"/>
-      <w:pPr>
-        <w:ind w:left="360" w:hanging="300"/>
-      </w:pPr>
-    </w:lvl>
-    <w:lvl w:ilvl="1" w:tplc="DA94F8C6" w:tentative="1">
-      <w:start w:val="1"/>
-      <w:numFmt w:val="lowerLetter"/>
-      <w:lvlText w:val="%2."/>
-      <w:lvlJc w:val="left"/>
-      <w:pPr>
-        <w:ind w:left="720" w:hanging="300"/>
-      </w:pPr>
-    </w:lvl>
-    <w:lvl w:ilvl="2" w:tplc="69AA180E">
-      <w:numFmt w:val="decimal"/>
-      <w:lvlText w:val=""/>
-      <w:lvlJc w:val="left"/>
-    </w:lvl>
-    <w:lvl w:ilvl="3" w:tplc="22625038">
-      <w:numFmt w:val="decimal"/>
-      <w:lvlText w:val=""/>
-      <w:lvlJc w:val="left"/>
-    </w:lvl>
-    <w:lvl w:ilvl="4" w:tplc="04B6F636">
-      <w:numFmt w:val="decimal"/>
-      <w:lvlText w:val=""/>
-      <w:lvlJc w:val="left"/>
-    </w:lvl>
-    <w:lvl w:ilvl="5" w:tplc="0804ED1C">
-      <w:numFmt w:val="decimal"/>
-      <w:lvlText w:val=""/>
-      <w:lvlJc w:val="left"/>
-    </w:lvl>
-    <w:lvl w:ilvl="6" w:tplc="DE724386">
-      <w:numFmt w:val="decimal"/>
-      <w:lvlText w:val=""/>
-      <w:lvlJc w:val="left"/>
-    </w:lvl>
-    <w:lvl w:ilvl="7" w:tplc="C23869A4">
-      <w:numFmt w:val="decimal"/>
-      <w:lvlText w:val=""/>
-      <w:lvlJc w:val="left"/>
-    </w:lvl>
-    <w:lvl w:ilvl="8" w:tplc="30F2FE96">
-      <w:numFmt w:val="decimal"/>
-      <w:lvlText w:val=""/>
-      <w:lvlJc w:val="left"/>
-    </w:lvl>
-  </w:abstractNum>
-  <w:num w:numId="1" w16cid:durableId="679628692">
-    <w:abstractNumId w:val="5"/>
+  <w:num w:numId="1" w16cid:durableId="1034309005">
+    <w:abstractNumId w:val="1"/>
     <w:lvlOverride w:ilvl="0">
       <w:startOverride w:val="1"/>
     </w:lvlOverride>
   </w:num>
-  <w:num w:numId="2" w16cid:durableId="1949311750">
+  <w:num w:numId="2" w16cid:durableId="1472401024">
+    <w:abstractNumId w:val="6"/>
+    <w:lvlOverride w:ilvl="0">
+      <w:startOverride w:val="1"/>
+    </w:lvlOverride>
+  </w:num>
+  <w:num w:numId="3" w16cid:durableId="1370495662">
     <w:abstractNumId w:val="0"/>
     <w:lvlOverride w:ilvl="0">
       <w:startOverride w:val="1"/>
     </w:lvlOverride>
   </w:num>
-  <w:num w:numId="3" w16cid:durableId="34694468">
+  <w:num w:numId="4" w16cid:durableId="1647931546">
+    <w:abstractNumId w:val="9"/>
+    <w:lvlOverride w:ilvl="0">
+      <w:startOverride w:val="1"/>
+    </w:lvlOverride>
+  </w:num>
+  <w:num w:numId="5" w16cid:durableId="1777675255">
+    <w:abstractNumId w:val="3"/>
+    <w:lvlOverride w:ilvl="0">
+      <w:startOverride w:val="1"/>
+    </w:lvlOverride>
+  </w:num>
+  <w:num w:numId="6" w16cid:durableId="1442341482">
+    <w:abstractNumId w:val="4"/>
+    <w:lvlOverride w:ilvl="0">
+      <w:startOverride w:val="1"/>
+    </w:lvlOverride>
+  </w:num>
+  <w:num w:numId="7" w16cid:durableId="1079207701">
     <w:abstractNumId w:val="10"/>
     <w:lvlOverride w:ilvl="0">
       <w:startOverride w:val="1"/>
     </w:lvlOverride>
   </w:num>
-  <w:num w:numId="4" w16cid:durableId="1710253395">
-    <w:abstractNumId w:val="3"/>
-    <w:lvlOverride w:ilvl="0">
-      <w:startOverride w:val="1"/>
-    </w:lvlOverride>
-  </w:num>
-  <w:num w:numId="5" w16cid:durableId="998729551">
-    <w:abstractNumId w:val="6"/>
-    <w:lvlOverride w:ilvl="0">
-      <w:startOverride w:val="1"/>
-    </w:lvlOverride>
-  </w:num>
-  <w:num w:numId="6" w16cid:durableId="357661142">
+  <w:num w:numId="8" w16cid:durableId="528107376">
     <w:abstractNumId w:val="7"/>
     <w:lvlOverride w:ilvl="0">
       <w:startOverride w:val="1"/>
     </w:lvlOverride>
   </w:num>
-  <w:num w:numId="7" w16cid:durableId="1847330053">
-    <w:abstractNumId w:val="9"/>
+  <w:num w:numId="9" w16cid:durableId="1285388827">
+    <w:abstractNumId w:val="8"/>
     <w:lvlOverride w:ilvl="0">
       <w:startOverride w:val="1"/>
     </w:lvlOverride>
   </w:num>
-  <w:num w:numId="8" w16cid:durableId="1837333588">
-    <w:abstractNumId w:val="4"/>
-    <w:lvlOverride w:ilvl="0">
-      <w:startOverride w:val="1"/>
-    </w:lvlOverride>
-  </w:num>
-  <w:num w:numId="9" w16cid:durableId="1435587514">
-    <w:abstractNumId w:val="1"/>
-    <w:lvlOverride w:ilvl="0">
-      <w:startOverride w:val="1"/>
-    </w:lvlOverride>
-  </w:num>
-  <w:num w:numId="10" w16cid:durableId="396175977">
-    <w:abstractNumId w:val="8"/>
+  <w:num w:numId="10" w16cid:durableId="141772932">
+    <w:abstractNumId w:val="2"/>
     <w:lvlOverride w:ilvl="0">
       <w:startOverride w:val="1"/>
     </w:lvlOverride>
@@ -8483,7 +8483,7 @@
     <w:autoRedefine/>
     <w:uiPriority w:val="39"/>
     <w:unhideWhenUsed/>
-    <w:rsid w:val="0045620C"/>
+    <w:rsid w:val="00197027"/>
     <w:pPr>
       <w:spacing w:after="100"/>
     </w:pPr>

--- a/discoverer-neo/docs/user-guide/manual/Discoverer-Neo-ADMIN-Guide-Quick-pt-PT.docx
+++ b/discoverer-neo/docs/user-guide/manual/Discoverer-Neo-ADMIN-Guide-Quick-pt-PT.docx
@@ -74,7 +74,7 @@
     <w:sdt>
       <w:sdtPr>
         <w:alias w:val="Índice"/>
-        <w:id w:val="299581276"/>
+        <w:id w:val="-699702592"/>
       </w:sdtPr>
       <w:sdtEndPr/>
       <w:sdtContent>
@@ -102,7 +102,7 @@
           <w:r>
             <w:fldChar w:fldCharType="separate"/>
           </w:r>
-          <w:hyperlink w:anchor="_Toc241670965" w:history="1">
+          <w:hyperlink w:anchor="_Toc241692506" w:history="1">
             <w:r>
               <w:rPr>
                 <w:rStyle w:val="Hiperligao"/>
@@ -126,7 +126,7 @@
               <w:rPr>
                 <w:noProof/>
               </w:rPr>
-              <w:instrText xml:space="preserve"> PAGEREF _Toc241670965 \h </w:instrText>
+              <w:instrText xml:space="preserve"> PAGEREF _Toc241692506 \h </w:instrText>
             </w:r>
             <w:r>
               <w:rPr>
@@ -168,7 +168,7 @@
               <w14:ligatures w14:val="standardContextual"/>
             </w:rPr>
           </w:pPr>
-          <w:hyperlink w:anchor="_Toc241670966" w:history="1">
+          <w:hyperlink w:anchor="_Toc241692507" w:history="1">
             <w:r>
               <w:rPr>
                 <w:rStyle w:val="Hiperligao"/>
@@ -192,7 +192,7 @@
               <w:rPr>
                 <w:noProof/>
               </w:rPr>
-              <w:instrText xml:space="preserve"> PAGEREF _Toc241670966 \h </w:instrText>
+              <w:instrText xml:space="preserve"> PAGEREF _Toc241692507 \h </w:instrText>
             </w:r>
             <w:r>
               <w:rPr>
@@ -234,7 +234,7 @@
               <w14:ligatures w14:val="standardContextual"/>
             </w:rPr>
           </w:pPr>
-          <w:hyperlink w:anchor="_Toc241670967" w:history="1">
+          <w:hyperlink w:anchor="_Toc241692508" w:history="1">
             <w:r>
               <w:rPr>
                 <w:rStyle w:val="Hiperligao"/>
@@ -258,7 +258,7 @@
               <w:rPr>
                 <w:noProof/>
               </w:rPr>
-              <w:instrText xml:space="preserve"> PAGEREF _Toc241670967 \h </w:instrText>
+              <w:instrText xml:space="preserve"> PAGEREF _Toc241692508 \h </w:instrText>
             </w:r>
             <w:r>
               <w:rPr>
@@ -300,7 +300,7 @@
               <w14:ligatures w14:val="standardContextual"/>
             </w:rPr>
           </w:pPr>
-          <w:hyperlink w:anchor="_Toc241670968" w:history="1">
+          <w:hyperlink w:anchor="_Toc241692509" w:history="1">
             <w:r>
               <w:rPr>
                 <w:rStyle w:val="Hiperligao"/>
@@ -324,7 +324,7 @@
               <w:rPr>
                 <w:noProof/>
               </w:rPr>
-              <w:instrText xml:space="preserve"> PAGEREF _Toc241670968 \h </w:instrText>
+              <w:instrText xml:space="preserve"> PAGEREF _Toc241692509 \h </w:instrText>
             </w:r>
             <w:r>
               <w:rPr>
@@ -366,7 +366,7 @@
               <w14:ligatures w14:val="standardContextual"/>
             </w:rPr>
           </w:pPr>
-          <w:hyperlink w:anchor="_Toc241670969" w:history="1">
+          <w:hyperlink w:anchor="_Toc241692510" w:history="1">
             <w:r>
               <w:rPr>
                 <w:rStyle w:val="Hiperligao"/>
@@ -390,7 +390,7 @@
               <w:rPr>
                 <w:noProof/>
               </w:rPr>
-              <w:instrText xml:space="preserve"> PAGEREF _Toc241670969 \h </w:instrText>
+              <w:instrText xml:space="preserve"> PAGEREF _Toc241692510 \h </w:instrText>
             </w:r>
             <w:r>
               <w:rPr>
@@ -432,7 +432,7 @@
               <w14:ligatures w14:val="standardContextual"/>
             </w:rPr>
           </w:pPr>
-          <w:hyperlink w:anchor="_Toc241670970" w:history="1">
+          <w:hyperlink w:anchor="_Toc241692511" w:history="1">
             <w:r>
               <w:rPr>
                 <w:rStyle w:val="Hiperligao"/>
@@ -456,7 +456,7 @@
               <w:rPr>
                 <w:noProof/>
               </w:rPr>
-              <w:instrText xml:space="preserve"> PAGEREF _Toc241670970 \h </w:instrText>
+              <w:instrText xml:space="preserve"> PAGEREF _Toc241692511 \h </w:instrText>
             </w:r>
             <w:r>
               <w:rPr>
@@ -498,7 +498,7 @@
               <w14:ligatures w14:val="standardContextual"/>
             </w:rPr>
           </w:pPr>
-          <w:hyperlink w:anchor="_Toc241670971" w:history="1">
+          <w:hyperlink w:anchor="_Toc241692512" w:history="1">
             <w:r>
               <w:rPr>
                 <w:rStyle w:val="Hiperligao"/>
@@ -522,7 +522,7 @@
               <w:rPr>
                 <w:noProof/>
               </w:rPr>
-              <w:instrText xml:space="preserve"> PAGEREF _Toc241670971 \h </w:instrText>
+              <w:instrText xml:space="preserve"> PAGEREF _Toc241692512 \h </w:instrText>
             </w:r>
             <w:r>
               <w:rPr>
@@ -564,7 +564,7 @@
               <w14:ligatures w14:val="standardContextual"/>
             </w:rPr>
           </w:pPr>
-          <w:hyperlink w:anchor="_Toc241670972" w:history="1">
+          <w:hyperlink w:anchor="_Toc241692513" w:history="1">
             <w:r>
               <w:rPr>
                 <w:rStyle w:val="Hiperligao"/>
@@ -588,7 +588,7 @@
               <w:rPr>
                 <w:noProof/>
               </w:rPr>
-              <w:instrText xml:space="preserve"> PAGEREF _Toc241670972 \h </w:instrText>
+              <w:instrText xml:space="preserve"> PAGEREF _Toc241692513 \h </w:instrText>
             </w:r>
             <w:r>
               <w:rPr>
@@ -630,7 +630,7 @@
               <w14:ligatures w14:val="standardContextual"/>
             </w:rPr>
           </w:pPr>
-          <w:hyperlink w:anchor="_Toc241670973" w:history="1">
+          <w:hyperlink w:anchor="_Toc241692514" w:history="1">
             <w:r>
               <w:rPr>
                 <w:rStyle w:val="Hiperligao"/>
@@ -654,7 +654,7 @@
               <w:rPr>
                 <w:noProof/>
               </w:rPr>
-              <w:instrText xml:space="preserve"> PAGEREF _Toc241670973 \h </w:instrText>
+              <w:instrText xml:space="preserve"> PAGEREF _Toc241692514 \h </w:instrText>
             </w:r>
             <w:r>
               <w:rPr>
@@ -696,7 +696,7 @@
               <w14:ligatures w14:val="standardContextual"/>
             </w:rPr>
           </w:pPr>
-          <w:hyperlink w:anchor="_Toc241670974" w:history="1">
+          <w:hyperlink w:anchor="_Toc241692515" w:history="1">
             <w:r>
               <w:rPr>
                 <w:rStyle w:val="Hiperligao"/>
@@ -720,7 +720,7 @@
               <w:rPr>
                 <w:noProof/>
               </w:rPr>
-              <w:instrText xml:space="preserve"> PAGEREF _Toc241670974 \h </w:instrText>
+              <w:instrText xml:space="preserve"> PAGEREF _Toc241692515 \h </w:instrText>
             </w:r>
             <w:r>
               <w:rPr>
@@ -768,7 +768,7 @@
       <w:pPr>
         <w:pStyle w:val="Ttulo1"/>
       </w:pPr>
-      <w:bookmarkStart w:id="0" w:name="_Toc241670965"/>
+      <w:bookmarkStart w:id="0" w:name="_Toc241692506"/>
       <w:r>
         <w:lastRenderedPageBreak/>
         <w:t>A sua função numa página</w:t>
@@ -825,7 +825,7 @@
           <w:left w:w="10" w:type="dxa"/>
           <w:right w:w="10" w:type="dxa"/>
         </w:tblCellMar>
-        <w:tblLook w:val="04A0" w:firstRow="1" w:lastRow="0" w:firstColumn="1" w:lastColumn="0" w:noHBand="0" w:noVBand="1"/>
+        <w:tblLook w:val="0000" w:firstRow="0" w:lastRow="0" w:firstColumn="0" w:lastColumn="0" w:noHBand="0" w:noVBand="0"/>
       </w:tblPr>
       <w:tblGrid>
         <w:gridCol w:w="4513"/>
@@ -1415,7 +1415,7 @@
           <w:noProof/>
         </w:rPr>
         <w:drawing>
-          <wp:inline distT="0" distB="0" distL="0" distR="0" wp14:anchorId="0FBD65BA" wp14:editId="6FF44923">
+          <wp:inline distT="0" distB="0" distL="0" distR="0" wp14:anchorId="23337430" wp14:editId="07FD2AA2">
             <wp:extent cx="5715000" cy="3571875"/>
             <wp:effectExtent l="0" t="0" r="0" b="0"/>
             <wp:docPr id="167" name="01-login.png" descr="A página de início de sessão com Email, Palavra-passe, Manter sessão iniciada e o botão Iniciar sessão." title="A página de início de sessão com Email, Palavra-passe, Manter sessão iniciada e o botão Iniciar sessão."/>
@@ -1468,7 +1468,7 @@
         <w:pStyle w:val="Ttulo1"/>
         <w:pageBreakBefore/>
       </w:pPr>
-      <w:bookmarkStart w:id="1" w:name="_Toc241670966"/>
+      <w:bookmarkStart w:id="1" w:name="_Toc241692507"/>
       <w:r>
         <w:lastRenderedPageBreak/>
         <w:t>Painel e Mapas</w:t>
@@ -1511,7 +1511,7 @@
           <w:noProof/>
         </w:rPr>
         <w:drawing>
-          <wp:inline distT="0" distB="0" distL="0" distR="0" wp14:anchorId="09A6C93E" wp14:editId="5E82F702">
+          <wp:inline distT="0" distB="0" distL="0" distR="0" wp14:anchorId="1659507C" wp14:editId="7B717165">
             <wp:extent cx="5715000" cy="3429000"/>
             <wp:effectExtent l="0" t="0" r="0" b="0"/>
             <wp:docPr id="168" name="02-maps-all.png" descr="A lista de Mapas, separador Todos, com todos os ícones de linha e a secção Pastas de trabalho por cima." title="A lista de Mapas, separador Todos, com todos os ícones de linha e a secção Pastas de trabalho por cima."/>
@@ -1694,7 +1694,7 @@
           <w:left w:w="10" w:type="dxa"/>
           <w:right w:w="10" w:type="dxa"/>
         </w:tblCellMar>
-        <w:tblLook w:val="04A0" w:firstRow="1" w:lastRow="0" w:firstColumn="1" w:lastColumn="0" w:noHBand="0" w:noVBand="1"/>
+        <w:tblLook w:val="0000" w:firstRow="0" w:lastRow="0" w:firstColumn="0" w:lastColumn="0" w:noHBand="0" w:noVBand="0"/>
       </w:tblPr>
       <w:tblGrid>
         <w:gridCol w:w="3800"/>
@@ -2040,7 +2040,7 @@
         <w:pStyle w:val="Ttulo1"/>
         <w:pageBreakBefore/>
       </w:pPr>
-      <w:bookmarkStart w:id="2" w:name="_Toc241670967"/>
+      <w:bookmarkStart w:id="2" w:name="_Toc241692508"/>
       <w:r>
         <w:lastRenderedPageBreak/>
         <w:t>Construtor e visualizador de mapas</w:t>
@@ -2063,7 +2063,7 @@
           <w:noProof/>
         </w:rPr>
         <w:drawing>
-          <wp:inline distT="0" distB="0" distL="0" distR="0" wp14:anchorId="614AFD5D" wp14:editId="14E6B95F">
+          <wp:inline distT="0" distB="0" distL="0" distR="0" wp14:anchorId="4A18336A" wp14:editId="1D794FF0">
             <wp:extent cx="5715000" cy="3571875"/>
             <wp:effectExtent l="0" t="0" r="0" b="0"/>
             <wp:docPr id="169" name="03-viewer-results.png" descr="Os resultados da execução com os botões SQL e Plano junto aos botões Excel, CSV e PDF." title="Os resultados da execução com os botões SQL e Plano junto aos botões Excel, CSV e PDF."/>
@@ -2339,7 +2339,7 @@
           <w:left w:w="10" w:type="dxa"/>
           <w:right w:w="10" w:type="dxa"/>
         </w:tblCellMar>
-        <w:tblLook w:val="04A0" w:firstRow="1" w:lastRow="0" w:firstColumn="1" w:lastColumn="0" w:noHBand="0" w:noVBand="1"/>
+        <w:tblLook w:val="0000" w:firstRow="0" w:lastRow="0" w:firstColumn="0" w:lastColumn="0" w:noHBand="0" w:noVBand="0"/>
       </w:tblPr>
       <w:tblGrid>
         <w:gridCol w:w="3800"/>
@@ -2695,7 +2695,7 @@
         <w:pStyle w:val="Ttulo1"/>
         <w:pageBreakBefore/>
       </w:pPr>
-      <w:bookmarkStart w:id="3" w:name="_Toc241670968"/>
+      <w:bookmarkStart w:id="3" w:name="_Toc241692509"/>
       <w:r>
         <w:lastRenderedPageBreak/>
         <w:t>Execuções, Exportações e Agendamentos</w:t>
@@ -2748,7 +2748,7 @@
           <w:noProof/>
         </w:rPr>
         <w:drawing>
-          <wp:inline distT="0" distB="0" distL="0" distR="0" wp14:anchorId="72622A28" wp14:editId="3AF826A9">
+          <wp:inline distT="0" distB="0" distL="0" distR="0" wp14:anchorId="51FC6947" wp14:editId="5B5FA062">
             <wp:extent cx="5715000" cy="3571875"/>
             <wp:effectExtent l="0" t="0" r="0" b="0"/>
             <wp:docPr id="170" name="04-runs-every-user.png" descr="A página Execuções com as execuções de todos os utilizadores." title="A página Execuções com as execuções de todos os utilizadores."/>
@@ -3021,7 +3021,7 @@
           <w:left w:w="10" w:type="dxa"/>
           <w:right w:w="10" w:type="dxa"/>
         </w:tblCellMar>
-        <w:tblLook w:val="04A0" w:firstRow="1" w:lastRow="0" w:firstColumn="1" w:lastColumn="0" w:noHBand="0" w:noVBand="1"/>
+        <w:tblLook w:val="0000" w:firstRow="0" w:lastRow="0" w:firstColumn="0" w:lastColumn="0" w:noHBand="0" w:noVBand="0"/>
       </w:tblPr>
       <w:tblGrid>
         <w:gridCol w:w="3800"/>
@@ -3358,7 +3358,7 @@
         <w:pStyle w:val="Ttulo1"/>
         <w:pageBreakBefore/>
       </w:pPr>
-      <w:bookmarkStart w:id="4" w:name="_Toc241670969"/>
+      <w:bookmarkStart w:id="4" w:name="_Toc241692510"/>
       <w:r>
         <w:lastRenderedPageBreak/>
         <w:t>Áreas de Negócio e Permissões</w:t>
@@ -3391,7 +3391,7 @@
           <w:noProof/>
         </w:rPr>
         <w:drawing>
-          <wp:inline distT="0" distB="0" distL="0" distR="0" wp14:anchorId="5CEFEB0C" wp14:editId="7B191A66">
+          <wp:inline distT="0" distB="0" distL="0" distR="0" wp14:anchorId="7E98B666" wp14:editId="439A6F59">
             <wp:extent cx="5715000" cy="3571875"/>
             <wp:effectExtent l="0" t="0" r="0" b="0"/>
             <wp:docPr id="171" name="09-business-areas-grants-permission.png" descr="A caixa de diálogo Gerir concessões com a lista Permissão aberta." title="A caixa de diálogo Gerir concessões com a lista Permissão aberta."/>
@@ -3591,7 +3591,7 @@
           <w:left w:w="10" w:type="dxa"/>
           <w:right w:w="10" w:type="dxa"/>
         </w:tblCellMar>
-        <w:tblLook w:val="04A0" w:firstRow="1" w:lastRow="0" w:firstColumn="1" w:lastColumn="0" w:noHBand="0" w:noVBand="1"/>
+        <w:tblLook w:val="0000" w:firstRow="0" w:lastRow="0" w:firstColumn="0" w:lastColumn="0" w:noHBand="0" w:noVBand="0"/>
       </w:tblPr>
       <w:tblGrid>
         <w:gridCol w:w="3800"/>
@@ -3983,10 +3983,20 @@
     </w:tbl>
     <w:p>
       <w:pPr>
+        <w:spacing w:after="60"/>
+      </w:pPr>
+    </w:p>
+    <w:p>
+      <w:r>
+        <w:t>Um Manager nunca altera o modelo. Para um Manager, CREATE e acima só lhe permitem criar mapas.</w:t>
+      </w:r>
+    </w:p>
+    <w:p>
+      <w:pPr>
         <w:pStyle w:val="Ttulo1"/>
         <w:pageBreakBefore/>
       </w:pPr>
-      <w:bookmarkStart w:id="5" w:name="_Toc241670970"/>
+      <w:bookmarkStart w:id="5" w:name="_Toc241692511"/>
       <w:r>
         <w:lastRenderedPageBreak/>
         <w:t>Pastas, Itens, Junções, Hierarquias</w:t>
@@ -4049,7 +4059,7 @@
           <w:noProof/>
         </w:rPr>
         <w:drawing>
-          <wp:inline distT="0" distB="0" distL="0" distR="0" wp14:anchorId="0D16C29A" wp14:editId="3D34580D">
+          <wp:inline distT="0" distB="0" distL="0" distR="0" wp14:anchorId="16AE92C2" wp14:editId="4240E5C2">
             <wp:extent cx="2495550" cy="5905500"/>
             <wp:effectExtent l="0" t="0" r="0" b="0"/>
             <wp:docPr id="172" name="14-folders-discovered.png" descr="A caixa de diálogo Nova Pasta depois de Descobrir Tabelas, com a lista das tabelas encontradas." title="A caixa de diálogo Nova Pasta depois de Descobrir Tabelas, com a lista das tabelas encontradas."/>
@@ -4335,7 +4345,7 @@
           <w:left w:w="10" w:type="dxa"/>
           <w:right w:w="10" w:type="dxa"/>
         </w:tblCellMar>
-        <w:tblLook w:val="04A0" w:firstRow="1" w:lastRow="0" w:firstColumn="1" w:lastColumn="0" w:noHBand="0" w:noVBand="1"/>
+        <w:tblLook w:val="0000" w:firstRow="0" w:lastRow="0" w:firstColumn="0" w:lastColumn="0" w:noHBand="0" w:noVBand="0"/>
       </w:tblPr>
       <w:tblGrid>
         <w:gridCol w:w="3800"/>
@@ -4618,7 +4628,7 @@
         <w:pStyle w:val="Ttulo1"/>
         <w:pageBreakBefore/>
       </w:pPr>
-      <w:bookmarkStart w:id="6" w:name="_Toc241670971"/>
+      <w:bookmarkStart w:id="6" w:name="_Toc241692512"/>
       <w:r>
         <w:lastRenderedPageBreak/>
         <w:t>Funções Personalizadas e Origens de Dados</w:t>
@@ -4661,7 +4671,7 @@
           <w:noProof/>
         </w:rPr>
         <w:drawing>
-          <wp:inline distT="0" distB="0" distL="0" distR="0" wp14:anchorId="1C22B6DA" wp14:editId="7ACD91A6">
+          <wp:inline distT="0" distB="0" distL="0" distR="0" wp14:anchorId="4EBB0FAE" wp14:editId="795555A2">
             <wp:extent cx="5715000" cy="3571875"/>
             <wp:effectExtent l="0" t="0" r="0" b="0"/>
             <wp:docPr id="173" name="30-data-sources.png" descr="A página Origens de Dados com uma tabela de ligações e cinco ícones de linha." title="A página Origens de Dados com uma tabela de ligações e cinco ícones de linha."/>
@@ -4921,7 +4931,7 @@
           <w:left w:w="10" w:type="dxa"/>
           <w:right w:w="10" w:type="dxa"/>
         </w:tblCellMar>
-        <w:tblLook w:val="04A0" w:firstRow="1" w:lastRow="0" w:firstColumn="1" w:lastColumn="0" w:noHBand="0" w:noVBand="1"/>
+        <w:tblLook w:val="0000" w:firstRow="0" w:lastRow="0" w:firstColumn="0" w:lastColumn="0" w:noHBand="0" w:noVBand="0"/>
       </w:tblPr>
       <w:tblGrid>
         <w:gridCol w:w="3800"/>
@@ -5221,7 +5231,7 @@
         <w:pStyle w:val="Ttulo1"/>
         <w:pageBreakBefore/>
       </w:pPr>
-      <w:bookmarkStart w:id="7" w:name="_Toc241670972"/>
+      <w:bookmarkStart w:id="7" w:name="_Toc241692513"/>
       <w:r>
         <w:lastRenderedPageBreak/>
         <w:t>Utilizadores</w:t>
@@ -5244,7 +5254,7 @@
           <w:noProof/>
         </w:rPr>
         <w:drawing>
-          <wp:inline distT="0" distB="0" distL="0" distR="0" wp14:anchorId="3B597FF2" wp14:editId="738E3D74">
+          <wp:inline distT="0" distB="0" distL="0" distR="0" wp14:anchorId="59C3165F" wp14:editId="2C3E115B">
             <wp:extent cx="5715000" cy="3571875"/>
             <wp:effectExtent l="0" t="0" r="0" b="0"/>
             <wp:docPr id="174" name="35-users.png" descr="A página Utilizadores com os botões Ficheiro de credenciais e Novo Utilizador e os ícones de linha." title="A página Utilizadores com os botões Ficheiro de credenciais e Novo Utilizador e os ícones de linha."/>
@@ -5474,7 +5484,7 @@
           <w:left w:w="10" w:type="dxa"/>
           <w:right w:w="10" w:type="dxa"/>
         </w:tblCellMar>
-        <w:tblLook w:val="04A0" w:firstRow="1" w:lastRow="0" w:firstColumn="1" w:lastColumn="0" w:noHBand="0" w:noVBand="1"/>
+        <w:tblLook w:val="0000" w:firstRow="0" w:lastRow="0" w:firstColumn="0" w:lastColumn="0" w:noHBand="0" w:noVBand="0"/>
       </w:tblPr>
       <w:tblGrid>
         <w:gridCol w:w="4513"/>
@@ -5673,7 +5683,7 @@
               <w:spacing w:after="0"/>
             </w:pPr>
             <w:r>
-              <w:t>Vê, executa, exporta, agenda e partilha todos os mapas. Só modela dados onde tem permissão.</w:t>
+              <w:t>Vê, executa, exporta, agenda e partilha todos os mapas. Nunca altera o modelo de dados.</w:t>
             </w:r>
           </w:p>
         </w:tc>
@@ -5940,7 +5950,7 @@
         <w:pStyle w:val="Ttulo1"/>
         <w:pageBreakBefore/>
       </w:pPr>
-      <w:bookmarkStart w:id="8" w:name="_Toc241670973"/>
+      <w:bookmarkStart w:id="8" w:name="_Toc241692514"/>
       <w:r>
         <w:lastRenderedPageBreak/>
         <w:t>Políticas de Segurança e Registo de Auditoria</w:t>
@@ -5983,7 +5993,7 @@
           <w:noProof/>
         </w:rPr>
         <w:drawing>
-          <wp:inline distT="0" distB="0" distL="0" distR="0" wp14:anchorId="32D8837A" wp14:editId="3738AE5F">
+          <wp:inline distT="0" distB="0" distL="0" distR="0" wp14:anchorId="642C978A" wp14:editId="1DBE6DEA">
             <wp:extent cx="3324225" cy="4676775"/>
             <wp:effectExtent l="0" t="0" r="0" b="0"/>
             <wp:docPr id="175" name="44-security-new-dialog.png" descr="A caixa de diálogo Nova Política com um nome, uma descrição e uma regra." title="A caixa de diálogo Nova Política com um nome, uma descrição e uma regra."/>
@@ -6347,7 +6357,7 @@
         <w:pStyle w:val="Ttulo1"/>
         <w:pageBreakBefore/>
       </w:pPr>
-      <w:bookmarkStart w:id="9" w:name="_Toc241670974"/>
+      <w:bookmarkStart w:id="9" w:name="_Toc241692515"/>
       <w:r>
         <w:lastRenderedPageBreak/>
         <w:t>Migração</w:t>
@@ -6380,7 +6390,7 @@
           <w:noProof/>
         </w:rPr>
         <w:drawing>
-          <wp:inline distT="0" distB="0" distL="0" distR="0" wp14:anchorId="14863E31" wp14:editId="7D0CA2CE">
+          <wp:inline distT="0" distB="0" distL="0" distR="0" wp14:anchorId="2D8B6940" wp14:editId="58517B6A">
             <wp:extent cx="5715000" cy="3571875"/>
             <wp:effectExtent l="0" t="0" r="0" b="0"/>
             <wp:docPr id="176" name="50-migration.png" descr="A página Migração com o cartão da origem, os respetivos botões e o texto de ajuda." title="A página Migração com o cartão da origem, os respetivos botões e o texto de ajuda."/>
@@ -6636,7 +6646,7 @@
           <w:left w:w="10" w:type="dxa"/>
           <w:right w:w="10" w:type="dxa"/>
         </w:tblCellMar>
-        <w:tblLook w:val="04A0" w:firstRow="1" w:lastRow="0" w:firstColumn="1" w:lastColumn="0" w:noHBand="0" w:noVBand="1"/>
+        <w:tblLook w:val="0000" w:firstRow="0" w:lastRow="0" w:firstColumn="0" w:lastColumn="0" w:noHBand="0" w:noVBand="0"/>
       </w:tblPr>
       <w:tblGrid>
         <w:gridCol w:w="3800"/>
@@ -7082,10 +7092,10 @@
 <file path=word/numbering.xml><?xml version="1.0" encoding="utf-8"?>
 <w:numbering xmlns:wpc="http://schemas.microsoft.com/office/word/2010/wordprocessingCanvas" xmlns:cx="http://schemas.microsoft.com/office/drawing/2014/chartex" xmlns:cx1="http://schemas.microsoft.com/office/drawing/2015/9/8/chartex" xmlns:cx2="http://schemas.microsoft.com/office/drawing/2015/10/21/chartex" xmlns:cx3="http://schemas.microsoft.com/office/drawing/2016/5/9/chartex" xmlns:cx4="http://schemas.microsoft.com/office/drawing/2016/5/10/chartex" xmlns:cx5="http://schemas.microsoft.com/office/drawing/2016/5/11/chartex" xmlns:cx6="http://schemas.microsoft.com/office/drawing/2016/5/12/chartex" xmlns:cx7="http://schemas.microsoft.com/office/drawing/2016/5/13/chartex" xmlns:cx8="http://schemas.microsoft.com/office/drawing/2016/5/14/chartex" xmlns:mc="http://schemas.openxmlformats.org/markup-compatibility/2006" xmlns:aink="http://schemas.microsoft.com/office/drawing/2016/ink" xmlns:am3d="http://schemas.microsoft.com/office/drawing/2017/model3d" xmlns:o="urn:schemas-microsoft-com:office:office" xmlns:oel="http://schemas.microsoft.com/office/2019/extlst" xmlns:r="http://schemas.openxmlformats.org/officeDocument/2006/relationships" xmlns:m="http://schemas.openxmlformats.org/officeDocument/2006/math" xmlns:v="urn:schemas-microsoft-com:vml" xmlns:wp14="http://schemas.microsoft.com/office/word/2010/wordprocessingDrawing" xmlns:wp="http://schemas.openxmlformats.org/drawingml/2006/wordprocessingDrawing" xmlns:w10="urn:schemas-microsoft-com:office:word" xmlns:w="http://schemas.openxmlformats.org/wordprocessingml/2006/main" xmlns:w14="http://schemas.microsoft.com/office/word/2010/wordml" xmlns:w15="http://schemas.microsoft.com/office/word/2012/wordml" xmlns:w16cex="http://schemas.microsoft.com/office/word/2018/wordml/cex" xmlns:w16cid="http://schemas.microsoft.com/office/word/2016/wordml/cid" xmlns:w16="http://schemas.microsoft.com/office/word/2018/wordml" xmlns:w16sdtdh="http://schemas.microsoft.com/office/word/2020/wordml/sdtdatahash" xmlns:w16se="http://schemas.microsoft.com/office/word/2015/wordml/symex" xmlns:wpg="http://schemas.microsoft.com/office/word/2010/wordprocessingGroup" xmlns:wpi="http://schemas.microsoft.com/office/word/2010/wordprocessingInk" xmlns:wne="http://schemas.microsoft.com/office/word/2006/wordml" xmlns:wps="http://schemas.microsoft.com/office/word/2010/wordprocessingShape" mc:Ignorable="w14 w15 w16se w16cid w16 w16cex w16sdtdh wp14">
   <w:abstractNum w:abstractNumId="0" w15:restartNumberingAfterBreak="0">
-    <w:nsid w:val="00EB626F"/>
+    <w:nsid w:val="07F743D8"/>
     <w:multiLevelType w:val="hybridMultilevel"/>
-    <w:tmpl w:val="EC3EC2DA"/>
-    <w:lvl w:ilvl="0" w:tplc="9AE494AC">
+    <w:tmpl w:val="D5ACBAA4"/>
+    <w:lvl w:ilvl="0" w:tplc="BABA1C3C">
       <w:start w:val="1"/>
       <w:numFmt w:val="decimal"/>
       <w:lvlText w:val="%1."/>
@@ -7094,7 +7104,7 @@
         <w:ind w:left="360" w:hanging="300"/>
       </w:pPr>
     </w:lvl>
-    <w:lvl w:ilvl="1" w:tplc="0FC2F1C0" w:tentative="1">
+    <w:lvl w:ilvl="1" w:tplc="AF0A9DB0" w:tentative="1">
       <w:start w:val="1"/>
       <w:numFmt w:val="lowerLetter"/>
       <w:lvlText w:val="%2."/>
@@ -7103,47 +7113,511 @@
         <w:ind w:left="720" w:hanging="300"/>
       </w:pPr>
     </w:lvl>
-    <w:lvl w:ilvl="2" w:tplc="F4D6391A">
+    <w:lvl w:ilvl="2" w:tplc="CE8A02D2">
       <w:numFmt w:val="decimal"/>
       <w:lvlText w:val=""/>
       <w:lvlJc w:val="left"/>
     </w:lvl>
-    <w:lvl w:ilvl="3" w:tplc="2A24152E">
+    <w:lvl w:ilvl="3" w:tplc="AF9C9630">
       <w:numFmt w:val="decimal"/>
       <w:lvlText w:val=""/>
       <w:lvlJc w:val="left"/>
     </w:lvl>
-    <w:lvl w:ilvl="4" w:tplc="ECD079CE">
+    <w:lvl w:ilvl="4" w:tplc="1F209920">
       <w:numFmt w:val="decimal"/>
       <w:lvlText w:val=""/>
       <w:lvlJc w:val="left"/>
     </w:lvl>
-    <w:lvl w:ilvl="5" w:tplc="4AF2B336">
+    <w:lvl w:ilvl="5" w:tplc="D264BD1E">
       <w:numFmt w:val="decimal"/>
       <w:lvlText w:val=""/>
       <w:lvlJc w:val="left"/>
     </w:lvl>
-    <w:lvl w:ilvl="6" w:tplc="AC8027E6">
+    <w:lvl w:ilvl="6" w:tplc="9FB2FD80">
       <w:numFmt w:val="decimal"/>
       <w:lvlText w:val=""/>
       <w:lvlJc w:val="left"/>
     </w:lvl>
-    <w:lvl w:ilvl="7" w:tplc="2380380E">
+    <w:lvl w:ilvl="7" w:tplc="C9D8DDE2">
       <w:numFmt w:val="decimal"/>
       <w:lvlText w:val=""/>
       <w:lvlJc w:val="left"/>
     </w:lvl>
-    <w:lvl w:ilvl="8" w:tplc="EF1CB1CA">
+    <w:lvl w:ilvl="8" w:tplc="B91E3246">
       <w:numFmt w:val="decimal"/>
       <w:lvlText w:val=""/>
       <w:lvlJc w:val="left"/>
     </w:lvl>
   </w:abstractNum>
   <w:abstractNum w:abstractNumId="1" w15:restartNumberingAfterBreak="0">
-    <w:nsid w:val="09FB13AC"/>
+    <w:nsid w:val="1B73493F"/>
     <w:multiLevelType w:val="hybridMultilevel"/>
-    <w:tmpl w:val="CE4275E2"/>
-    <w:lvl w:ilvl="0" w:tplc="FD567738" w:tentative="1">
+    <w:tmpl w:val="669E2880"/>
+    <w:lvl w:ilvl="0" w:tplc="FD4E2DCC">
+      <w:start w:val="1"/>
+      <w:numFmt w:val="decimal"/>
+      <w:lvlText w:val="%1."/>
+      <w:lvlJc w:val="left"/>
+      <w:pPr>
+        <w:ind w:left="360" w:hanging="300"/>
+      </w:pPr>
+    </w:lvl>
+    <w:lvl w:ilvl="1" w:tplc="691A9AA4" w:tentative="1">
+      <w:start w:val="1"/>
+      <w:numFmt w:val="lowerLetter"/>
+      <w:lvlText w:val="%2."/>
+      <w:lvlJc w:val="left"/>
+      <w:pPr>
+        <w:ind w:left="720" w:hanging="300"/>
+      </w:pPr>
+    </w:lvl>
+    <w:lvl w:ilvl="2" w:tplc="19D41ED8">
+      <w:numFmt w:val="decimal"/>
+      <w:lvlText w:val=""/>
+      <w:lvlJc w:val="left"/>
+    </w:lvl>
+    <w:lvl w:ilvl="3" w:tplc="9280CA86">
+      <w:numFmt w:val="decimal"/>
+      <w:lvlText w:val=""/>
+      <w:lvlJc w:val="left"/>
+    </w:lvl>
+    <w:lvl w:ilvl="4" w:tplc="25544E20">
+      <w:numFmt w:val="decimal"/>
+      <w:lvlText w:val=""/>
+      <w:lvlJc w:val="left"/>
+    </w:lvl>
+    <w:lvl w:ilvl="5" w:tplc="8858FD52">
+      <w:numFmt w:val="decimal"/>
+      <w:lvlText w:val=""/>
+      <w:lvlJc w:val="left"/>
+    </w:lvl>
+    <w:lvl w:ilvl="6" w:tplc="FD066BC2">
+      <w:numFmt w:val="decimal"/>
+      <w:lvlText w:val=""/>
+      <w:lvlJc w:val="left"/>
+    </w:lvl>
+    <w:lvl w:ilvl="7" w:tplc="5E184202">
+      <w:numFmt w:val="decimal"/>
+      <w:lvlText w:val=""/>
+      <w:lvlJc w:val="left"/>
+    </w:lvl>
+    <w:lvl w:ilvl="8" w:tplc="C06C691E">
+      <w:numFmt w:val="decimal"/>
+      <w:lvlText w:val=""/>
+      <w:lvlJc w:val="left"/>
+    </w:lvl>
+  </w:abstractNum>
+  <w:abstractNum w:abstractNumId="2" w15:restartNumberingAfterBreak="0">
+    <w:nsid w:val="31176A50"/>
+    <w:multiLevelType w:val="hybridMultilevel"/>
+    <w:tmpl w:val="BB3095BE"/>
+    <w:lvl w:ilvl="0" w:tplc="096E0BE6">
+      <w:start w:val="1"/>
+      <w:numFmt w:val="decimal"/>
+      <w:lvlText w:val="%1."/>
+      <w:lvlJc w:val="left"/>
+      <w:pPr>
+        <w:ind w:left="360" w:hanging="300"/>
+      </w:pPr>
+    </w:lvl>
+    <w:lvl w:ilvl="1" w:tplc="ED5C5FB2" w:tentative="1">
+      <w:start w:val="1"/>
+      <w:numFmt w:val="lowerLetter"/>
+      <w:lvlText w:val="%2."/>
+      <w:lvlJc w:val="left"/>
+      <w:pPr>
+        <w:ind w:left="720" w:hanging="300"/>
+      </w:pPr>
+    </w:lvl>
+    <w:lvl w:ilvl="2" w:tplc="AE26644A">
+      <w:numFmt w:val="decimal"/>
+      <w:lvlText w:val=""/>
+      <w:lvlJc w:val="left"/>
+    </w:lvl>
+    <w:lvl w:ilvl="3" w:tplc="E88CE34C">
+      <w:numFmt w:val="decimal"/>
+      <w:lvlText w:val=""/>
+      <w:lvlJc w:val="left"/>
+    </w:lvl>
+    <w:lvl w:ilvl="4" w:tplc="6560883C">
+      <w:numFmt w:val="decimal"/>
+      <w:lvlText w:val=""/>
+      <w:lvlJc w:val="left"/>
+    </w:lvl>
+    <w:lvl w:ilvl="5" w:tplc="F0627606">
+      <w:numFmt w:val="decimal"/>
+      <w:lvlText w:val=""/>
+      <w:lvlJc w:val="left"/>
+    </w:lvl>
+    <w:lvl w:ilvl="6" w:tplc="53182178">
+      <w:numFmt w:val="decimal"/>
+      <w:lvlText w:val=""/>
+      <w:lvlJc w:val="left"/>
+    </w:lvl>
+    <w:lvl w:ilvl="7" w:tplc="6978A5B2">
+      <w:numFmt w:val="decimal"/>
+      <w:lvlText w:val=""/>
+      <w:lvlJc w:val="left"/>
+    </w:lvl>
+    <w:lvl w:ilvl="8" w:tplc="2DBE50F0">
+      <w:numFmt w:val="decimal"/>
+      <w:lvlText w:val=""/>
+      <w:lvlJc w:val="left"/>
+    </w:lvl>
+  </w:abstractNum>
+  <w:abstractNum w:abstractNumId="3" w15:restartNumberingAfterBreak="0">
+    <w:nsid w:val="355C5370"/>
+    <w:multiLevelType w:val="hybridMultilevel"/>
+    <w:tmpl w:val="7BC4AFB2"/>
+    <w:lvl w:ilvl="0" w:tplc="AE8E214A">
+      <w:start w:val="1"/>
+      <w:numFmt w:val="decimal"/>
+      <w:lvlText w:val="%1."/>
+      <w:lvlJc w:val="left"/>
+      <w:pPr>
+        <w:ind w:left="360" w:hanging="300"/>
+      </w:pPr>
+    </w:lvl>
+    <w:lvl w:ilvl="1" w:tplc="7AE05E7E" w:tentative="1">
+      <w:start w:val="1"/>
+      <w:numFmt w:val="lowerLetter"/>
+      <w:lvlText w:val="%2."/>
+      <w:lvlJc w:val="left"/>
+      <w:pPr>
+        <w:ind w:left="720" w:hanging="300"/>
+      </w:pPr>
+    </w:lvl>
+    <w:lvl w:ilvl="2" w:tplc="A030DAAA">
+      <w:numFmt w:val="decimal"/>
+      <w:lvlText w:val=""/>
+      <w:lvlJc w:val="left"/>
+    </w:lvl>
+    <w:lvl w:ilvl="3" w:tplc="33C6B9F6">
+      <w:numFmt w:val="decimal"/>
+      <w:lvlText w:val=""/>
+      <w:lvlJc w:val="left"/>
+    </w:lvl>
+    <w:lvl w:ilvl="4" w:tplc="8098DE58">
+      <w:numFmt w:val="decimal"/>
+      <w:lvlText w:val=""/>
+      <w:lvlJc w:val="left"/>
+    </w:lvl>
+    <w:lvl w:ilvl="5" w:tplc="5928D5CC">
+      <w:numFmt w:val="decimal"/>
+      <w:lvlText w:val=""/>
+      <w:lvlJc w:val="left"/>
+    </w:lvl>
+    <w:lvl w:ilvl="6" w:tplc="92F8DDAC">
+      <w:numFmt w:val="decimal"/>
+      <w:lvlText w:val=""/>
+      <w:lvlJc w:val="left"/>
+    </w:lvl>
+    <w:lvl w:ilvl="7" w:tplc="D2E64426">
+      <w:numFmt w:val="decimal"/>
+      <w:lvlText w:val=""/>
+      <w:lvlJc w:val="left"/>
+    </w:lvl>
+    <w:lvl w:ilvl="8" w:tplc="F910746A">
+      <w:numFmt w:val="decimal"/>
+      <w:lvlText w:val=""/>
+      <w:lvlJc w:val="left"/>
+    </w:lvl>
+  </w:abstractNum>
+  <w:abstractNum w:abstractNumId="4" w15:restartNumberingAfterBreak="0">
+    <w:nsid w:val="3BB55CC1"/>
+    <w:multiLevelType w:val="hybridMultilevel"/>
+    <w:tmpl w:val="26669166"/>
+    <w:lvl w:ilvl="0" w:tplc="8774D26A">
+      <w:start w:val="1"/>
+      <w:numFmt w:val="decimal"/>
+      <w:lvlText w:val="%1."/>
+      <w:lvlJc w:val="left"/>
+      <w:pPr>
+        <w:ind w:left="360" w:hanging="300"/>
+      </w:pPr>
+    </w:lvl>
+    <w:lvl w:ilvl="1" w:tplc="C7E650D8" w:tentative="1">
+      <w:start w:val="1"/>
+      <w:numFmt w:val="lowerLetter"/>
+      <w:lvlText w:val="%2."/>
+      <w:lvlJc w:val="left"/>
+      <w:pPr>
+        <w:ind w:left="720" w:hanging="300"/>
+      </w:pPr>
+    </w:lvl>
+    <w:lvl w:ilvl="2" w:tplc="D292E116">
+      <w:numFmt w:val="decimal"/>
+      <w:lvlText w:val=""/>
+      <w:lvlJc w:val="left"/>
+    </w:lvl>
+    <w:lvl w:ilvl="3" w:tplc="A4AC099A">
+      <w:numFmt w:val="decimal"/>
+      <w:lvlText w:val=""/>
+      <w:lvlJc w:val="left"/>
+    </w:lvl>
+    <w:lvl w:ilvl="4" w:tplc="B560D36C">
+      <w:numFmt w:val="decimal"/>
+      <w:lvlText w:val=""/>
+      <w:lvlJc w:val="left"/>
+    </w:lvl>
+    <w:lvl w:ilvl="5" w:tplc="6DFA97F0">
+      <w:numFmt w:val="decimal"/>
+      <w:lvlText w:val=""/>
+      <w:lvlJc w:val="left"/>
+    </w:lvl>
+    <w:lvl w:ilvl="6" w:tplc="60C4CB80">
+      <w:numFmt w:val="decimal"/>
+      <w:lvlText w:val=""/>
+      <w:lvlJc w:val="left"/>
+    </w:lvl>
+    <w:lvl w:ilvl="7" w:tplc="8F24DDC2">
+      <w:numFmt w:val="decimal"/>
+      <w:lvlText w:val=""/>
+      <w:lvlJc w:val="left"/>
+    </w:lvl>
+    <w:lvl w:ilvl="8" w:tplc="D47AFEAA">
+      <w:numFmt w:val="decimal"/>
+      <w:lvlText w:val=""/>
+      <w:lvlJc w:val="left"/>
+    </w:lvl>
+  </w:abstractNum>
+  <w:abstractNum w:abstractNumId="5" w15:restartNumberingAfterBreak="0">
+    <w:nsid w:val="48273A8E"/>
+    <w:multiLevelType w:val="hybridMultilevel"/>
+    <w:tmpl w:val="389C41B4"/>
+    <w:lvl w:ilvl="0" w:tplc="10C23642">
+      <w:start w:val="1"/>
+      <w:numFmt w:val="decimal"/>
+      <w:lvlText w:val="%1."/>
+      <w:lvlJc w:val="left"/>
+      <w:pPr>
+        <w:ind w:left="360" w:hanging="300"/>
+      </w:pPr>
+    </w:lvl>
+    <w:lvl w:ilvl="1" w:tplc="E40ADBA2" w:tentative="1">
+      <w:start w:val="1"/>
+      <w:numFmt w:val="lowerLetter"/>
+      <w:lvlText w:val="%2."/>
+      <w:lvlJc w:val="left"/>
+      <w:pPr>
+        <w:ind w:left="720" w:hanging="300"/>
+      </w:pPr>
+    </w:lvl>
+    <w:lvl w:ilvl="2" w:tplc="8FE269E2">
+      <w:numFmt w:val="decimal"/>
+      <w:lvlText w:val=""/>
+      <w:lvlJc w:val="left"/>
+    </w:lvl>
+    <w:lvl w:ilvl="3" w:tplc="99E4271A">
+      <w:numFmt w:val="decimal"/>
+      <w:lvlText w:val=""/>
+      <w:lvlJc w:val="left"/>
+    </w:lvl>
+    <w:lvl w:ilvl="4" w:tplc="6A1C558A">
+      <w:numFmt w:val="decimal"/>
+      <w:lvlText w:val=""/>
+      <w:lvlJc w:val="left"/>
+    </w:lvl>
+    <w:lvl w:ilvl="5" w:tplc="192C0DF6">
+      <w:numFmt w:val="decimal"/>
+      <w:lvlText w:val=""/>
+      <w:lvlJc w:val="left"/>
+    </w:lvl>
+    <w:lvl w:ilvl="6" w:tplc="13CA755E">
+      <w:numFmt w:val="decimal"/>
+      <w:lvlText w:val=""/>
+      <w:lvlJc w:val="left"/>
+    </w:lvl>
+    <w:lvl w:ilvl="7" w:tplc="0316DFC0">
+      <w:numFmt w:val="decimal"/>
+      <w:lvlText w:val=""/>
+      <w:lvlJc w:val="left"/>
+    </w:lvl>
+    <w:lvl w:ilvl="8" w:tplc="50869DD2">
+      <w:numFmt w:val="decimal"/>
+      <w:lvlText w:val=""/>
+      <w:lvlJc w:val="left"/>
+    </w:lvl>
+  </w:abstractNum>
+  <w:abstractNum w:abstractNumId="6" w15:restartNumberingAfterBreak="0">
+    <w:nsid w:val="49156AAB"/>
+    <w:multiLevelType w:val="hybridMultilevel"/>
+    <w:tmpl w:val="E0106564"/>
+    <w:lvl w:ilvl="0" w:tplc="28F0E622">
+      <w:start w:val="1"/>
+      <w:numFmt w:val="decimal"/>
+      <w:lvlText w:val="%1."/>
+      <w:lvlJc w:val="left"/>
+      <w:pPr>
+        <w:ind w:left="360" w:hanging="300"/>
+      </w:pPr>
+    </w:lvl>
+    <w:lvl w:ilvl="1" w:tplc="2F981F44" w:tentative="1">
+      <w:start w:val="1"/>
+      <w:numFmt w:val="lowerLetter"/>
+      <w:lvlText w:val="%2."/>
+      <w:lvlJc w:val="left"/>
+      <w:pPr>
+        <w:ind w:left="720" w:hanging="300"/>
+      </w:pPr>
+    </w:lvl>
+    <w:lvl w:ilvl="2" w:tplc="E22A0FA8">
+      <w:numFmt w:val="decimal"/>
+      <w:lvlText w:val=""/>
+      <w:lvlJc w:val="left"/>
+    </w:lvl>
+    <w:lvl w:ilvl="3" w:tplc="EC7C091A">
+      <w:numFmt w:val="decimal"/>
+      <w:lvlText w:val=""/>
+      <w:lvlJc w:val="left"/>
+    </w:lvl>
+    <w:lvl w:ilvl="4" w:tplc="A30C75BE">
+      <w:numFmt w:val="decimal"/>
+      <w:lvlText w:val=""/>
+      <w:lvlJc w:val="left"/>
+    </w:lvl>
+    <w:lvl w:ilvl="5" w:tplc="5CFA3B5E">
+      <w:numFmt w:val="decimal"/>
+      <w:lvlText w:val=""/>
+      <w:lvlJc w:val="left"/>
+    </w:lvl>
+    <w:lvl w:ilvl="6" w:tplc="ED067E86">
+      <w:numFmt w:val="decimal"/>
+      <w:lvlText w:val=""/>
+      <w:lvlJc w:val="left"/>
+    </w:lvl>
+    <w:lvl w:ilvl="7" w:tplc="68EED2B4">
+      <w:numFmt w:val="decimal"/>
+      <w:lvlText w:val=""/>
+      <w:lvlJc w:val="left"/>
+    </w:lvl>
+    <w:lvl w:ilvl="8" w:tplc="DA2083EA">
+      <w:numFmt w:val="decimal"/>
+      <w:lvlText w:val=""/>
+      <w:lvlJc w:val="left"/>
+    </w:lvl>
+  </w:abstractNum>
+  <w:abstractNum w:abstractNumId="7" w15:restartNumberingAfterBreak="0">
+    <w:nsid w:val="4EF42CF6"/>
+    <w:multiLevelType w:val="hybridMultilevel"/>
+    <w:tmpl w:val="4AA406C8"/>
+    <w:lvl w:ilvl="0" w:tplc="891A3974">
+      <w:start w:val="1"/>
+      <w:numFmt w:val="decimal"/>
+      <w:lvlText w:val="%1."/>
+      <w:lvlJc w:val="left"/>
+      <w:pPr>
+        <w:ind w:left="360" w:hanging="300"/>
+      </w:pPr>
+    </w:lvl>
+    <w:lvl w:ilvl="1" w:tplc="691E3C82" w:tentative="1">
+      <w:start w:val="1"/>
+      <w:numFmt w:val="lowerLetter"/>
+      <w:lvlText w:val="%2."/>
+      <w:lvlJc w:val="left"/>
+      <w:pPr>
+        <w:ind w:left="720" w:hanging="300"/>
+      </w:pPr>
+    </w:lvl>
+    <w:lvl w:ilvl="2" w:tplc="94003F5C">
+      <w:numFmt w:val="decimal"/>
+      <w:lvlText w:val=""/>
+      <w:lvlJc w:val="left"/>
+    </w:lvl>
+    <w:lvl w:ilvl="3" w:tplc="3FD68626">
+      <w:numFmt w:val="decimal"/>
+      <w:lvlText w:val=""/>
+      <w:lvlJc w:val="left"/>
+    </w:lvl>
+    <w:lvl w:ilvl="4" w:tplc="E4369640">
+      <w:numFmt w:val="decimal"/>
+      <w:lvlText w:val=""/>
+      <w:lvlJc w:val="left"/>
+    </w:lvl>
+    <w:lvl w:ilvl="5" w:tplc="8BD047A0">
+      <w:numFmt w:val="decimal"/>
+      <w:lvlText w:val=""/>
+      <w:lvlJc w:val="left"/>
+    </w:lvl>
+    <w:lvl w:ilvl="6" w:tplc="5054FDB0">
+      <w:numFmt w:val="decimal"/>
+      <w:lvlText w:val=""/>
+      <w:lvlJc w:val="left"/>
+    </w:lvl>
+    <w:lvl w:ilvl="7" w:tplc="E6BEB17A">
+      <w:numFmt w:val="decimal"/>
+      <w:lvlText w:val=""/>
+      <w:lvlJc w:val="left"/>
+    </w:lvl>
+    <w:lvl w:ilvl="8" w:tplc="48C4E720">
+      <w:numFmt w:val="decimal"/>
+      <w:lvlText w:val=""/>
+      <w:lvlJc w:val="left"/>
+    </w:lvl>
+  </w:abstractNum>
+  <w:abstractNum w:abstractNumId="8" w15:restartNumberingAfterBreak="0">
+    <w:nsid w:val="61A421E2"/>
+    <w:multiLevelType w:val="hybridMultilevel"/>
+    <w:tmpl w:val="24E60DAA"/>
+    <w:lvl w:ilvl="0" w:tplc="88EA1D10" w:tentative="1">
+      <w:start w:val="1"/>
+      <w:numFmt w:val="bullet"/>
+      <w:lvlText w:val="•"/>
+      <w:lvlJc w:val="left"/>
+      <w:pPr>
+        <w:ind w:left="360" w:hanging="260"/>
+      </w:pPr>
+    </w:lvl>
+    <w:lvl w:ilvl="1" w:tplc="5EE045C4" w:tentative="1">
+      <w:start w:val="1"/>
+      <w:numFmt w:val="bullet"/>
+      <w:lvlText w:val="–"/>
+      <w:lvlJc w:val="left"/>
+      <w:pPr>
+        <w:ind w:left="720" w:hanging="260"/>
+      </w:pPr>
+    </w:lvl>
+    <w:lvl w:ilvl="2" w:tplc="D3C00BC0">
+      <w:numFmt w:val="decimal"/>
+      <w:lvlText w:val=""/>
+      <w:lvlJc w:val="left"/>
+    </w:lvl>
+    <w:lvl w:ilvl="3" w:tplc="48961F8E">
+      <w:numFmt w:val="decimal"/>
+      <w:lvlText w:val=""/>
+      <w:lvlJc w:val="left"/>
+    </w:lvl>
+    <w:lvl w:ilvl="4" w:tplc="0C7E95CA">
+      <w:numFmt w:val="decimal"/>
+      <w:lvlText w:val=""/>
+      <w:lvlJc w:val="left"/>
+    </w:lvl>
+    <w:lvl w:ilvl="5" w:tplc="E0F0DC16">
+      <w:numFmt w:val="decimal"/>
+      <w:lvlText w:val=""/>
+      <w:lvlJc w:val="left"/>
+    </w:lvl>
+    <w:lvl w:ilvl="6" w:tplc="F7BC871C">
+      <w:numFmt w:val="decimal"/>
+      <w:lvlText w:val=""/>
+      <w:lvlJc w:val="left"/>
+    </w:lvl>
+    <w:lvl w:ilvl="7" w:tplc="DEA4BCCA">
+      <w:numFmt w:val="decimal"/>
+      <w:lvlText w:val=""/>
+      <w:lvlJc w:val="left"/>
+    </w:lvl>
+    <w:lvl w:ilvl="8" w:tplc="29445C40">
+      <w:numFmt w:val="decimal"/>
+      <w:lvlText w:val=""/>
+      <w:lvlJc w:val="left"/>
+    </w:lvl>
+  </w:abstractNum>
+  <w:abstractNum w:abstractNumId="9" w15:restartNumberingAfterBreak="0">
+    <w:nsid w:val="622454C3"/>
+    <w:multiLevelType w:val="hybridMultilevel"/>
+    <w:tmpl w:val="1C6E32C2"/>
+    <w:lvl w:ilvl="0" w:tplc="9C0E4AF0" w:tentative="1">
       <w:start w:val="1"/>
       <w:numFmt w:val="bullet"/>
       <w:lvlText w:val="●"/>
@@ -7152,7 +7626,7 @@
         <w:ind w:left="720" w:hanging="360"/>
       </w:pPr>
     </w:lvl>
-    <w:lvl w:ilvl="1" w:tplc="0A8AB868" w:tentative="1">
+    <w:lvl w:ilvl="1" w:tplc="3664EEF6" w:tentative="1">
       <w:start w:val="1"/>
       <w:numFmt w:val="bullet"/>
       <w:lvlText w:val="○"/>
@@ -7161,7 +7635,7 @@
         <w:ind w:left="1440" w:hanging="360"/>
       </w:pPr>
     </w:lvl>
-    <w:lvl w:ilvl="2" w:tplc="2028290A" w:tentative="1">
+    <w:lvl w:ilvl="2" w:tplc="DB828968" w:tentative="1">
       <w:start w:val="1"/>
       <w:numFmt w:val="bullet"/>
       <w:lvlText w:val="■"/>
@@ -7170,7 +7644,7 @@
         <w:ind w:left="2160" w:hanging="360"/>
       </w:pPr>
     </w:lvl>
-    <w:lvl w:ilvl="3" w:tplc="EBC801B2" w:tentative="1">
+    <w:lvl w:ilvl="3" w:tplc="CDAA8B7C" w:tentative="1">
       <w:start w:val="1"/>
       <w:numFmt w:val="bullet"/>
       <w:lvlText w:val="●"/>
@@ -7179,7 +7653,7 @@
         <w:ind w:left="2880" w:hanging="360"/>
       </w:pPr>
     </w:lvl>
-    <w:lvl w:ilvl="4" w:tplc="42040FEC" w:tentative="1">
+    <w:lvl w:ilvl="4" w:tplc="7C10D9C8" w:tentative="1">
       <w:start w:val="1"/>
       <w:numFmt w:val="bullet"/>
       <w:lvlText w:val="○"/>
@@ -7188,7 +7662,7 @@
         <w:ind w:left="3600" w:hanging="360"/>
       </w:pPr>
     </w:lvl>
-    <w:lvl w:ilvl="5" w:tplc="4F329674" w:tentative="1">
+    <w:lvl w:ilvl="5" w:tplc="6BDA1612" w:tentative="1">
       <w:start w:val="1"/>
       <w:numFmt w:val="bullet"/>
       <w:lvlText w:val="■"/>
@@ -7197,7 +7671,7 @@
         <w:ind w:left="4320" w:hanging="360"/>
       </w:pPr>
     </w:lvl>
-    <w:lvl w:ilvl="6" w:tplc="851CE30C" w:tentative="1">
+    <w:lvl w:ilvl="6" w:tplc="0EB0D31C" w:tentative="1">
       <w:start w:val="1"/>
       <w:numFmt w:val="bullet"/>
       <w:lvlText w:val="●"/>
@@ -7206,7 +7680,7 @@
         <w:ind w:left="5040" w:hanging="360"/>
       </w:pPr>
     </w:lvl>
-    <w:lvl w:ilvl="7" w:tplc="E3CCAE5A" w:tentative="1">
+    <w:lvl w:ilvl="7" w:tplc="7B34E82A" w:tentative="1">
       <w:start w:val="1"/>
       <w:numFmt w:val="bullet"/>
       <w:lvlText w:val="●"/>
@@ -7215,7 +7689,7 @@
         <w:ind w:left="5760" w:hanging="360"/>
       </w:pPr>
     </w:lvl>
-    <w:lvl w:ilvl="8" w:tplc="294A7740" w:tentative="1">
+    <w:lvl w:ilvl="8" w:tplc="4404CC38" w:tentative="1">
       <w:start w:val="1"/>
       <w:numFmt w:val="bullet"/>
       <w:lvlText w:val="●"/>
@@ -7225,11 +7699,11 @@
       </w:pPr>
     </w:lvl>
   </w:abstractNum>
-  <w:abstractNum w:abstractNumId="2" w15:restartNumberingAfterBreak="0">
-    <w:nsid w:val="0D6F1444"/>
+  <w:abstractNum w:abstractNumId="10" w15:restartNumberingAfterBreak="0">
+    <w:nsid w:val="6940195C"/>
     <w:multiLevelType w:val="hybridMultilevel"/>
-    <w:tmpl w:val="504602CC"/>
-    <w:lvl w:ilvl="0" w:tplc="977291EA">
+    <w:tmpl w:val="4118A90A"/>
+    <w:lvl w:ilvl="0" w:tplc="65E0C6F8">
       <w:start w:val="1"/>
       <w:numFmt w:val="decimal"/>
       <w:lvlText w:val="%1."/>
@@ -7238,7 +7712,7 @@
         <w:ind w:left="360" w:hanging="300"/>
       </w:pPr>
     </w:lvl>
-    <w:lvl w:ilvl="1" w:tplc="62B2CC56" w:tentative="1">
+    <w:lvl w:ilvl="1" w:tplc="8F564B70" w:tentative="1">
       <w:start w:val="1"/>
       <w:numFmt w:val="lowerLetter"/>
       <w:lvlText w:val="%2."/>
@@ -7247,562 +7721,98 @@
         <w:ind w:left="720" w:hanging="300"/>
       </w:pPr>
     </w:lvl>
-    <w:lvl w:ilvl="2" w:tplc="A732AF00">
+    <w:lvl w:ilvl="2" w:tplc="9B58F7D0">
       <w:numFmt w:val="decimal"/>
       <w:lvlText w:val=""/>
       <w:lvlJc w:val="left"/>
     </w:lvl>
-    <w:lvl w:ilvl="3" w:tplc="03BE0262">
+    <w:lvl w:ilvl="3" w:tplc="8B525A9C">
       <w:numFmt w:val="decimal"/>
       <w:lvlText w:val=""/>
       <w:lvlJc w:val="left"/>
     </w:lvl>
-    <w:lvl w:ilvl="4" w:tplc="CAC480CA">
+    <w:lvl w:ilvl="4" w:tplc="6986A4CC">
       <w:numFmt w:val="decimal"/>
       <w:lvlText w:val=""/>
       <w:lvlJc w:val="left"/>
     </w:lvl>
-    <w:lvl w:ilvl="5" w:tplc="5F1C47D6">
+    <w:lvl w:ilvl="5" w:tplc="8FD41BF4">
       <w:numFmt w:val="decimal"/>
       <w:lvlText w:val=""/>
       <w:lvlJc w:val="left"/>
     </w:lvl>
-    <w:lvl w:ilvl="6" w:tplc="4D66C144">
+    <w:lvl w:ilvl="6" w:tplc="AD309A5C">
       <w:numFmt w:val="decimal"/>
       <w:lvlText w:val=""/>
       <w:lvlJc w:val="left"/>
     </w:lvl>
-    <w:lvl w:ilvl="7" w:tplc="F782C43A">
+    <w:lvl w:ilvl="7" w:tplc="3EA6B800">
       <w:numFmt w:val="decimal"/>
       <w:lvlText w:val=""/>
       <w:lvlJc w:val="left"/>
     </w:lvl>
-    <w:lvl w:ilvl="8" w:tplc="7C960930">
+    <w:lvl w:ilvl="8" w:tplc="4EA46836">
       <w:numFmt w:val="decimal"/>
       <w:lvlText w:val=""/>
       <w:lvlJc w:val="left"/>
     </w:lvl>
   </w:abstractNum>
-  <w:abstractNum w:abstractNumId="3" w15:restartNumberingAfterBreak="0">
-    <w:nsid w:val="20E36D9E"/>
-    <w:multiLevelType w:val="hybridMultilevel"/>
-    <w:tmpl w:val="05A00DE4"/>
-    <w:lvl w:ilvl="0" w:tplc="3E84CD0A">
-      <w:start w:val="1"/>
-      <w:numFmt w:val="decimal"/>
-      <w:lvlText w:val="%1."/>
-      <w:lvlJc w:val="left"/>
-      <w:pPr>
-        <w:ind w:left="360" w:hanging="300"/>
-      </w:pPr>
-    </w:lvl>
-    <w:lvl w:ilvl="1" w:tplc="6FEC2CF0" w:tentative="1">
-      <w:start w:val="1"/>
-      <w:numFmt w:val="lowerLetter"/>
-      <w:lvlText w:val="%2."/>
-      <w:lvlJc w:val="left"/>
-      <w:pPr>
-        <w:ind w:left="720" w:hanging="300"/>
-      </w:pPr>
-    </w:lvl>
-    <w:lvl w:ilvl="2" w:tplc="643A7900">
-      <w:numFmt w:val="decimal"/>
-      <w:lvlText w:val=""/>
-      <w:lvlJc w:val="left"/>
-    </w:lvl>
-    <w:lvl w:ilvl="3" w:tplc="8FD8F664">
-      <w:numFmt w:val="decimal"/>
-      <w:lvlText w:val=""/>
-      <w:lvlJc w:val="left"/>
-    </w:lvl>
-    <w:lvl w:ilvl="4" w:tplc="E96EDCB4">
-      <w:numFmt w:val="decimal"/>
-      <w:lvlText w:val=""/>
-      <w:lvlJc w:val="left"/>
-    </w:lvl>
-    <w:lvl w:ilvl="5" w:tplc="93CA3196">
-      <w:numFmt w:val="decimal"/>
-      <w:lvlText w:val=""/>
-      <w:lvlJc w:val="left"/>
-    </w:lvl>
-    <w:lvl w:ilvl="6" w:tplc="A0B6F228">
-      <w:numFmt w:val="decimal"/>
-      <w:lvlText w:val=""/>
-      <w:lvlJc w:val="left"/>
-    </w:lvl>
-    <w:lvl w:ilvl="7" w:tplc="67F21FB6">
-      <w:numFmt w:val="decimal"/>
-      <w:lvlText w:val=""/>
-      <w:lvlJc w:val="left"/>
-    </w:lvl>
-    <w:lvl w:ilvl="8" w:tplc="065E82A6">
-      <w:numFmt w:val="decimal"/>
-      <w:lvlText w:val=""/>
-      <w:lvlJc w:val="left"/>
-    </w:lvl>
-  </w:abstractNum>
-  <w:abstractNum w:abstractNumId="4" w15:restartNumberingAfterBreak="0">
-    <w:nsid w:val="24896763"/>
-    <w:multiLevelType w:val="hybridMultilevel"/>
-    <w:tmpl w:val="2A4C27DC"/>
-    <w:lvl w:ilvl="0" w:tplc="7534B7E2">
-      <w:start w:val="1"/>
-      <w:numFmt w:val="decimal"/>
-      <w:lvlText w:val="%1."/>
-      <w:lvlJc w:val="left"/>
-      <w:pPr>
-        <w:ind w:left="360" w:hanging="300"/>
-      </w:pPr>
-    </w:lvl>
-    <w:lvl w:ilvl="1" w:tplc="F790D9C2" w:tentative="1">
-      <w:start w:val="1"/>
-      <w:numFmt w:val="lowerLetter"/>
-      <w:lvlText w:val="%2."/>
-      <w:lvlJc w:val="left"/>
-      <w:pPr>
-        <w:ind w:left="720" w:hanging="300"/>
-      </w:pPr>
-    </w:lvl>
-    <w:lvl w:ilvl="2" w:tplc="7D1640F4">
-      <w:numFmt w:val="decimal"/>
-      <w:lvlText w:val=""/>
-      <w:lvlJc w:val="left"/>
-    </w:lvl>
-    <w:lvl w:ilvl="3" w:tplc="2494B1A4">
-      <w:numFmt w:val="decimal"/>
-      <w:lvlText w:val=""/>
-      <w:lvlJc w:val="left"/>
-    </w:lvl>
-    <w:lvl w:ilvl="4" w:tplc="58D08ABE">
-      <w:numFmt w:val="decimal"/>
-      <w:lvlText w:val=""/>
-      <w:lvlJc w:val="left"/>
-    </w:lvl>
-    <w:lvl w:ilvl="5" w:tplc="1110ED1C">
-      <w:numFmt w:val="decimal"/>
-      <w:lvlText w:val=""/>
-      <w:lvlJc w:val="left"/>
-    </w:lvl>
-    <w:lvl w:ilvl="6" w:tplc="11567348">
-      <w:numFmt w:val="decimal"/>
-      <w:lvlText w:val=""/>
-      <w:lvlJc w:val="left"/>
-    </w:lvl>
-    <w:lvl w:ilvl="7" w:tplc="F712F8F4">
-      <w:numFmt w:val="decimal"/>
-      <w:lvlText w:val=""/>
-      <w:lvlJc w:val="left"/>
-    </w:lvl>
-    <w:lvl w:ilvl="8" w:tplc="63401218">
-      <w:numFmt w:val="decimal"/>
-      <w:lvlText w:val=""/>
-      <w:lvlJc w:val="left"/>
-    </w:lvl>
-  </w:abstractNum>
-  <w:abstractNum w:abstractNumId="5" w15:restartNumberingAfterBreak="0">
-    <w:nsid w:val="272441D2"/>
-    <w:multiLevelType w:val="hybridMultilevel"/>
-    <w:tmpl w:val="C12678D0"/>
-    <w:lvl w:ilvl="0" w:tplc="3FE20D96" w:tentative="1">
-      <w:start w:val="1"/>
-      <w:numFmt w:val="bullet"/>
-      <w:lvlText w:val="•"/>
-      <w:lvlJc w:val="left"/>
-      <w:pPr>
-        <w:ind w:left="360" w:hanging="260"/>
-      </w:pPr>
-    </w:lvl>
-    <w:lvl w:ilvl="1" w:tplc="724A1BEA" w:tentative="1">
-      <w:start w:val="1"/>
-      <w:numFmt w:val="bullet"/>
-      <w:lvlText w:val="–"/>
-      <w:lvlJc w:val="left"/>
-      <w:pPr>
-        <w:ind w:left="720" w:hanging="260"/>
-      </w:pPr>
-    </w:lvl>
-    <w:lvl w:ilvl="2" w:tplc="2DDCB2C0">
-      <w:numFmt w:val="decimal"/>
-      <w:lvlText w:val=""/>
-      <w:lvlJc w:val="left"/>
-    </w:lvl>
-    <w:lvl w:ilvl="3" w:tplc="0DAE15FC">
-      <w:numFmt w:val="decimal"/>
-      <w:lvlText w:val=""/>
-      <w:lvlJc w:val="left"/>
-    </w:lvl>
-    <w:lvl w:ilvl="4" w:tplc="A96AE520">
-      <w:numFmt w:val="decimal"/>
-      <w:lvlText w:val=""/>
-      <w:lvlJc w:val="left"/>
-    </w:lvl>
-    <w:lvl w:ilvl="5" w:tplc="9E5C95BE">
-      <w:numFmt w:val="decimal"/>
-      <w:lvlText w:val=""/>
-      <w:lvlJc w:val="left"/>
-    </w:lvl>
-    <w:lvl w:ilvl="6" w:tplc="4280940E">
-      <w:numFmt w:val="decimal"/>
-      <w:lvlText w:val=""/>
-      <w:lvlJc w:val="left"/>
-    </w:lvl>
-    <w:lvl w:ilvl="7" w:tplc="5D225F84">
-      <w:numFmt w:val="decimal"/>
-      <w:lvlText w:val=""/>
-      <w:lvlJc w:val="left"/>
-    </w:lvl>
-    <w:lvl w:ilvl="8" w:tplc="E66446DE">
-      <w:numFmt w:val="decimal"/>
-      <w:lvlText w:val=""/>
-      <w:lvlJc w:val="left"/>
-    </w:lvl>
-  </w:abstractNum>
-  <w:abstractNum w:abstractNumId="6" w15:restartNumberingAfterBreak="0">
-    <w:nsid w:val="34A9673F"/>
-    <w:multiLevelType w:val="hybridMultilevel"/>
-    <w:tmpl w:val="7250F9DE"/>
-    <w:lvl w:ilvl="0" w:tplc="68F26688">
-      <w:start w:val="1"/>
-      <w:numFmt w:val="decimal"/>
-      <w:lvlText w:val="%1."/>
-      <w:lvlJc w:val="left"/>
-      <w:pPr>
-        <w:ind w:left="360" w:hanging="300"/>
-      </w:pPr>
-    </w:lvl>
-    <w:lvl w:ilvl="1" w:tplc="0952C9E8" w:tentative="1">
-      <w:start w:val="1"/>
-      <w:numFmt w:val="lowerLetter"/>
-      <w:lvlText w:val="%2."/>
-      <w:lvlJc w:val="left"/>
-      <w:pPr>
-        <w:ind w:left="720" w:hanging="300"/>
-      </w:pPr>
-    </w:lvl>
-    <w:lvl w:ilvl="2" w:tplc="3D6E1E6C">
-      <w:numFmt w:val="decimal"/>
-      <w:lvlText w:val=""/>
-      <w:lvlJc w:val="left"/>
-    </w:lvl>
-    <w:lvl w:ilvl="3" w:tplc="7ABA8F30">
-      <w:numFmt w:val="decimal"/>
-      <w:lvlText w:val=""/>
-      <w:lvlJc w:val="left"/>
-    </w:lvl>
-    <w:lvl w:ilvl="4" w:tplc="A448EA24">
-      <w:numFmt w:val="decimal"/>
-      <w:lvlText w:val=""/>
-      <w:lvlJc w:val="left"/>
-    </w:lvl>
-    <w:lvl w:ilvl="5" w:tplc="2DDEF972">
-      <w:numFmt w:val="decimal"/>
-      <w:lvlText w:val=""/>
-      <w:lvlJc w:val="left"/>
-    </w:lvl>
-    <w:lvl w:ilvl="6" w:tplc="56A8DF1C">
-      <w:numFmt w:val="decimal"/>
-      <w:lvlText w:val=""/>
-      <w:lvlJc w:val="left"/>
-    </w:lvl>
-    <w:lvl w:ilvl="7" w:tplc="C4BCF88C">
-      <w:numFmt w:val="decimal"/>
-      <w:lvlText w:val=""/>
-      <w:lvlJc w:val="left"/>
-    </w:lvl>
-    <w:lvl w:ilvl="8" w:tplc="C8285540">
-      <w:numFmt w:val="decimal"/>
-      <w:lvlText w:val=""/>
-      <w:lvlJc w:val="left"/>
-    </w:lvl>
-  </w:abstractNum>
-  <w:abstractNum w:abstractNumId="7" w15:restartNumberingAfterBreak="0">
-    <w:nsid w:val="4DE50E27"/>
-    <w:multiLevelType w:val="hybridMultilevel"/>
-    <w:tmpl w:val="25F463D8"/>
-    <w:lvl w:ilvl="0" w:tplc="AED0EA3E">
-      <w:start w:val="1"/>
-      <w:numFmt w:val="decimal"/>
-      <w:lvlText w:val="%1."/>
-      <w:lvlJc w:val="left"/>
-      <w:pPr>
-        <w:ind w:left="360" w:hanging="300"/>
-      </w:pPr>
-    </w:lvl>
-    <w:lvl w:ilvl="1" w:tplc="C8D663E6" w:tentative="1">
-      <w:start w:val="1"/>
-      <w:numFmt w:val="lowerLetter"/>
-      <w:lvlText w:val="%2."/>
-      <w:lvlJc w:val="left"/>
-      <w:pPr>
-        <w:ind w:left="720" w:hanging="300"/>
-      </w:pPr>
-    </w:lvl>
-    <w:lvl w:ilvl="2" w:tplc="0CC66CD8">
-      <w:numFmt w:val="decimal"/>
-      <w:lvlText w:val=""/>
-      <w:lvlJc w:val="left"/>
-    </w:lvl>
-    <w:lvl w:ilvl="3" w:tplc="116831AE">
-      <w:numFmt w:val="decimal"/>
-      <w:lvlText w:val=""/>
-      <w:lvlJc w:val="left"/>
-    </w:lvl>
-    <w:lvl w:ilvl="4" w:tplc="4A18FA9E">
-      <w:numFmt w:val="decimal"/>
-      <w:lvlText w:val=""/>
-      <w:lvlJc w:val="left"/>
-    </w:lvl>
-    <w:lvl w:ilvl="5" w:tplc="101657B8">
-      <w:numFmt w:val="decimal"/>
-      <w:lvlText w:val=""/>
-      <w:lvlJc w:val="left"/>
-    </w:lvl>
-    <w:lvl w:ilvl="6" w:tplc="86200636">
-      <w:numFmt w:val="decimal"/>
-      <w:lvlText w:val=""/>
-      <w:lvlJc w:val="left"/>
-    </w:lvl>
-    <w:lvl w:ilvl="7" w:tplc="80888988">
-      <w:numFmt w:val="decimal"/>
-      <w:lvlText w:val=""/>
-      <w:lvlJc w:val="left"/>
-    </w:lvl>
-    <w:lvl w:ilvl="8" w:tplc="B94E7888">
-      <w:numFmt w:val="decimal"/>
-      <w:lvlText w:val=""/>
-      <w:lvlJc w:val="left"/>
-    </w:lvl>
-  </w:abstractNum>
-  <w:abstractNum w:abstractNumId="8" w15:restartNumberingAfterBreak="0">
-    <w:nsid w:val="597F269F"/>
-    <w:multiLevelType w:val="hybridMultilevel"/>
-    <w:tmpl w:val="D1B830AC"/>
-    <w:lvl w:ilvl="0" w:tplc="952888A0">
-      <w:start w:val="1"/>
-      <w:numFmt w:val="decimal"/>
-      <w:lvlText w:val="%1."/>
-      <w:lvlJc w:val="left"/>
-      <w:pPr>
-        <w:ind w:left="360" w:hanging="300"/>
-      </w:pPr>
-    </w:lvl>
-    <w:lvl w:ilvl="1" w:tplc="EE4C8142" w:tentative="1">
-      <w:start w:val="1"/>
-      <w:numFmt w:val="lowerLetter"/>
-      <w:lvlText w:val="%2."/>
-      <w:lvlJc w:val="left"/>
-      <w:pPr>
-        <w:ind w:left="720" w:hanging="300"/>
-      </w:pPr>
-    </w:lvl>
-    <w:lvl w:ilvl="2" w:tplc="585C3F2E">
-      <w:numFmt w:val="decimal"/>
-      <w:lvlText w:val=""/>
-      <w:lvlJc w:val="left"/>
-    </w:lvl>
-    <w:lvl w:ilvl="3" w:tplc="43686392">
-      <w:numFmt w:val="decimal"/>
-      <w:lvlText w:val=""/>
-      <w:lvlJc w:val="left"/>
-    </w:lvl>
-    <w:lvl w:ilvl="4" w:tplc="4704BE64">
-      <w:numFmt w:val="decimal"/>
-      <w:lvlText w:val=""/>
-      <w:lvlJc w:val="left"/>
-    </w:lvl>
-    <w:lvl w:ilvl="5" w:tplc="89CE14C2">
-      <w:numFmt w:val="decimal"/>
-      <w:lvlText w:val=""/>
-      <w:lvlJc w:val="left"/>
-    </w:lvl>
-    <w:lvl w:ilvl="6" w:tplc="B87C14CA">
-      <w:numFmt w:val="decimal"/>
-      <w:lvlText w:val=""/>
-      <w:lvlJc w:val="left"/>
-    </w:lvl>
-    <w:lvl w:ilvl="7" w:tplc="0958BE20">
-      <w:numFmt w:val="decimal"/>
-      <w:lvlText w:val=""/>
-      <w:lvlJc w:val="left"/>
-    </w:lvl>
-    <w:lvl w:ilvl="8" w:tplc="712AD46C">
-      <w:numFmt w:val="decimal"/>
-      <w:lvlText w:val=""/>
-      <w:lvlJc w:val="left"/>
-    </w:lvl>
-  </w:abstractNum>
-  <w:abstractNum w:abstractNumId="9" w15:restartNumberingAfterBreak="0">
-    <w:nsid w:val="625F2233"/>
-    <w:multiLevelType w:val="hybridMultilevel"/>
-    <w:tmpl w:val="876CCE46"/>
-    <w:lvl w:ilvl="0" w:tplc="CFA8F94A">
-      <w:start w:val="1"/>
-      <w:numFmt w:val="decimal"/>
-      <w:lvlText w:val="%1."/>
-      <w:lvlJc w:val="left"/>
-      <w:pPr>
-        <w:ind w:left="360" w:hanging="300"/>
-      </w:pPr>
-    </w:lvl>
-    <w:lvl w:ilvl="1" w:tplc="3C980E24" w:tentative="1">
-      <w:start w:val="1"/>
-      <w:numFmt w:val="lowerLetter"/>
-      <w:lvlText w:val="%2."/>
-      <w:lvlJc w:val="left"/>
-      <w:pPr>
-        <w:ind w:left="720" w:hanging="300"/>
-      </w:pPr>
-    </w:lvl>
-    <w:lvl w:ilvl="2" w:tplc="EE20C088">
-      <w:numFmt w:val="decimal"/>
-      <w:lvlText w:val=""/>
-      <w:lvlJc w:val="left"/>
-    </w:lvl>
-    <w:lvl w:ilvl="3" w:tplc="ACB4F03E">
-      <w:numFmt w:val="decimal"/>
-      <w:lvlText w:val=""/>
-      <w:lvlJc w:val="left"/>
-    </w:lvl>
-    <w:lvl w:ilvl="4" w:tplc="173815C2">
-      <w:numFmt w:val="decimal"/>
-      <w:lvlText w:val=""/>
-      <w:lvlJc w:val="left"/>
-    </w:lvl>
-    <w:lvl w:ilvl="5" w:tplc="F274DE08">
-      <w:numFmt w:val="decimal"/>
-      <w:lvlText w:val=""/>
-      <w:lvlJc w:val="left"/>
-    </w:lvl>
-    <w:lvl w:ilvl="6" w:tplc="574C5C72">
-      <w:numFmt w:val="decimal"/>
-      <w:lvlText w:val=""/>
-      <w:lvlJc w:val="left"/>
-    </w:lvl>
-    <w:lvl w:ilvl="7" w:tplc="F78AECBE">
-      <w:numFmt w:val="decimal"/>
-      <w:lvlText w:val=""/>
-      <w:lvlJc w:val="left"/>
-    </w:lvl>
-    <w:lvl w:ilvl="8" w:tplc="C826D68E">
-      <w:numFmt w:val="decimal"/>
-      <w:lvlText w:val=""/>
-      <w:lvlJc w:val="left"/>
-    </w:lvl>
-  </w:abstractNum>
-  <w:abstractNum w:abstractNumId="10" w15:restartNumberingAfterBreak="0">
-    <w:nsid w:val="6A4F3740"/>
-    <w:multiLevelType w:val="hybridMultilevel"/>
-    <w:tmpl w:val="A2C87EE6"/>
-    <w:lvl w:ilvl="0" w:tplc="B596C82A">
-      <w:start w:val="1"/>
-      <w:numFmt w:val="decimal"/>
-      <w:lvlText w:val="%1."/>
-      <w:lvlJc w:val="left"/>
-      <w:pPr>
-        <w:ind w:left="360" w:hanging="300"/>
-      </w:pPr>
-    </w:lvl>
-    <w:lvl w:ilvl="1" w:tplc="7EF6343A" w:tentative="1">
-      <w:start w:val="1"/>
-      <w:numFmt w:val="lowerLetter"/>
-      <w:lvlText w:val="%2."/>
-      <w:lvlJc w:val="left"/>
-      <w:pPr>
-        <w:ind w:left="720" w:hanging="300"/>
-      </w:pPr>
-    </w:lvl>
-    <w:lvl w:ilvl="2" w:tplc="02107B8A">
-      <w:numFmt w:val="decimal"/>
-      <w:lvlText w:val=""/>
-      <w:lvlJc w:val="left"/>
-    </w:lvl>
-    <w:lvl w:ilvl="3" w:tplc="BD4C9132">
-      <w:numFmt w:val="decimal"/>
-      <w:lvlText w:val=""/>
-      <w:lvlJc w:val="left"/>
-    </w:lvl>
-    <w:lvl w:ilvl="4" w:tplc="D4F8B3AC">
-      <w:numFmt w:val="decimal"/>
-      <w:lvlText w:val=""/>
-      <w:lvlJc w:val="left"/>
-    </w:lvl>
-    <w:lvl w:ilvl="5" w:tplc="69F2E2E4">
-      <w:numFmt w:val="decimal"/>
-      <w:lvlText w:val=""/>
-      <w:lvlJc w:val="left"/>
-    </w:lvl>
-    <w:lvl w:ilvl="6" w:tplc="E2209F9A">
-      <w:numFmt w:val="decimal"/>
-      <w:lvlText w:val=""/>
-      <w:lvlJc w:val="left"/>
-    </w:lvl>
-    <w:lvl w:ilvl="7" w:tplc="57CC9396">
-      <w:numFmt w:val="decimal"/>
-      <w:lvlText w:val=""/>
-      <w:lvlJc w:val="left"/>
-    </w:lvl>
-    <w:lvl w:ilvl="8" w:tplc="73C24D12">
-      <w:numFmt w:val="decimal"/>
-      <w:lvlText w:val=""/>
-      <w:lvlJc w:val="left"/>
-    </w:lvl>
-  </w:abstractNum>
-  <w:num w:numId="1" w16cid:durableId="1034309005">
+  <w:num w:numId="1" w16cid:durableId="1084648729">
+    <w:abstractNumId w:val="9"/>
+    <w:lvlOverride w:ilvl="0">
+      <w:startOverride w:val="1"/>
+    </w:lvlOverride>
+  </w:num>
+  <w:num w:numId="2" w16cid:durableId="282612369">
+    <w:abstractNumId w:val="0"/>
+    <w:lvlOverride w:ilvl="0">
+      <w:startOverride w:val="1"/>
+    </w:lvlOverride>
+  </w:num>
+  <w:num w:numId="3" w16cid:durableId="682510538">
+    <w:abstractNumId w:val="6"/>
+    <w:lvlOverride w:ilvl="0">
+      <w:startOverride w:val="1"/>
+    </w:lvlOverride>
+  </w:num>
+  <w:num w:numId="4" w16cid:durableId="406341109">
+    <w:abstractNumId w:val="3"/>
+    <w:lvlOverride w:ilvl="0">
+      <w:startOverride w:val="1"/>
+    </w:lvlOverride>
+  </w:num>
+  <w:num w:numId="5" w16cid:durableId="1506705170">
+    <w:abstractNumId w:val="7"/>
+    <w:lvlOverride w:ilvl="0">
+      <w:startOverride w:val="1"/>
+    </w:lvlOverride>
+  </w:num>
+  <w:num w:numId="6" w16cid:durableId="1037703278">
+    <w:abstractNumId w:val="2"/>
+    <w:lvlOverride w:ilvl="0">
+      <w:startOverride w:val="1"/>
+    </w:lvlOverride>
+  </w:num>
+  <w:num w:numId="7" w16cid:durableId="37626184">
+    <w:abstractNumId w:val="4"/>
+    <w:lvlOverride w:ilvl="0">
+      <w:startOverride w:val="1"/>
+    </w:lvlOverride>
+  </w:num>
+  <w:num w:numId="8" w16cid:durableId="1290281999">
+    <w:abstractNumId w:val="10"/>
+    <w:lvlOverride w:ilvl="0">
+      <w:startOverride w:val="1"/>
+    </w:lvlOverride>
+  </w:num>
+  <w:num w:numId="9" w16cid:durableId="1750930591">
     <w:abstractNumId w:val="1"/>
     <w:lvlOverride w:ilvl="0">
       <w:startOverride w:val="1"/>
     </w:lvlOverride>
   </w:num>
-  <w:num w:numId="2" w16cid:durableId="1472401024">
-    <w:abstractNumId w:val="6"/>
-    <w:lvlOverride w:ilvl="0">
-      <w:startOverride w:val="1"/>
-    </w:lvlOverride>
-  </w:num>
-  <w:num w:numId="3" w16cid:durableId="1370495662">
-    <w:abstractNumId w:val="0"/>
-    <w:lvlOverride w:ilvl="0">
-      <w:startOverride w:val="1"/>
-    </w:lvlOverride>
-  </w:num>
-  <w:num w:numId="4" w16cid:durableId="1647931546">
-    <w:abstractNumId w:val="9"/>
-    <w:lvlOverride w:ilvl="0">
-      <w:startOverride w:val="1"/>
-    </w:lvlOverride>
-  </w:num>
-  <w:num w:numId="5" w16cid:durableId="1777675255">
-    <w:abstractNumId w:val="3"/>
-    <w:lvlOverride w:ilvl="0">
-      <w:startOverride w:val="1"/>
-    </w:lvlOverride>
-  </w:num>
-  <w:num w:numId="6" w16cid:durableId="1442341482">
-    <w:abstractNumId w:val="4"/>
-    <w:lvlOverride w:ilvl="0">
-      <w:startOverride w:val="1"/>
-    </w:lvlOverride>
-  </w:num>
-  <w:num w:numId="7" w16cid:durableId="1079207701">
-    <w:abstractNumId w:val="10"/>
-    <w:lvlOverride w:ilvl="0">
-      <w:startOverride w:val="1"/>
-    </w:lvlOverride>
-  </w:num>
-  <w:num w:numId="8" w16cid:durableId="528107376">
-    <w:abstractNumId w:val="7"/>
-    <w:lvlOverride w:ilvl="0">
-      <w:startOverride w:val="1"/>
-    </w:lvlOverride>
-  </w:num>
-  <w:num w:numId="9" w16cid:durableId="1285388827">
-    <w:abstractNumId w:val="8"/>
-    <w:lvlOverride w:ilvl="0">
-      <w:startOverride w:val="1"/>
-    </w:lvlOverride>
-  </w:num>
-  <w:num w:numId="10" w16cid:durableId="141772932">
-    <w:abstractNumId w:val="2"/>
+  <w:num w:numId="10" w16cid:durableId="1025207165">
+    <w:abstractNumId w:val="5"/>
     <w:lvlOverride w:ilvl="0">
       <w:startOverride w:val="1"/>
     </w:lvlOverride>
@@ -8483,7 +8493,7 @@
     <w:autoRedefine/>
     <w:uiPriority w:val="39"/>
     <w:unhideWhenUsed/>
-    <w:rsid w:val="00197027"/>
+    <w:rsid w:val="00332830"/>
     <w:pPr>
       <w:spacing w:after="100"/>
     </w:pPr>

--- a/discoverer-neo/docs/user-guide/manual/Discoverer-Neo-ADMIN-Guide-Quick-pt-PT.docx
+++ b/discoverer-neo/docs/user-guide/manual/Discoverer-Neo-ADMIN-Guide-Quick-pt-PT.docx
@@ -54,7 +54,7 @@
           <w:sz w:val="22"/>
           <w:szCs w:val="22"/>
         </w:rPr>
-        <w:t>Versão 2.0.1</w:t>
+        <w:t>Versão 2.1.0</w:t>
       </w:r>
     </w:p>
     <w:p>
@@ -74,7 +74,7 @@
     <w:sdt>
       <w:sdtPr>
         <w:alias w:val="Índice"/>
-        <w:id w:val="-699702592"/>
+        <w:id w:val="1414359009"/>
       </w:sdtPr>
       <w:sdtEndPr/>
       <w:sdtContent>
@@ -102,7 +102,7 @@
           <w:r>
             <w:fldChar w:fldCharType="separate"/>
           </w:r>
-          <w:hyperlink w:anchor="_Toc241692506" w:history="1">
+          <w:hyperlink w:anchor="_Toc241696394" w:history="1">
             <w:r>
               <w:rPr>
                 <w:rStyle w:val="Hiperligao"/>
@@ -126,7 +126,7 @@
               <w:rPr>
                 <w:noProof/>
               </w:rPr>
-              <w:instrText xml:space="preserve"> PAGEREF _Toc241692506 \h </w:instrText>
+              <w:instrText xml:space="preserve"> PAGEREF _Toc241696394 \h </w:instrText>
             </w:r>
             <w:r>
               <w:rPr>
@@ -168,7 +168,7 @@
               <w14:ligatures w14:val="standardContextual"/>
             </w:rPr>
           </w:pPr>
-          <w:hyperlink w:anchor="_Toc241692507" w:history="1">
+          <w:hyperlink w:anchor="_Toc241696395" w:history="1">
             <w:r>
               <w:rPr>
                 <w:rStyle w:val="Hiperligao"/>
@@ -192,7 +192,7 @@
               <w:rPr>
                 <w:noProof/>
               </w:rPr>
-              <w:instrText xml:space="preserve"> PAGEREF _Toc241692507 \h </w:instrText>
+              <w:instrText xml:space="preserve"> PAGEREF _Toc241696395 \h </w:instrText>
             </w:r>
             <w:r>
               <w:rPr>
@@ -234,7 +234,7 @@
               <w14:ligatures w14:val="standardContextual"/>
             </w:rPr>
           </w:pPr>
-          <w:hyperlink w:anchor="_Toc241692508" w:history="1">
+          <w:hyperlink w:anchor="_Toc241696396" w:history="1">
             <w:r>
               <w:rPr>
                 <w:rStyle w:val="Hiperligao"/>
@@ -258,7 +258,7 @@
               <w:rPr>
                 <w:noProof/>
               </w:rPr>
-              <w:instrText xml:space="preserve"> PAGEREF _Toc241692508 \h </w:instrText>
+              <w:instrText xml:space="preserve"> PAGEREF _Toc241696396 \h </w:instrText>
             </w:r>
             <w:r>
               <w:rPr>
@@ -300,7 +300,7 @@
               <w14:ligatures w14:val="standardContextual"/>
             </w:rPr>
           </w:pPr>
-          <w:hyperlink w:anchor="_Toc241692509" w:history="1">
+          <w:hyperlink w:anchor="_Toc241696397" w:history="1">
             <w:r>
               <w:rPr>
                 <w:rStyle w:val="Hiperligao"/>
@@ -324,7 +324,7 @@
               <w:rPr>
                 <w:noProof/>
               </w:rPr>
-              <w:instrText xml:space="preserve"> PAGEREF _Toc241692509 \h </w:instrText>
+              <w:instrText xml:space="preserve"> PAGEREF _Toc241696397 \h </w:instrText>
             </w:r>
             <w:r>
               <w:rPr>
@@ -366,7 +366,7 @@
               <w14:ligatures w14:val="standardContextual"/>
             </w:rPr>
           </w:pPr>
-          <w:hyperlink w:anchor="_Toc241692510" w:history="1">
+          <w:hyperlink w:anchor="_Toc241696398" w:history="1">
             <w:r>
               <w:rPr>
                 <w:rStyle w:val="Hiperligao"/>
@@ -390,7 +390,7 @@
               <w:rPr>
                 <w:noProof/>
               </w:rPr>
-              <w:instrText xml:space="preserve"> PAGEREF _Toc241692510 \h </w:instrText>
+              <w:instrText xml:space="preserve"> PAGEREF _Toc241696398 \h </w:instrText>
             </w:r>
             <w:r>
               <w:rPr>
@@ -432,7 +432,7 @@
               <w14:ligatures w14:val="standardContextual"/>
             </w:rPr>
           </w:pPr>
-          <w:hyperlink w:anchor="_Toc241692511" w:history="1">
+          <w:hyperlink w:anchor="_Toc241696399" w:history="1">
             <w:r>
               <w:rPr>
                 <w:rStyle w:val="Hiperligao"/>
@@ -456,7 +456,7 @@
               <w:rPr>
                 <w:noProof/>
               </w:rPr>
-              <w:instrText xml:space="preserve"> PAGEREF _Toc241692511 \h </w:instrText>
+              <w:instrText xml:space="preserve"> PAGEREF _Toc241696399 \h </w:instrText>
             </w:r>
             <w:r>
               <w:rPr>
@@ -498,7 +498,7 @@
               <w14:ligatures w14:val="standardContextual"/>
             </w:rPr>
           </w:pPr>
-          <w:hyperlink w:anchor="_Toc241692512" w:history="1">
+          <w:hyperlink w:anchor="_Toc241696400" w:history="1">
             <w:r>
               <w:rPr>
                 <w:rStyle w:val="Hiperligao"/>
@@ -522,7 +522,7 @@
               <w:rPr>
                 <w:noProof/>
               </w:rPr>
-              <w:instrText xml:space="preserve"> PAGEREF _Toc241692512 \h </w:instrText>
+              <w:instrText xml:space="preserve"> PAGEREF _Toc241696400 \h </w:instrText>
             </w:r>
             <w:r>
               <w:rPr>
@@ -564,7 +564,7 @@
               <w14:ligatures w14:val="standardContextual"/>
             </w:rPr>
           </w:pPr>
-          <w:hyperlink w:anchor="_Toc241692513" w:history="1">
+          <w:hyperlink w:anchor="_Toc241696401" w:history="1">
             <w:r>
               <w:rPr>
                 <w:rStyle w:val="Hiperligao"/>
@@ -588,7 +588,7 @@
               <w:rPr>
                 <w:noProof/>
               </w:rPr>
-              <w:instrText xml:space="preserve"> PAGEREF _Toc241692513 \h </w:instrText>
+              <w:instrText xml:space="preserve"> PAGEREF _Toc241696401 \h </w:instrText>
             </w:r>
             <w:r>
               <w:rPr>
@@ -630,7 +630,7 @@
               <w14:ligatures w14:val="standardContextual"/>
             </w:rPr>
           </w:pPr>
-          <w:hyperlink w:anchor="_Toc241692514" w:history="1">
+          <w:hyperlink w:anchor="_Toc241696402" w:history="1">
             <w:r>
               <w:rPr>
                 <w:rStyle w:val="Hiperligao"/>
@@ -654,7 +654,7 @@
               <w:rPr>
                 <w:noProof/>
               </w:rPr>
-              <w:instrText xml:space="preserve"> PAGEREF _Toc241692514 \h </w:instrText>
+              <w:instrText xml:space="preserve"> PAGEREF _Toc241696402 \h </w:instrText>
             </w:r>
             <w:r>
               <w:rPr>
@@ -671,7 +671,7 @@
               <w:rPr>
                 <w:noProof/>
               </w:rPr>
-              <w:t>10</w:t>
+              <w:t>11</w:t>
             </w:r>
             <w:r>
               <w:rPr>
@@ -696,7 +696,7 @@
               <w14:ligatures w14:val="standardContextual"/>
             </w:rPr>
           </w:pPr>
-          <w:hyperlink w:anchor="_Toc241692515" w:history="1">
+          <w:hyperlink w:anchor="_Toc241696403" w:history="1">
             <w:r>
               <w:rPr>
                 <w:rStyle w:val="Hiperligao"/>
@@ -720,7 +720,7 @@
               <w:rPr>
                 <w:noProof/>
               </w:rPr>
-              <w:instrText xml:space="preserve"> PAGEREF _Toc241692515 \h </w:instrText>
+              <w:instrText xml:space="preserve"> PAGEREF _Toc241696403 \h </w:instrText>
             </w:r>
             <w:r>
               <w:rPr>
@@ -737,7 +737,7 @@
               <w:rPr>
                 <w:noProof/>
               </w:rPr>
-              <w:t>11</w:t>
+              <w:t>12</w:t>
             </w:r>
             <w:r>
               <w:rPr>
@@ -768,7 +768,7 @@
       <w:pPr>
         <w:pStyle w:val="Ttulo1"/>
       </w:pPr>
-      <w:bookmarkStart w:id="0" w:name="_Toc241692506"/>
+      <w:bookmarkStart w:id="0" w:name="_Toc241696394"/>
       <w:r>
         <w:lastRenderedPageBreak/>
         <w:t>A sua função numa página</w:t>
@@ -1415,7 +1415,7 @@
           <w:noProof/>
         </w:rPr>
         <w:drawing>
-          <wp:inline distT="0" distB="0" distL="0" distR="0" wp14:anchorId="23337430" wp14:editId="07FD2AA2">
+          <wp:inline distT="0" distB="0" distL="0" distR="0" wp14:anchorId="47742CF5" wp14:editId="4EED80C7">
             <wp:extent cx="5715000" cy="3571875"/>
             <wp:effectExtent l="0" t="0" r="0" b="0"/>
             <wp:docPr id="167" name="01-login.png" descr="A página de início de sessão com Email, Palavra-passe, Manter sessão iniciada e o botão Iniciar sessão." title="A página de início de sessão com Email, Palavra-passe, Manter sessão iniciada e o botão Iniciar sessão."/>
@@ -1468,7 +1468,7 @@
         <w:pStyle w:val="Ttulo1"/>
         <w:pageBreakBefore/>
       </w:pPr>
-      <w:bookmarkStart w:id="1" w:name="_Toc241692507"/>
+      <w:bookmarkStart w:id="1" w:name="_Toc241696395"/>
       <w:r>
         <w:lastRenderedPageBreak/>
         <w:t>Painel e Mapas</w:t>
@@ -1511,7 +1511,7 @@
           <w:noProof/>
         </w:rPr>
         <w:drawing>
-          <wp:inline distT="0" distB="0" distL="0" distR="0" wp14:anchorId="1659507C" wp14:editId="7B717165">
+          <wp:inline distT="0" distB="0" distL="0" distR="0" wp14:anchorId="087240F7" wp14:editId="22330213">
             <wp:extent cx="5715000" cy="3429000"/>
             <wp:effectExtent l="0" t="0" r="0" b="0"/>
             <wp:docPr id="168" name="02-maps-all.png" descr="A lista de Mapas, separador Todos, com todos os ícones de linha e a secção Pastas de trabalho por cima." title="A lista de Mapas, separador Todos, com todos os ícones de linha e a secção Pastas de trabalho por cima."/>
@@ -2040,7 +2040,7 @@
         <w:pStyle w:val="Ttulo1"/>
         <w:pageBreakBefore/>
       </w:pPr>
-      <w:bookmarkStart w:id="2" w:name="_Toc241692508"/>
+      <w:bookmarkStart w:id="2" w:name="_Toc241696396"/>
       <w:r>
         <w:lastRenderedPageBreak/>
         <w:t>Construtor e visualizador de mapas</w:t>
@@ -2063,7 +2063,7 @@
           <w:noProof/>
         </w:rPr>
         <w:drawing>
-          <wp:inline distT="0" distB="0" distL="0" distR="0" wp14:anchorId="4A18336A" wp14:editId="1D794FF0">
+          <wp:inline distT="0" distB="0" distL="0" distR="0" wp14:anchorId="19E34B2D" wp14:editId="3FC7C0A2">
             <wp:extent cx="5715000" cy="3571875"/>
             <wp:effectExtent l="0" t="0" r="0" b="0"/>
             <wp:docPr id="169" name="03-viewer-results.png" descr="Os resultados da execução com os botões SQL e Plano junto aos botões Excel, CSV e PDF." title="Os resultados da execução com os botões SQL e Plano junto aos botões Excel, CSV e PDF."/>
@@ -2695,7 +2695,7 @@
         <w:pStyle w:val="Ttulo1"/>
         <w:pageBreakBefore/>
       </w:pPr>
-      <w:bookmarkStart w:id="3" w:name="_Toc241692509"/>
+      <w:bookmarkStart w:id="3" w:name="_Toc241696397"/>
       <w:r>
         <w:lastRenderedPageBreak/>
         <w:t>Execuções, Exportações e Agendamentos</w:t>
@@ -2748,7 +2748,7 @@
           <w:noProof/>
         </w:rPr>
         <w:drawing>
-          <wp:inline distT="0" distB="0" distL="0" distR="0" wp14:anchorId="51FC6947" wp14:editId="5B5FA062">
+          <wp:inline distT="0" distB="0" distL="0" distR="0" wp14:anchorId="6D35E509" wp14:editId="47A07079">
             <wp:extent cx="5715000" cy="3571875"/>
             <wp:effectExtent l="0" t="0" r="0" b="0"/>
             <wp:docPr id="170" name="04-runs-every-user.png" descr="A página Execuções com as execuções de todos os utilizadores." title="A página Execuções com as execuções de todos os utilizadores."/>
@@ -3358,7 +3358,7 @@
         <w:pStyle w:val="Ttulo1"/>
         <w:pageBreakBefore/>
       </w:pPr>
-      <w:bookmarkStart w:id="4" w:name="_Toc241692510"/>
+      <w:bookmarkStart w:id="4" w:name="_Toc241696398"/>
       <w:r>
         <w:lastRenderedPageBreak/>
         <w:t>Áreas de Negócio e Permissões</w:t>
@@ -3391,7 +3391,7 @@
           <w:noProof/>
         </w:rPr>
         <w:drawing>
-          <wp:inline distT="0" distB="0" distL="0" distR="0" wp14:anchorId="7E98B666" wp14:editId="439A6F59">
+          <wp:inline distT="0" distB="0" distL="0" distR="0" wp14:anchorId="7107A281" wp14:editId="4CF212D1">
             <wp:extent cx="5715000" cy="3571875"/>
             <wp:effectExtent l="0" t="0" r="0" b="0"/>
             <wp:docPr id="171" name="09-business-areas-grants-permission.png" descr="A caixa de diálogo Gerir concessões com a lista Permissão aberta." title="A caixa de diálogo Gerir concessões com a lista Permissão aberta."/>
@@ -3996,7 +3996,7 @@
         <w:pStyle w:val="Ttulo1"/>
         <w:pageBreakBefore/>
       </w:pPr>
-      <w:bookmarkStart w:id="5" w:name="_Toc241692511"/>
+      <w:bookmarkStart w:id="5" w:name="_Toc241696399"/>
       <w:r>
         <w:lastRenderedPageBreak/>
         <w:t>Pastas, Itens, Junções, Hierarquias</w:t>
@@ -4059,7 +4059,7 @@
           <w:noProof/>
         </w:rPr>
         <w:drawing>
-          <wp:inline distT="0" distB="0" distL="0" distR="0" wp14:anchorId="16AE92C2" wp14:editId="4240E5C2">
+          <wp:inline distT="0" distB="0" distL="0" distR="0" wp14:anchorId="7DC8C1C0" wp14:editId="19BDDD2F">
             <wp:extent cx="2495550" cy="5905500"/>
             <wp:effectExtent l="0" t="0" r="0" b="0"/>
             <wp:docPr id="172" name="14-folders-discovered.png" descr="A caixa de diálogo Nova Pasta depois de Descobrir Tabelas, com a lista das tabelas encontradas." title="A caixa de diálogo Nova Pasta depois de Descobrir Tabelas, com a lista das tabelas encontradas."/>
@@ -4628,7 +4628,7 @@
         <w:pStyle w:val="Ttulo1"/>
         <w:pageBreakBefore/>
       </w:pPr>
-      <w:bookmarkStart w:id="6" w:name="_Toc241692512"/>
+      <w:bookmarkStart w:id="6" w:name="_Toc241696400"/>
       <w:r>
         <w:lastRenderedPageBreak/>
         <w:t>Funções Personalizadas e Origens de Dados</w:t>
@@ -4671,7 +4671,7 @@
           <w:noProof/>
         </w:rPr>
         <w:drawing>
-          <wp:inline distT="0" distB="0" distL="0" distR="0" wp14:anchorId="4EBB0FAE" wp14:editId="795555A2">
+          <wp:inline distT="0" distB="0" distL="0" distR="0" wp14:anchorId="23DB266C" wp14:editId="295DC89D">
             <wp:extent cx="5715000" cy="3571875"/>
             <wp:effectExtent l="0" t="0" r="0" b="0"/>
             <wp:docPr id="173" name="30-data-sources.png" descr="A página Origens de Dados com uma tabela de ligações e cinco ícones de linha." title="A página Origens de Dados com uma tabela de ligações e cinco ícones de linha."/>
@@ -5231,7 +5231,7 @@
         <w:pStyle w:val="Ttulo1"/>
         <w:pageBreakBefore/>
       </w:pPr>
-      <w:bookmarkStart w:id="7" w:name="_Toc241692513"/>
+      <w:bookmarkStart w:id="7" w:name="_Toc241696401"/>
       <w:r>
         <w:lastRenderedPageBreak/>
         <w:t>Utilizadores</w:t>
@@ -5254,7 +5254,7 @@
           <w:noProof/>
         </w:rPr>
         <w:drawing>
-          <wp:inline distT="0" distB="0" distL="0" distR="0" wp14:anchorId="59C3165F" wp14:editId="2C3E115B">
+          <wp:inline distT="0" distB="0" distL="0" distR="0" wp14:anchorId="0DE5FE8A" wp14:editId="4B629CE5">
             <wp:extent cx="5715000" cy="3571875"/>
             <wp:effectExtent l="0" t="0" r="0" b="0"/>
             <wp:docPr id="174" name="35-users.png" descr="A página Utilizadores com os botões Ficheiro de credenciais e Novo Utilizador e os ícones de linha." title="A página Utilizadores com os botões Ficheiro de credenciais e Novo Utilizador e os ícones de linha."/>
@@ -5683,7 +5683,7 @@
               <w:spacing w:after="0"/>
             </w:pPr>
             <w:r>
-              <w:t>Vê, executa, exporta, agenda e partilha todos os mapas. Nunca altera o modelo de dados.</w:t>
+              <w:t>Vê, executa, exporta, agenda e partilha todos os mapas. Edita as contas MANAGER, USER e VIEWER. Nunca altera o modelo de dados, as funções personalizadas nem as origens de dados.</w:t>
             </w:r>
           </w:p>
         </w:tc>
@@ -5913,6 +5913,7 @@
                 <w:b/>
                 <w:bCs/>
               </w:rPr>
+              <w:lastRenderedPageBreak/>
               <w:t>Eliminar</w:t>
             </w:r>
           </w:p>
@@ -5950,7 +5951,7 @@
         <w:pStyle w:val="Ttulo1"/>
         <w:pageBreakBefore/>
       </w:pPr>
-      <w:bookmarkStart w:id="8" w:name="_Toc241692514"/>
+      <w:bookmarkStart w:id="8" w:name="_Toc241696402"/>
       <w:r>
         <w:lastRenderedPageBreak/>
         <w:t>Políticas de Segurança e Registo de Auditoria</w:t>
@@ -5993,7 +5994,7 @@
           <w:noProof/>
         </w:rPr>
         <w:drawing>
-          <wp:inline distT="0" distB="0" distL="0" distR="0" wp14:anchorId="642C978A" wp14:editId="1DBE6DEA">
+          <wp:inline distT="0" distB="0" distL="0" distR="0" wp14:anchorId="2129CFD7" wp14:editId="5C172BFE">
             <wp:extent cx="3324225" cy="4676775"/>
             <wp:effectExtent l="0" t="0" r="0" b="0"/>
             <wp:docPr id="175" name="44-security-new-dialog.png" descr="A caixa de diálogo Nova Política com um nome, uma descrição e uma regra." title="A caixa de diálogo Nova Política com um nome, uma descrição e uma regra."/>
@@ -6357,7 +6358,7 @@
         <w:pStyle w:val="Ttulo1"/>
         <w:pageBreakBefore/>
       </w:pPr>
-      <w:bookmarkStart w:id="9" w:name="_Toc241692515"/>
+      <w:bookmarkStart w:id="9" w:name="_Toc241696403"/>
       <w:r>
         <w:lastRenderedPageBreak/>
         <w:t>Migração</w:t>
@@ -6390,7 +6391,7 @@
           <w:noProof/>
         </w:rPr>
         <w:drawing>
-          <wp:inline distT="0" distB="0" distL="0" distR="0" wp14:anchorId="2D8B6940" wp14:editId="58517B6A">
+          <wp:inline distT="0" distB="0" distL="0" distR="0" wp14:anchorId="7FFF94A6" wp14:editId="0AF69B4B">
             <wp:extent cx="5715000" cy="3571875"/>
             <wp:effectExtent l="0" t="0" r="0" b="0"/>
             <wp:docPr id="176" name="50-migration.png" descr="A página Migração com o cartão da origem, os respetivos botões e o texto de ajuda." title="A página Migração com o cartão da origem, os respetivos botões e o texto de ajuda."/>
@@ -7083,7 +7084,7 @@
         <w:sz w:val="16"/>
         <w:szCs w:val="16"/>
       </w:rPr>
-      <w:t>Discoverer Neo 2.0.1 · Guia rápido · ADMIN</w:t>
+      <w:t>Discoverer Neo 2.1.0 · Guia rápido · ADMIN</w:t>
     </w:r>
   </w:p>
 </w:hdr>
@@ -7092,10 +7093,10 @@
 <file path=word/numbering.xml><?xml version="1.0" encoding="utf-8"?>
 <w:numbering xmlns:wpc="http://schemas.microsoft.com/office/word/2010/wordprocessingCanvas" xmlns:cx="http://schemas.microsoft.com/office/drawing/2014/chartex" xmlns:cx1="http://schemas.microsoft.com/office/drawing/2015/9/8/chartex" xmlns:cx2="http://schemas.microsoft.com/office/drawing/2015/10/21/chartex" xmlns:cx3="http://schemas.microsoft.com/office/drawing/2016/5/9/chartex" xmlns:cx4="http://schemas.microsoft.com/office/drawing/2016/5/10/chartex" xmlns:cx5="http://schemas.microsoft.com/office/drawing/2016/5/11/chartex" xmlns:cx6="http://schemas.microsoft.com/office/drawing/2016/5/12/chartex" xmlns:cx7="http://schemas.microsoft.com/office/drawing/2016/5/13/chartex" xmlns:cx8="http://schemas.microsoft.com/office/drawing/2016/5/14/chartex" xmlns:mc="http://schemas.openxmlformats.org/markup-compatibility/2006" xmlns:aink="http://schemas.microsoft.com/office/drawing/2016/ink" xmlns:am3d="http://schemas.microsoft.com/office/drawing/2017/model3d" xmlns:o="urn:schemas-microsoft-com:office:office" xmlns:oel="http://schemas.microsoft.com/office/2019/extlst" xmlns:r="http://schemas.openxmlformats.org/officeDocument/2006/relationships" xmlns:m="http://schemas.openxmlformats.org/officeDocument/2006/math" xmlns:v="urn:schemas-microsoft-com:vml" xmlns:wp14="http://schemas.microsoft.com/office/word/2010/wordprocessingDrawing" xmlns:wp="http://schemas.openxmlformats.org/drawingml/2006/wordprocessingDrawing" xmlns:w10="urn:schemas-microsoft-com:office:word" xmlns:w="http://schemas.openxmlformats.org/wordprocessingml/2006/main" xmlns:w14="http://schemas.microsoft.com/office/word/2010/wordml" xmlns:w15="http://schemas.microsoft.com/office/word/2012/wordml" xmlns:w16cex="http://schemas.microsoft.com/office/word/2018/wordml/cex" xmlns:w16cid="http://schemas.microsoft.com/office/word/2016/wordml/cid" xmlns:w16="http://schemas.microsoft.com/office/word/2018/wordml" xmlns:w16sdtdh="http://schemas.microsoft.com/office/word/2020/wordml/sdtdatahash" xmlns:w16se="http://schemas.microsoft.com/office/word/2015/wordml/symex" xmlns:wpg="http://schemas.microsoft.com/office/word/2010/wordprocessingGroup" xmlns:wpi="http://schemas.microsoft.com/office/word/2010/wordprocessingInk" xmlns:wne="http://schemas.microsoft.com/office/word/2006/wordml" xmlns:wps="http://schemas.microsoft.com/office/word/2010/wordprocessingShape" mc:Ignorable="w14 w15 w16se w16cid w16 w16cex w16sdtdh wp14">
   <w:abstractNum w:abstractNumId="0" w15:restartNumberingAfterBreak="0">
-    <w:nsid w:val="07F743D8"/>
+    <w:nsid w:val="104E20B3"/>
     <w:multiLevelType w:val="hybridMultilevel"/>
-    <w:tmpl w:val="D5ACBAA4"/>
-    <w:lvl w:ilvl="0" w:tplc="BABA1C3C">
+    <w:tmpl w:val="61F801FA"/>
+    <w:lvl w:ilvl="0" w:tplc="38126F72">
       <w:start w:val="1"/>
       <w:numFmt w:val="decimal"/>
       <w:lvlText w:val="%1."/>
@@ -7104,7 +7105,7 @@
         <w:ind w:left="360" w:hanging="300"/>
       </w:pPr>
     </w:lvl>
-    <w:lvl w:ilvl="1" w:tplc="AF0A9DB0" w:tentative="1">
+    <w:lvl w:ilvl="1" w:tplc="CCF8DFE8" w:tentative="1">
       <w:start w:val="1"/>
       <w:numFmt w:val="lowerLetter"/>
       <w:lvlText w:val="%2."/>
@@ -7113,47 +7114,47 @@
         <w:ind w:left="720" w:hanging="300"/>
       </w:pPr>
     </w:lvl>
-    <w:lvl w:ilvl="2" w:tplc="CE8A02D2">
+    <w:lvl w:ilvl="2" w:tplc="56B27530">
       <w:numFmt w:val="decimal"/>
       <w:lvlText w:val=""/>
       <w:lvlJc w:val="left"/>
     </w:lvl>
-    <w:lvl w:ilvl="3" w:tplc="AF9C9630">
+    <w:lvl w:ilvl="3" w:tplc="194CCE34">
       <w:numFmt w:val="decimal"/>
       <w:lvlText w:val=""/>
       <w:lvlJc w:val="left"/>
     </w:lvl>
-    <w:lvl w:ilvl="4" w:tplc="1F209920">
+    <w:lvl w:ilvl="4" w:tplc="512A44D8">
       <w:numFmt w:val="decimal"/>
       <w:lvlText w:val=""/>
       <w:lvlJc w:val="left"/>
     </w:lvl>
-    <w:lvl w:ilvl="5" w:tplc="D264BD1E">
+    <w:lvl w:ilvl="5" w:tplc="8FBA41BE">
       <w:numFmt w:val="decimal"/>
       <w:lvlText w:val=""/>
       <w:lvlJc w:val="left"/>
     </w:lvl>
-    <w:lvl w:ilvl="6" w:tplc="9FB2FD80">
+    <w:lvl w:ilvl="6" w:tplc="9FA2B9CE">
       <w:numFmt w:val="decimal"/>
       <w:lvlText w:val=""/>
       <w:lvlJc w:val="left"/>
     </w:lvl>
-    <w:lvl w:ilvl="7" w:tplc="C9D8DDE2">
+    <w:lvl w:ilvl="7" w:tplc="C35AFF5C">
       <w:numFmt w:val="decimal"/>
       <w:lvlText w:val=""/>
       <w:lvlJc w:val="left"/>
     </w:lvl>
-    <w:lvl w:ilvl="8" w:tplc="B91E3246">
+    <w:lvl w:ilvl="8" w:tplc="3448FBC2">
       <w:numFmt w:val="decimal"/>
       <w:lvlText w:val=""/>
       <w:lvlJc w:val="left"/>
     </w:lvl>
   </w:abstractNum>
   <w:abstractNum w:abstractNumId="1" w15:restartNumberingAfterBreak="0">
-    <w:nsid w:val="1B73493F"/>
+    <w:nsid w:val="321E584A"/>
     <w:multiLevelType w:val="hybridMultilevel"/>
-    <w:tmpl w:val="669E2880"/>
-    <w:lvl w:ilvl="0" w:tplc="FD4E2DCC">
+    <w:tmpl w:val="CA0A86BA"/>
+    <w:lvl w:ilvl="0" w:tplc="16F8ACB6">
       <w:start w:val="1"/>
       <w:numFmt w:val="decimal"/>
       <w:lvlText w:val="%1."/>
@@ -7162,7 +7163,7 @@
         <w:ind w:left="360" w:hanging="300"/>
       </w:pPr>
     </w:lvl>
-    <w:lvl w:ilvl="1" w:tplc="691A9AA4" w:tentative="1">
+    <w:lvl w:ilvl="1" w:tplc="64581468" w:tentative="1">
       <w:start w:val="1"/>
       <w:numFmt w:val="lowerLetter"/>
       <w:lvlText w:val="%2."/>
@@ -7171,47 +7172,47 @@
         <w:ind w:left="720" w:hanging="300"/>
       </w:pPr>
     </w:lvl>
-    <w:lvl w:ilvl="2" w:tplc="19D41ED8">
+    <w:lvl w:ilvl="2" w:tplc="44166FFC">
       <w:numFmt w:val="decimal"/>
       <w:lvlText w:val=""/>
       <w:lvlJc w:val="left"/>
     </w:lvl>
-    <w:lvl w:ilvl="3" w:tplc="9280CA86">
+    <w:lvl w:ilvl="3" w:tplc="8CB0D586">
       <w:numFmt w:val="decimal"/>
       <w:lvlText w:val=""/>
       <w:lvlJc w:val="left"/>
     </w:lvl>
-    <w:lvl w:ilvl="4" w:tplc="25544E20">
+    <w:lvl w:ilvl="4" w:tplc="334899B2">
       <w:numFmt w:val="decimal"/>
       <w:lvlText w:val=""/>
       <w:lvlJc w:val="left"/>
     </w:lvl>
-    <w:lvl w:ilvl="5" w:tplc="8858FD52">
+    <w:lvl w:ilvl="5" w:tplc="AA6A440E">
       <w:numFmt w:val="decimal"/>
       <w:lvlText w:val=""/>
       <w:lvlJc w:val="left"/>
     </w:lvl>
-    <w:lvl w:ilvl="6" w:tplc="FD066BC2">
+    <w:lvl w:ilvl="6" w:tplc="28A25290">
       <w:numFmt w:val="decimal"/>
       <w:lvlText w:val=""/>
       <w:lvlJc w:val="left"/>
     </w:lvl>
-    <w:lvl w:ilvl="7" w:tplc="5E184202">
+    <w:lvl w:ilvl="7" w:tplc="D182E748">
       <w:numFmt w:val="decimal"/>
       <w:lvlText w:val=""/>
       <w:lvlJc w:val="left"/>
     </w:lvl>
-    <w:lvl w:ilvl="8" w:tplc="C06C691E">
+    <w:lvl w:ilvl="8" w:tplc="3CD40EBC">
       <w:numFmt w:val="decimal"/>
       <w:lvlText w:val=""/>
       <w:lvlJc w:val="left"/>
     </w:lvl>
   </w:abstractNum>
   <w:abstractNum w:abstractNumId="2" w15:restartNumberingAfterBreak="0">
-    <w:nsid w:val="31176A50"/>
+    <w:nsid w:val="37BD158D"/>
     <w:multiLevelType w:val="hybridMultilevel"/>
-    <w:tmpl w:val="BB3095BE"/>
-    <w:lvl w:ilvl="0" w:tplc="096E0BE6">
+    <w:tmpl w:val="D7EADEEA"/>
+    <w:lvl w:ilvl="0" w:tplc="4FFCE556">
       <w:start w:val="1"/>
       <w:numFmt w:val="decimal"/>
       <w:lvlText w:val="%1."/>
@@ -7220,7 +7221,7 @@
         <w:ind w:left="360" w:hanging="300"/>
       </w:pPr>
     </w:lvl>
-    <w:lvl w:ilvl="1" w:tplc="ED5C5FB2" w:tentative="1">
+    <w:lvl w:ilvl="1" w:tplc="A1E2F694" w:tentative="1">
       <w:start w:val="1"/>
       <w:numFmt w:val="lowerLetter"/>
       <w:lvlText w:val="%2."/>
@@ -7229,47 +7230,47 @@
         <w:ind w:left="720" w:hanging="300"/>
       </w:pPr>
     </w:lvl>
-    <w:lvl w:ilvl="2" w:tplc="AE26644A">
+    <w:lvl w:ilvl="2" w:tplc="42C637EC">
       <w:numFmt w:val="decimal"/>
       <w:lvlText w:val=""/>
       <w:lvlJc w:val="left"/>
     </w:lvl>
-    <w:lvl w:ilvl="3" w:tplc="E88CE34C">
+    <w:lvl w:ilvl="3" w:tplc="A1E69FCE">
       <w:numFmt w:val="decimal"/>
       <w:lvlText w:val=""/>
       <w:lvlJc w:val="left"/>
     </w:lvl>
-    <w:lvl w:ilvl="4" w:tplc="6560883C">
+    <w:lvl w:ilvl="4" w:tplc="0BA4E75C">
       <w:numFmt w:val="decimal"/>
       <w:lvlText w:val=""/>
       <w:lvlJc w:val="left"/>
     </w:lvl>
-    <w:lvl w:ilvl="5" w:tplc="F0627606">
+    <w:lvl w:ilvl="5" w:tplc="43905174">
       <w:numFmt w:val="decimal"/>
       <w:lvlText w:val=""/>
       <w:lvlJc w:val="left"/>
     </w:lvl>
-    <w:lvl w:ilvl="6" w:tplc="53182178">
+    <w:lvl w:ilvl="6" w:tplc="511E82B8">
       <w:numFmt w:val="decimal"/>
       <w:lvlText w:val=""/>
       <w:lvlJc w:val="left"/>
     </w:lvl>
-    <w:lvl w:ilvl="7" w:tplc="6978A5B2">
+    <w:lvl w:ilvl="7" w:tplc="384E7EE8">
       <w:numFmt w:val="decimal"/>
       <w:lvlText w:val=""/>
       <w:lvlJc w:val="left"/>
     </w:lvl>
-    <w:lvl w:ilvl="8" w:tplc="2DBE50F0">
+    <w:lvl w:ilvl="8" w:tplc="32A69704">
       <w:numFmt w:val="decimal"/>
       <w:lvlText w:val=""/>
       <w:lvlJc w:val="left"/>
     </w:lvl>
   </w:abstractNum>
   <w:abstractNum w:abstractNumId="3" w15:restartNumberingAfterBreak="0">
-    <w:nsid w:val="355C5370"/>
+    <w:nsid w:val="39FD515E"/>
     <w:multiLevelType w:val="hybridMultilevel"/>
-    <w:tmpl w:val="7BC4AFB2"/>
-    <w:lvl w:ilvl="0" w:tplc="AE8E214A">
+    <w:tmpl w:val="A2726138"/>
+    <w:lvl w:ilvl="0" w:tplc="297283E6">
       <w:start w:val="1"/>
       <w:numFmt w:val="decimal"/>
       <w:lvlText w:val="%1."/>
@@ -7278,7 +7279,7 @@
         <w:ind w:left="360" w:hanging="300"/>
       </w:pPr>
     </w:lvl>
-    <w:lvl w:ilvl="1" w:tplc="7AE05E7E" w:tentative="1">
+    <w:lvl w:ilvl="1" w:tplc="9FF62D9C" w:tentative="1">
       <w:start w:val="1"/>
       <w:numFmt w:val="lowerLetter"/>
       <w:lvlText w:val="%2."/>
@@ -7287,47 +7288,47 @@
         <w:ind w:left="720" w:hanging="300"/>
       </w:pPr>
     </w:lvl>
-    <w:lvl w:ilvl="2" w:tplc="A030DAAA">
+    <w:lvl w:ilvl="2" w:tplc="FEC0AD2E">
       <w:numFmt w:val="decimal"/>
       <w:lvlText w:val=""/>
       <w:lvlJc w:val="left"/>
     </w:lvl>
-    <w:lvl w:ilvl="3" w:tplc="33C6B9F6">
+    <w:lvl w:ilvl="3" w:tplc="643A86CE">
       <w:numFmt w:val="decimal"/>
       <w:lvlText w:val=""/>
       <w:lvlJc w:val="left"/>
     </w:lvl>
-    <w:lvl w:ilvl="4" w:tplc="8098DE58">
+    <w:lvl w:ilvl="4" w:tplc="14A09D9E">
       <w:numFmt w:val="decimal"/>
       <w:lvlText w:val=""/>
       <w:lvlJc w:val="left"/>
     </w:lvl>
-    <w:lvl w:ilvl="5" w:tplc="5928D5CC">
+    <w:lvl w:ilvl="5" w:tplc="3370B16C">
       <w:numFmt w:val="decimal"/>
       <w:lvlText w:val=""/>
       <w:lvlJc w:val="left"/>
     </w:lvl>
-    <w:lvl w:ilvl="6" w:tplc="92F8DDAC">
+    <w:lvl w:ilvl="6" w:tplc="2C9A83B0">
       <w:numFmt w:val="decimal"/>
       <w:lvlText w:val=""/>
       <w:lvlJc w:val="left"/>
     </w:lvl>
-    <w:lvl w:ilvl="7" w:tplc="D2E64426">
+    <w:lvl w:ilvl="7" w:tplc="85383094">
       <w:numFmt w:val="decimal"/>
       <w:lvlText w:val=""/>
       <w:lvlJc w:val="left"/>
     </w:lvl>
-    <w:lvl w:ilvl="8" w:tplc="F910746A">
+    <w:lvl w:ilvl="8" w:tplc="E6EEB978">
       <w:numFmt w:val="decimal"/>
       <w:lvlText w:val=""/>
       <w:lvlJc w:val="left"/>
     </w:lvl>
   </w:abstractNum>
   <w:abstractNum w:abstractNumId="4" w15:restartNumberingAfterBreak="0">
-    <w:nsid w:val="3BB55CC1"/>
+    <w:nsid w:val="426F6718"/>
     <w:multiLevelType w:val="hybridMultilevel"/>
-    <w:tmpl w:val="26669166"/>
-    <w:lvl w:ilvl="0" w:tplc="8774D26A">
+    <w:tmpl w:val="7F5A05A2"/>
+    <w:lvl w:ilvl="0" w:tplc="7E10C2AA">
       <w:start w:val="1"/>
       <w:numFmt w:val="decimal"/>
       <w:lvlText w:val="%1."/>
@@ -7336,7 +7337,7 @@
         <w:ind w:left="360" w:hanging="300"/>
       </w:pPr>
     </w:lvl>
-    <w:lvl w:ilvl="1" w:tplc="C7E650D8" w:tentative="1">
+    <w:lvl w:ilvl="1" w:tplc="93E42ED6" w:tentative="1">
       <w:start w:val="1"/>
       <w:numFmt w:val="lowerLetter"/>
       <w:lvlText w:val="%2."/>
@@ -7345,47 +7346,47 @@
         <w:ind w:left="720" w:hanging="300"/>
       </w:pPr>
     </w:lvl>
-    <w:lvl w:ilvl="2" w:tplc="D292E116">
+    <w:lvl w:ilvl="2" w:tplc="516CFC52">
       <w:numFmt w:val="decimal"/>
       <w:lvlText w:val=""/>
       <w:lvlJc w:val="left"/>
     </w:lvl>
-    <w:lvl w:ilvl="3" w:tplc="A4AC099A">
+    <w:lvl w:ilvl="3" w:tplc="8FDEE25C">
       <w:numFmt w:val="decimal"/>
       <w:lvlText w:val=""/>
       <w:lvlJc w:val="left"/>
     </w:lvl>
-    <w:lvl w:ilvl="4" w:tplc="B560D36C">
+    <w:lvl w:ilvl="4" w:tplc="797E6C9A">
       <w:numFmt w:val="decimal"/>
       <w:lvlText w:val=""/>
       <w:lvlJc w:val="left"/>
     </w:lvl>
-    <w:lvl w:ilvl="5" w:tplc="6DFA97F0">
+    <w:lvl w:ilvl="5" w:tplc="CF94D728">
       <w:numFmt w:val="decimal"/>
       <w:lvlText w:val=""/>
       <w:lvlJc w:val="left"/>
     </w:lvl>
-    <w:lvl w:ilvl="6" w:tplc="60C4CB80">
+    <w:lvl w:ilvl="6" w:tplc="AD80B36A">
       <w:numFmt w:val="decimal"/>
       <w:lvlText w:val=""/>
       <w:lvlJc w:val="left"/>
     </w:lvl>
-    <w:lvl w:ilvl="7" w:tplc="8F24DDC2">
+    <w:lvl w:ilvl="7" w:tplc="6C9E6254">
       <w:numFmt w:val="decimal"/>
       <w:lvlText w:val=""/>
       <w:lvlJc w:val="left"/>
     </w:lvl>
-    <w:lvl w:ilvl="8" w:tplc="D47AFEAA">
+    <w:lvl w:ilvl="8" w:tplc="948A01AC">
       <w:numFmt w:val="decimal"/>
       <w:lvlText w:val=""/>
       <w:lvlJc w:val="left"/>
     </w:lvl>
   </w:abstractNum>
   <w:abstractNum w:abstractNumId="5" w15:restartNumberingAfterBreak="0">
-    <w:nsid w:val="48273A8E"/>
+    <w:nsid w:val="52FA1241"/>
     <w:multiLevelType w:val="hybridMultilevel"/>
-    <w:tmpl w:val="389C41B4"/>
-    <w:lvl w:ilvl="0" w:tplc="10C23642">
+    <w:tmpl w:val="18FE1550"/>
+    <w:lvl w:ilvl="0" w:tplc="F3D82882">
       <w:start w:val="1"/>
       <w:numFmt w:val="decimal"/>
       <w:lvlText w:val="%1."/>
@@ -7394,7 +7395,7 @@
         <w:ind w:left="360" w:hanging="300"/>
       </w:pPr>
     </w:lvl>
-    <w:lvl w:ilvl="1" w:tplc="E40ADBA2" w:tentative="1">
+    <w:lvl w:ilvl="1" w:tplc="70A4D142" w:tentative="1">
       <w:start w:val="1"/>
       <w:numFmt w:val="lowerLetter"/>
       <w:lvlText w:val="%2."/>
@@ -7403,47 +7404,191 @@
         <w:ind w:left="720" w:hanging="300"/>
       </w:pPr>
     </w:lvl>
-    <w:lvl w:ilvl="2" w:tplc="8FE269E2">
+    <w:lvl w:ilvl="2" w:tplc="5B261898">
       <w:numFmt w:val="decimal"/>
       <w:lvlText w:val=""/>
       <w:lvlJc w:val="left"/>
     </w:lvl>
-    <w:lvl w:ilvl="3" w:tplc="99E4271A">
+    <w:lvl w:ilvl="3" w:tplc="E8AA8516">
       <w:numFmt w:val="decimal"/>
       <w:lvlText w:val=""/>
       <w:lvlJc w:val="left"/>
     </w:lvl>
-    <w:lvl w:ilvl="4" w:tplc="6A1C558A">
+    <w:lvl w:ilvl="4" w:tplc="2EBE80B2">
       <w:numFmt w:val="decimal"/>
       <w:lvlText w:val=""/>
       <w:lvlJc w:val="left"/>
     </w:lvl>
-    <w:lvl w:ilvl="5" w:tplc="192C0DF6">
+    <w:lvl w:ilvl="5" w:tplc="A35216A4">
       <w:numFmt w:val="decimal"/>
       <w:lvlText w:val=""/>
       <w:lvlJc w:val="left"/>
     </w:lvl>
-    <w:lvl w:ilvl="6" w:tplc="13CA755E">
+    <w:lvl w:ilvl="6" w:tplc="05CA62E4">
       <w:numFmt w:val="decimal"/>
       <w:lvlText w:val=""/>
       <w:lvlJc w:val="left"/>
     </w:lvl>
-    <w:lvl w:ilvl="7" w:tplc="0316DFC0">
+    <w:lvl w:ilvl="7" w:tplc="1D2688F4">
       <w:numFmt w:val="decimal"/>
       <w:lvlText w:val=""/>
       <w:lvlJc w:val="left"/>
     </w:lvl>
-    <w:lvl w:ilvl="8" w:tplc="50869DD2">
+    <w:lvl w:ilvl="8" w:tplc="7F7662C0">
       <w:numFmt w:val="decimal"/>
       <w:lvlText w:val=""/>
       <w:lvlJc w:val="left"/>
     </w:lvl>
   </w:abstractNum>
   <w:abstractNum w:abstractNumId="6" w15:restartNumberingAfterBreak="0">
-    <w:nsid w:val="49156AAB"/>
+    <w:nsid w:val="563E62B6"/>
     <w:multiLevelType w:val="hybridMultilevel"/>
-    <w:tmpl w:val="E0106564"/>
-    <w:lvl w:ilvl="0" w:tplc="28F0E622">
+    <w:tmpl w:val="7486960C"/>
+    <w:lvl w:ilvl="0" w:tplc="D32AA6EE" w:tentative="1">
+      <w:start w:val="1"/>
+      <w:numFmt w:val="bullet"/>
+      <w:lvlText w:val="•"/>
+      <w:lvlJc w:val="left"/>
+      <w:pPr>
+        <w:ind w:left="360" w:hanging="260"/>
+      </w:pPr>
+    </w:lvl>
+    <w:lvl w:ilvl="1" w:tplc="686A2A5A" w:tentative="1">
+      <w:start w:val="1"/>
+      <w:numFmt w:val="bullet"/>
+      <w:lvlText w:val="–"/>
+      <w:lvlJc w:val="left"/>
+      <w:pPr>
+        <w:ind w:left="720" w:hanging="260"/>
+      </w:pPr>
+    </w:lvl>
+    <w:lvl w:ilvl="2" w:tplc="47EEC454">
+      <w:numFmt w:val="decimal"/>
+      <w:lvlText w:val=""/>
+      <w:lvlJc w:val="left"/>
+    </w:lvl>
+    <w:lvl w:ilvl="3" w:tplc="7C78AABE">
+      <w:numFmt w:val="decimal"/>
+      <w:lvlText w:val=""/>
+      <w:lvlJc w:val="left"/>
+    </w:lvl>
+    <w:lvl w:ilvl="4" w:tplc="EA682952">
+      <w:numFmt w:val="decimal"/>
+      <w:lvlText w:val=""/>
+      <w:lvlJc w:val="left"/>
+    </w:lvl>
+    <w:lvl w:ilvl="5" w:tplc="915AB166">
+      <w:numFmt w:val="decimal"/>
+      <w:lvlText w:val=""/>
+      <w:lvlJc w:val="left"/>
+    </w:lvl>
+    <w:lvl w:ilvl="6" w:tplc="237215F0">
+      <w:numFmt w:val="decimal"/>
+      <w:lvlText w:val=""/>
+      <w:lvlJc w:val="left"/>
+    </w:lvl>
+    <w:lvl w:ilvl="7" w:tplc="EB746AE0">
+      <w:numFmt w:val="decimal"/>
+      <w:lvlText w:val=""/>
+      <w:lvlJc w:val="left"/>
+    </w:lvl>
+    <w:lvl w:ilvl="8" w:tplc="B2A85360">
+      <w:numFmt w:val="decimal"/>
+      <w:lvlText w:val=""/>
+      <w:lvlJc w:val="left"/>
+    </w:lvl>
+  </w:abstractNum>
+  <w:abstractNum w:abstractNumId="7" w15:restartNumberingAfterBreak="0">
+    <w:nsid w:val="584337EA"/>
+    <w:multiLevelType w:val="hybridMultilevel"/>
+    <w:tmpl w:val="8778A188"/>
+    <w:lvl w:ilvl="0" w:tplc="5C74435E" w:tentative="1">
+      <w:start w:val="1"/>
+      <w:numFmt w:val="bullet"/>
+      <w:lvlText w:val="●"/>
+      <w:lvlJc w:val="left"/>
+      <w:pPr>
+        <w:ind w:left="720" w:hanging="360"/>
+      </w:pPr>
+    </w:lvl>
+    <w:lvl w:ilvl="1" w:tplc="C02A87F4" w:tentative="1">
+      <w:start w:val="1"/>
+      <w:numFmt w:val="bullet"/>
+      <w:lvlText w:val="○"/>
+      <w:lvlJc w:val="left"/>
+      <w:pPr>
+        <w:ind w:left="1440" w:hanging="360"/>
+      </w:pPr>
+    </w:lvl>
+    <w:lvl w:ilvl="2" w:tplc="0A98EB48" w:tentative="1">
+      <w:start w:val="1"/>
+      <w:numFmt w:val="bullet"/>
+      <w:lvlText w:val="■"/>
+      <w:lvlJc w:val="left"/>
+      <w:pPr>
+        <w:ind w:left="2160" w:hanging="360"/>
+      </w:pPr>
+    </w:lvl>
+    <w:lvl w:ilvl="3" w:tplc="BC2A2726" w:tentative="1">
+      <w:start w:val="1"/>
+      <w:numFmt w:val="bullet"/>
+      <w:lvlText w:val="●"/>
+      <w:lvlJc w:val="left"/>
+      <w:pPr>
+        <w:ind w:left="2880" w:hanging="360"/>
+      </w:pPr>
+    </w:lvl>
+    <w:lvl w:ilvl="4" w:tplc="20E4223A" w:tentative="1">
+      <w:start w:val="1"/>
+      <w:numFmt w:val="bullet"/>
+      <w:lvlText w:val="○"/>
+      <w:lvlJc w:val="left"/>
+      <w:pPr>
+        <w:ind w:left="3600" w:hanging="360"/>
+      </w:pPr>
+    </w:lvl>
+    <w:lvl w:ilvl="5" w:tplc="8A9893DA" w:tentative="1">
+      <w:start w:val="1"/>
+      <w:numFmt w:val="bullet"/>
+      <w:lvlText w:val="■"/>
+      <w:lvlJc w:val="left"/>
+      <w:pPr>
+        <w:ind w:left="4320" w:hanging="360"/>
+      </w:pPr>
+    </w:lvl>
+    <w:lvl w:ilvl="6" w:tplc="B87AD478" w:tentative="1">
+      <w:start w:val="1"/>
+      <w:numFmt w:val="bullet"/>
+      <w:lvlText w:val="●"/>
+      <w:lvlJc w:val="left"/>
+      <w:pPr>
+        <w:ind w:left="5040" w:hanging="360"/>
+      </w:pPr>
+    </w:lvl>
+    <w:lvl w:ilvl="7" w:tplc="9C26FB70" w:tentative="1">
+      <w:start w:val="1"/>
+      <w:numFmt w:val="bullet"/>
+      <w:lvlText w:val="●"/>
+      <w:lvlJc w:val="left"/>
+      <w:pPr>
+        <w:ind w:left="5760" w:hanging="360"/>
+      </w:pPr>
+    </w:lvl>
+    <w:lvl w:ilvl="8" w:tplc="9D80CA6A" w:tentative="1">
+      <w:start w:val="1"/>
+      <w:numFmt w:val="bullet"/>
+      <w:lvlText w:val="●"/>
+      <w:lvlJc w:val="left"/>
+      <w:pPr>
+        <w:ind w:left="6480" w:hanging="360"/>
+      </w:pPr>
+    </w:lvl>
+  </w:abstractNum>
+  <w:abstractNum w:abstractNumId="8" w15:restartNumberingAfterBreak="0">
+    <w:nsid w:val="750932BE"/>
+    <w:multiLevelType w:val="hybridMultilevel"/>
+    <w:tmpl w:val="CBE6EABA"/>
+    <w:lvl w:ilvl="0" w:tplc="7CAC5B62">
       <w:start w:val="1"/>
       <w:numFmt w:val="decimal"/>
       <w:lvlText w:val="%1."/>
@@ -7452,7 +7597,7 @@
         <w:ind w:left="360" w:hanging="300"/>
       </w:pPr>
     </w:lvl>
-    <w:lvl w:ilvl="1" w:tplc="2F981F44" w:tentative="1">
+    <w:lvl w:ilvl="1" w:tplc="5AF85C24" w:tentative="1">
       <w:start w:val="1"/>
       <w:numFmt w:val="lowerLetter"/>
       <w:lvlText w:val="%2."/>
@@ -7461,47 +7606,47 @@
         <w:ind w:left="720" w:hanging="300"/>
       </w:pPr>
     </w:lvl>
-    <w:lvl w:ilvl="2" w:tplc="E22A0FA8">
+    <w:lvl w:ilvl="2" w:tplc="576654A8">
       <w:numFmt w:val="decimal"/>
       <w:lvlText w:val=""/>
       <w:lvlJc w:val="left"/>
     </w:lvl>
-    <w:lvl w:ilvl="3" w:tplc="EC7C091A">
+    <w:lvl w:ilvl="3" w:tplc="2C52CCB4">
       <w:numFmt w:val="decimal"/>
       <w:lvlText w:val=""/>
       <w:lvlJc w:val="left"/>
     </w:lvl>
-    <w:lvl w:ilvl="4" w:tplc="A30C75BE">
+    <w:lvl w:ilvl="4" w:tplc="ABCC20D0">
       <w:numFmt w:val="decimal"/>
       <w:lvlText w:val=""/>
       <w:lvlJc w:val="left"/>
     </w:lvl>
-    <w:lvl w:ilvl="5" w:tplc="5CFA3B5E">
+    <w:lvl w:ilvl="5" w:tplc="2F868954">
       <w:numFmt w:val="decimal"/>
       <w:lvlText w:val=""/>
       <w:lvlJc w:val="left"/>
     </w:lvl>
-    <w:lvl w:ilvl="6" w:tplc="ED067E86">
+    <w:lvl w:ilvl="6" w:tplc="FE362B00">
       <w:numFmt w:val="decimal"/>
       <w:lvlText w:val=""/>
       <w:lvlJc w:val="left"/>
     </w:lvl>
-    <w:lvl w:ilvl="7" w:tplc="68EED2B4">
+    <w:lvl w:ilvl="7" w:tplc="21CC0F34">
       <w:numFmt w:val="decimal"/>
       <w:lvlText w:val=""/>
       <w:lvlJc w:val="left"/>
     </w:lvl>
-    <w:lvl w:ilvl="8" w:tplc="DA2083EA">
+    <w:lvl w:ilvl="8" w:tplc="A232DE90">
       <w:numFmt w:val="decimal"/>
       <w:lvlText w:val=""/>
       <w:lvlJc w:val="left"/>
     </w:lvl>
   </w:abstractNum>
-  <w:abstractNum w:abstractNumId="7" w15:restartNumberingAfterBreak="0">
-    <w:nsid w:val="4EF42CF6"/>
+  <w:abstractNum w:abstractNumId="9" w15:restartNumberingAfterBreak="0">
+    <w:nsid w:val="7B5078B2"/>
     <w:multiLevelType w:val="hybridMultilevel"/>
-    <w:tmpl w:val="4AA406C8"/>
-    <w:lvl w:ilvl="0" w:tplc="891A3974">
+    <w:tmpl w:val="3F4EFD70"/>
+    <w:lvl w:ilvl="0" w:tplc="75DC0A78">
       <w:start w:val="1"/>
       <w:numFmt w:val="decimal"/>
       <w:lvlText w:val="%1."/>
@@ -7510,7 +7655,7 @@
         <w:ind w:left="360" w:hanging="300"/>
       </w:pPr>
     </w:lvl>
-    <w:lvl w:ilvl="1" w:tplc="691E3C82" w:tentative="1">
+    <w:lvl w:ilvl="1" w:tplc="1D12A658" w:tentative="1">
       <w:start w:val="1"/>
       <w:numFmt w:val="lowerLetter"/>
       <w:lvlText w:val="%2."/>
@@ -7519,191 +7664,47 @@
         <w:ind w:left="720" w:hanging="300"/>
       </w:pPr>
     </w:lvl>
-    <w:lvl w:ilvl="2" w:tplc="94003F5C">
+    <w:lvl w:ilvl="2" w:tplc="011CF0A4">
       <w:numFmt w:val="decimal"/>
       <w:lvlText w:val=""/>
       <w:lvlJc w:val="left"/>
     </w:lvl>
-    <w:lvl w:ilvl="3" w:tplc="3FD68626">
+    <w:lvl w:ilvl="3" w:tplc="6AA2512E">
       <w:numFmt w:val="decimal"/>
       <w:lvlText w:val=""/>
       <w:lvlJc w:val="left"/>
     </w:lvl>
-    <w:lvl w:ilvl="4" w:tplc="E4369640">
+    <w:lvl w:ilvl="4" w:tplc="D3FAB78E">
       <w:numFmt w:val="decimal"/>
       <w:lvlText w:val=""/>
       <w:lvlJc w:val="left"/>
     </w:lvl>
-    <w:lvl w:ilvl="5" w:tplc="8BD047A0">
+    <w:lvl w:ilvl="5" w:tplc="339EB0FE">
       <w:numFmt w:val="decimal"/>
       <w:lvlText w:val=""/>
       <w:lvlJc w:val="left"/>
     </w:lvl>
-    <w:lvl w:ilvl="6" w:tplc="5054FDB0">
+    <w:lvl w:ilvl="6" w:tplc="6D909A4E">
       <w:numFmt w:val="decimal"/>
       <w:lvlText w:val=""/>
       <w:lvlJc w:val="left"/>
     </w:lvl>
-    <w:lvl w:ilvl="7" w:tplc="E6BEB17A">
+    <w:lvl w:ilvl="7" w:tplc="510A60A0">
       <w:numFmt w:val="decimal"/>
       <w:lvlText w:val=""/>
       <w:lvlJc w:val="left"/>
     </w:lvl>
-    <w:lvl w:ilvl="8" w:tplc="48C4E720">
+    <w:lvl w:ilvl="8" w:tplc="2F5C6530">
       <w:numFmt w:val="decimal"/>
       <w:lvlText w:val=""/>
       <w:lvlJc w:val="left"/>
     </w:lvl>
   </w:abstractNum>
-  <w:abstractNum w:abstractNumId="8" w15:restartNumberingAfterBreak="0">
-    <w:nsid w:val="61A421E2"/>
+  <w:abstractNum w:abstractNumId="10" w15:restartNumberingAfterBreak="0">
+    <w:nsid w:val="7DFF7EE2"/>
     <w:multiLevelType w:val="hybridMultilevel"/>
-    <w:tmpl w:val="24E60DAA"/>
-    <w:lvl w:ilvl="0" w:tplc="88EA1D10" w:tentative="1">
-      <w:start w:val="1"/>
-      <w:numFmt w:val="bullet"/>
-      <w:lvlText w:val="•"/>
-      <w:lvlJc w:val="left"/>
-      <w:pPr>
-        <w:ind w:left="360" w:hanging="260"/>
-      </w:pPr>
-    </w:lvl>
-    <w:lvl w:ilvl="1" w:tplc="5EE045C4" w:tentative="1">
-      <w:start w:val="1"/>
-      <w:numFmt w:val="bullet"/>
-      <w:lvlText w:val="–"/>
-      <w:lvlJc w:val="left"/>
-      <w:pPr>
-        <w:ind w:left="720" w:hanging="260"/>
-      </w:pPr>
-    </w:lvl>
-    <w:lvl w:ilvl="2" w:tplc="D3C00BC0">
-      <w:numFmt w:val="decimal"/>
-      <w:lvlText w:val=""/>
-      <w:lvlJc w:val="left"/>
-    </w:lvl>
-    <w:lvl w:ilvl="3" w:tplc="48961F8E">
-      <w:numFmt w:val="decimal"/>
-      <w:lvlText w:val=""/>
-      <w:lvlJc w:val="left"/>
-    </w:lvl>
-    <w:lvl w:ilvl="4" w:tplc="0C7E95CA">
-      <w:numFmt w:val="decimal"/>
-      <w:lvlText w:val=""/>
-      <w:lvlJc w:val="left"/>
-    </w:lvl>
-    <w:lvl w:ilvl="5" w:tplc="E0F0DC16">
-      <w:numFmt w:val="decimal"/>
-      <w:lvlText w:val=""/>
-      <w:lvlJc w:val="left"/>
-    </w:lvl>
-    <w:lvl w:ilvl="6" w:tplc="F7BC871C">
-      <w:numFmt w:val="decimal"/>
-      <w:lvlText w:val=""/>
-      <w:lvlJc w:val="left"/>
-    </w:lvl>
-    <w:lvl w:ilvl="7" w:tplc="DEA4BCCA">
-      <w:numFmt w:val="decimal"/>
-      <w:lvlText w:val=""/>
-      <w:lvlJc w:val="left"/>
-    </w:lvl>
-    <w:lvl w:ilvl="8" w:tplc="29445C40">
-      <w:numFmt w:val="decimal"/>
-      <w:lvlText w:val=""/>
-      <w:lvlJc w:val="left"/>
-    </w:lvl>
-  </w:abstractNum>
-  <w:abstractNum w:abstractNumId="9" w15:restartNumberingAfterBreak="0">
-    <w:nsid w:val="622454C3"/>
-    <w:multiLevelType w:val="hybridMultilevel"/>
-    <w:tmpl w:val="1C6E32C2"/>
-    <w:lvl w:ilvl="0" w:tplc="9C0E4AF0" w:tentative="1">
-      <w:start w:val="1"/>
-      <w:numFmt w:val="bullet"/>
-      <w:lvlText w:val="●"/>
-      <w:lvlJc w:val="left"/>
-      <w:pPr>
-        <w:ind w:left="720" w:hanging="360"/>
-      </w:pPr>
-    </w:lvl>
-    <w:lvl w:ilvl="1" w:tplc="3664EEF6" w:tentative="1">
-      <w:start w:val="1"/>
-      <w:numFmt w:val="bullet"/>
-      <w:lvlText w:val="○"/>
-      <w:lvlJc w:val="left"/>
-      <w:pPr>
-        <w:ind w:left="1440" w:hanging="360"/>
-      </w:pPr>
-    </w:lvl>
-    <w:lvl w:ilvl="2" w:tplc="DB828968" w:tentative="1">
-      <w:start w:val="1"/>
-      <w:numFmt w:val="bullet"/>
-      <w:lvlText w:val="■"/>
-      <w:lvlJc w:val="left"/>
-      <w:pPr>
-        <w:ind w:left="2160" w:hanging="360"/>
-      </w:pPr>
-    </w:lvl>
-    <w:lvl w:ilvl="3" w:tplc="CDAA8B7C" w:tentative="1">
-      <w:start w:val="1"/>
-      <w:numFmt w:val="bullet"/>
-      <w:lvlText w:val="●"/>
-      <w:lvlJc w:val="left"/>
-      <w:pPr>
-        <w:ind w:left="2880" w:hanging="360"/>
-      </w:pPr>
-    </w:lvl>
-    <w:lvl w:ilvl="4" w:tplc="7C10D9C8" w:tentative="1">
-      <w:start w:val="1"/>
-      <w:numFmt w:val="bullet"/>
-      <w:lvlText w:val="○"/>
-      <w:lvlJc w:val="left"/>
-      <w:pPr>
-        <w:ind w:left="3600" w:hanging="360"/>
-      </w:pPr>
-    </w:lvl>
-    <w:lvl w:ilvl="5" w:tplc="6BDA1612" w:tentative="1">
-      <w:start w:val="1"/>
-      <w:numFmt w:val="bullet"/>
-      <w:lvlText w:val="■"/>
-      <w:lvlJc w:val="left"/>
-      <w:pPr>
-        <w:ind w:left="4320" w:hanging="360"/>
-      </w:pPr>
-    </w:lvl>
-    <w:lvl w:ilvl="6" w:tplc="0EB0D31C" w:tentative="1">
-      <w:start w:val="1"/>
-      <w:numFmt w:val="bullet"/>
-      <w:lvlText w:val="●"/>
-      <w:lvlJc w:val="left"/>
-      <w:pPr>
-        <w:ind w:left="5040" w:hanging="360"/>
-      </w:pPr>
-    </w:lvl>
-    <w:lvl w:ilvl="7" w:tplc="7B34E82A" w:tentative="1">
-      <w:start w:val="1"/>
-      <w:numFmt w:val="bullet"/>
-      <w:lvlText w:val="●"/>
-      <w:lvlJc w:val="left"/>
-      <w:pPr>
-        <w:ind w:left="5760" w:hanging="360"/>
-      </w:pPr>
-    </w:lvl>
-    <w:lvl w:ilvl="8" w:tplc="4404CC38" w:tentative="1">
-      <w:start w:val="1"/>
-      <w:numFmt w:val="bullet"/>
-      <w:lvlText w:val="●"/>
-      <w:lvlJc w:val="left"/>
-      <w:pPr>
-        <w:ind w:left="6480" w:hanging="360"/>
-      </w:pPr>
-    </w:lvl>
-  </w:abstractNum>
-  <w:abstractNum w:abstractNumId="10" w15:restartNumberingAfterBreak="0">
-    <w:nsid w:val="6940195C"/>
-    <w:multiLevelType w:val="hybridMultilevel"/>
-    <w:tmpl w:val="4118A90A"/>
-    <w:lvl w:ilvl="0" w:tplc="65E0C6F8">
+    <w:tmpl w:val="F2D8D04A"/>
+    <w:lvl w:ilvl="0" w:tplc="319447D0">
       <w:start w:val="1"/>
       <w:numFmt w:val="decimal"/>
       <w:lvlText w:val="%1."/>
@@ -7712,7 +7713,7 @@
         <w:ind w:left="360" w:hanging="300"/>
       </w:pPr>
     </w:lvl>
-    <w:lvl w:ilvl="1" w:tplc="8F564B70" w:tentative="1">
+    <w:lvl w:ilvl="1" w:tplc="7ADCDE6A" w:tentative="1">
       <w:start w:val="1"/>
       <w:numFmt w:val="lowerLetter"/>
       <w:lvlText w:val="%2."/>
@@ -7721,98 +7722,98 @@
         <w:ind w:left="720" w:hanging="300"/>
       </w:pPr>
     </w:lvl>
-    <w:lvl w:ilvl="2" w:tplc="9B58F7D0">
+    <w:lvl w:ilvl="2" w:tplc="450AEC32">
       <w:numFmt w:val="decimal"/>
       <w:lvlText w:val=""/>
       <w:lvlJc w:val="left"/>
     </w:lvl>
-    <w:lvl w:ilvl="3" w:tplc="8B525A9C">
+    <w:lvl w:ilvl="3" w:tplc="C2445D22">
       <w:numFmt w:val="decimal"/>
       <w:lvlText w:val=""/>
       <w:lvlJc w:val="left"/>
     </w:lvl>
-    <w:lvl w:ilvl="4" w:tplc="6986A4CC">
+    <w:lvl w:ilvl="4" w:tplc="35BCEBAC">
       <w:numFmt w:val="decimal"/>
       <w:lvlText w:val=""/>
       <w:lvlJc w:val="left"/>
     </w:lvl>
-    <w:lvl w:ilvl="5" w:tplc="8FD41BF4">
+    <w:lvl w:ilvl="5" w:tplc="B41E9A88">
       <w:numFmt w:val="decimal"/>
       <w:lvlText w:val=""/>
       <w:lvlJc w:val="left"/>
     </w:lvl>
-    <w:lvl w:ilvl="6" w:tplc="AD309A5C">
+    <w:lvl w:ilvl="6" w:tplc="03DED390">
       <w:numFmt w:val="decimal"/>
       <w:lvlText w:val=""/>
       <w:lvlJc w:val="left"/>
     </w:lvl>
-    <w:lvl w:ilvl="7" w:tplc="3EA6B800">
+    <w:lvl w:ilvl="7" w:tplc="CEE6F4D4">
       <w:numFmt w:val="decimal"/>
       <w:lvlText w:val=""/>
       <w:lvlJc w:val="left"/>
     </w:lvl>
-    <w:lvl w:ilvl="8" w:tplc="4EA46836">
+    <w:lvl w:ilvl="8" w:tplc="00B0D178">
       <w:numFmt w:val="decimal"/>
       <w:lvlText w:val=""/>
       <w:lvlJc w:val="left"/>
     </w:lvl>
   </w:abstractNum>
-  <w:num w:numId="1" w16cid:durableId="1084648729">
+  <w:num w:numId="1" w16cid:durableId="563489768">
+    <w:abstractNumId w:val="7"/>
+    <w:lvlOverride w:ilvl="0">
+      <w:startOverride w:val="1"/>
+    </w:lvlOverride>
+  </w:num>
+  <w:num w:numId="2" w16cid:durableId="54935876">
     <w:abstractNumId w:val="9"/>
     <w:lvlOverride w:ilvl="0">
       <w:startOverride w:val="1"/>
     </w:lvlOverride>
   </w:num>
-  <w:num w:numId="2" w16cid:durableId="282612369">
-    <w:abstractNumId w:val="0"/>
+  <w:num w:numId="3" w16cid:durableId="2108425018">
+    <w:abstractNumId w:val="1"/>
     <w:lvlOverride w:ilvl="0">
       <w:startOverride w:val="1"/>
     </w:lvlOverride>
   </w:num>
-  <w:num w:numId="3" w16cid:durableId="682510538">
-    <w:abstractNumId w:val="6"/>
+  <w:num w:numId="4" w16cid:durableId="1825465964">
+    <w:abstractNumId w:val="10"/>
     <w:lvlOverride w:ilvl="0">
       <w:startOverride w:val="1"/>
     </w:lvlOverride>
   </w:num>
-  <w:num w:numId="4" w16cid:durableId="406341109">
+  <w:num w:numId="5" w16cid:durableId="808787851">
+    <w:abstractNumId w:val="4"/>
+    <w:lvlOverride w:ilvl="0">
+      <w:startOverride w:val="1"/>
+    </w:lvlOverride>
+  </w:num>
+  <w:num w:numId="6" w16cid:durableId="82264425">
+    <w:abstractNumId w:val="8"/>
+    <w:lvlOverride w:ilvl="0">
+      <w:startOverride w:val="1"/>
+    </w:lvlOverride>
+  </w:num>
+  <w:num w:numId="7" w16cid:durableId="666133400">
+    <w:abstractNumId w:val="5"/>
+    <w:lvlOverride w:ilvl="0">
+      <w:startOverride w:val="1"/>
+    </w:lvlOverride>
+  </w:num>
+  <w:num w:numId="8" w16cid:durableId="1592810799">
     <w:abstractNumId w:val="3"/>
     <w:lvlOverride w:ilvl="0">
       <w:startOverride w:val="1"/>
     </w:lvlOverride>
   </w:num>
-  <w:num w:numId="5" w16cid:durableId="1506705170">
-    <w:abstractNumId w:val="7"/>
-    <w:lvlOverride w:ilvl="0">
-      <w:startOverride w:val="1"/>
-    </w:lvlOverride>
-  </w:num>
-  <w:num w:numId="6" w16cid:durableId="1037703278">
+  <w:num w:numId="9" w16cid:durableId="1585408101">
     <w:abstractNumId w:val="2"/>
     <w:lvlOverride w:ilvl="0">
       <w:startOverride w:val="1"/>
     </w:lvlOverride>
   </w:num>
-  <w:num w:numId="7" w16cid:durableId="37626184">
-    <w:abstractNumId w:val="4"/>
-    <w:lvlOverride w:ilvl="0">
-      <w:startOverride w:val="1"/>
-    </w:lvlOverride>
-  </w:num>
-  <w:num w:numId="8" w16cid:durableId="1290281999">
-    <w:abstractNumId w:val="10"/>
-    <w:lvlOverride w:ilvl="0">
-      <w:startOverride w:val="1"/>
-    </w:lvlOverride>
-  </w:num>
-  <w:num w:numId="9" w16cid:durableId="1750930591">
-    <w:abstractNumId w:val="1"/>
-    <w:lvlOverride w:ilvl="0">
-      <w:startOverride w:val="1"/>
-    </w:lvlOverride>
-  </w:num>
-  <w:num w:numId="10" w16cid:durableId="1025207165">
-    <w:abstractNumId w:val="5"/>
+  <w:num w:numId="10" w16cid:durableId="1115172489">
+    <w:abstractNumId w:val="0"/>
     <w:lvlOverride w:ilvl="0">
       <w:startOverride w:val="1"/>
     </w:lvlOverride>
@@ -8493,7 +8494,7 @@
     <w:autoRedefine/>
     <w:uiPriority w:val="39"/>
     <w:unhideWhenUsed/>
-    <w:rsid w:val="00332830"/>
+    <w:rsid w:val="009B136E"/>
     <w:pPr>
       <w:spacing w:after="100"/>
     </w:pPr>

--- a/discoverer-neo/docs/user-guide/manual/Discoverer-Neo-ADMIN-Guide-Quick-pt-PT.docx
+++ b/discoverer-neo/docs/user-guide/manual/Discoverer-Neo-ADMIN-Guide-Quick-pt-PT.docx
@@ -74,7 +74,7 @@
     <w:sdt>
       <w:sdtPr>
         <w:alias w:val="Índice"/>
-        <w:id w:val="1414359009"/>
+        <w:id w:val="1021280608"/>
       </w:sdtPr>
       <w:sdtEndPr/>
       <w:sdtContent>
@@ -102,7 +102,7 @@
           <w:r>
             <w:fldChar w:fldCharType="separate"/>
           </w:r>
-          <w:hyperlink w:anchor="_Toc241696394" w:history="1">
+          <w:hyperlink w:anchor="_Toc241745266" w:history="1">
             <w:r>
               <w:rPr>
                 <w:rStyle w:val="Hiperligao"/>
@@ -126,7 +126,7 @@
               <w:rPr>
                 <w:noProof/>
               </w:rPr>
-              <w:instrText xml:space="preserve"> PAGEREF _Toc241696394 \h </w:instrText>
+              <w:instrText xml:space="preserve"> PAGEREF _Toc241745266 \h </w:instrText>
             </w:r>
             <w:r>
               <w:rPr>
@@ -168,7 +168,7 @@
               <w14:ligatures w14:val="standardContextual"/>
             </w:rPr>
           </w:pPr>
-          <w:hyperlink w:anchor="_Toc241696395" w:history="1">
+          <w:hyperlink w:anchor="_Toc241745267" w:history="1">
             <w:r>
               <w:rPr>
                 <w:rStyle w:val="Hiperligao"/>
@@ -192,7 +192,7 @@
               <w:rPr>
                 <w:noProof/>
               </w:rPr>
-              <w:instrText xml:space="preserve"> PAGEREF _Toc241696395 \h </w:instrText>
+              <w:instrText xml:space="preserve"> PAGEREF _Toc241745267 \h </w:instrText>
             </w:r>
             <w:r>
               <w:rPr>
@@ -234,7 +234,7 @@
               <w14:ligatures w14:val="standardContextual"/>
             </w:rPr>
           </w:pPr>
-          <w:hyperlink w:anchor="_Toc241696396" w:history="1">
+          <w:hyperlink w:anchor="_Toc241745268" w:history="1">
             <w:r>
               <w:rPr>
                 <w:rStyle w:val="Hiperligao"/>
@@ -258,7 +258,7 @@
               <w:rPr>
                 <w:noProof/>
               </w:rPr>
-              <w:instrText xml:space="preserve"> PAGEREF _Toc241696396 \h </w:instrText>
+              <w:instrText xml:space="preserve"> PAGEREF _Toc241745268 \h </w:instrText>
             </w:r>
             <w:r>
               <w:rPr>
@@ -300,7 +300,7 @@
               <w14:ligatures w14:val="standardContextual"/>
             </w:rPr>
           </w:pPr>
-          <w:hyperlink w:anchor="_Toc241696397" w:history="1">
+          <w:hyperlink w:anchor="_Toc241745269" w:history="1">
             <w:r>
               <w:rPr>
                 <w:rStyle w:val="Hiperligao"/>
@@ -324,7 +324,7 @@
               <w:rPr>
                 <w:noProof/>
               </w:rPr>
-              <w:instrText xml:space="preserve"> PAGEREF _Toc241696397 \h </w:instrText>
+              <w:instrText xml:space="preserve"> PAGEREF _Toc241745269 \h </w:instrText>
             </w:r>
             <w:r>
               <w:rPr>
@@ -366,7 +366,7 @@
               <w14:ligatures w14:val="standardContextual"/>
             </w:rPr>
           </w:pPr>
-          <w:hyperlink w:anchor="_Toc241696398" w:history="1">
+          <w:hyperlink w:anchor="_Toc241745270" w:history="1">
             <w:r>
               <w:rPr>
                 <w:rStyle w:val="Hiperligao"/>
@@ -390,7 +390,7 @@
               <w:rPr>
                 <w:noProof/>
               </w:rPr>
-              <w:instrText xml:space="preserve"> PAGEREF _Toc241696398 \h </w:instrText>
+              <w:instrText xml:space="preserve"> PAGEREF _Toc241745270 \h </w:instrText>
             </w:r>
             <w:r>
               <w:rPr>
@@ -432,7 +432,7 @@
               <w14:ligatures w14:val="standardContextual"/>
             </w:rPr>
           </w:pPr>
-          <w:hyperlink w:anchor="_Toc241696399" w:history="1">
+          <w:hyperlink w:anchor="_Toc241745271" w:history="1">
             <w:r>
               <w:rPr>
                 <w:rStyle w:val="Hiperligao"/>
@@ -456,7 +456,7 @@
               <w:rPr>
                 <w:noProof/>
               </w:rPr>
-              <w:instrText xml:space="preserve"> PAGEREF _Toc241696399 \h </w:instrText>
+              <w:instrText xml:space="preserve"> PAGEREF _Toc241745271 \h </w:instrText>
             </w:r>
             <w:r>
               <w:rPr>
@@ -498,7 +498,7 @@
               <w14:ligatures w14:val="standardContextual"/>
             </w:rPr>
           </w:pPr>
-          <w:hyperlink w:anchor="_Toc241696400" w:history="1">
+          <w:hyperlink w:anchor="_Toc241745272" w:history="1">
             <w:r>
               <w:rPr>
                 <w:rStyle w:val="Hiperligao"/>
@@ -522,7 +522,7 @@
               <w:rPr>
                 <w:noProof/>
               </w:rPr>
-              <w:instrText xml:space="preserve"> PAGEREF _Toc241696400 \h </w:instrText>
+              <w:instrText xml:space="preserve"> PAGEREF _Toc241745272 \h </w:instrText>
             </w:r>
             <w:r>
               <w:rPr>
@@ -564,7 +564,7 @@
               <w14:ligatures w14:val="standardContextual"/>
             </w:rPr>
           </w:pPr>
-          <w:hyperlink w:anchor="_Toc241696401" w:history="1">
+          <w:hyperlink w:anchor="_Toc241745273" w:history="1">
             <w:r>
               <w:rPr>
                 <w:rStyle w:val="Hiperligao"/>
@@ -588,7 +588,7 @@
               <w:rPr>
                 <w:noProof/>
               </w:rPr>
-              <w:instrText xml:space="preserve"> PAGEREF _Toc241696401 \h </w:instrText>
+              <w:instrText xml:space="preserve"> PAGEREF _Toc241745273 \h </w:instrText>
             </w:r>
             <w:r>
               <w:rPr>
@@ -630,7 +630,7 @@
               <w14:ligatures w14:val="standardContextual"/>
             </w:rPr>
           </w:pPr>
-          <w:hyperlink w:anchor="_Toc241696402" w:history="1">
+          <w:hyperlink w:anchor="_Toc241745274" w:history="1">
             <w:r>
               <w:rPr>
                 <w:rStyle w:val="Hiperligao"/>
@@ -654,7 +654,7 @@
               <w:rPr>
                 <w:noProof/>
               </w:rPr>
-              <w:instrText xml:space="preserve"> PAGEREF _Toc241696402 \h </w:instrText>
+              <w:instrText xml:space="preserve"> PAGEREF _Toc241745274 \h </w:instrText>
             </w:r>
             <w:r>
               <w:rPr>
@@ -696,7 +696,7 @@
               <w14:ligatures w14:val="standardContextual"/>
             </w:rPr>
           </w:pPr>
-          <w:hyperlink w:anchor="_Toc241696403" w:history="1">
+          <w:hyperlink w:anchor="_Toc241745275" w:history="1">
             <w:r>
               <w:rPr>
                 <w:rStyle w:val="Hiperligao"/>
@@ -720,7 +720,7 @@
               <w:rPr>
                 <w:noProof/>
               </w:rPr>
-              <w:instrText xml:space="preserve"> PAGEREF _Toc241696403 \h </w:instrText>
+              <w:instrText xml:space="preserve"> PAGEREF _Toc241745275 \h </w:instrText>
             </w:r>
             <w:r>
               <w:rPr>
@@ -768,7 +768,7 @@
       <w:pPr>
         <w:pStyle w:val="Ttulo1"/>
       </w:pPr>
-      <w:bookmarkStart w:id="0" w:name="_Toc241696394"/>
+      <w:bookmarkStart w:id="0" w:name="_Toc241745266"/>
       <w:r>
         <w:lastRenderedPageBreak/>
         <w:t>A sua função numa página</w:t>
@@ -1415,7 +1415,7 @@
           <w:noProof/>
         </w:rPr>
         <w:drawing>
-          <wp:inline distT="0" distB="0" distL="0" distR="0" wp14:anchorId="47742CF5" wp14:editId="4EED80C7">
+          <wp:inline distT="0" distB="0" distL="0" distR="0" wp14:anchorId="0F6F990F" wp14:editId="474F7DE2">
             <wp:extent cx="5715000" cy="3571875"/>
             <wp:effectExtent l="0" t="0" r="0" b="0"/>
             <wp:docPr id="167" name="01-login.png" descr="A página de início de sessão com Email, Palavra-passe, Manter sessão iniciada e o botão Iniciar sessão." title="A página de início de sessão com Email, Palavra-passe, Manter sessão iniciada e o botão Iniciar sessão."/>
@@ -1468,7 +1468,7 @@
         <w:pStyle w:val="Ttulo1"/>
         <w:pageBreakBefore/>
       </w:pPr>
-      <w:bookmarkStart w:id="1" w:name="_Toc241696395"/>
+      <w:bookmarkStart w:id="1" w:name="_Toc241745267"/>
       <w:r>
         <w:lastRenderedPageBreak/>
         <w:t>Painel e Mapas</w:t>
@@ -1511,7 +1511,7 @@
           <w:noProof/>
         </w:rPr>
         <w:drawing>
-          <wp:inline distT="0" distB="0" distL="0" distR="0" wp14:anchorId="087240F7" wp14:editId="22330213">
+          <wp:inline distT="0" distB="0" distL="0" distR="0" wp14:anchorId="4F9D3219" wp14:editId="5C97D19B">
             <wp:extent cx="5715000" cy="3429000"/>
             <wp:effectExtent l="0" t="0" r="0" b="0"/>
             <wp:docPr id="168" name="02-maps-all.png" descr="A lista de Mapas, separador Todos, com todos os ícones de linha e a secção Pastas de trabalho por cima." title="A lista de Mapas, separador Todos, com todos os ícones de linha e a secção Pastas de trabalho por cima."/>
@@ -2040,7 +2040,7 @@
         <w:pStyle w:val="Ttulo1"/>
         <w:pageBreakBefore/>
       </w:pPr>
-      <w:bookmarkStart w:id="2" w:name="_Toc241696396"/>
+      <w:bookmarkStart w:id="2" w:name="_Toc241745268"/>
       <w:r>
         <w:lastRenderedPageBreak/>
         <w:t>Construtor e visualizador de mapas</w:t>
@@ -2063,7 +2063,7 @@
           <w:noProof/>
         </w:rPr>
         <w:drawing>
-          <wp:inline distT="0" distB="0" distL="0" distR="0" wp14:anchorId="19E34B2D" wp14:editId="3FC7C0A2">
+          <wp:inline distT="0" distB="0" distL="0" distR="0" wp14:anchorId="4751100F" wp14:editId="0BE1E6BF">
             <wp:extent cx="5715000" cy="3571875"/>
             <wp:effectExtent l="0" t="0" r="0" b="0"/>
             <wp:docPr id="169" name="03-viewer-results.png" descr="Os resultados da execução com os botões SQL e Plano junto aos botões Excel, CSV e PDF." title="Os resultados da execução com os botões SQL e Plano junto aos botões Excel, CSV e PDF."/>
@@ -2695,7 +2695,7 @@
         <w:pStyle w:val="Ttulo1"/>
         <w:pageBreakBefore/>
       </w:pPr>
-      <w:bookmarkStart w:id="3" w:name="_Toc241696397"/>
+      <w:bookmarkStart w:id="3" w:name="_Toc241745269"/>
       <w:r>
         <w:lastRenderedPageBreak/>
         <w:t>Execuções, Exportações e Agendamentos</w:t>
@@ -2748,7 +2748,7 @@
           <w:noProof/>
         </w:rPr>
         <w:drawing>
-          <wp:inline distT="0" distB="0" distL="0" distR="0" wp14:anchorId="6D35E509" wp14:editId="47A07079">
+          <wp:inline distT="0" distB="0" distL="0" distR="0" wp14:anchorId="745DD1F3" wp14:editId="4E4C49B1">
             <wp:extent cx="5715000" cy="3571875"/>
             <wp:effectExtent l="0" t="0" r="0" b="0"/>
             <wp:docPr id="170" name="04-runs-every-user.png" descr="A página Execuções com as execuções de todos os utilizadores." title="A página Execuções com as execuções de todos os utilizadores."/>
@@ -3358,7 +3358,7 @@
         <w:pStyle w:val="Ttulo1"/>
         <w:pageBreakBefore/>
       </w:pPr>
-      <w:bookmarkStart w:id="4" w:name="_Toc241696398"/>
+      <w:bookmarkStart w:id="4" w:name="_Toc241745270"/>
       <w:r>
         <w:lastRenderedPageBreak/>
         <w:t>Áreas de Negócio e Permissões</w:t>
@@ -3391,7 +3391,7 @@
           <w:noProof/>
         </w:rPr>
         <w:drawing>
-          <wp:inline distT="0" distB="0" distL="0" distR="0" wp14:anchorId="7107A281" wp14:editId="4CF212D1">
+          <wp:inline distT="0" distB="0" distL="0" distR="0" wp14:anchorId="5FB3F33A" wp14:editId="1586CF71">
             <wp:extent cx="5715000" cy="3571875"/>
             <wp:effectExtent l="0" t="0" r="0" b="0"/>
             <wp:docPr id="171" name="09-business-areas-grants-permission.png" descr="A caixa de diálogo Gerir concessões com a lista Permissão aberta." title="A caixa de diálogo Gerir concessões com a lista Permissão aberta."/>
@@ -3996,7 +3996,7 @@
         <w:pStyle w:val="Ttulo1"/>
         <w:pageBreakBefore/>
       </w:pPr>
-      <w:bookmarkStart w:id="5" w:name="_Toc241696399"/>
+      <w:bookmarkStart w:id="5" w:name="_Toc241745271"/>
       <w:r>
         <w:lastRenderedPageBreak/>
         <w:t>Pastas, Itens, Junções, Hierarquias</w:t>
@@ -4059,7 +4059,7 @@
           <w:noProof/>
         </w:rPr>
         <w:drawing>
-          <wp:inline distT="0" distB="0" distL="0" distR="0" wp14:anchorId="7DC8C1C0" wp14:editId="19BDDD2F">
+          <wp:inline distT="0" distB="0" distL="0" distR="0" wp14:anchorId="6FD0CD95" wp14:editId="386BBB6D">
             <wp:extent cx="2495550" cy="5905500"/>
             <wp:effectExtent l="0" t="0" r="0" b="0"/>
             <wp:docPr id="172" name="14-folders-discovered.png" descr="A caixa de diálogo Nova Pasta depois de Descobrir Tabelas, com a lista das tabelas encontradas." title="A caixa de diálogo Nova Pasta depois de Descobrir Tabelas, com a lista das tabelas encontradas."/>
@@ -4628,7 +4628,7 @@
         <w:pStyle w:val="Ttulo1"/>
         <w:pageBreakBefore/>
       </w:pPr>
-      <w:bookmarkStart w:id="6" w:name="_Toc241696400"/>
+      <w:bookmarkStart w:id="6" w:name="_Toc241745272"/>
       <w:r>
         <w:lastRenderedPageBreak/>
         <w:t>Funções Personalizadas e Origens de Dados</w:t>
@@ -4671,7 +4671,7 @@
           <w:noProof/>
         </w:rPr>
         <w:drawing>
-          <wp:inline distT="0" distB="0" distL="0" distR="0" wp14:anchorId="23DB266C" wp14:editId="295DC89D">
+          <wp:inline distT="0" distB="0" distL="0" distR="0" wp14:anchorId="18020676" wp14:editId="20BEA9BF">
             <wp:extent cx="5715000" cy="3571875"/>
             <wp:effectExtent l="0" t="0" r="0" b="0"/>
             <wp:docPr id="173" name="30-data-sources.png" descr="A página Origens de Dados com uma tabela de ligações e cinco ícones de linha." title="A página Origens de Dados com uma tabela de ligações e cinco ícones de linha."/>
@@ -5231,7 +5231,7 @@
         <w:pStyle w:val="Ttulo1"/>
         <w:pageBreakBefore/>
       </w:pPr>
-      <w:bookmarkStart w:id="7" w:name="_Toc241696401"/>
+      <w:bookmarkStart w:id="7" w:name="_Toc241745273"/>
       <w:r>
         <w:lastRenderedPageBreak/>
         <w:t>Utilizadores</w:t>
@@ -5254,7 +5254,7 @@
           <w:noProof/>
         </w:rPr>
         <w:drawing>
-          <wp:inline distT="0" distB="0" distL="0" distR="0" wp14:anchorId="0DE5FE8A" wp14:editId="4B629CE5">
+          <wp:inline distT="0" distB="0" distL="0" distR="0" wp14:anchorId="4D82C5CC" wp14:editId="2CEB12E7">
             <wp:extent cx="5715000" cy="3571875"/>
             <wp:effectExtent l="0" t="0" r="0" b="0"/>
             <wp:docPr id="174" name="35-users.png" descr="A página Utilizadores com os botões Ficheiro de credenciais e Novo Utilizador e os ícones de linha." title="A página Utilizadores com os botões Ficheiro de credenciais e Novo Utilizador e os ícones de linha."/>
@@ -5951,7 +5951,7 @@
         <w:pStyle w:val="Ttulo1"/>
         <w:pageBreakBefore/>
       </w:pPr>
-      <w:bookmarkStart w:id="8" w:name="_Toc241696402"/>
+      <w:bookmarkStart w:id="8" w:name="_Toc241745274"/>
       <w:r>
         <w:lastRenderedPageBreak/>
         <w:t>Políticas de Segurança e Registo de Auditoria</w:t>
@@ -5994,7 +5994,7 @@
           <w:noProof/>
         </w:rPr>
         <w:drawing>
-          <wp:inline distT="0" distB="0" distL="0" distR="0" wp14:anchorId="2129CFD7" wp14:editId="5C172BFE">
+          <wp:inline distT="0" distB="0" distL="0" distR="0" wp14:anchorId="5141020E" wp14:editId="45F8C0A2">
             <wp:extent cx="3324225" cy="4676775"/>
             <wp:effectExtent l="0" t="0" r="0" b="0"/>
             <wp:docPr id="175" name="44-security-new-dialog.png" descr="A caixa de diálogo Nova Política com um nome, uma descrição e uma regra." title="A caixa de diálogo Nova Política com um nome, uma descrição e uma regra."/>
@@ -6358,7 +6358,7 @@
         <w:pStyle w:val="Ttulo1"/>
         <w:pageBreakBefore/>
       </w:pPr>
-      <w:bookmarkStart w:id="9" w:name="_Toc241696403"/>
+      <w:bookmarkStart w:id="9" w:name="_Toc241745275"/>
       <w:r>
         <w:lastRenderedPageBreak/>
         <w:t>Migração</w:t>
@@ -6391,7 +6391,7 @@
           <w:noProof/>
         </w:rPr>
         <w:drawing>
-          <wp:inline distT="0" distB="0" distL="0" distR="0" wp14:anchorId="7FFF94A6" wp14:editId="0AF69B4B">
+          <wp:inline distT="0" distB="0" distL="0" distR="0" wp14:anchorId="7302CFC1" wp14:editId="4DE91533">
             <wp:extent cx="5715000" cy="3571875"/>
             <wp:effectExtent l="0" t="0" r="0" b="0"/>
             <wp:docPr id="176" name="50-migration.png" descr="A página Migração com o cartão da origem, os respetivos botões e o texto de ajuda." title="A página Migração com o cartão da origem, os respetivos botões e o texto de ajuda."/>
@@ -7093,10 +7093,10 @@
 <file path=word/numbering.xml><?xml version="1.0" encoding="utf-8"?>
 <w:numbering xmlns:wpc="http://schemas.microsoft.com/office/word/2010/wordprocessingCanvas" xmlns:cx="http://schemas.microsoft.com/office/drawing/2014/chartex" xmlns:cx1="http://schemas.microsoft.com/office/drawing/2015/9/8/chartex" xmlns:cx2="http://schemas.microsoft.com/office/drawing/2015/10/21/chartex" xmlns:cx3="http://schemas.microsoft.com/office/drawing/2016/5/9/chartex" xmlns:cx4="http://schemas.microsoft.com/office/drawing/2016/5/10/chartex" xmlns:cx5="http://schemas.microsoft.com/office/drawing/2016/5/11/chartex" xmlns:cx6="http://schemas.microsoft.com/office/drawing/2016/5/12/chartex" xmlns:cx7="http://schemas.microsoft.com/office/drawing/2016/5/13/chartex" xmlns:cx8="http://schemas.microsoft.com/office/drawing/2016/5/14/chartex" xmlns:mc="http://schemas.openxmlformats.org/markup-compatibility/2006" xmlns:aink="http://schemas.microsoft.com/office/drawing/2016/ink" xmlns:am3d="http://schemas.microsoft.com/office/drawing/2017/model3d" xmlns:o="urn:schemas-microsoft-com:office:office" xmlns:oel="http://schemas.microsoft.com/office/2019/extlst" xmlns:r="http://schemas.openxmlformats.org/officeDocument/2006/relationships" xmlns:m="http://schemas.openxmlformats.org/officeDocument/2006/math" xmlns:v="urn:schemas-microsoft-com:vml" xmlns:wp14="http://schemas.microsoft.com/office/word/2010/wordprocessingDrawing" xmlns:wp="http://schemas.openxmlformats.org/drawingml/2006/wordprocessingDrawing" xmlns:w10="urn:schemas-microsoft-com:office:word" xmlns:w="http://schemas.openxmlformats.org/wordprocessingml/2006/main" xmlns:w14="http://schemas.microsoft.com/office/word/2010/wordml" xmlns:w15="http://schemas.microsoft.com/office/word/2012/wordml" xmlns:w16cex="http://schemas.microsoft.com/office/word/2018/wordml/cex" xmlns:w16cid="http://schemas.microsoft.com/office/word/2016/wordml/cid" xmlns:w16="http://schemas.microsoft.com/office/word/2018/wordml" xmlns:w16sdtdh="http://schemas.microsoft.com/office/word/2020/wordml/sdtdatahash" xmlns:w16se="http://schemas.microsoft.com/office/word/2015/wordml/symex" xmlns:wpg="http://schemas.microsoft.com/office/word/2010/wordprocessingGroup" xmlns:wpi="http://schemas.microsoft.com/office/word/2010/wordprocessingInk" xmlns:wne="http://schemas.microsoft.com/office/word/2006/wordml" xmlns:wps="http://schemas.microsoft.com/office/word/2010/wordprocessingShape" mc:Ignorable="w14 w15 w16se w16cid w16 w16cex w16sdtdh wp14">
   <w:abstractNum w:abstractNumId="0" w15:restartNumberingAfterBreak="0">
-    <w:nsid w:val="104E20B3"/>
+    <w:nsid w:val="114E0008"/>
     <w:multiLevelType w:val="hybridMultilevel"/>
-    <w:tmpl w:val="61F801FA"/>
-    <w:lvl w:ilvl="0" w:tplc="38126F72">
+    <w:tmpl w:val="DAB61220"/>
+    <w:lvl w:ilvl="0" w:tplc="CA40711A">
       <w:start w:val="1"/>
       <w:numFmt w:val="decimal"/>
       <w:lvlText w:val="%1."/>
@@ -7105,7 +7105,7 @@
         <w:ind w:left="360" w:hanging="300"/>
       </w:pPr>
     </w:lvl>
-    <w:lvl w:ilvl="1" w:tplc="CCF8DFE8" w:tentative="1">
+    <w:lvl w:ilvl="1" w:tplc="61903F50" w:tentative="1">
       <w:start w:val="1"/>
       <w:numFmt w:val="lowerLetter"/>
       <w:lvlText w:val="%2."/>
@@ -7114,47 +7114,133 @@
         <w:ind w:left="720" w:hanging="300"/>
       </w:pPr>
     </w:lvl>
-    <w:lvl w:ilvl="2" w:tplc="56B27530">
+    <w:lvl w:ilvl="2" w:tplc="3FB676C0">
       <w:numFmt w:val="decimal"/>
       <w:lvlText w:val=""/>
       <w:lvlJc w:val="left"/>
     </w:lvl>
-    <w:lvl w:ilvl="3" w:tplc="194CCE34">
+    <w:lvl w:ilvl="3" w:tplc="FF761D18">
       <w:numFmt w:val="decimal"/>
       <w:lvlText w:val=""/>
       <w:lvlJc w:val="left"/>
     </w:lvl>
-    <w:lvl w:ilvl="4" w:tplc="512A44D8">
+    <w:lvl w:ilvl="4" w:tplc="701EA986">
       <w:numFmt w:val="decimal"/>
       <w:lvlText w:val=""/>
       <w:lvlJc w:val="left"/>
     </w:lvl>
-    <w:lvl w:ilvl="5" w:tplc="8FBA41BE">
+    <w:lvl w:ilvl="5" w:tplc="E776588C">
       <w:numFmt w:val="decimal"/>
       <w:lvlText w:val=""/>
       <w:lvlJc w:val="left"/>
     </w:lvl>
-    <w:lvl w:ilvl="6" w:tplc="9FA2B9CE">
+    <w:lvl w:ilvl="6" w:tplc="58AAD32A">
       <w:numFmt w:val="decimal"/>
       <w:lvlText w:val=""/>
       <w:lvlJc w:val="left"/>
     </w:lvl>
-    <w:lvl w:ilvl="7" w:tplc="C35AFF5C">
+    <w:lvl w:ilvl="7" w:tplc="ABA2EFC6">
       <w:numFmt w:val="decimal"/>
       <w:lvlText w:val=""/>
       <w:lvlJc w:val="left"/>
     </w:lvl>
-    <w:lvl w:ilvl="8" w:tplc="3448FBC2">
+    <w:lvl w:ilvl="8" w:tplc="2E143CC4">
       <w:numFmt w:val="decimal"/>
       <w:lvlText w:val=""/>
       <w:lvlJc w:val="left"/>
     </w:lvl>
   </w:abstractNum>
   <w:abstractNum w:abstractNumId="1" w15:restartNumberingAfterBreak="0">
-    <w:nsid w:val="321E584A"/>
+    <w:nsid w:val="14664F1F"/>
     <w:multiLevelType w:val="hybridMultilevel"/>
-    <w:tmpl w:val="CA0A86BA"/>
-    <w:lvl w:ilvl="0" w:tplc="16F8ACB6">
+    <w:tmpl w:val="40E867B2"/>
+    <w:lvl w:ilvl="0" w:tplc="903E37C6" w:tentative="1">
+      <w:start w:val="1"/>
+      <w:numFmt w:val="bullet"/>
+      <w:lvlText w:val="●"/>
+      <w:lvlJc w:val="left"/>
+      <w:pPr>
+        <w:ind w:left="720" w:hanging="360"/>
+      </w:pPr>
+    </w:lvl>
+    <w:lvl w:ilvl="1" w:tplc="FD80B292" w:tentative="1">
+      <w:start w:val="1"/>
+      <w:numFmt w:val="bullet"/>
+      <w:lvlText w:val="○"/>
+      <w:lvlJc w:val="left"/>
+      <w:pPr>
+        <w:ind w:left="1440" w:hanging="360"/>
+      </w:pPr>
+    </w:lvl>
+    <w:lvl w:ilvl="2" w:tplc="32AC63A0" w:tentative="1">
+      <w:start w:val="1"/>
+      <w:numFmt w:val="bullet"/>
+      <w:lvlText w:val="■"/>
+      <w:lvlJc w:val="left"/>
+      <w:pPr>
+        <w:ind w:left="2160" w:hanging="360"/>
+      </w:pPr>
+    </w:lvl>
+    <w:lvl w:ilvl="3" w:tplc="79C04B60" w:tentative="1">
+      <w:start w:val="1"/>
+      <w:numFmt w:val="bullet"/>
+      <w:lvlText w:val="●"/>
+      <w:lvlJc w:val="left"/>
+      <w:pPr>
+        <w:ind w:left="2880" w:hanging="360"/>
+      </w:pPr>
+    </w:lvl>
+    <w:lvl w:ilvl="4" w:tplc="08EA6AE2" w:tentative="1">
+      <w:start w:val="1"/>
+      <w:numFmt w:val="bullet"/>
+      <w:lvlText w:val="○"/>
+      <w:lvlJc w:val="left"/>
+      <w:pPr>
+        <w:ind w:left="3600" w:hanging="360"/>
+      </w:pPr>
+    </w:lvl>
+    <w:lvl w:ilvl="5" w:tplc="ED28A90A" w:tentative="1">
+      <w:start w:val="1"/>
+      <w:numFmt w:val="bullet"/>
+      <w:lvlText w:val="■"/>
+      <w:lvlJc w:val="left"/>
+      <w:pPr>
+        <w:ind w:left="4320" w:hanging="360"/>
+      </w:pPr>
+    </w:lvl>
+    <w:lvl w:ilvl="6" w:tplc="8C2CE6BE" w:tentative="1">
+      <w:start w:val="1"/>
+      <w:numFmt w:val="bullet"/>
+      <w:lvlText w:val="●"/>
+      <w:lvlJc w:val="left"/>
+      <w:pPr>
+        <w:ind w:left="5040" w:hanging="360"/>
+      </w:pPr>
+    </w:lvl>
+    <w:lvl w:ilvl="7" w:tplc="C6ECF5B2" w:tentative="1">
+      <w:start w:val="1"/>
+      <w:numFmt w:val="bullet"/>
+      <w:lvlText w:val="●"/>
+      <w:lvlJc w:val="left"/>
+      <w:pPr>
+        <w:ind w:left="5760" w:hanging="360"/>
+      </w:pPr>
+    </w:lvl>
+    <w:lvl w:ilvl="8" w:tplc="627458C8" w:tentative="1">
+      <w:start w:val="1"/>
+      <w:numFmt w:val="bullet"/>
+      <w:lvlText w:val="●"/>
+      <w:lvlJc w:val="left"/>
+      <w:pPr>
+        <w:ind w:left="6480" w:hanging="360"/>
+      </w:pPr>
+    </w:lvl>
+  </w:abstractNum>
+  <w:abstractNum w:abstractNumId="2" w15:restartNumberingAfterBreak="0">
+    <w:nsid w:val="15285BA1"/>
+    <w:multiLevelType w:val="hybridMultilevel"/>
+    <w:tmpl w:val="D32E1204"/>
+    <w:lvl w:ilvl="0" w:tplc="6C7E835A">
       <w:start w:val="1"/>
       <w:numFmt w:val="decimal"/>
       <w:lvlText w:val="%1."/>
@@ -7163,7 +7249,7 @@
         <w:ind w:left="360" w:hanging="300"/>
       </w:pPr>
     </w:lvl>
-    <w:lvl w:ilvl="1" w:tplc="64581468" w:tentative="1">
+    <w:lvl w:ilvl="1" w:tplc="8B8C23D0" w:tentative="1">
       <w:start w:val="1"/>
       <w:numFmt w:val="lowerLetter"/>
       <w:lvlText w:val="%2."/>
@@ -7172,47 +7258,47 @@
         <w:ind w:left="720" w:hanging="300"/>
       </w:pPr>
     </w:lvl>
-    <w:lvl w:ilvl="2" w:tplc="44166FFC">
+    <w:lvl w:ilvl="2" w:tplc="5E1855F8">
       <w:numFmt w:val="decimal"/>
       <w:lvlText w:val=""/>
       <w:lvlJc w:val="left"/>
     </w:lvl>
-    <w:lvl w:ilvl="3" w:tplc="8CB0D586">
+    <w:lvl w:ilvl="3" w:tplc="980A202C">
       <w:numFmt w:val="decimal"/>
       <w:lvlText w:val=""/>
       <w:lvlJc w:val="left"/>
     </w:lvl>
-    <w:lvl w:ilvl="4" w:tplc="334899B2">
+    <w:lvl w:ilvl="4" w:tplc="A2F63254">
       <w:numFmt w:val="decimal"/>
       <w:lvlText w:val=""/>
       <w:lvlJc w:val="left"/>
     </w:lvl>
-    <w:lvl w:ilvl="5" w:tplc="AA6A440E">
+    <w:lvl w:ilvl="5" w:tplc="28ACC308">
       <w:numFmt w:val="decimal"/>
       <w:lvlText w:val=""/>
       <w:lvlJc w:val="left"/>
     </w:lvl>
-    <w:lvl w:ilvl="6" w:tplc="28A25290">
+    <w:lvl w:ilvl="6" w:tplc="BD223DD6">
       <w:numFmt w:val="decimal"/>
       <w:lvlText w:val=""/>
       <w:lvlJc w:val="left"/>
     </w:lvl>
-    <w:lvl w:ilvl="7" w:tplc="D182E748">
+    <w:lvl w:ilvl="7" w:tplc="C6449DA2">
       <w:numFmt w:val="decimal"/>
       <w:lvlText w:val=""/>
       <w:lvlJc w:val="left"/>
     </w:lvl>
-    <w:lvl w:ilvl="8" w:tplc="3CD40EBC">
+    <w:lvl w:ilvl="8" w:tplc="EAF66ACC">
       <w:numFmt w:val="decimal"/>
       <w:lvlText w:val=""/>
       <w:lvlJc w:val="left"/>
     </w:lvl>
   </w:abstractNum>
-  <w:abstractNum w:abstractNumId="2" w15:restartNumberingAfterBreak="0">
-    <w:nsid w:val="37BD158D"/>
+  <w:abstractNum w:abstractNumId="3" w15:restartNumberingAfterBreak="0">
+    <w:nsid w:val="1E0442F1"/>
     <w:multiLevelType w:val="hybridMultilevel"/>
-    <w:tmpl w:val="D7EADEEA"/>
-    <w:lvl w:ilvl="0" w:tplc="4FFCE556">
+    <w:tmpl w:val="A9D26526"/>
+    <w:lvl w:ilvl="0" w:tplc="BDDC495E">
       <w:start w:val="1"/>
       <w:numFmt w:val="decimal"/>
       <w:lvlText w:val="%1."/>
@@ -7221,7 +7307,7 @@
         <w:ind w:left="360" w:hanging="300"/>
       </w:pPr>
     </w:lvl>
-    <w:lvl w:ilvl="1" w:tplc="A1E2F694" w:tentative="1">
+    <w:lvl w:ilvl="1" w:tplc="1ABA9E1C" w:tentative="1">
       <w:start w:val="1"/>
       <w:numFmt w:val="lowerLetter"/>
       <w:lvlText w:val="%2."/>
@@ -7230,47 +7316,47 @@
         <w:ind w:left="720" w:hanging="300"/>
       </w:pPr>
     </w:lvl>
-    <w:lvl w:ilvl="2" w:tplc="42C637EC">
+    <w:lvl w:ilvl="2" w:tplc="07968974">
       <w:numFmt w:val="decimal"/>
       <w:lvlText w:val=""/>
       <w:lvlJc w:val="left"/>
     </w:lvl>
-    <w:lvl w:ilvl="3" w:tplc="A1E69FCE">
+    <w:lvl w:ilvl="3" w:tplc="C3A07D64">
       <w:numFmt w:val="decimal"/>
       <w:lvlText w:val=""/>
       <w:lvlJc w:val="left"/>
     </w:lvl>
-    <w:lvl w:ilvl="4" w:tplc="0BA4E75C">
+    <w:lvl w:ilvl="4" w:tplc="E1506BCC">
       <w:numFmt w:val="decimal"/>
       <w:lvlText w:val=""/>
       <w:lvlJc w:val="left"/>
     </w:lvl>
-    <w:lvl w:ilvl="5" w:tplc="43905174">
+    <w:lvl w:ilvl="5" w:tplc="DB42213E">
       <w:numFmt w:val="decimal"/>
       <w:lvlText w:val=""/>
       <w:lvlJc w:val="left"/>
     </w:lvl>
-    <w:lvl w:ilvl="6" w:tplc="511E82B8">
+    <w:lvl w:ilvl="6" w:tplc="BD36321A">
       <w:numFmt w:val="decimal"/>
       <w:lvlText w:val=""/>
       <w:lvlJc w:val="left"/>
     </w:lvl>
-    <w:lvl w:ilvl="7" w:tplc="384E7EE8">
+    <w:lvl w:ilvl="7" w:tplc="6450E776">
       <w:numFmt w:val="decimal"/>
       <w:lvlText w:val=""/>
       <w:lvlJc w:val="left"/>
     </w:lvl>
-    <w:lvl w:ilvl="8" w:tplc="32A69704">
+    <w:lvl w:ilvl="8" w:tplc="2E1AE4E0">
       <w:numFmt w:val="decimal"/>
       <w:lvlText w:val=""/>
       <w:lvlJc w:val="left"/>
     </w:lvl>
   </w:abstractNum>
-  <w:abstractNum w:abstractNumId="3" w15:restartNumberingAfterBreak="0">
-    <w:nsid w:val="39FD515E"/>
+  <w:abstractNum w:abstractNumId="4" w15:restartNumberingAfterBreak="0">
+    <w:nsid w:val="23F539BE"/>
     <w:multiLevelType w:val="hybridMultilevel"/>
-    <w:tmpl w:val="A2726138"/>
-    <w:lvl w:ilvl="0" w:tplc="297283E6">
+    <w:tmpl w:val="C8C6F984"/>
+    <w:lvl w:ilvl="0" w:tplc="08506248">
       <w:start w:val="1"/>
       <w:numFmt w:val="decimal"/>
       <w:lvlText w:val="%1."/>
@@ -7279,7 +7365,7 @@
         <w:ind w:left="360" w:hanging="300"/>
       </w:pPr>
     </w:lvl>
-    <w:lvl w:ilvl="1" w:tplc="9FF62D9C" w:tentative="1">
+    <w:lvl w:ilvl="1" w:tplc="CA081BC6" w:tentative="1">
       <w:start w:val="1"/>
       <w:numFmt w:val="lowerLetter"/>
       <w:lvlText w:val="%2."/>
@@ -7288,47 +7374,47 @@
         <w:ind w:left="720" w:hanging="300"/>
       </w:pPr>
     </w:lvl>
-    <w:lvl w:ilvl="2" w:tplc="FEC0AD2E">
+    <w:lvl w:ilvl="2" w:tplc="C11CCB32">
       <w:numFmt w:val="decimal"/>
       <w:lvlText w:val=""/>
       <w:lvlJc w:val="left"/>
     </w:lvl>
-    <w:lvl w:ilvl="3" w:tplc="643A86CE">
+    <w:lvl w:ilvl="3" w:tplc="EB70AA9C">
       <w:numFmt w:val="decimal"/>
       <w:lvlText w:val=""/>
       <w:lvlJc w:val="left"/>
     </w:lvl>
-    <w:lvl w:ilvl="4" w:tplc="14A09D9E">
+    <w:lvl w:ilvl="4" w:tplc="A578568C">
       <w:numFmt w:val="decimal"/>
       <w:lvlText w:val=""/>
       <w:lvlJc w:val="left"/>
     </w:lvl>
-    <w:lvl w:ilvl="5" w:tplc="3370B16C">
+    <w:lvl w:ilvl="5" w:tplc="89D66914">
       <w:numFmt w:val="decimal"/>
       <w:lvlText w:val=""/>
       <w:lvlJc w:val="left"/>
     </w:lvl>
-    <w:lvl w:ilvl="6" w:tplc="2C9A83B0">
+    <w:lvl w:ilvl="6" w:tplc="9CA62D82">
       <w:numFmt w:val="decimal"/>
       <w:lvlText w:val=""/>
       <w:lvlJc w:val="left"/>
     </w:lvl>
-    <w:lvl w:ilvl="7" w:tplc="85383094">
+    <w:lvl w:ilvl="7" w:tplc="25E4F44A">
       <w:numFmt w:val="decimal"/>
       <w:lvlText w:val=""/>
       <w:lvlJc w:val="left"/>
     </w:lvl>
-    <w:lvl w:ilvl="8" w:tplc="E6EEB978">
+    <w:lvl w:ilvl="8" w:tplc="796A334E">
       <w:numFmt w:val="decimal"/>
       <w:lvlText w:val=""/>
       <w:lvlJc w:val="left"/>
     </w:lvl>
   </w:abstractNum>
-  <w:abstractNum w:abstractNumId="4" w15:restartNumberingAfterBreak="0">
-    <w:nsid w:val="426F6718"/>
+  <w:abstractNum w:abstractNumId="5" w15:restartNumberingAfterBreak="0">
+    <w:nsid w:val="24E822E5"/>
     <w:multiLevelType w:val="hybridMultilevel"/>
-    <w:tmpl w:val="7F5A05A2"/>
-    <w:lvl w:ilvl="0" w:tplc="7E10C2AA">
+    <w:tmpl w:val="D39ED0F8"/>
+    <w:lvl w:ilvl="0" w:tplc="6A30244A">
       <w:start w:val="1"/>
       <w:numFmt w:val="decimal"/>
       <w:lvlText w:val="%1."/>
@@ -7337,7 +7423,7 @@
         <w:ind w:left="360" w:hanging="300"/>
       </w:pPr>
     </w:lvl>
-    <w:lvl w:ilvl="1" w:tplc="93E42ED6" w:tentative="1">
+    <w:lvl w:ilvl="1" w:tplc="7DB4C70E" w:tentative="1">
       <w:start w:val="1"/>
       <w:numFmt w:val="lowerLetter"/>
       <w:lvlText w:val="%2."/>
@@ -7346,47 +7432,47 @@
         <w:ind w:left="720" w:hanging="300"/>
       </w:pPr>
     </w:lvl>
-    <w:lvl w:ilvl="2" w:tplc="516CFC52">
+    <w:lvl w:ilvl="2" w:tplc="EB3C17D0">
       <w:numFmt w:val="decimal"/>
       <w:lvlText w:val=""/>
       <w:lvlJc w:val="left"/>
     </w:lvl>
-    <w:lvl w:ilvl="3" w:tplc="8FDEE25C">
+    <w:lvl w:ilvl="3" w:tplc="C7F827EA">
       <w:numFmt w:val="decimal"/>
       <w:lvlText w:val=""/>
       <w:lvlJc w:val="left"/>
     </w:lvl>
-    <w:lvl w:ilvl="4" w:tplc="797E6C9A">
+    <w:lvl w:ilvl="4" w:tplc="AEDCDD60">
       <w:numFmt w:val="decimal"/>
       <w:lvlText w:val=""/>
       <w:lvlJc w:val="left"/>
     </w:lvl>
-    <w:lvl w:ilvl="5" w:tplc="CF94D728">
+    <w:lvl w:ilvl="5" w:tplc="6B8E83A2">
       <w:numFmt w:val="decimal"/>
       <w:lvlText w:val=""/>
       <w:lvlJc w:val="left"/>
     </w:lvl>
-    <w:lvl w:ilvl="6" w:tplc="AD80B36A">
+    <w:lvl w:ilvl="6" w:tplc="5D90AFD2">
       <w:numFmt w:val="decimal"/>
       <w:lvlText w:val=""/>
       <w:lvlJc w:val="left"/>
     </w:lvl>
-    <w:lvl w:ilvl="7" w:tplc="6C9E6254">
+    <w:lvl w:ilvl="7" w:tplc="7C88E1E8">
       <w:numFmt w:val="decimal"/>
       <w:lvlText w:val=""/>
       <w:lvlJc w:val="left"/>
     </w:lvl>
-    <w:lvl w:ilvl="8" w:tplc="948A01AC">
+    <w:lvl w:ilvl="8" w:tplc="1B14453C">
       <w:numFmt w:val="decimal"/>
       <w:lvlText w:val=""/>
       <w:lvlJc w:val="left"/>
     </w:lvl>
   </w:abstractNum>
-  <w:abstractNum w:abstractNumId="5" w15:restartNumberingAfterBreak="0">
-    <w:nsid w:val="52FA1241"/>
+  <w:abstractNum w:abstractNumId="6" w15:restartNumberingAfterBreak="0">
+    <w:nsid w:val="333C4BC0"/>
     <w:multiLevelType w:val="hybridMultilevel"/>
-    <w:tmpl w:val="18FE1550"/>
-    <w:lvl w:ilvl="0" w:tplc="F3D82882">
+    <w:tmpl w:val="909A0006"/>
+    <w:lvl w:ilvl="0" w:tplc="5B8681EC">
       <w:start w:val="1"/>
       <w:numFmt w:val="decimal"/>
       <w:lvlText w:val="%1."/>
@@ -7395,7 +7481,7 @@
         <w:ind w:left="360" w:hanging="300"/>
       </w:pPr>
     </w:lvl>
-    <w:lvl w:ilvl="1" w:tplc="70A4D142" w:tentative="1">
+    <w:lvl w:ilvl="1" w:tplc="C944B990" w:tentative="1">
       <w:start w:val="1"/>
       <w:numFmt w:val="lowerLetter"/>
       <w:lvlText w:val="%2."/>
@@ -7404,47 +7490,221 @@
         <w:ind w:left="720" w:hanging="300"/>
       </w:pPr>
     </w:lvl>
-    <w:lvl w:ilvl="2" w:tplc="5B261898">
+    <w:lvl w:ilvl="2" w:tplc="435453D8">
       <w:numFmt w:val="decimal"/>
       <w:lvlText w:val=""/>
       <w:lvlJc w:val="left"/>
     </w:lvl>
-    <w:lvl w:ilvl="3" w:tplc="E8AA8516">
+    <w:lvl w:ilvl="3" w:tplc="0480011E">
       <w:numFmt w:val="decimal"/>
       <w:lvlText w:val=""/>
       <w:lvlJc w:val="left"/>
     </w:lvl>
-    <w:lvl w:ilvl="4" w:tplc="2EBE80B2">
+    <w:lvl w:ilvl="4" w:tplc="4E3A9330">
       <w:numFmt w:val="decimal"/>
       <w:lvlText w:val=""/>
       <w:lvlJc w:val="left"/>
     </w:lvl>
-    <w:lvl w:ilvl="5" w:tplc="A35216A4">
+    <w:lvl w:ilvl="5" w:tplc="209C6388">
       <w:numFmt w:val="decimal"/>
       <w:lvlText w:val=""/>
       <w:lvlJc w:val="left"/>
     </w:lvl>
-    <w:lvl w:ilvl="6" w:tplc="05CA62E4">
+    <w:lvl w:ilvl="6" w:tplc="F522ABAA">
       <w:numFmt w:val="decimal"/>
       <w:lvlText w:val=""/>
       <w:lvlJc w:val="left"/>
     </w:lvl>
-    <w:lvl w:ilvl="7" w:tplc="1D2688F4">
+    <w:lvl w:ilvl="7" w:tplc="2452C530">
       <w:numFmt w:val="decimal"/>
       <w:lvlText w:val=""/>
       <w:lvlJc w:val="left"/>
     </w:lvl>
-    <w:lvl w:ilvl="8" w:tplc="7F7662C0">
+    <w:lvl w:ilvl="8" w:tplc="39108AE6">
       <w:numFmt w:val="decimal"/>
       <w:lvlText w:val=""/>
       <w:lvlJc w:val="left"/>
     </w:lvl>
   </w:abstractNum>
-  <w:abstractNum w:abstractNumId="6" w15:restartNumberingAfterBreak="0">
-    <w:nsid w:val="563E62B6"/>
+  <w:abstractNum w:abstractNumId="7" w15:restartNumberingAfterBreak="0">
+    <w:nsid w:val="35AA66C3"/>
     <w:multiLevelType w:val="hybridMultilevel"/>
-    <w:tmpl w:val="7486960C"/>
-    <w:lvl w:ilvl="0" w:tplc="D32AA6EE" w:tentative="1">
+    <w:tmpl w:val="49104AB8"/>
+    <w:lvl w:ilvl="0" w:tplc="D676093A">
+      <w:start w:val="1"/>
+      <w:numFmt w:val="decimal"/>
+      <w:lvlText w:val="%1."/>
+      <w:lvlJc w:val="left"/>
+      <w:pPr>
+        <w:ind w:left="360" w:hanging="300"/>
+      </w:pPr>
+    </w:lvl>
+    <w:lvl w:ilvl="1" w:tplc="5D8A0948" w:tentative="1">
+      <w:start w:val="1"/>
+      <w:numFmt w:val="lowerLetter"/>
+      <w:lvlText w:val="%2."/>
+      <w:lvlJc w:val="left"/>
+      <w:pPr>
+        <w:ind w:left="720" w:hanging="300"/>
+      </w:pPr>
+    </w:lvl>
+    <w:lvl w:ilvl="2" w:tplc="7D163C0A">
+      <w:numFmt w:val="decimal"/>
+      <w:lvlText w:val=""/>
+      <w:lvlJc w:val="left"/>
+    </w:lvl>
+    <w:lvl w:ilvl="3" w:tplc="9B00DBF0">
+      <w:numFmt w:val="decimal"/>
+      <w:lvlText w:val=""/>
+      <w:lvlJc w:val="left"/>
+    </w:lvl>
+    <w:lvl w:ilvl="4" w:tplc="0C1E247E">
+      <w:numFmt w:val="decimal"/>
+      <w:lvlText w:val=""/>
+      <w:lvlJc w:val="left"/>
+    </w:lvl>
+    <w:lvl w:ilvl="5" w:tplc="7518A4C6">
+      <w:numFmt w:val="decimal"/>
+      <w:lvlText w:val=""/>
+      <w:lvlJc w:val="left"/>
+    </w:lvl>
+    <w:lvl w:ilvl="6" w:tplc="B34CEE4E">
+      <w:numFmt w:val="decimal"/>
+      <w:lvlText w:val=""/>
+      <w:lvlJc w:val="left"/>
+    </w:lvl>
+    <w:lvl w:ilvl="7" w:tplc="CE82F76C">
+      <w:numFmt w:val="decimal"/>
+      <w:lvlText w:val=""/>
+      <w:lvlJc w:val="left"/>
+    </w:lvl>
+    <w:lvl w:ilvl="8" w:tplc="90465150">
+      <w:numFmt w:val="decimal"/>
+      <w:lvlText w:val=""/>
+      <w:lvlJc w:val="left"/>
+    </w:lvl>
+  </w:abstractNum>
+  <w:abstractNum w:abstractNumId="8" w15:restartNumberingAfterBreak="0">
+    <w:nsid w:val="73E61905"/>
+    <w:multiLevelType w:val="hybridMultilevel"/>
+    <w:tmpl w:val="0D04C4E4"/>
+    <w:lvl w:ilvl="0" w:tplc="D8F25944">
+      <w:start w:val="1"/>
+      <w:numFmt w:val="decimal"/>
+      <w:lvlText w:val="%1."/>
+      <w:lvlJc w:val="left"/>
+      <w:pPr>
+        <w:ind w:left="360" w:hanging="300"/>
+      </w:pPr>
+    </w:lvl>
+    <w:lvl w:ilvl="1" w:tplc="0A6E9E16" w:tentative="1">
+      <w:start w:val="1"/>
+      <w:numFmt w:val="lowerLetter"/>
+      <w:lvlText w:val="%2."/>
+      <w:lvlJc w:val="left"/>
+      <w:pPr>
+        <w:ind w:left="720" w:hanging="300"/>
+      </w:pPr>
+    </w:lvl>
+    <w:lvl w:ilvl="2" w:tplc="5D86506E">
+      <w:numFmt w:val="decimal"/>
+      <w:lvlText w:val=""/>
+      <w:lvlJc w:val="left"/>
+    </w:lvl>
+    <w:lvl w:ilvl="3" w:tplc="ED3EEF24">
+      <w:numFmt w:val="decimal"/>
+      <w:lvlText w:val=""/>
+      <w:lvlJc w:val="left"/>
+    </w:lvl>
+    <w:lvl w:ilvl="4" w:tplc="E9EA48F2">
+      <w:numFmt w:val="decimal"/>
+      <w:lvlText w:val=""/>
+      <w:lvlJc w:val="left"/>
+    </w:lvl>
+    <w:lvl w:ilvl="5" w:tplc="FEE88EB8">
+      <w:numFmt w:val="decimal"/>
+      <w:lvlText w:val=""/>
+      <w:lvlJc w:val="left"/>
+    </w:lvl>
+    <w:lvl w:ilvl="6" w:tplc="99BA1316">
+      <w:numFmt w:val="decimal"/>
+      <w:lvlText w:val=""/>
+      <w:lvlJc w:val="left"/>
+    </w:lvl>
+    <w:lvl w:ilvl="7" w:tplc="85E071B0">
+      <w:numFmt w:val="decimal"/>
+      <w:lvlText w:val=""/>
+      <w:lvlJc w:val="left"/>
+    </w:lvl>
+    <w:lvl w:ilvl="8" w:tplc="05F25466">
+      <w:numFmt w:val="decimal"/>
+      <w:lvlText w:val=""/>
+      <w:lvlJc w:val="left"/>
+    </w:lvl>
+  </w:abstractNum>
+  <w:abstractNum w:abstractNumId="9" w15:restartNumberingAfterBreak="0">
+    <w:nsid w:val="76492D04"/>
+    <w:multiLevelType w:val="hybridMultilevel"/>
+    <w:tmpl w:val="4FEA217A"/>
+    <w:lvl w:ilvl="0" w:tplc="916ECE78">
+      <w:start w:val="1"/>
+      <w:numFmt w:val="decimal"/>
+      <w:lvlText w:val="%1."/>
+      <w:lvlJc w:val="left"/>
+      <w:pPr>
+        <w:ind w:left="360" w:hanging="300"/>
+      </w:pPr>
+    </w:lvl>
+    <w:lvl w:ilvl="1" w:tplc="8C3EC156" w:tentative="1">
+      <w:start w:val="1"/>
+      <w:numFmt w:val="lowerLetter"/>
+      <w:lvlText w:val="%2."/>
+      <w:lvlJc w:val="left"/>
+      <w:pPr>
+        <w:ind w:left="720" w:hanging="300"/>
+      </w:pPr>
+    </w:lvl>
+    <w:lvl w:ilvl="2" w:tplc="B1E89FCC">
+      <w:numFmt w:val="decimal"/>
+      <w:lvlText w:val=""/>
+      <w:lvlJc w:val="left"/>
+    </w:lvl>
+    <w:lvl w:ilvl="3" w:tplc="00BC9C52">
+      <w:numFmt w:val="decimal"/>
+      <w:lvlText w:val=""/>
+      <w:lvlJc w:val="left"/>
+    </w:lvl>
+    <w:lvl w:ilvl="4" w:tplc="850ED618">
+      <w:numFmt w:val="decimal"/>
+      <w:lvlText w:val=""/>
+      <w:lvlJc w:val="left"/>
+    </w:lvl>
+    <w:lvl w:ilvl="5" w:tplc="F9E42F6C">
+      <w:numFmt w:val="decimal"/>
+      <w:lvlText w:val=""/>
+      <w:lvlJc w:val="left"/>
+    </w:lvl>
+    <w:lvl w:ilvl="6" w:tplc="9D1A985C">
+      <w:numFmt w:val="decimal"/>
+      <w:lvlText w:val=""/>
+      <w:lvlJc w:val="left"/>
+    </w:lvl>
+    <w:lvl w:ilvl="7" w:tplc="8236CCFE">
+      <w:numFmt w:val="decimal"/>
+      <w:lvlText w:val=""/>
+      <w:lvlJc w:val="left"/>
+    </w:lvl>
+    <w:lvl w:ilvl="8" w:tplc="EBA228A4">
+      <w:numFmt w:val="decimal"/>
+      <w:lvlText w:val=""/>
+      <w:lvlJc w:val="left"/>
+    </w:lvl>
+  </w:abstractNum>
+  <w:abstractNum w:abstractNumId="10" w15:restartNumberingAfterBreak="0">
+    <w:nsid w:val="76D63630"/>
+    <w:multiLevelType w:val="hybridMultilevel"/>
+    <w:tmpl w:val="0EAC4AD6"/>
+    <w:lvl w:ilvl="0" w:tplc="6CBE1698" w:tentative="1">
       <w:start w:val="1"/>
       <w:numFmt w:val="bullet"/>
       <w:lvlText w:val="•"/>
@@ -7453,7 +7713,7 @@
         <w:ind w:left="360" w:hanging="260"/>
       </w:pPr>
     </w:lvl>
-    <w:lvl w:ilvl="1" w:tplc="686A2A5A" w:tentative="1">
+    <w:lvl w:ilvl="1" w:tplc="3008F4F0" w:tentative="1">
       <w:start w:val="1"/>
       <w:numFmt w:val="bullet"/>
       <w:lvlText w:val="–"/>
@@ -7462,358 +7722,98 @@
         <w:ind w:left="720" w:hanging="260"/>
       </w:pPr>
     </w:lvl>
-    <w:lvl w:ilvl="2" w:tplc="47EEC454">
+    <w:lvl w:ilvl="2" w:tplc="2CE6BC5A">
       <w:numFmt w:val="decimal"/>
       <w:lvlText w:val=""/>
       <w:lvlJc w:val="left"/>
     </w:lvl>
-    <w:lvl w:ilvl="3" w:tplc="7C78AABE">
+    <w:lvl w:ilvl="3" w:tplc="6BD8A1D2">
       <w:numFmt w:val="decimal"/>
       <w:lvlText w:val=""/>
       <w:lvlJc w:val="left"/>
     </w:lvl>
-    <w:lvl w:ilvl="4" w:tplc="EA682952">
+    <w:lvl w:ilvl="4" w:tplc="9ED490F6">
       <w:numFmt w:val="decimal"/>
       <w:lvlText w:val=""/>
       <w:lvlJc w:val="left"/>
     </w:lvl>
-    <w:lvl w:ilvl="5" w:tplc="915AB166">
+    <w:lvl w:ilvl="5" w:tplc="CB6466C8">
       <w:numFmt w:val="decimal"/>
       <w:lvlText w:val=""/>
       <w:lvlJc w:val="left"/>
     </w:lvl>
-    <w:lvl w:ilvl="6" w:tplc="237215F0">
+    <w:lvl w:ilvl="6" w:tplc="6F40842E">
       <w:numFmt w:val="decimal"/>
       <w:lvlText w:val=""/>
       <w:lvlJc w:val="left"/>
     </w:lvl>
-    <w:lvl w:ilvl="7" w:tplc="EB746AE0">
+    <w:lvl w:ilvl="7" w:tplc="52A87F1A">
       <w:numFmt w:val="decimal"/>
       <w:lvlText w:val=""/>
       <w:lvlJc w:val="left"/>
     </w:lvl>
-    <w:lvl w:ilvl="8" w:tplc="B2A85360">
+    <w:lvl w:ilvl="8" w:tplc="6C9E671E">
       <w:numFmt w:val="decimal"/>
       <w:lvlText w:val=""/>
       <w:lvlJc w:val="left"/>
     </w:lvl>
   </w:abstractNum>
-  <w:abstractNum w:abstractNumId="7" w15:restartNumberingAfterBreak="0">
-    <w:nsid w:val="584337EA"/>
-    <w:multiLevelType w:val="hybridMultilevel"/>
-    <w:tmpl w:val="8778A188"/>
-    <w:lvl w:ilvl="0" w:tplc="5C74435E" w:tentative="1">
-      <w:start w:val="1"/>
-      <w:numFmt w:val="bullet"/>
-      <w:lvlText w:val="●"/>
-      <w:lvlJc w:val="left"/>
-      <w:pPr>
-        <w:ind w:left="720" w:hanging="360"/>
-      </w:pPr>
-    </w:lvl>
-    <w:lvl w:ilvl="1" w:tplc="C02A87F4" w:tentative="1">
-      <w:start w:val="1"/>
-      <w:numFmt w:val="bullet"/>
-      <w:lvlText w:val="○"/>
-      <w:lvlJc w:val="left"/>
-      <w:pPr>
-        <w:ind w:left="1440" w:hanging="360"/>
-      </w:pPr>
-    </w:lvl>
-    <w:lvl w:ilvl="2" w:tplc="0A98EB48" w:tentative="1">
-      <w:start w:val="1"/>
-      <w:numFmt w:val="bullet"/>
-      <w:lvlText w:val="■"/>
-      <w:lvlJc w:val="left"/>
-      <w:pPr>
-        <w:ind w:left="2160" w:hanging="360"/>
-      </w:pPr>
-    </w:lvl>
-    <w:lvl w:ilvl="3" w:tplc="BC2A2726" w:tentative="1">
-      <w:start w:val="1"/>
-      <w:numFmt w:val="bullet"/>
-      <w:lvlText w:val="●"/>
-      <w:lvlJc w:val="left"/>
-      <w:pPr>
-        <w:ind w:left="2880" w:hanging="360"/>
-      </w:pPr>
-    </w:lvl>
-    <w:lvl w:ilvl="4" w:tplc="20E4223A" w:tentative="1">
-      <w:start w:val="1"/>
-      <w:numFmt w:val="bullet"/>
-      <w:lvlText w:val="○"/>
-      <w:lvlJc w:val="left"/>
-      <w:pPr>
-        <w:ind w:left="3600" w:hanging="360"/>
-      </w:pPr>
-    </w:lvl>
-    <w:lvl w:ilvl="5" w:tplc="8A9893DA" w:tentative="1">
-      <w:start w:val="1"/>
-      <w:numFmt w:val="bullet"/>
-      <w:lvlText w:val="■"/>
-      <w:lvlJc w:val="left"/>
-      <w:pPr>
-        <w:ind w:left="4320" w:hanging="360"/>
-      </w:pPr>
-    </w:lvl>
-    <w:lvl w:ilvl="6" w:tplc="B87AD478" w:tentative="1">
-      <w:start w:val="1"/>
-      <w:numFmt w:val="bullet"/>
-      <w:lvlText w:val="●"/>
-      <w:lvlJc w:val="left"/>
-      <w:pPr>
-        <w:ind w:left="5040" w:hanging="360"/>
-      </w:pPr>
-    </w:lvl>
-    <w:lvl w:ilvl="7" w:tplc="9C26FB70" w:tentative="1">
-      <w:start w:val="1"/>
-      <w:numFmt w:val="bullet"/>
-      <w:lvlText w:val="●"/>
-      <w:lvlJc w:val="left"/>
-      <w:pPr>
-        <w:ind w:left="5760" w:hanging="360"/>
-      </w:pPr>
-    </w:lvl>
-    <w:lvl w:ilvl="8" w:tplc="9D80CA6A" w:tentative="1">
-      <w:start w:val="1"/>
-      <w:numFmt w:val="bullet"/>
-      <w:lvlText w:val="●"/>
-      <w:lvlJc w:val="left"/>
-      <w:pPr>
-        <w:ind w:left="6480" w:hanging="360"/>
-      </w:pPr>
-    </w:lvl>
-  </w:abstractNum>
-  <w:abstractNum w:abstractNumId="8" w15:restartNumberingAfterBreak="0">
-    <w:nsid w:val="750932BE"/>
-    <w:multiLevelType w:val="hybridMultilevel"/>
-    <w:tmpl w:val="CBE6EABA"/>
-    <w:lvl w:ilvl="0" w:tplc="7CAC5B62">
-      <w:start w:val="1"/>
-      <w:numFmt w:val="decimal"/>
-      <w:lvlText w:val="%1."/>
-      <w:lvlJc w:val="left"/>
-      <w:pPr>
-        <w:ind w:left="360" w:hanging="300"/>
-      </w:pPr>
-    </w:lvl>
-    <w:lvl w:ilvl="1" w:tplc="5AF85C24" w:tentative="1">
-      <w:start w:val="1"/>
-      <w:numFmt w:val="lowerLetter"/>
-      <w:lvlText w:val="%2."/>
-      <w:lvlJc w:val="left"/>
-      <w:pPr>
-        <w:ind w:left="720" w:hanging="300"/>
-      </w:pPr>
-    </w:lvl>
-    <w:lvl w:ilvl="2" w:tplc="576654A8">
-      <w:numFmt w:val="decimal"/>
-      <w:lvlText w:val=""/>
-      <w:lvlJc w:val="left"/>
-    </w:lvl>
-    <w:lvl w:ilvl="3" w:tplc="2C52CCB4">
-      <w:numFmt w:val="decimal"/>
-      <w:lvlText w:val=""/>
-      <w:lvlJc w:val="left"/>
-    </w:lvl>
-    <w:lvl w:ilvl="4" w:tplc="ABCC20D0">
-      <w:numFmt w:val="decimal"/>
-      <w:lvlText w:val=""/>
-      <w:lvlJc w:val="left"/>
-    </w:lvl>
-    <w:lvl w:ilvl="5" w:tplc="2F868954">
-      <w:numFmt w:val="decimal"/>
-      <w:lvlText w:val=""/>
-      <w:lvlJc w:val="left"/>
-    </w:lvl>
-    <w:lvl w:ilvl="6" w:tplc="FE362B00">
-      <w:numFmt w:val="decimal"/>
-      <w:lvlText w:val=""/>
-      <w:lvlJc w:val="left"/>
-    </w:lvl>
-    <w:lvl w:ilvl="7" w:tplc="21CC0F34">
-      <w:numFmt w:val="decimal"/>
-      <w:lvlText w:val=""/>
-      <w:lvlJc w:val="left"/>
-    </w:lvl>
-    <w:lvl w:ilvl="8" w:tplc="A232DE90">
-      <w:numFmt w:val="decimal"/>
-      <w:lvlText w:val=""/>
-      <w:lvlJc w:val="left"/>
-    </w:lvl>
-  </w:abstractNum>
-  <w:abstractNum w:abstractNumId="9" w15:restartNumberingAfterBreak="0">
-    <w:nsid w:val="7B5078B2"/>
-    <w:multiLevelType w:val="hybridMultilevel"/>
-    <w:tmpl w:val="3F4EFD70"/>
-    <w:lvl w:ilvl="0" w:tplc="75DC0A78">
-      <w:start w:val="1"/>
-      <w:numFmt w:val="decimal"/>
-      <w:lvlText w:val="%1."/>
-      <w:lvlJc w:val="left"/>
-      <w:pPr>
-        <w:ind w:left="360" w:hanging="300"/>
-      </w:pPr>
-    </w:lvl>
-    <w:lvl w:ilvl="1" w:tplc="1D12A658" w:tentative="1">
-      <w:start w:val="1"/>
-      <w:numFmt w:val="lowerLetter"/>
-      <w:lvlText w:val="%2."/>
-      <w:lvlJc w:val="left"/>
-      <w:pPr>
-        <w:ind w:left="720" w:hanging="300"/>
-      </w:pPr>
-    </w:lvl>
-    <w:lvl w:ilvl="2" w:tplc="011CF0A4">
-      <w:numFmt w:val="decimal"/>
-      <w:lvlText w:val=""/>
-      <w:lvlJc w:val="left"/>
-    </w:lvl>
-    <w:lvl w:ilvl="3" w:tplc="6AA2512E">
-      <w:numFmt w:val="decimal"/>
-      <w:lvlText w:val=""/>
-      <w:lvlJc w:val="left"/>
-    </w:lvl>
-    <w:lvl w:ilvl="4" w:tplc="D3FAB78E">
-      <w:numFmt w:val="decimal"/>
-      <w:lvlText w:val=""/>
-      <w:lvlJc w:val="left"/>
-    </w:lvl>
-    <w:lvl w:ilvl="5" w:tplc="339EB0FE">
-      <w:numFmt w:val="decimal"/>
-      <w:lvlText w:val=""/>
-      <w:lvlJc w:val="left"/>
-    </w:lvl>
-    <w:lvl w:ilvl="6" w:tplc="6D909A4E">
-      <w:numFmt w:val="decimal"/>
-      <w:lvlText w:val=""/>
-      <w:lvlJc w:val="left"/>
-    </w:lvl>
-    <w:lvl w:ilvl="7" w:tplc="510A60A0">
-      <w:numFmt w:val="decimal"/>
-      <w:lvlText w:val=""/>
-      <w:lvlJc w:val="left"/>
-    </w:lvl>
-    <w:lvl w:ilvl="8" w:tplc="2F5C6530">
-      <w:numFmt w:val="decimal"/>
-      <w:lvlText w:val=""/>
-      <w:lvlJc w:val="left"/>
-    </w:lvl>
-  </w:abstractNum>
-  <w:abstractNum w:abstractNumId="10" w15:restartNumberingAfterBreak="0">
-    <w:nsid w:val="7DFF7EE2"/>
-    <w:multiLevelType w:val="hybridMultilevel"/>
-    <w:tmpl w:val="F2D8D04A"/>
-    <w:lvl w:ilvl="0" w:tplc="319447D0">
-      <w:start w:val="1"/>
-      <w:numFmt w:val="decimal"/>
-      <w:lvlText w:val="%1."/>
-      <w:lvlJc w:val="left"/>
-      <w:pPr>
-        <w:ind w:left="360" w:hanging="300"/>
-      </w:pPr>
-    </w:lvl>
-    <w:lvl w:ilvl="1" w:tplc="7ADCDE6A" w:tentative="1">
-      <w:start w:val="1"/>
-      <w:numFmt w:val="lowerLetter"/>
-      <w:lvlText w:val="%2."/>
-      <w:lvlJc w:val="left"/>
-      <w:pPr>
-        <w:ind w:left="720" w:hanging="300"/>
-      </w:pPr>
-    </w:lvl>
-    <w:lvl w:ilvl="2" w:tplc="450AEC32">
-      <w:numFmt w:val="decimal"/>
-      <w:lvlText w:val=""/>
-      <w:lvlJc w:val="left"/>
-    </w:lvl>
-    <w:lvl w:ilvl="3" w:tplc="C2445D22">
-      <w:numFmt w:val="decimal"/>
-      <w:lvlText w:val=""/>
-      <w:lvlJc w:val="left"/>
-    </w:lvl>
-    <w:lvl w:ilvl="4" w:tplc="35BCEBAC">
-      <w:numFmt w:val="decimal"/>
-      <w:lvlText w:val=""/>
-      <w:lvlJc w:val="left"/>
-    </w:lvl>
-    <w:lvl w:ilvl="5" w:tplc="B41E9A88">
-      <w:numFmt w:val="decimal"/>
-      <w:lvlText w:val=""/>
-      <w:lvlJc w:val="left"/>
-    </w:lvl>
-    <w:lvl w:ilvl="6" w:tplc="03DED390">
-      <w:numFmt w:val="decimal"/>
-      <w:lvlText w:val=""/>
-      <w:lvlJc w:val="left"/>
-    </w:lvl>
-    <w:lvl w:ilvl="7" w:tplc="CEE6F4D4">
-      <w:numFmt w:val="decimal"/>
-      <w:lvlText w:val=""/>
-      <w:lvlJc w:val="left"/>
-    </w:lvl>
-    <w:lvl w:ilvl="8" w:tplc="00B0D178">
-      <w:numFmt w:val="decimal"/>
-      <w:lvlText w:val=""/>
-      <w:lvlJc w:val="left"/>
-    </w:lvl>
-  </w:abstractNum>
-  <w:num w:numId="1" w16cid:durableId="563489768">
+  <w:num w:numId="1" w16cid:durableId="458645272">
+    <w:abstractNumId w:val="1"/>
+    <w:lvlOverride w:ilvl="0">
+      <w:startOverride w:val="1"/>
+    </w:lvlOverride>
+  </w:num>
+  <w:num w:numId="2" w16cid:durableId="396781994">
     <w:abstractNumId w:val="7"/>
     <w:lvlOverride w:ilvl="0">
       <w:startOverride w:val="1"/>
     </w:lvlOverride>
   </w:num>
-  <w:num w:numId="2" w16cid:durableId="54935876">
-    <w:abstractNumId w:val="9"/>
+  <w:num w:numId="3" w16cid:durableId="422804269">
+    <w:abstractNumId w:val="0"/>
     <w:lvlOverride w:ilvl="0">
       <w:startOverride w:val="1"/>
     </w:lvlOverride>
   </w:num>
-  <w:num w:numId="3" w16cid:durableId="2108425018">
-    <w:abstractNumId w:val="1"/>
+  <w:num w:numId="4" w16cid:durableId="233517723">
+    <w:abstractNumId w:val="3"/>
     <w:lvlOverride w:ilvl="0">
       <w:startOverride w:val="1"/>
     </w:lvlOverride>
   </w:num>
-  <w:num w:numId="4" w16cid:durableId="1825465964">
-    <w:abstractNumId w:val="10"/>
+  <w:num w:numId="5" w16cid:durableId="1989941622">
+    <w:abstractNumId w:val="5"/>
     <w:lvlOverride w:ilvl="0">
       <w:startOverride w:val="1"/>
     </w:lvlOverride>
   </w:num>
-  <w:num w:numId="5" w16cid:durableId="808787851">
+  <w:num w:numId="6" w16cid:durableId="644745203">
+    <w:abstractNumId w:val="6"/>
+    <w:lvlOverride w:ilvl="0">
+      <w:startOverride w:val="1"/>
+    </w:lvlOverride>
+  </w:num>
+  <w:num w:numId="7" w16cid:durableId="588393470">
     <w:abstractNumId w:val="4"/>
     <w:lvlOverride w:ilvl="0">
       <w:startOverride w:val="1"/>
     </w:lvlOverride>
   </w:num>
-  <w:num w:numId="6" w16cid:durableId="82264425">
+  <w:num w:numId="8" w16cid:durableId="473908153">
     <w:abstractNumId w:val="8"/>
     <w:lvlOverride w:ilvl="0">
       <w:startOverride w:val="1"/>
     </w:lvlOverride>
   </w:num>
-  <w:num w:numId="7" w16cid:durableId="666133400">
-    <w:abstractNumId w:val="5"/>
-    <w:lvlOverride w:ilvl="0">
-      <w:startOverride w:val="1"/>
-    </w:lvlOverride>
-  </w:num>
-  <w:num w:numId="8" w16cid:durableId="1592810799">
-    <w:abstractNumId w:val="3"/>
-    <w:lvlOverride w:ilvl="0">
-      <w:startOverride w:val="1"/>
-    </w:lvlOverride>
-  </w:num>
-  <w:num w:numId="9" w16cid:durableId="1585408101">
+  <w:num w:numId="9" w16cid:durableId="1008219639">
     <w:abstractNumId w:val="2"/>
     <w:lvlOverride w:ilvl="0">
       <w:startOverride w:val="1"/>
     </w:lvlOverride>
   </w:num>
-  <w:num w:numId="10" w16cid:durableId="1115172489">
-    <w:abstractNumId w:val="0"/>
+  <w:num w:numId="10" w16cid:durableId="1419062586">
+    <w:abstractNumId w:val="9"/>
     <w:lvlOverride w:ilvl="0">
       <w:startOverride w:val="1"/>
     </w:lvlOverride>
@@ -8494,7 +8494,7 @@
     <w:autoRedefine/>
     <w:uiPriority w:val="39"/>
     <w:unhideWhenUsed/>
-    <w:rsid w:val="009B136E"/>
+    <w:rsid w:val="007D1473"/>
     <w:pPr>
       <w:spacing w:after="100"/>
     </w:pPr>

--- a/discoverer-neo/docs/user-guide/manual/Discoverer-Neo-ADMIN-Guide-Quick-pt-PT.docx
+++ b/discoverer-neo/docs/user-guide/manual/Discoverer-Neo-ADMIN-Guide-Quick-pt-PT.docx
@@ -54,7 +54,7 @@
           <w:sz w:val="22"/>
           <w:szCs w:val="22"/>
         </w:rPr>
-        <w:t>Versão 2.1.0</w:t>
+        <w:t>Versão 2.1.1</w:t>
       </w:r>
     </w:p>
     <w:p>
@@ -74,7 +74,7 @@
     <w:sdt>
       <w:sdtPr>
         <w:alias w:val="Índice"/>
-        <w:id w:val="1021280608"/>
+        <w:id w:val="-1766070099"/>
       </w:sdtPr>
       <w:sdtEndPr/>
       <w:sdtContent>
@@ -102,7 +102,7 @@
           <w:r>
             <w:fldChar w:fldCharType="separate"/>
           </w:r>
-          <w:hyperlink w:anchor="_Toc241745266" w:history="1">
+          <w:hyperlink w:anchor="_Toc241748106" w:history="1">
             <w:r>
               <w:rPr>
                 <w:rStyle w:val="Hiperligao"/>
@@ -126,7 +126,7 @@
               <w:rPr>
                 <w:noProof/>
               </w:rPr>
-              <w:instrText xml:space="preserve"> PAGEREF _Toc241745266 \h </w:instrText>
+              <w:instrText xml:space="preserve"> PAGEREF _Toc241748106 \h </w:instrText>
             </w:r>
             <w:r>
               <w:rPr>
@@ -168,7 +168,7 @@
               <w14:ligatures w14:val="standardContextual"/>
             </w:rPr>
           </w:pPr>
-          <w:hyperlink w:anchor="_Toc241745267" w:history="1">
+          <w:hyperlink w:anchor="_Toc241748107" w:history="1">
             <w:r>
               <w:rPr>
                 <w:rStyle w:val="Hiperligao"/>
@@ -192,7 +192,7 @@
               <w:rPr>
                 <w:noProof/>
               </w:rPr>
-              <w:instrText xml:space="preserve"> PAGEREF _Toc241745267 \h </w:instrText>
+              <w:instrText xml:space="preserve"> PAGEREF _Toc241748107 \h </w:instrText>
             </w:r>
             <w:r>
               <w:rPr>
@@ -234,7 +234,7 @@
               <w14:ligatures w14:val="standardContextual"/>
             </w:rPr>
           </w:pPr>
-          <w:hyperlink w:anchor="_Toc241745268" w:history="1">
+          <w:hyperlink w:anchor="_Toc241748108" w:history="1">
             <w:r>
               <w:rPr>
                 <w:rStyle w:val="Hiperligao"/>
@@ -258,7 +258,7 @@
               <w:rPr>
                 <w:noProof/>
               </w:rPr>
-              <w:instrText xml:space="preserve"> PAGEREF _Toc241745268 \h </w:instrText>
+              <w:instrText xml:space="preserve"> PAGEREF _Toc241748108 \h </w:instrText>
             </w:r>
             <w:r>
               <w:rPr>
@@ -300,7 +300,7 @@
               <w14:ligatures w14:val="standardContextual"/>
             </w:rPr>
           </w:pPr>
-          <w:hyperlink w:anchor="_Toc241745269" w:history="1">
+          <w:hyperlink w:anchor="_Toc241748109" w:history="1">
             <w:r>
               <w:rPr>
                 <w:rStyle w:val="Hiperligao"/>
@@ -324,7 +324,7 @@
               <w:rPr>
                 <w:noProof/>
               </w:rPr>
-              <w:instrText xml:space="preserve"> PAGEREF _Toc241745269 \h </w:instrText>
+              <w:instrText xml:space="preserve"> PAGEREF _Toc241748109 \h </w:instrText>
             </w:r>
             <w:r>
               <w:rPr>
@@ -366,7 +366,7 @@
               <w14:ligatures w14:val="standardContextual"/>
             </w:rPr>
           </w:pPr>
-          <w:hyperlink w:anchor="_Toc241745270" w:history="1">
+          <w:hyperlink w:anchor="_Toc241748110" w:history="1">
             <w:r>
               <w:rPr>
                 <w:rStyle w:val="Hiperligao"/>
@@ -390,7 +390,7 @@
               <w:rPr>
                 <w:noProof/>
               </w:rPr>
-              <w:instrText xml:space="preserve"> PAGEREF _Toc241745270 \h </w:instrText>
+              <w:instrText xml:space="preserve"> PAGEREF _Toc241748110 \h </w:instrText>
             </w:r>
             <w:r>
               <w:rPr>
@@ -432,7 +432,7 @@
               <w14:ligatures w14:val="standardContextual"/>
             </w:rPr>
           </w:pPr>
-          <w:hyperlink w:anchor="_Toc241745271" w:history="1">
+          <w:hyperlink w:anchor="_Toc241748111" w:history="1">
             <w:r>
               <w:rPr>
                 <w:rStyle w:val="Hiperligao"/>
@@ -456,7 +456,7 @@
               <w:rPr>
                 <w:noProof/>
               </w:rPr>
-              <w:instrText xml:space="preserve"> PAGEREF _Toc241745271 \h </w:instrText>
+              <w:instrText xml:space="preserve"> PAGEREF _Toc241748111 \h </w:instrText>
             </w:r>
             <w:r>
               <w:rPr>
@@ -498,7 +498,7 @@
               <w14:ligatures w14:val="standardContextual"/>
             </w:rPr>
           </w:pPr>
-          <w:hyperlink w:anchor="_Toc241745272" w:history="1">
+          <w:hyperlink w:anchor="_Toc241748112" w:history="1">
             <w:r>
               <w:rPr>
                 <w:rStyle w:val="Hiperligao"/>
@@ -522,7 +522,7 @@
               <w:rPr>
                 <w:noProof/>
               </w:rPr>
-              <w:instrText xml:space="preserve"> PAGEREF _Toc241745272 \h </w:instrText>
+              <w:instrText xml:space="preserve"> PAGEREF _Toc241748112 \h </w:instrText>
             </w:r>
             <w:r>
               <w:rPr>
@@ -564,7 +564,7 @@
               <w14:ligatures w14:val="standardContextual"/>
             </w:rPr>
           </w:pPr>
-          <w:hyperlink w:anchor="_Toc241745273" w:history="1">
+          <w:hyperlink w:anchor="_Toc241748113" w:history="1">
             <w:r>
               <w:rPr>
                 <w:rStyle w:val="Hiperligao"/>
@@ -588,7 +588,7 @@
               <w:rPr>
                 <w:noProof/>
               </w:rPr>
-              <w:instrText xml:space="preserve"> PAGEREF _Toc241745273 \h </w:instrText>
+              <w:instrText xml:space="preserve"> PAGEREF _Toc241748113 \h </w:instrText>
             </w:r>
             <w:r>
               <w:rPr>
@@ -630,7 +630,7 @@
               <w14:ligatures w14:val="standardContextual"/>
             </w:rPr>
           </w:pPr>
-          <w:hyperlink w:anchor="_Toc241745274" w:history="1">
+          <w:hyperlink w:anchor="_Toc241748114" w:history="1">
             <w:r>
               <w:rPr>
                 <w:rStyle w:val="Hiperligao"/>
@@ -654,7 +654,7 @@
               <w:rPr>
                 <w:noProof/>
               </w:rPr>
-              <w:instrText xml:space="preserve"> PAGEREF _Toc241745274 \h </w:instrText>
+              <w:instrText xml:space="preserve"> PAGEREF _Toc241748114 \h </w:instrText>
             </w:r>
             <w:r>
               <w:rPr>
@@ -696,7 +696,7 @@
               <w14:ligatures w14:val="standardContextual"/>
             </w:rPr>
           </w:pPr>
-          <w:hyperlink w:anchor="_Toc241745275" w:history="1">
+          <w:hyperlink w:anchor="_Toc241748115" w:history="1">
             <w:r>
               <w:rPr>
                 <w:rStyle w:val="Hiperligao"/>
@@ -720,7 +720,7 @@
               <w:rPr>
                 <w:noProof/>
               </w:rPr>
-              <w:instrText xml:space="preserve"> PAGEREF _Toc241745275 \h </w:instrText>
+              <w:instrText xml:space="preserve"> PAGEREF _Toc241748115 \h </w:instrText>
             </w:r>
             <w:r>
               <w:rPr>
@@ -768,7 +768,7 @@
       <w:pPr>
         <w:pStyle w:val="Ttulo1"/>
       </w:pPr>
-      <w:bookmarkStart w:id="0" w:name="_Toc241745266"/>
+      <w:bookmarkStart w:id="0" w:name="_Toc241748106"/>
       <w:r>
         <w:lastRenderedPageBreak/>
         <w:t>A sua função numa página</w:t>
@@ -825,7 +825,7 @@
           <w:left w:w="10" w:type="dxa"/>
           <w:right w:w="10" w:type="dxa"/>
         </w:tblCellMar>
-        <w:tblLook w:val="0000" w:firstRow="0" w:lastRow="0" w:firstColumn="0" w:lastColumn="0" w:noHBand="0" w:noVBand="0"/>
+        <w:tblLook w:val="04A0" w:firstRow="1" w:lastRow="0" w:firstColumn="1" w:lastColumn="0" w:noHBand="0" w:noVBand="1"/>
       </w:tblPr>
       <w:tblGrid>
         <w:gridCol w:w="4513"/>
@@ -1415,7 +1415,7 @@
           <w:noProof/>
         </w:rPr>
         <w:drawing>
-          <wp:inline distT="0" distB="0" distL="0" distR="0" wp14:anchorId="0F6F990F" wp14:editId="474F7DE2">
+          <wp:inline distT="0" distB="0" distL="0" distR="0" wp14:anchorId="403ACF1A" wp14:editId="2B2801B9">
             <wp:extent cx="5715000" cy="3571875"/>
             <wp:effectExtent l="0" t="0" r="0" b="0"/>
             <wp:docPr id="167" name="01-login.png" descr="A página de início de sessão com Email, Palavra-passe, Manter sessão iniciada e o botão Iniciar sessão." title="A página de início de sessão com Email, Palavra-passe, Manter sessão iniciada e o botão Iniciar sessão."/>
@@ -1468,7 +1468,7 @@
         <w:pStyle w:val="Ttulo1"/>
         <w:pageBreakBefore/>
       </w:pPr>
-      <w:bookmarkStart w:id="1" w:name="_Toc241745267"/>
+      <w:bookmarkStart w:id="1" w:name="_Toc241748107"/>
       <w:r>
         <w:lastRenderedPageBreak/>
         <w:t>Painel e Mapas</w:t>
@@ -1511,7 +1511,7 @@
           <w:noProof/>
         </w:rPr>
         <w:drawing>
-          <wp:inline distT="0" distB="0" distL="0" distR="0" wp14:anchorId="4F9D3219" wp14:editId="5C97D19B">
+          <wp:inline distT="0" distB="0" distL="0" distR="0" wp14:anchorId="38D6D18D" wp14:editId="2431E2AB">
             <wp:extent cx="5715000" cy="3429000"/>
             <wp:effectExtent l="0" t="0" r="0" b="0"/>
             <wp:docPr id="168" name="02-maps-all.png" descr="A lista de Mapas, separador Todos, com todos os ícones de linha e a secção Pastas de trabalho por cima." title="A lista de Mapas, separador Todos, com todos os ícones de linha e a secção Pastas de trabalho por cima."/>
@@ -1694,7 +1694,7 @@
           <w:left w:w="10" w:type="dxa"/>
           <w:right w:w="10" w:type="dxa"/>
         </w:tblCellMar>
-        <w:tblLook w:val="0000" w:firstRow="0" w:lastRow="0" w:firstColumn="0" w:lastColumn="0" w:noHBand="0" w:noVBand="0"/>
+        <w:tblLook w:val="04A0" w:firstRow="1" w:lastRow="0" w:firstColumn="1" w:lastColumn="0" w:noHBand="0" w:noVBand="1"/>
       </w:tblPr>
       <w:tblGrid>
         <w:gridCol w:w="3800"/>
@@ -2040,7 +2040,7 @@
         <w:pStyle w:val="Ttulo1"/>
         <w:pageBreakBefore/>
       </w:pPr>
-      <w:bookmarkStart w:id="2" w:name="_Toc241745268"/>
+      <w:bookmarkStart w:id="2" w:name="_Toc241748108"/>
       <w:r>
         <w:lastRenderedPageBreak/>
         <w:t>Construtor e visualizador de mapas</w:t>
@@ -2063,7 +2063,7 @@
           <w:noProof/>
         </w:rPr>
         <w:drawing>
-          <wp:inline distT="0" distB="0" distL="0" distR="0" wp14:anchorId="4751100F" wp14:editId="0BE1E6BF">
+          <wp:inline distT="0" distB="0" distL="0" distR="0" wp14:anchorId="28D188CC" wp14:editId="0979C950">
             <wp:extent cx="5715000" cy="3571875"/>
             <wp:effectExtent l="0" t="0" r="0" b="0"/>
             <wp:docPr id="169" name="03-viewer-results.png" descr="Os resultados da execução com os botões SQL e Plano junto aos botões Excel, CSV e PDF." title="Os resultados da execução com os botões SQL e Plano junto aos botões Excel, CSV e PDF."/>
@@ -2339,7 +2339,7 @@
           <w:left w:w="10" w:type="dxa"/>
           <w:right w:w="10" w:type="dxa"/>
         </w:tblCellMar>
-        <w:tblLook w:val="0000" w:firstRow="0" w:lastRow="0" w:firstColumn="0" w:lastColumn="0" w:noHBand="0" w:noVBand="0"/>
+        <w:tblLook w:val="04A0" w:firstRow="1" w:lastRow="0" w:firstColumn="1" w:lastColumn="0" w:noHBand="0" w:noVBand="1"/>
       </w:tblPr>
       <w:tblGrid>
         <w:gridCol w:w="3800"/>
@@ -2695,7 +2695,7 @@
         <w:pStyle w:val="Ttulo1"/>
         <w:pageBreakBefore/>
       </w:pPr>
-      <w:bookmarkStart w:id="3" w:name="_Toc241745269"/>
+      <w:bookmarkStart w:id="3" w:name="_Toc241748109"/>
       <w:r>
         <w:lastRenderedPageBreak/>
         <w:t>Execuções, Exportações e Agendamentos</w:t>
@@ -2748,7 +2748,7 @@
           <w:noProof/>
         </w:rPr>
         <w:drawing>
-          <wp:inline distT="0" distB="0" distL="0" distR="0" wp14:anchorId="745DD1F3" wp14:editId="4E4C49B1">
+          <wp:inline distT="0" distB="0" distL="0" distR="0" wp14:anchorId="202CB551" wp14:editId="6E34A131">
             <wp:extent cx="5715000" cy="3571875"/>
             <wp:effectExtent l="0" t="0" r="0" b="0"/>
             <wp:docPr id="170" name="04-runs-every-user.png" descr="A página Execuções com as execuções de todos os utilizadores." title="A página Execuções com as execuções de todos os utilizadores."/>
@@ -3021,7 +3021,7 @@
           <w:left w:w="10" w:type="dxa"/>
           <w:right w:w="10" w:type="dxa"/>
         </w:tblCellMar>
-        <w:tblLook w:val="0000" w:firstRow="0" w:lastRow="0" w:firstColumn="0" w:lastColumn="0" w:noHBand="0" w:noVBand="0"/>
+        <w:tblLook w:val="04A0" w:firstRow="1" w:lastRow="0" w:firstColumn="1" w:lastColumn="0" w:noHBand="0" w:noVBand="1"/>
       </w:tblPr>
       <w:tblGrid>
         <w:gridCol w:w="3800"/>
@@ -3358,7 +3358,7 @@
         <w:pStyle w:val="Ttulo1"/>
         <w:pageBreakBefore/>
       </w:pPr>
-      <w:bookmarkStart w:id="4" w:name="_Toc241745270"/>
+      <w:bookmarkStart w:id="4" w:name="_Toc241748110"/>
       <w:r>
         <w:lastRenderedPageBreak/>
         <w:t>Áreas de Negócio e Permissões</w:t>
@@ -3391,7 +3391,7 @@
           <w:noProof/>
         </w:rPr>
         <w:drawing>
-          <wp:inline distT="0" distB="0" distL="0" distR="0" wp14:anchorId="5FB3F33A" wp14:editId="1586CF71">
+          <wp:inline distT="0" distB="0" distL="0" distR="0" wp14:anchorId="7418BA8D" wp14:editId="73B9A6D6">
             <wp:extent cx="5715000" cy="3571875"/>
             <wp:effectExtent l="0" t="0" r="0" b="0"/>
             <wp:docPr id="171" name="09-business-areas-grants-permission.png" descr="A caixa de diálogo Gerir concessões com a lista Permissão aberta." title="A caixa de diálogo Gerir concessões com a lista Permissão aberta."/>
@@ -3591,7 +3591,7 @@
           <w:left w:w="10" w:type="dxa"/>
           <w:right w:w="10" w:type="dxa"/>
         </w:tblCellMar>
-        <w:tblLook w:val="0000" w:firstRow="0" w:lastRow="0" w:firstColumn="0" w:lastColumn="0" w:noHBand="0" w:noVBand="0"/>
+        <w:tblLook w:val="04A0" w:firstRow="1" w:lastRow="0" w:firstColumn="1" w:lastColumn="0" w:noHBand="0" w:noVBand="1"/>
       </w:tblPr>
       <w:tblGrid>
         <w:gridCol w:w="3800"/>
@@ -3996,7 +3996,7 @@
         <w:pStyle w:val="Ttulo1"/>
         <w:pageBreakBefore/>
       </w:pPr>
-      <w:bookmarkStart w:id="5" w:name="_Toc241745271"/>
+      <w:bookmarkStart w:id="5" w:name="_Toc241748111"/>
       <w:r>
         <w:lastRenderedPageBreak/>
         <w:t>Pastas, Itens, Junções, Hierarquias</w:t>
@@ -4059,7 +4059,7 @@
           <w:noProof/>
         </w:rPr>
         <w:drawing>
-          <wp:inline distT="0" distB="0" distL="0" distR="0" wp14:anchorId="6FD0CD95" wp14:editId="386BBB6D">
+          <wp:inline distT="0" distB="0" distL="0" distR="0" wp14:anchorId="34424412" wp14:editId="6D3A48C5">
             <wp:extent cx="2495550" cy="5905500"/>
             <wp:effectExtent l="0" t="0" r="0" b="0"/>
             <wp:docPr id="172" name="14-folders-discovered.png" descr="A caixa de diálogo Nova Pasta depois de Descobrir Tabelas, com a lista das tabelas encontradas." title="A caixa de diálogo Nova Pasta depois de Descobrir Tabelas, com a lista das tabelas encontradas."/>
@@ -4345,7 +4345,7 @@
           <w:left w:w="10" w:type="dxa"/>
           <w:right w:w="10" w:type="dxa"/>
         </w:tblCellMar>
-        <w:tblLook w:val="0000" w:firstRow="0" w:lastRow="0" w:firstColumn="0" w:lastColumn="0" w:noHBand="0" w:noVBand="0"/>
+        <w:tblLook w:val="04A0" w:firstRow="1" w:lastRow="0" w:firstColumn="1" w:lastColumn="0" w:noHBand="0" w:noVBand="1"/>
       </w:tblPr>
       <w:tblGrid>
         <w:gridCol w:w="3800"/>
@@ -4628,7 +4628,7 @@
         <w:pStyle w:val="Ttulo1"/>
         <w:pageBreakBefore/>
       </w:pPr>
-      <w:bookmarkStart w:id="6" w:name="_Toc241745272"/>
+      <w:bookmarkStart w:id="6" w:name="_Toc241748112"/>
       <w:r>
         <w:lastRenderedPageBreak/>
         <w:t>Funções Personalizadas e Origens de Dados</w:t>
@@ -4671,7 +4671,7 @@
           <w:noProof/>
         </w:rPr>
         <w:drawing>
-          <wp:inline distT="0" distB="0" distL="0" distR="0" wp14:anchorId="18020676" wp14:editId="20BEA9BF">
+          <wp:inline distT="0" distB="0" distL="0" distR="0" wp14:anchorId="70068C6C" wp14:editId="464609F0">
             <wp:extent cx="5715000" cy="3571875"/>
             <wp:effectExtent l="0" t="0" r="0" b="0"/>
             <wp:docPr id="173" name="30-data-sources.png" descr="A página Origens de Dados com uma tabela de ligações e cinco ícones de linha." title="A página Origens de Dados com uma tabela de ligações e cinco ícones de linha."/>
@@ -4931,7 +4931,7 @@
           <w:left w:w="10" w:type="dxa"/>
           <w:right w:w="10" w:type="dxa"/>
         </w:tblCellMar>
-        <w:tblLook w:val="0000" w:firstRow="0" w:lastRow="0" w:firstColumn="0" w:lastColumn="0" w:noHBand="0" w:noVBand="0"/>
+        <w:tblLook w:val="04A0" w:firstRow="1" w:lastRow="0" w:firstColumn="1" w:lastColumn="0" w:noHBand="0" w:noVBand="1"/>
       </w:tblPr>
       <w:tblGrid>
         <w:gridCol w:w="3800"/>
@@ -5231,7 +5231,7 @@
         <w:pStyle w:val="Ttulo1"/>
         <w:pageBreakBefore/>
       </w:pPr>
-      <w:bookmarkStart w:id="7" w:name="_Toc241745273"/>
+      <w:bookmarkStart w:id="7" w:name="_Toc241748113"/>
       <w:r>
         <w:lastRenderedPageBreak/>
         <w:t>Utilizadores</w:t>
@@ -5254,7 +5254,7 @@
           <w:noProof/>
         </w:rPr>
         <w:drawing>
-          <wp:inline distT="0" distB="0" distL="0" distR="0" wp14:anchorId="4D82C5CC" wp14:editId="2CEB12E7">
+          <wp:inline distT="0" distB="0" distL="0" distR="0" wp14:anchorId="07F81C06" wp14:editId="5457D1DE">
             <wp:extent cx="5715000" cy="3571875"/>
             <wp:effectExtent l="0" t="0" r="0" b="0"/>
             <wp:docPr id="174" name="35-users.png" descr="A página Utilizadores com os botões Ficheiro de credenciais e Novo Utilizador e os ícones de linha." title="A página Utilizadores com os botões Ficheiro de credenciais e Novo Utilizador e os ícones de linha."/>
@@ -5484,7 +5484,7 @@
           <w:left w:w="10" w:type="dxa"/>
           <w:right w:w="10" w:type="dxa"/>
         </w:tblCellMar>
-        <w:tblLook w:val="0000" w:firstRow="0" w:lastRow="0" w:firstColumn="0" w:lastColumn="0" w:noHBand="0" w:noVBand="0"/>
+        <w:tblLook w:val="04A0" w:firstRow="1" w:lastRow="0" w:firstColumn="1" w:lastColumn="0" w:noHBand="0" w:noVBand="1"/>
       </w:tblPr>
       <w:tblGrid>
         <w:gridCol w:w="4513"/>
@@ -5951,7 +5951,7 @@
         <w:pStyle w:val="Ttulo1"/>
         <w:pageBreakBefore/>
       </w:pPr>
-      <w:bookmarkStart w:id="8" w:name="_Toc241745274"/>
+      <w:bookmarkStart w:id="8" w:name="_Toc241748114"/>
       <w:r>
         <w:lastRenderedPageBreak/>
         <w:t>Políticas de Segurança e Registo de Auditoria</w:t>
@@ -5994,7 +5994,7 @@
           <w:noProof/>
         </w:rPr>
         <w:drawing>
-          <wp:inline distT="0" distB="0" distL="0" distR="0" wp14:anchorId="5141020E" wp14:editId="45F8C0A2">
+          <wp:inline distT="0" distB="0" distL="0" distR="0" wp14:anchorId="481B1A9F" wp14:editId="52D931F5">
             <wp:extent cx="3324225" cy="4676775"/>
             <wp:effectExtent l="0" t="0" r="0" b="0"/>
             <wp:docPr id="175" name="44-security-new-dialog.png" descr="A caixa de diálogo Nova Política com um nome, uma descrição e uma regra." title="A caixa de diálogo Nova Política com um nome, uma descrição e uma regra."/>
@@ -6358,7 +6358,7 @@
         <w:pStyle w:val="Ttulo1"/>
         <w:pageBreakBefore/>
       </w:pPr>
-      <w:bookmarkStart w:id="9" w:name="_Toc241745275"/>
+      <w:bookmarkStart w:id="9" w:name="_Toc241748115"/>
       <w:r>
         <w:lastRenderedPageBreak/>
         <w:t>Migração</w:t>
@@ -6391,7 +6391,7 @@
           <w:noProof/>
         </w:rPr>
         <w:drawing>
-          <wp:inline distT="0" distB="0" distL="0" distR="0" wp14:anchorId="7302CFC1" wp14:editId="4DE91533">
+          <wp:inline distT="0" distB="0" distL="0" distR="0" wp14:anchorId="715E68EE" wp14:editId="4DEC6600">
             <wp:extent cx="5715000" cy="3571875"/>
             <wp:effectExtent l="0" t="0" r="0" b="0"/>
             <wp:docPr id="176" name="50-migration.png" descr="A página Migração com o cartão da origem, os respetivos botões e o texto de ajuda." title="A página Migração com o cartão da origem, os respetivos botões e o texto de ajuda."/>
@@ -6647,7 +6647,7 @@
           <w:left w:w="10" w:type="dxa"/>
           <w:right w:w="10" w:type="dxa"/>
         </w:tblCellMar>
-        <w:tblLook w:val="0000" w:firstRow="0" w:lastRow="0" w:firstColumn="0" w:lastColumn="0" w:noHBand="0" w:noVBand="0"/>
+        <w:tblLook w:val="04A0" w:firstRow="1" w:lastRow="0" w:firstColumn="1" w:lastColumn="0" w:noHBand="0" w:noVBand="1"/>
       </w:tblPr>
       <w:tblGrid>
         <w:gridCol w:w="3800"/>
@@ -7084,7 +7084,7 @@
         <w:sz w:val="16"/>
         <w:szCs w:val="16"/>
       </w:rPr>
-      <w:t>Discoverer Neo 2.1.0 · Guia rápido · ADMIN</w:t>
+      <w:t>Discoverer Neo 2.1.1 · Guia rápido · ADMIN</w:t>
     </w:r>
   </w:p>
 </w:hdr>
@@ -7093,10 +7093,10 @@
 <file path=word/numbering.xml><?xml version="1.0" encoding="utf-8"?>
 <w:numbering xmlns:wpc="http://schemas.microsoft.com/office/word/2010/wordprocessingCanvas" xmlns:cx="http://schemas.microsoft.com/office/drawing/2014/chartex" xmlns:cx1="http://schemas.microsoft.com/office/drawing/2015/9/8/chartex" xmlns:cx2="http://schemas.microsoft.com/office/drawing/2015/10/21/chartex" xmlns:cx3="http://schemas.microsoft.com/office/drawing/2016/5/9/chartex" xmlns:cx4="http://schemas.microsoft.com/office/drawing/2016/5/10/chartex" xmlns:cx5="http://schemas.microsoft.com/office/drawing/2016/5/11/chartex" xmlns:cx6="http://schemas.microsoft.com/office/drawing/2016/5/12/chartex" xmlns:cx7="http://schemas.microsoft.com/office/drawing/2016/5/13/chartex" xmlns:cx8="http://schemas.microsoft.com/office/drawing/2016/5/14/chartex" xmlns:mc="http://schemas.openxmlformats.org/markup-compatibility/2006" xmlns:aink="http://schemas.microsoft.com/office/drawing/2016/ink" xmlns:am3d="http://schemas.microsoft.com/office/drawing/2017/model3d" xmlns:o="urn:schemas-microsoft-com:office:office" xmlns:oel="http://schemas.microsoft.com/office/2019/extlst" xmlns:r="http://schemas.openxmlformats.org/officeDocument/2006/relationships" xmlns:m="http://schemas.openxmlformats.org/officeDocument/2006/math" xmlns:v="urn:schemas-microsoft-com:vml" xmlns:wp14="http://schemas.microsoft.com/office/word/2010/wordprocessingDrawing" xmlns:wp="http://schemas.openxmlformats.org/drawingml/2006/wordprocessingDrawing" xmlns:w10="urn:schemas-microsoft-com:office:word" xmlns:w="http://schemas.openxmlformats.org/wordprocessingml/2006/main" xmlns:w14="http://schemas.microsoft.com/office/word/2010/wordml" xmlns:w15="http://schemas.microsoft.com/office/word/2012/wordml" xmlns:w16cex="http://schemas.microsoft.com/office/word/2018/wordml/cex" xmlns:w16cid="http://schemas.microsoft.com/office/word/2016/wordml/cid" xmlns:w16="http://schemas.microsoft.com/office/word/2018/wordml" xmlns:w16sdtdh="http://schemas.microsoft.com/office/word/2020/wordml/sdtdatahash" xmlns:w16se="http://schemas.microsoft.com/office/word/2015/wordml/symex" xmlns:wpg="http://schemas.microsoft.com/office/word/2010/wordprocessingGroup" xmlns:wpi="http://schemas.microsoft.com/office/word/2010/wordprocessingInk" xmlns:wne="http://schemas.microsoft.com/office/word/2006/wordml" xmlns:wps="http://schemas.microsoft.com/office/word/2010/wordprocessingShape" mc:Ignorable="w14 w15 w16se w16cid w16 w16cex w16sdtdh wp14">
   <w:abstractNum w:abstractNumId="0" w15:restartNumberingAfterBreak="0">
-    <w:nsid w:val="114E0008"/>
+    <w:nsid w:val="0C3C0C4B"/>
     <w:multiLevelType w:val="hybridMultilevel"/>
-    <w:tmpl w:val="DAB61220"/>
-    <w:lvl w:ilvl="0" w:tplc="CA40711A">
+    <w:tmpl w:val="9C725922"/>
+    <w:lvl w:ilvl="0" w:tplc="E57ED42A">
       <w:start w:val="1"/>
       <w:numFmt w:val="decimal"/>
       <w:lvlText w:val="%1."/>
@@ -7105,7 +7105,7 @@
         <w:ind w:left="360" w:hanging="300"/>
       </w:pPr>
     </w:lvl>
-    <w:lvl w:ilvl="1" w:tplc="61903F50" w:tentative="1">
+    <w:lvl w:ilvl="1" w:tplc="E67A786E" w:tentative="1">
       <w:start w:val="1"/>
       <w:numFmt w:val="lowerLetter"/>
       <w:lvlText w:val="%2."/>
@@ -7114,47 +7114,337 @@
         <w:ind w:left="720" w:hanging="300"/>
       </w:pPr>
     </w:lvl>
-    <w:lvl w:ilvl="2" w:tplc="3FB676C0">
+    <w:lvl w:ilvl="2" w:tplc="76F86BA4">
       <w:numFmt w:val="decimal"/>
       <w:lvlText w:val=""/>
       <w:lvlJc w:val="left"/>
     </w:lvl>
-    <w:lvl w:ilvl="3" w:tplc="FF761D18">
+    <w:lvl w:ilvl="3" w:tplc="D45C5B02">
       <w:numFmt w:val="decimal"/>
       <w:lvlText w:val=""/>
       <w:lvlJc w:val="left"/>
     </w:lvl>
-    <w:lvl w:ilvl="4" w:tplc="701EA986">
+    <w:lvl w:ilvl="4" w:tplc="F9C4A036">
       <w:numFmt w:val="decimal"/>
       <w:lvlText w:val=""/>
       <w:lvlJc w:val="left"/>
     </w:lvl>
-    <w:lvl w:ilvl="5" w:tplc="E776588C">
+    <w:lvl w:ilvl="5" w:tplc="C204B852">
       <w:numFmt w:val="decimal"/>
       <w:lvlText w:val=""/>
       <w:lvlJc w:val="left"/>
     </w:lvl>
-    <w:lvl w:ilvl="6" w:tplc="58AAD32A">
+    <w:lvl w:ilvl="6" w:tplc="D50E10E4">
       <w:numFmt w:val="decimal"/>
       <w:lvlText w:val=""/>
       <w:lvlJc w:val="left"/>
     </w:lvl>
-    <w:lvl w:ilvl="7" w:tplc="ABA2EFC6">
+    <w:lvl w:ilvl="7" w:tplc="7EE802A4">
       <w:numFmt w:val="decimal"/>
       <w:lvlText w:val=""/>
       <w:lvlJc w:val="left"/>
     </w:lvl>
-    <w:lvl w:ilvl="8" w:tplc="2E143CC4">
+    <w:lvl w:ilvl="8" w:tplc="A734E73E">
       <w:numFmt w:val="decimal"/>
       <w:lvlText w:val=""/>
       <w:lvlJc w:val="left"/>
     </w:lvl>
   </w:abstractNum>
   <w:abstractNum w:abstractNumId="1" w15:restartNumberingAfterBreak="0">
-    <w:nsid w:val="14664F1F"/>
+    <w:nsid w:val="0FC1151D"/>
     <w:multiLevelType w:val="hybridMultilevel"/>
-    <w:tmpl w:val="40E867B2"/>
-    <w:lvl w:ilvl="0" w:tplc="903E37C6" w:tentative="1">
+    <w:tmpl w:val="3E58FEDA"/>
+    <w:lvl w:ilvl="0" w:tplc="7D10493E">
+      <w:start w:val="1"/>
+      <w:numFmt w:val="decimal"/>
+      <w:lvlText w:val="%1."/>
+      <w:lvlJc w:val="left"/>
+      <w:pPr>
+        <w:ind w:left="360" w:hanging="300"/>
+      </w:pPr>
+    </w:lvl>
+    <w:lvl w:ilvl="1" w:tplc="6394A34E" w:tentative="1">
+      <w:start w:val="1"/>
+      <w:numFmt w:val="lowerLetter"/>
+      <w:lvlText w:val="%2."/>
+      <w:lvlJc w:val="left"/>
+      <w:pPr>
+        <w:ind w:left="720" w:hanging="300"/>
+      </w:pPr>
+    </w:lvl>
+    <w:lvl w:ilvl="2" w:tplc="59F0AE44">
+      <w:numFmt w:val="decimal"/>
+      <w:lvlText w:val=""/>
+      <w:lvlJc w:val="left"/>
+    </w:lvl>
+    <w:lvl w:ilvl="3" w:tplc="E124A0E6">
+      <w:numFmt w:val="decimal"/>
+      <w:lvlText w:val=""/>
+      <w:lvlJc w:val="left"/>
+    </w:lvl>
+    <w:lvl w:ilvl="4" w:tplc="0CA21C9E">
+      <w:numFmt w:val="decimal"/>
+      <w:lvlText w:val=""/>
+      <w:lvlJc w:val="left"/>
+    </w:lvl>
+    <w:lvl w:ilvl="5" w:tplc="3CF29BF0">
+      <w:numFmt w:val="decimal"/>
+      <w:lvlText w:val=""/>
+      <w:lvlJc w:val="left"/>
+    </w:lvl>
+    <w:lvl w:ilvl="6" w:tplc="CE0077BE">
+      <w:numFmt w:val="decimal"/>
+      <w:lvlText w:val=""/>
+      <w:lvlJc w:val="left"/>
+    </w:lvl>
+    <w:lvl w:ilvl="7" w:tplc="4A82BDFE">
+      <w:numFmt w:val="decimal"/>
+      <w:lvlText w:val=""/>
+      <w:lvlJc w:val="left"/>
+    </w:lvl>
+    <w:lvl w:ilvl="8" w:tplc="3FD665B6">
+      <w:numFmt w:val="decimal"/>
+      <w:lvlText w:val=""/>
+      <w:lvlJc w:val="left"/>
+    </w:lvl>
+  </w:abstractNum>
+  <w:abstractNum w:abstractNumId="2" w15:restartNumberingAfterBreak="0">
+    <w:nsid w:val="11983076"/>
+    <w:multiLevelType w:val="hybridMultilevel"/>
+    <w:tmpl w:val="BA3E5F18"/>
+    <w:lvl w:ilvl="0" w:tplc="7FAEBC04">
+      <w:start w:val="1"/>
+      <w:numFmt w:val="decimal"/>
+      <w:lvlText w:val="%1."/>
+      <w:lvlJc w:val="left"/>
+      <w:pPr>
+        <w:ind w:left="360" w:hanging="300"/>
+      </w:pPr>
+    </w:lvl>
+    <w:lvl w:ilvl="1" w:tplc="834C77A8" w:tentative="1">
+      <w:start w:val="1"/>
+      <w:numFmt w:val="lowerLetter"/>
+      <w:lvlText w:val="%2."/>
+      <w:lvlJc w:val="left"/>
+      <w:pPr>
+        <w:ind w:left="720" w:hanging="300"/>
+      </w:pPr>
+    </w:lvl>
+    <w:lvl w:ilvl="2" w:tplc="098A4A78">
+      <w:numFmt w:val="decimal"/>
+      <w:lvlText w:val=""/>
+      <w:lvlJc w:val="left"/>
+    </w:lvl>
+    <w:lvl w:ilvl="3" w:tplc="3A8EE46C">
+      <w:numFmt w:val="decimal"/>
+      <w:lvlText w:val=""/>
+      <w:lvlJc w:val="left"/>
+    </w:lvl>
+    <w:lvl w:ilvl="4" w:tplc="84960664">
+      <w:numFmt w:val="decimal"/>
+      <w:lvlText w:val=""/>
+      <w:lvlJc w:val="left"/>
+    </w:lvl>
+    <w:lvl w:ilvl="5" w:tplc="9A148B9A">
+      <w:numFmt w:val="decimal"/>
+      <w:lvlText w:val=""/>
+      <w:lvlJc w:val="left"/>
+    </w:lvl>
+    <w:lvl w:ilvl="6" w:tplc="0B4CBAA6">
+      <w:numFmt w:val="decimal"/>
+      <w:lvlText w:val=""/>
+      <w:lvlJc w:val="left"/>
+    </w:lvl>
+    <w:lvl w:ilvl="7" w:tplc="1482FBA4">
+      <w:numFmt w:val="decimal"/>
+      <w:lvlText w:val=""/>
+      <w:lvlJc w:val="left"/>
+    </w:lvl>
+    <w:lvl w:ilvl="8" w:tplc="753CE184">
+      <w:numFmt w:val="decimal"/>
+      <w:lvlText w:val=""/>
+      <w:lvlJc w:val="left"/>
+    </w:lvl>
+  </w:abstractNum>
+  <w:abstractNum w:abstractNumId="3" w15:restartNumberingAfterBreak="0">
+    <w:nsid w:val="1311158D"/>
+    <w:multiLevelType w:val="hybridMultilevel"/>
+    <w:tmpl w:val="0A38727A"/>
+    <w:lvl w:ilvl="0" w:tplc="31144518">
+      <w:start w:val="1"/>
+      <w:numFmt w:val="decimal"/>
+      <w:lvlText w:val="%1."/>
+      <w:lvlJc w:val="left"/>
+      <w:pPr>
+        <w:ind w:left="360" w:hanging="300"/>
+      </w:pPr>
+    </w:lvl>
+    <w:lvl w:ilvl="1" w:tplc="FB12A94E" w:tentative="1">
+      <w:start w:val="1"/>
+      <w:numFmt w:val="lowerLetter"/>
+      <w:lvlText w:val="%2."/>
+      <w:lvlJc w:val="left"/>
+      <w:pPr>
+        <w:ind w:left="720" w:hanging="300"/>
+      </w:pPr>
+    </w:lvl>
+    <w:lvl w:ilvl="2" w:tplc="89E82AC6">
+      <w:numFmt w:val="decimal"/>
+      <w:lvlText w:val=""/>
+      <w:lvlJc w:val="left"/>
+    </w:lvl>
+    <w:lvl w:ilvl="3" w:tplc="5502B88C">
+      <w:numFmt w:val="decimal"/>
+      <w:lvlText w:val=""/>
+      <w:lvlJc w:val="left"/>
+    </w:lvl>
+    <w:lvl w:ilvl="4" w:tplc="8ACAE088">
+      <w:numFmt w:val="decimal"/>
+      <w:lvlText w:val=""/>
+      <w:lvlJc w:val="left"/>
+    </w:lvl>
+    <w:lvl w:ilvl="5" w:tplc="6BAE7F34">
+      <w:numFmt w:val="decimal"/>
+      <w:lvlText w:val=""/>
+      <w:lvlJc w:val="left"/>
+    </w:lvl>
+    <w:lvl w:ilvl="6" w:tplc="65D2A186">
+      <w:numFmt w:val="decimal"/>
+      <w:lvlText w:val=""/>
+      <w:lvlJc w:val="left"/>
+    </w:lvl>
+    <w:lvl w:ilvl="7" w:tplc="025CF2A6">
+      <w:numFmt w:val="decimal"/>
+      <w:lvlText w:val=""/>
+      <w:lvlJc w:val="left"/>
+    </w:lvl>
+    <w:lvl w:ilvl="8" w:tplc="6EDC8F72">
+      <w:numFmt w:val="decimal"/>
+      <w:lvlText w:val=""/>
+      <w:lvlJc w:val="left"/>
+    </w:lvl>
+  </w:abstractNum>
+  <w:abstractNum w:abstractNumId="4" w15:restartNumberingAfterBreak="0">
+    <w:nsid w:val="22A12FA1"/>
+    <w:multiLevelType w:val="hybridMultilevel"/>
+    <w:tmpl w:val="D81C226A"/>
+    <w:lvl w:ilvl="0" w:tplc="A2E26156" w:tentative="1">
+      <w:start w:val="1"/>
+      <w:numFmt w:val="bullet"/>
+      <w:lvlText w:val="•"/>
+      <w:lvlJc w:val="left"/>
+      <w:pPr>
+        <w:ind w:left="360" w:hanging="260"/>
+      </w:pPr>
+    </w:lvl>
+    <w:lvl w:ilvl="1" w:tplc="9760E97E" w:tentative="1">
+      <w:start w:val="1"/>
+      <w:numFmt w:val="bullet"/>
+      <w:lvlText w:val="–"/>
+      <w:lvlJc w:val="left"/>
+      <w:pPr>
+        <w:ind w:left="720" w:hanging="260"/>
+      </w:pPr>
+    </w:lvl>
+    <w:lvl w:ilvl="2" w:tplc="1F64C9D2">
+      <w:numFmt w:val="decimal"/>
+      <w:lvlText w:val=""/>
+      <w:lvlJc w:val="left"/>
+    </w:lvl>
+    <w:lvl w:ilvl="3" w:tplc="0CAC6452">
+      <w:numFmt w:val="decimal"/>
+      <w:lvlText w:val=""/>
+      <w:lvlJc w:val="left"/>
+    </w:lvl>
+    <w:lvl w:ilvl="4" w:tplc="2464882C">
+      <w:numFmt w:val="decimal"/>
+      <w:lvlText w:val=""/>
+      <w:lvlJc w:val="left"/>
+    </w:lvl>
+    <w:lvl w:ilvl="5" w:tplc="645C7F58">
+      <w:numFmt w:val="decimal"/>
+      <w:lvlText w:val=""/>
+      <w:lvlJc w:val="left"/>
+    </w:lvl>
+    <w:lvl w:ilvl="6" w:tplc="F6E8A7BA">
+      <w:numFmt w:val="decimal"/>
+      <w:lvlText w:val=""/>
+      <w:lvlJc w:val="left"/>
+    </w:lvl>
+    <w:lvl w:ilvl="7" w:tplc="F5344CA2">
+      <w:numFmt w:val="decimal"/>
+      <w:lvlText w:val=""/>
+      <w:lvlJc w:val="left"/>
+    </w:lvl>
+    <w:lvl w:ilvl="8" w:tplc="4650B8CE">
+      <w:numFmt w:val="decimal"/>
+      <w:lvlText w:val=""/>
+      <w:lvlJc w:val="left"/>
+    </w:lvl>
+  </w:abstractNum>
+  <w:abstractNum w:abstractNumId="5" w15:restartNumberingAfterBreak="0">
+    <w:nsid w:val="369652BE"/>
+    <w:multiLevelType w:val="hybridMultilevel"/>
+    <w:tmpl w:val="25B01776"/>
+    <w:lvl w:ilvl="0" w:tplc="84D450AC">
+      <w:start w:val="1"/>
+      <w:numFmt w:val="decimal"/>
+      <w:lvlText w:val="%1."/>
+      <w:lvlJc w:val="left"/>
+      <w:pPr>
+        <w:ind w:left="360" w:hanging="300"/>
+      </w:pPr>
+    </w:lvl>
+    <w:lvl w:ilvl="1" w:tplc="2904D896" w:tentative="1">
+      <w:start w:val="1"/>
+      <w:numFmt w:val="lowerLetter"/>
+      <w:lvlText w:val="%2."/>
+      <w:lvlJc w:val="left"/>
+      <w:pPr>
+        <w:ind w:left="720" w:hanging="300"/>
+      </w:pPr>
+    </w:lvl>
+    <w:lvl w:ilvl="2" w:tplc="9DFC707A">
+      <w:numFmt w:val="decimal"/>
+      <w:lvlText w:val=""/>
+      <w:lvlJc w:val="left"/>
+    </w:lvl>
+    <w:lvl w:ilvl="3" w:tplc="6502747A">
+      <w:numFmt w:val="decimal"/>
+      <w:lvlText w:val=""/>
+      <w:lvlJc w:val="left"/>
+    </w:lvl>
+    <w:lvl w:ilvl="4" w:tplc="DC483522">
+      <w:numFmt w:val="decimal"/>
+      <w:lvlText w:val=""/>
+      <w:lvlJc w:val="left"/>
+    </w:lvl>
+    <w:lvl w:ilvl="5" w:tplc="E5EAF19A">
+      <w:numFmt w:val="decimal"/>
+      <w:lvlText w:val=""/>
+      <w:lvlJc w:val="left"/>
+    </w:lvl>
+    <w:lvl w:ilvl="6" w:tplc="60562ECE">
+      <w:numFmt w:val="decimal"/>
+      <w:lvlText w:val=""/>
+      <w:lvlJc w:val="left"/>
+    </w:lvl>
+    <w:lvl w:ilvl="7" w:tplc="F0E4F296">
+      <w:numFmt w:val="decimal"/>
+      <w:lvlText w:val=""/>
+      <w:lvlJc w:val="left"/>
+    </w:lvl>
+    <w:lvl w:ilvl="8" w:tplc="199CFD6C">
+      <w:numFmt w:val="decimal"/>
+      <w:lvlText w:val=""/>
+      <w:lvlJc w:val="left"/>
+    </w:lvl>
+  </w:abstractNum>
+  <w:abstractNum w:abstractNumId="6" w15:restartNumberingAfterBreak="0">
+    <w:nsid w:val="580B59E4"/>
+    <w:multiLevelType w:val="hybridMultilevel"/>
+    <w:tmpl w:val="722ED80A"/>
+    <w:lvl w:ilvl="0" w:tplc="A22CDEF6" w:tentative="1">
       <w:start w:val="1"/>
       <w:numFmt w:val="bullet"/>
       <w:lvlText w:val="●"/>
@@ -7163,7 +7453,7 @@
         <w:ind w:left="720" w:hanging="360"/>
       </w:pPr>
     </w:lvl>
-    <w:lvl w:ilvl="1" w:tplc="FD80B292" w:tentative="1">
+    <w:lvl w:ilvl="1" w:tplc="2E028D38" w:tentative="1">
       <w:start w:val="1"/>
       <w:numFmt w:val="bullet"/>
       <w:lvlText w:val="○"/>
@@ -7172,7 +7462,7 @@
         <w:ind w:left="1440" w:hanging="360"/>
       </w:pPr>
     </w:lvl>
-    <w:lvl w:ilvl="2" w:tplc="32AC63A0" w:tentative="1">
+    <w:lvl w:ilvl="2" w:tplc="2D0A2D1C" w:tentative="1">
       <w:start w:val="1"/>
       <w:numFmt w:val="bullet"/>
       <w:lvlText w:val="■"/>
@@ -7181,7 +7471,7 @@
         <w:ind w:left="2160" w:hanging="360"/>
       </w:pPr>
     </w:lvl>
-    <w:lvl w:ilvl="3" w:tplc="79C04B60" w:tentative="1">
+    <w:lvl w:ilvl="3" w:tplc="01BCD208" w:tentative="1">
       <w:start w:val="1"/>
       <w:numFmt w:val="bullet"/>
       <w:lvlText w:val="●"/>
@@ -7190,7 +7480,7 @@
         <w:ind w:left="2880" w:hanging="360"/>
       </w:pPr>
     </w:lvl>
-    <w:lvl w:ilvl="4" w:tplc="08EA6AE2" w:tentative="1">
+    <w:lvl w:ilvl="4" w:tplc="1CFAEA94" w:tentative="1">
       <w:start w:val="1"/>
       <w:numFmt w:val="bullet"/>
       <w:lvlText w:val="○"/>
@@ -7199,7 +7489,7 @@
         <w:ind w:left="3600" w:hanging="360"/>
       </w:pPr>
     </w:lvl>
-    <w:lvl w:ilvl="5" w:tplc="ED28A90A" w:tentative="1">
+    <w:lvl w:ilvl="5" w:tplc="B16C1534" w:tentative="1">
       <w:start w:val="1"/>
       <w:numFmt w:val="bullet"/>
       <w:lvlText w:val="■"/>
@@ -7208,7 +7498,7 @@
         <w:ind w:left="4320" w:hanging="360"/>
       </w:pPr>
     </w:lvl>
-    <w:lvl w:ilvl="6" w:tplc="8C2CE6BE" w:tentative="1">
+    <w:lvl w:ilvl="6" w:tplc="CB4A55DE" w:tentative="1">
       <w:start w:val="1"/>
       <w:numFmt w:val="bullet"/>
       <w:lvlText w:val="●"/>
@@ -7217,7 +7507,7 @@
         <w:ind w:left="5040" w:hanging="360"/>
       </w:pPr>
     </w:lvl>
-    <w:lvl w:ilvl="7" w:tplc="C6ECF5B2" w:tentative="1">
+    <w:lvl w:ilvl="7" w:tplc="92902C08" w:tentative="1">
       <w:start w:val="1"/>
       <w:numFmt w:val="bullet"/>
       <w:lvlText w:val="●"/>
@@ -7226,7 +7516,7 @@
         <w:ind w:left="5760" w:hanging="360"/>
       </w:pPr>
     </w:lvl>
-    <w:lvl w:ilvl="8" w:tplc="627458C8" w:tentative="1">
+    <w:lvl w:ilvl="8" w:tplc="731A098A" w:tentative="1">
       <w:start w:val="1"/>
       <w:numFmt w:val="bullet"/>
       <w:lvlText w:val="●"/>
@@ -7236,11 +7526,11 @@
       </w:pPr>
     </w:lvl>
   </w:abstractNum>
-  <w:abstractNum w:abstractNumId="2" w15:restartNumberingAfterBreak="0">
-    <w:nsid w:val="15285BA1"/>
+  <w:abstractNum w:abstractNumId="7" w15:restartNumberingAfterBreak="0">
+    <w:nsid w:val="5B2D25FE"/>
     <w:multiLevelType w:val="hybridMultilevel"/>
-    <w:tmpl w:val="D32E1204"/>
-    <w:lvl w:ilvl="0" w:tplc="6C7E835A">
+    <w:tmpl w:val="765282D0"/>
+    <w:lvl w:ilvl="0" w:tplc="F3E6470E">
       <w:start w:val="1"/>
       <w:numFmt w:val="decimal"/>
       <w:lvlText w:val="%1."/>
@@ -7249,7 +7539,7 @@
         <w:ind w:left="360" w:hanging="300"/>
       </w:pPr>
     </w:lvl>
-    <w:lvl w:ilvl="1" w:tplc="8B8C23D0" w:tentative="1">
+    <w:lvl w:ilvl="1" w:tplc="400457A2" w:tentative="1">
       <w:start w:val="1"/>
       <w:numFmt w:val="lowerLetter"/>
       <w:lvlText w:val="%2."/>
@@ -7258,47 +7548,47 @@
         <w:ind w:left="720" w:hanging="300"/>
       </w:pPr>
     </w:lvl>
-    <w:lvl w:ilvl="2" w:tplc="5E1855F8">
+    <w:lvl w:ilvl="2" w:tplc="3C2AA4D8">
       <w:numFmt w:val="decimal"/>
       <w:lvlText w:val=""/>
       <w:lvlJc w:val="left"/>
     </w:lvl>
-    <w:lvl w:ilvl="3" w:tplc="980A202C">
+    <w:lvl w:ilvl="3" w:tplc="814A7A44">
       <w:numFmt w:val="decimal"/>
       <w:lvlText w:val=""/>
       <w:lvlJc w:val="left"/>
     </w:lvl>
-    <w:lvl w:ilvl="4" w:tplc="A2F63254">
+    <w:lvl w:ilvl="4" w:tplc="EAFAFE08">
       <w:numFmt w:val="decimal"/>
       <w:lvlText w:val=""/>
       <w:lvlJc w:val="left"/>
     </w:lvl>
-    <w:lvl w:ilvl="5" w:tplc="28ACC308">
+    <w:lvl w:ilvl="5" w:tplc="216A27BC">
       <w:numFmt w:val="decimal"/>
       <w:lvlText w:val=""/>
       <w:lvlJc w:val="left"/>
     </w:lvl>
-    <w:lvl w:ilvl="6" w:tplc="BD223DD6">
+    <w:lvl w:ilvl="6" w:tplc="9F0ABE4C">
       <w:numFmt w:val="decimal"/>
       <w:lvlText w:val=""/>
       <w:lvlJc w:val="left"/>
     </w:lvl>
-    <w:lvl w:ilvl="7" w:tplc="C6449DA2">
+    <w:lvl w:ilvl="7" w:tplc="093CB0A6">
       <w:numFmt w:val="decimal"/>
       <w:lvlText w:val=""/>
       <w:lvlJc w:val="left"/>
     </w:lvl>
-    <w:lvl w:ilvl="8" w:tplc="EAF66ACC">
+    <w:lvl w:ilvl="8" w:tplc="3D40509A">
       <w:numFmt w:val="decimal"/>
       <w:lvlText w:val=""/>
       <w:lvlJc w:val="left"/>
     </w:lvl>
   </w:abstractNum>
-  <w:abstractNum w:abstractNumId="3" w15:restartNumberingAfterBreak="0">
-    <w:nsid w:val="1E0442F1"/>
+  <w:abstractNum w:abstractNumId="8" w15:restartNumberingAfterBreak="0">
+    <w:nsid w:val="6A4D4A94"/>
     <w:multiLevelType w:val="hybridMultilevel"/>
-    <w:tmpl w:val="A9D26526"/>
-    <w:lvl w:ilvl="0" w:tplc="BDDC495E">
+    <w:tmpl w:val="A3547ECA"/>
+    <w:lvl w:ilvl="0" w:tplc="9D0C5902">
       <w:start w:val="1"/>
       <w:numFmt w:val="decimal"/>
       <w:lvlText w:val="%1."/>
@@ -7307,7 +7597,7 @@
         <w:ind w:left="360" w:hanging="300"/>
       </w:pPr>
     </w:lvl>
-    <w:lvl w:ilvl="1" w:tplc="1ABA9E1C" w:tentative="1">
+    <w:lvl w:ilvl="1" w:tplc="3DBA58D6" w:tentative="1">
       <w:start w:val="1"/>
       <w:numFmt w:val="lowerLetter"/>
       <w:lvlText w:val="%2."/>
@@ -7316,47 +7606,47 @@
         <w:ind w:left="720" w:hanging="300"/>
       </w:pPr>
     </w:lvl>
-    <w:lvl w:ilvl="2" w:tplc="07968974">
+    <w:lvl w:ilvl="2" w:tplc="78CA5E2A">
       <w:numFmt w:val="decimal"/>
       <w:lvlText w:val=""/>
       <w:lvlJc w:val="left"/>
     </w:lvl>
-    <w:lvl w:ilvl="3" w:tplc="C3A07D64">
+    <w:lvl w:ilvl="3" w:tplc="E30A8B2C">
       <w:numFmt w:val="decimal"/>
       <w:lvlText w:val=""/>
       <w:lvlJc w:val="left"/>
     </w:lvl>
-    <w:lvl w:ilvl="4" w:tplc="E1506BCC">
+    <w:lvl w:ilvl="4" w:tplc="98A8147A">
       <w:numFmt w:val="decimal"/>
       <w:lvlText w:val=""/>
       <w:lvlJc w:val="left"/>
     </w:lvl>
-    <w:lvl w:ilvl="5" w:tplc="DB42213E">
+    <w:lvl w:ilvl="5" w:tplc="DBC49806">
       <w:numFmt w:val="decimal"/>
       <w:lvlText w:val=""/>
       <w:lvlJc w:val="left"/>
     </w:lvl>
-    <w:lvl w:ilvl="6" w:tplc="BD36321A">
+    <w:lvl w:ilvl="6" w:tplc="84AC6054">
       <w:numFmt w:val="decimal"/>
       <w:lvlText w:val=""/>
       <w:lvlJc w:val="left"/>
     </w:lvl>
-    <w:lvl w:ilvl="7" w:tplc="6450E776">
+    <w:lvl w:ilvl="7" w:tplc="E8C44E5C">
       <w:numFmt w:val="decimal"/>
       <w:lvlText w:val=""/>
       <w:lvlJc w:val="left"/>
     </w:lvl>
-    <w:lvl w:ilvl="8" w:tplc="2E1AE4E0">
+    <w:lvl w:ilvl="8" w:tplc="99281D1C">
       <w:numFmt w:val="decimal"/>
       <w:lvlText w:val=""/>
       <w:lvlJc w:val="left"/>
     </w:lvl>
   </w:abstractNum>
-  <w:abstractNum w:abstractNumId="4" w15:restartNumberingAfterBreak="0">
-    <w:nsid w:val="23F539BE"/>
+  <w:abstractNum w:abstractNumId="9" w15:restartNumberingAfterBreak="0">
+    <w:nsid w:val="73FB3EA6"/>
     <w:multiLevelType w:val="hybridMultilevel"/>
-    <w:tmpl w:val="C8C6F984"/>
-    <w:lvl w:ilvl="0" w:tplc="08506248">
+    <w:tmpl w:val="45E49216"/>
+    <w:lvl w:ilvl="0" w:tplc="DD14DBE6">
       <w:start w:val="1"/>
       <w:numFmt w:val="decimal"/>
       <w:lvlText w:val="%1."/>
@@ -7365,7 +7655,7 @@
         <w:ind w:left="360" w:hanging="300"/>
       </w:pPr>
     </w:lvl>
-    <w:lvl w:ilvl="1" w:tplc="CA081BC6" w:tentative="1">
+    <w:lvl w:ilvl="1" w:tplc="B6BAB064" w:tentative="1">
       <w:start w:val="1"/>
       <w:numFmt w:val="lowerLetter"/>
       <w:lvlText w:val="%2."/>
@@ -7374,47 +7664,47 @@
         <w:ind w:left="720" w:hanging="300"/>
       </w:pPr>
     </w:lvl>
-    <w:lvl w:ilvl="2" w:tplc="C11CCB32">
+    <w:lvl w:ilvl="2" w:tplc="9F865B3A">
       <w:numFmt w:val="decimal"/>
       <w:lvlText w:val=""/>
       <w:lvlJc w:val="left"/>
     </w:lvl>
-    <w:lvl w:ilvl="3" w:tplc="EB70AA9C">
+    <w:lvl w:ilvl="3" w:tplc="380A6150">
       <w:numFmt w:val="decimal"/>
       <w:lvlText w:val=""/>
       <w:lvlJc w:val="left"/>
     </w:lvl>
-    <w:lvl w:ilvl="4" w:tplc="A578568C">
+    <w:lvl w:ilvl="4" w:tplc="CF602DA4">
       <w:numFmt w:val="decimal"/>
       <w:lvlText w:val=""/>
       <w:lvlJc w:val="left"/>
     </w:lvl>
-    <w:lvl w:ilvl="5" w:tplc="89D66914">
+    <w:lvl w:ilvl="5" w:tplc="62CEE8B0">
       <w:numFmt w:val="decimal"/>
       <w:lvlText w:val=""/>
       <w:lvlJc w:val="left"/>
     </w:lvl>
-    <w:lvl w:ilvl="6" w:tplc="9CA62D82">
+    <w:lvl w:ilvl="6" w:tplc="3B90826A">
       <w:numFmt w:val="decimal"/>
       <w:lvlText w:val=""/>
       <w:lvlJc w:val="left"/>
     </w:lvl>
-    <w:lvl w:ilvl="7" w:tplc="25E4F44A">
+    <w:lvl w:ilvl="7" w:tplc="88CA3F10">
       <w:numFmt w:val="decimal"/>
       <w:lvlText w:val=""/>
       <w:lvlJc w:val="left"/>
     </w:lvl>
-    <w:lvl w:ilvl="8" w:tplc="796A334E">
+    <w:lvl w:ilvl="8" w:tplc="C3F892A8">
       <w:numFmt w:val="decimal"/>
       <w:lvlText w:val=""/>
       <w:lvlJc w:val="left"/>
     </w:lvl>
   </w:abstractNum>
-  <w:abstractNum w:abstractNumId="5" w15:restartNumberingAfterBreak="0">
-    <w:nsid w:val="24E822E5"/>
+  <w:abstractNum w:abstractNumId="10" w15:restartNumberingAfterBreak="0">
+    <w:nsid w:val="73FF541E"/>
     <w:multiLevelType w:val="hybridMultilevel"/>
-    <w:tmpl w:val="D39ED0F8"/>
-    <w:lvl w:ilvl="0" w:tplc="6A30244A">
+    <w:tmpl w:val="A5425D96"/>
+    <w:lvl w:ilvl="0" w:tplc="C512DDA0">
       <w:start w:val="1"/>
       <w:numFmt w:val="decimal"/>
       <w:lvlText w:val="%1."/>
@@ -7423,7 +7713,7 @@
         <w:ind w:left="360" w:hanging="300"/>
       </w:pPr>
     </w:lvl>
-    <w:lvl w:ilvl="1" w:tplc="7DB4C70E" w:tentative="1">
+    <w:lvl w:ilvl="1" w:tplc="DADE2012" w:tentative="1">
       <w:start w:val="1"/>
       <w:numFmt w:val="lowerLetter"/>
       <w:lvlText w:val="%2."/>
@@ -7432,388 +7722,98 @@
         <w:ind w:left="720" w:hanging="300"/>
       </w:pPr>
     </w:lvl>
-    <w:lvl w:ilvl="2" w:tplc="EB3C17D0">
+    <w:lvl w:ilvl="2" w:tplc="D79C1EB2">
       <w:numFmt w:val="decimal"/>
       <w:lvlText w:val=""/>
       <w:lvlJc w:val="left"/>
     </w:lvl>
-    <w:lvl w:ilvl="3" w:tplc="C7F827EA">
+    <w:lvl w:ilvl="3" w:tplc="DFEC0188">
       <w:numFmt w:val="decimal"/>
       <w:lvlText w:val=""/>
       <w:lvlJc w:val="left"/>
     </w:lvl>
-    <w:lvl w:ilvl="4" w:tplc="AEDCDD60">
+    <w:lvl w:ilvl="4" w:tplc="1052852E">
       <w:numFmt w:val="decimal"/>
       <w:lvlText w:val=""/>
       <w:lvlJc w:val="left"/>
     </w:lvl>
-    <w:lvl w:ilvl="5" w:tplc="6B8E83A2">
+    <w:lvl w:ilvl="5" w:tplc="D4F68320">
       <w:numFmt w:val="decimal"/>
       <w:lvlText w:val=""/>
       <w:lvlJc w:val="left"/>
     </w:lvl>
-    <w:lvl w:ilvl="6" w:tplc="5D90AFD2">
+    <w:lvl w:ilvl="6" w:tplc="C56C7DE2">
       <w:numFmt w:val="decimal"/>
       <w:lvlText w:val=""/>
       <w:lvlJc w:val="left"/>
     </w:lvl>
-    <w:lvl w:ilvl="7" w:tplc="7C88E1E8">
+    <w:lvl w:ilvl="7" w:tplc="AEA22E3E">
       <w:numFmt w:val="decimal"/>
       <w:lvlText w:val=""/>
       <w:lvlJc w:val="left"/>
     </w:lvl>
-    <w:lvl w:ilvl="8" w:tplc="1B14453C">
+    <w:lvl w:ilvl="8" w:tplc="6DA02E60">
       <w:numFmt w:val="decimal"/>
       <w:lvlText w:val=""/>
       <w:lvlJc w:val="left"/>
     </w:lvl>
   </w:abstractNum>
-  <w:abstractNum w:abstractNumId="6" w15:restartNumberingAfterBreak="0">
-    <w:nsid w:val="333C4BC0"/>
-    <w:multiLevelType w:val="hybridMultilevel"/>
-    <w:tmpl w:val="909A0006"/>
-    <w:lvl w:ilvl="0" w:tplc="5B8681EC">
-      <w:start w:val="1"/>
-      <w:numFmt w:val="decimal"/>
-      <w:lvlText w:val="%1."/>
-      <w:lvlJc w:val="left"/>
-      <w:pPr>
-        <w:ind w:left="360" w:hanging="300"/>
-      </w:pPr>
-    </w:lvl>
-    <w:lvl w:ilvl="1" w:tplc="C944B990" w:tentative="1">
-      <w:start w:val="1"/>
-      <w:numFmt w:val="lowerLetter"/>
-      <w:lvlText w:val="%2."/>
-      <w:lvlJc w:val="left"/>
-      <w:pPr>
-        <w:ind w:left="720" w:hanging="300"/>
-      </w:pPr>
-    </w:lvl>
-    <w:lvl w:ilvl="2" w:tplc="435453D8">
-      <w:numFmt w:val="decimal"/>
-      <w:lvlText w:val=""/>
-      <w:lvlJc w:val="left"/>
-    </w:lvl>
-    <w:lvl w:ilvl="3" w:tplc="0480011E">
-      <w:numFmt w:val="decimal"/>
-      <w:lvlText w:val=""/>
-      <w:lvlJc w:val="left"/>
-    </w:lvl>
-    <w:lvl w:ilvl="4" w:tplc="4E3A9330">
-      <w:numFmt w:val="decimal"/>
-      <w:lvlText w:val=""/>
-      <w:lvlJc w:val="left"/>
-    </w:lvl>
-    <w:lvl w:ilvl="5" w:tplc="209C6388">
-      <w:numFmt w:val="decimal"/>
-      <w:lvlText w:val=""/>
-      <w:lvlJc w:val="left"/>
-    </w:lvl>
-    <w:lvl w:ilvl="6" w:tplc="F522ABAA">
-      <w:numFmt w:val="decimal"/>
-      <w:lvlText w:val=""/>
-      <w:lvlJc w:val="left"/>
-    </w:lvl>
-    <w:lvl w:ilvl="7" w:tplc="2452C530">
-      <w:numFmt w:val="decimal"/>
-      <w:lvlText w:val=""/>
-      <w:lvlJc w:val="left"/>
-    </w:lvl>
-    <w:lvl w:ilvl="8" w:tplc="39108AE6">
-      <w:numFmt w:val="decimal"/>
-      <w:lvlText w:val=""/>
-      <w:lvlJc w:val="left"/>
-    </w:lvl>
-  </w:abstractNum>
-  <w:abstractNum w:abstractNumId="7" w15:restartNumberingAfterBreak="0">
-    <w:nsid w:val="35AA66C3"/>
-    <w:multiLevelType w:val="hybridMultilevel"/>
-    <w:tmpl w:val="49104AB8"/>
-    <w:lvl w:ilvl="0" w:tplc="D676093A">
-      <w:start w:val="1"/>
-      <w:numFmt w:val="decimal"/>
-      <w:lvlText w:val="%1."/>
-      <w:lvlJc w:val="left"/>
-      <w:pPr>
-        <w:ind w:left="360" w:hanging="300"/>
-      </w:pPr>
-    </w:lvl>
-    <w:lvl w:ilvl="1" w:tplc="5D8A0948" w:tentative="1">
-      <w:start w:val="1"/>
-      <w:numFmt w:val="lowerLetter"/>
-      <w:lvlText w:val="%2."/>
-      <w:lvlJc w:val="left"/>
-      <w:pPr>
-        <w:ind w:left="720" w:hanging="300"/>
-      </w:pPr>
-    </w:lvl>
-    <w:lvl w:ilvl="2" w:tplc="7D163C0A">
-      <w:numFmt w:val="decimal"/>
-      <w:lvlText w:val=""/>
-      <w:lvlJc w:val="left"/>
-    </w:lvl>
-    <w:lvl w:ilvl="3" w:tplc="9B00DBF0">
-      <w:numFmt w:val="decimal"/>
-      <w:lvlText w:val=""/>
-      <w:lvlJc w:val="left"/>
-    </w:lvl>
-    <w:lvl w:ilvl="4" w:tplc="0C1E247E">
-      <w:numFmt w:val="decimal"/>
-      <w:lvlText w:val=""/>
-      <w:lvlJc w:val="left"/>
-    </w:lvl>
-    <w:lvl w:ilvl="5" w:tplc="7518A4C6">
-      <w:numFmt w:val="decimal"/>
-      <w:lvlText w:val=""/>
-      <w:lvlJc w:val="left"/>
-    </w:lvl>
-    <w:lvl w:ilvl="6" w:tplc="B34CEE4E">
-      <w:numFmt w:val="decimal"/>
-      <w:lvlText w:val=""/>
-      <w:lvlJc w:val="left"/>
-    </w:lvl>
-    <w:lvl w:ilvl="7" w:tplc="CE82F76C">
-      <w:numFmt w:val="decimal"/>
-      <w:lvlText w:val=""/>
-      <w:lvlJc w:val="left"/>
-    </w:lvl>
-    <w:lvl w:ilvl="8" w:tplc="90465150">
-      <w:numFmt w:val="decimal"/>
-      <w:lvlText w:val=""/>
-      <w:lvlJc w:val="left"/>
-    </w:lvl>
-  </w:abstractNum>
-  <w:abstractNum w:abstractNumId="8" w15:restartNumberingAfterBreak="0">
-    <w:nsid w:val="73E61905"/>
-    <w:multiLevelType w:val="hybridMultilevel"/>
-    <w:tmpl w:val="0D04C4E4"/>
-    <w:lvl w:ilvl="0" w:tplc="D8F25944">
-      <w:start w:val="1"/>
-      <w:numFmt w:val="decimal"/>
-      <w:lvlText w:val="%1."/>
-      <w:lvlJc w:val="left"/>
-      <w:pPr>
-        <w:ind w:left="360" w:hanging="300"/>
-      </w:pPr>
-    </w:lvl>
-    <w:lvl w:ilvl="1" w:tplc="0A6E9E16" w:tentative="1">
-      <w:start w:val="1"/>
-      <w:numFmt w:val="lowerLetter"/>
-      <w:lvlText w:val="%2."/>
-      <w:lvlJc w:val="left"/>
-      <w:pPr>
-        <w:ind w:left="720" w:hanging="300"/>
-      </w:pPr>
-    </w:lvl>
-    <w:lvl w:ilvl="2" w:tplc="5D86506E">
-      <w:numFmt w:val="decimal"/>
-      <w:lvlText w:val=""/>
-      <w:lvlJc w:val="left"/>
-    </w:lvl>
-    <w:lvl w:ilvl="3" w:tplc="ED3EEF24">
-      <w:numFmt w:val="decimal"/>
-      <w:lvlText w:val=""/>
-      <w:lvlJc w:val="left"/>
-    </w:lvl>
-    <w:lvl w:ilvl="4" w:tplc="E9EA48F2">
-      <w:numFmt w:val="decimal"/>
-      <w:lvlText w:val=""/>
-      <w:lvlJc w:val="left"/>
-    </w:lvl>
-    <w:lvl w:ilvl="5" w:tplc="FEE88EB8">
-      <w:numFmt w:val="decimal"/>
-      <w:lvlText w:val=""/>
-      <w:lvlJc w:val="left"/>
-    </w:lvl>
-    <w:lvl w:ilvl="6" w:tplc="99BA1316">
-      <w:numFmt w:val="decimal"/>
-      <w:lvlText w:val=""/>
-      <w:lvlJc w:val="left"/>
-    </w:lvl>
-    <w:lvl w:ilvl="7" w:tplc="85E071B0">
-      <w:numFmt w:val="decimal"/>
-      <w:lvlText w:val=""/>
-      <w:lvlJc w:val="left"/>
-    </w:lvl>
-    <w:lvl w:ilvl="8" w:tplc="05F25466">
-      <w:numFmt w:val="decimal"/>
-      <w:lvlText w:val=""/>
-      <w:lvlJc w:val="left"/>
-    </w:lvl>
-  </w:abstractNum>
-  <w:abstractNum w:abstractNumId="9" w15:restartNumberingAfterBreak="0">
-    <w:nsid w:val="76492D04"/>
-    <w:multiLevelType w:val="hybridMultilevel"/>
-    <w:tmpl w:val="4FEA217A"/>
-    <w:lvl w:ilvl="0" w:tplc="916ECE78">
-      <w:start w:val="1"/>
-      <w:numFmt w:val="decimal"/>
-      <w:lvlText w:val="%1."/>
-      <w:lvlJc w:val="left"/>
-      <w:pPr>
-        <w:ind w:left="360" w:hanging="300"/>
-      </w:pPr>
-    </w:lvl>
-    <w:lvl w:ilvl="1" w:tplc="8C3EC156" w:tentative="1">
-      <w:start w:val="1"/>
-      <w:numFmt w:val="lowerLetter"/>
-      <w:lvlText w:val="%2."/>
-      <w:lvlJc w:val="left"/>
-      <w:pPr>
-        <w:ind w:left="720" w:hanging="300"/>
-      </w:pPr>
-    </w:lvl>
-    <w:lvl w:ilvl="2" w:tplc="B1E89FCC">
-      <w:numFmt w:val="decimal"/>
-      <w:lvlText w:val=""/>
-      <w:lvlJc w:val="left"/>
-    </w:lvl>
-    <w:lvl w:ilvl="3" w:tplc="00BC9C52">
-      <w:numFmt w:val="decimal"/>
-      <w:lvlText w:val=""/>
-      <w:lvlJc w:val="left"/>
-    </w:lvl>
-    <w:lvl w:ilvl="4" w:tplc="850ED618">
-      <w:numFmt w:val="decimal"/>
-      <w:lvlText w:val=""/>
-      <w:lvlJc w:val="left"/>
-    </w:lvl>
-    <w:lvl w:ilvl="5" w:tplc="F9E42F6C">
-      <w:numFmt w:val="decimal"/>
-      <w:lvlText w:val=""/>
-      <w:lvlJc w:val="left"/>
-    </w:lvl>
-    <w:lvl w:ilvl="6" w:tplc="9D1A985C">
-      <w:numFmt w:val="decimal"/>
-      <w:lvlText w:val=""/>
-      <w:lvlJc w:val="left"/>
-    </w:lvl>
-    <w:lvl w:ilvl="7" w:tplc="8236CCFE">
-      <w:numFmt w:val="decimal"/>
-      <w:lvlText w:val=""/>
-      <w:lvlJc w:val="left"/>
-    </w:lvl>
-    <w:lvl w:ilvl="8" w:tplc="EBA228A4">
-      <w:numFmt w:val="decimal"/>
-      <w:lvlText w:val=""/>
-      <w:lvlJc w:val="left"/>
-    </w:lvl>
-  </w:abstractNum>
-  <w:abstractNum w:abstractNumId="10" w15:restartNumberingAfterBreak="0">
-    <w:nsid w:val="76D63630"/>
-    <w:multiLevelType w:val="hybridMultilevel"/>
-    <w:tmpl w:val="0EAC4AD6"/>
-    <w:lvl w:ilvl="0" w:tplc="6CBE1698" w:tentative="1">
-      <w:start w:val="1"/>
-      <w:numFmt w:val="bullet"/>
-      <w:lvlText w:val="•"/>
-      <w:lvlJc w:val="left"/>
-      <w:pPr>
-        <w:ind w:left="360" w:hanging="260"/>
-      </w:pPr>
-    </w:lvl>
-    <w:lvl w:ilvl="1" w:tplc="3008F4F0" w:tentative="1">
-      <w:start w:val="1"/>
-      <w:numFmt w:val="bullet"/>
-      <w:lvlText w:val="–"/>
-      <w:lvlJc w:val="left"/>
-      <w:pPr>
-        <w:ind w:left="720" w:hanging="260"/>
-      </w:pPr>
-    </w:lvl>
-    <w:lvl w:ilvl="2" w:tplc="2CE6BC5A">
-      <w:numFmt w:val="decimal"/>
-      <w:lvlText w:val=""/>
-      <w:lvlJc w:val="left"/>
-    </w:lvl>
-    <w:lvl w:ilvl="3" w:tplc="6BD8A1D2">
-      <w:numFmt w:val="decimal"/>
-      <w:lvlText w:val=""/>
-      <w:lvlJc w:val="left"/>
-    </w:lvl>
-    <w:lvl w:ilvl="4" w:tplc="9ED490F6">
-      <w:numFmt w:val="decimal"/>
-      <w:lvlText w:val=""/>
-      <w:lvlJc w:val="left"/>
-    </w:lvl>
-    <w:lvl w:ilvl="5" w:tplc="CB6466C8">
-      <w:numFmt w:val="decimal"/>
-      <w:lvlText w:val=""/>
-      <w:lvlJc w:val="left"/>
-    </w:lvl>
-    <w:lvl w:ilvl="6" w:tplc="6F40842E">
-      <w:numFmt w:val="decimal"/>
-      <w:lvlText w:val=""/>
-      <w:lvlJc w:val="left"/>
-    </w:lvl>
-    <w:lvl w:ilvl="7" w:tplc="52A87F1A">
-      <w:numFmt w:val="decimal"/>
-      <w:lvlText w:val=""/>
-      <w:lvlJc w:val="left"/>
-    </w:lvl>
-    <w:lvl w:ilvl="8" w:tplc="6C9E671E">
-      <w:numFmt w:val="decimal"/>
-      <w:lvlText w:val=""/>
-      <w:lvlJc w:val="left"/>
-    </w:lvl>
-  </w:abstractNum>
-  <w:num w:numId="1" w16cid:durableId="458645272">
+  <w:num w:numId="1" w16cid:durableId="1329216489">
+    <w:abstractNumId w:val="6"/>
+    <w:lvlOverride w:ilvl="0">
+      <w:startOverride w:val="1"/>
+    </w:lvlOverride>
+  </w:num>
+  <w:num w:numId="2" w16cid:durableId="769467440">
+    <w:abstractNumId w:val="9"/>
+    <w:lvlOverride w:ilvl="0">
+      <w:startOverride w:val="1"/>
+    </w:lvlOverride>
+  </w:num>
+  <w:num w:numId="3" w16cid:durableId="678197971">
+    <w:abstractNumId w:val="5"/>
+    <w:lvlOverride w:ilvl="0">
+      <w:startOverride w:val="1"/>
+    </w:lvlOverride>
+  </w:num>
+  <w:num w:numId="4" w16cid:durableId="284629019">
+    <w:abstractNumId w:val="7"/>
+    <w:lvlOverride w:ilvl="0">
+      <w:startOverride w:val="1"/>
+    </w:lvlOverride>
+  </w:num>
+  <w:num w:numId="5" w16cid:durableId="1382249609">
+    <w:abstractNumId w:val="2"/>
+    <w:lvlOverride w:ilvl="0">
+      <w:startOverride w:val="1"/>
+    </w:lvlOverride>
+  </w:num>
+  <w:num w:numId="6" w16cid:durableId="483162278">
+    <w:abstractNumId w:val="0"/>
+    <w:lvlOverride w:ilvl="0">
+      <w:startOverride w:val="1"/>
+    </w:lvlOverride>
+  </w:num>
+  <w:num w:numId="7" w16cid:durableId="967122230">
+    <w:abstractNumId w:val="3"/>
+    <w:lvlOverride w:ilvl="0">
+      <w:startOverride w:val="1"/>
+    </w:lvlOverride>
+  </w:num>
+  <w:num w:numId="8" w16cid:durableId="1396852066">
     <w:abstractNumId w:val="1"/>
     <w:lvlOverride w:ilvl="0">
       <w:startOverride w:val="1"/>
     </w:lvlOverride>
   </w:num>
-  <w:num w:numId="2" w16cid:durableId="396781994">
-    <w:abstractNumId w:val="7"/>
-    <w:lvlOverride w:ilvl="0">
-      <w:startOverride w:val="1"/>
-    </w:lvlOverride>
-  </w:num>
-  <w:num w:numId="3" w16cid:durableId="422804269">
-    <w:abstractNumId w:val="0"/>
-    <w:lvlOverride w:ilvl="0">
-      <w:startOverride w:val="1"/>
-    </w:lvlOverride>
-  </w:num>
-  <w:num w:numId="4" w16cid:durableId="233517723">
-    <w:abstractNumId w:val="3"/>
-    <w:lvlOverride w:ilvl="0">
-      <w:startOverride w:val="1"/>
-    </w:lvlOverride>
-  </w:num>
-  <w:num w:numId="5" w16cid:durableId="1989941622">
-    <w:abstractNumId w:val="5"/>
-    <w:lvlOverride w:ilvl="0">
-      <w:startOverride w:val="1"/>
-    </w:lvlOverride>
-  </w:num>
-  <w:num w:numId="6" w16cid:durableId="644745203">
-    <w:abstractNumId w:val="6"/>
-    <w:lvlOverride w:ilvl="0">
-      <w:startOverride w:val="1"/>
-    </w:lvlOverride>
-  </w:num>
-  <w:num w:numId="7" w16cid:durableId="588393470">
-    <w:abstractNumId w:val="4"/>
-    <w:lvlOverride w:ilvl="0">
-      <w:startOverride w:val="1"/>
-    </w:lvlOverride>
-  </w:num>
-  <w:num w:numId="8" w16cid:durableId="473908153">
+  <w:num w:numId="9" w16cid:durableId="1460144861">
     <w:abstractNumId w:val="8"/>
     <w:lvlOverride w:ilvl="0">
       <w:startOverride w:val="1"/>
     </w:lvlOverride>
   </w:num>
-  <w:num w:numId="9" w16cid:durableId="1008219639">
-    <w:abstractNumId w:val="2"/>
-    <w:lvlOverride w:ilvl="0">
-      <w:startOverride w:val="1"/>
-    </w:lvlOverride>
-  </w:num>
-  <w:num w:numId="10" w16cid:durableId="1419062586">
-    <w:abstractNumId w:val="9"/>
+  <w:num w:numId="10" w16cid:durableId="1500924611">
+    <w:abstractNumId w:val="10"/>
     <w:lvlOverride w:ilvl="0">
       <w:startOverride w:val="1"/>
     </w:lvlOverride>
@@ -8494,7 +8494,7 @@
     <w:autoRedefine/>
     <w:uiPriority w:val="39"/>
     <w:unhideWhenUsed/>
-    <w:rsid w:val="007D1473"/>
+    <w:rsid w:val="004B0FCE"/>
     <w:pPr>
       <w:spacing w:after="100"/>
     </w:pPr>

--- a/discoverer-neo/docs/user-guide/manual/Discoverer-Neo-ADMIN-Guide-Quick-pt-PT.docx
+++ b/discoverer-neo/docs/user-guide/manual/Discoverer-Neo-ADMIN-Guide-Quick-pt-PT.docx
@@ -54,7 +54,7 @@
           <w:sz w:val="22"/>
           <w:szCs w:val="22"/>
         </w:rPr>
-        <w:t>Versão 2.1.1</w:t>
+        <w:t>Versão 2.2.0</w:t>
       </w:r>
     </w:p>
     <w:p>
@@ -74,7 +74,7 @@
     <w:sdt>
       <w:sdtPr>
         <w:alias w:val="Índice"/>
-        <w:id w:val="-1766070099"/>
+        <w:id w:val="-2101094166"/>
       </w:sdtPr>
       <w:sdtEndPr/>
       <w:sdtContent>
@@ -102,7 +102,7 @@
           <w:r>
             <w:fldChar w:fldCharType="separate"/>
           </w:r>
-          <w:hyperlink w:anchor="_Toc241748106" w:history="1">
+          <w:hyperlink w:anchor="_Toc241848338" w:history="1">
             <w:r>
               <w:rPr>
                 <w:rStyle w:val="Hiperligao"/>
@@ -126,7 +126,7 @@
               <w:rPr>
                 <w:noProof/>
               </w:rPr>
-              <w:instrText xml:space="preserve"> PAGEREF _Toc241748106 \h </w:instrText>
+              <w:instrText xml:space="preserve"> PAGEREF _Toc241848338 \h </w:instrText>
             </w:r>
             <w:r>
               <w:rPr>
@@ -168,7 +168,7 @@
               <w14:ligatures w14:val="standardContextual"/>
             </w:rPr>
           </w:pPr>
-          <w:hyperlink w:anchor="_Toc241748107" w:history="1">
+          <w:hyperlink w:anchor="_Toc241848339" w:history="1">
             <w:r>
               <w:rPr>
                 <w:rStyle w:val="Hiperligao"/>
@@ -192,7 +192,7 @@
               <w:rPr>
                 <w:noProof/>
               </w:rPr>
-              <w:instrText xml:space="preserve"> PAGEREF _Toc241748107 \h </w:instrText>
+              <w:instrText xml:space="preserve"> PAGEREF _Toc241848339 \h </w:instrText>
             </w:r>
             <w:r>
               <w:rPr>
@@ -234,7 +234,7 @@
               <w14:ligatures w14:val="standardContextual"/>
             </w:rPr>
           </w:pPr>
-          <w:hyperlink w:anchor="_Toc241748108" w:history="1">
+          <w:hyperlink w:anchor="_Toc241848340" w:history="1">
             <w:r>
               <w:rPr>
                 <w:rStyle w:val="Hiperligao"/>
@@ -258,7 +258,7 @@
               <w:rPr>
                 <w:noProof/>
               </w:rPr>
-              <w:instrText xml:space="preserve"> PAGEREF _Toc241748108 \h </w:instrText>
+              <w:instrText xml:space="preserve"> PAGEREF _Toc241848340 \h </w:instrText>
             </w:r>
             <w:r>
               <w:rPr>
@@ -300,7 +300,7 @@
               <w14:ligatures w14:val="standardContextual"/>
             </w:rPr>
           </w:pPr>
-          <w:hyperlink w:anchor="_Toc241748109" w:history="1">
+          <w:hyperlink w:anchor="_Toc241848341" w:history="1">
             <w:r>
               <w:rPr>
                 <w:rStyle w:val="Hiperligao"/>
@@ -324,7 +324,7 @@
               <w:rPr>
                 <w:noProof/>
               </w:rPr>
-              <w:instrText xml:space="preserve"> PAGEREF _Toc241748109 \h </w:instrText>
+              <w:instrText xml:space="preserve"> PAGEREF _Toc241848341 \h </w:instrText>
             </w:r>
             <w:r>
               <w:rPr>
@@ -366,7 +366,7 @@
               <w14:ligatures w14:val="standardContextual"/>
             </w:rPr>
           </w:pPr>
-          <w:hyperlink w:anchor="_Toc241748110" w:history="1">
+          <w:hyperlink w:anchor="_Toc241848342" w:history="1">
             <w:r>
               <w:rPr>
                 <w:rStyle w:val="Hiperligao"/>
@@ -390,7 +390,7 @@
               <w:rPr>
                 <w:noProof/>
               </w:rPr>
-              <w:instrText xml:space="preserve"> PAGEREF _Toc241748110 \h </w:instrText>
+              <w:instrText xml:space="preserve"> PAGEREF _Toc241848342 \h </w:instrText>
             </w:r>
             <w:r>
               <w:rPr>
@@ -432,7 +432,7 @@
               <w14:ligatures w14:val="standardContextual"/>
             </w:rPr>
           </w:pPr>
-          <w:hyperlink w:anchor="_Toc241748111" w:history="1">
+          <w:hyperlink w:anchor="_Toc241848343" w:history="1">
             <w:r>
               <w:rPr>
                 <w:rStyle w:val="Hiperligao"/>
@@ -456,7 +456,7 @@
               <w:rPr>
                 <w:noProof/>
               </w:rPr>
-              <w:instrText xml:space="preserve"> PAGEREF _Toc241748111 \h </w:instrText>
+              <w:instrText xml:space="preserve"> PAGEREF _Toc241848343 \h </w:instrText>
             </w:r>
             <w:r>
               <w:rPr>
@@ -498,7 +498,7 @@
               <w14:ligatures w14:val="standardContextual"/>
             </w:rPr>
           </w:pPr>
-          <w:hyperlink w:anchor="_Toc241748112" w:history="1">
+          <w:hyperlink w:anchor="_Toc241848344" w:history="1">
             <w:r>
               <w:rPr>
                 <w:rStyle w:val="Hiperligao"/>
@@ -522,7 +522,7 @@
               <w:rPr>
                 <w:noProof/>
               </w:rPr>
-              <w:instrText xml:space="preserve"> PAGEREF _Toc241748112 \h </w:instrText>
+              <w:instrText xml:space="preserve"> PAGEREF _Toc241848344 \h </w:instrText>
             </w:r>
             <w:r>
               <w:rPr>
@@ -564,7 +564,7 @@
               <w14:ligatures w14:val="standardContextual"/>
             </w:rPr>
           </w:pPr>
-          <w:hyperlink w:anchor="_Toc241748113" w:history="1">
+          <w:hyperlink w:anchor="_Toc241848345" w:history="1">
             <w:r>
               <w:rPr>
                 <w:rStyle w:val="Hiperligao"/>
@@ -588,7 +588,7 @@
               <w:rPr>
                 <w:noProof/>
               </w:rPr>
-              <w:instrText xml:space="preserve"> PAGEREF _Toc241748113 \h </w:instrText>
+              <w:instrText xml:space="preserve"> PAGEREF _Toc241848345 \h </w:instrText>
             </w:r>
             <w:r>
               <w:rPr>
@@ -630,7 +630,7 @@
               <w14:ligatures w14:val="standardContextual"/>
             </w:rPr>
           </w:pPr>
-          <w:hyperlink w:anchor="_Toc241748114" w:history="1">
+          <w:hyperlink w:anchor="_Toc241848346" w:history="1">
             <w:r>
               <w:rPr>
                 <w:rStyle w:val="Hiperligao"/>
@@ -654,7 +654,7 @@
               <w:rPr>
                 <w:noProof/>
               </w:rPr>
-              <w:instrText xml:space="preserve"> PAGEREF _Toc241748114 \h </w:instrText>
+              <w:instrText xml:space="preserve"> PAGEREF _Toc241848346 \h </w:instrText>
             </w:r>
             <w:r>
               <w:rPr>
@@ -696,7 +696,7 @@
               <w14:ligatures w14:val="standardContextual"/>
             </w:rPr>
           </w:pPr>
-          <w:hyperlink w:anchor="_Toc241748115" w:history="1">
+          <w:hyperlink w:anchor="_Toc241848347" w:history="1">
             <w:r>
               <w:rPr>
                 <w:rStyle w:val="Hiperligao"/>
@@ -720,7 +720,7 @@
               <w:rPr>
                 <w:noProof/>
               </w:rPr>
-              <w:instrText xml:space="preserve"> PAGEREF _Toc241748115 \h </w:instrText>
+              <w:instrText xml:space="preserve"> PAGEREF _Toc241848347 \h </w:instrText>
             </w:r>
             <w:r>
               <w:rPr>
@@ -768,7 +768,7 @@
       <w:pPr>
         <w:pStyle w:val="Ttulo1"/>
       </w:pPr>
-      <w:bookmarkStart w:id="0" w:name="_Toc241748106"/>
+      <w:bookmarkStart w:id="0" w:name="_Toc241848338"/>
       <w:r>
         <w:lastRenderedPageBreak/>
         <w:t>A sua função numa página</w:t>
@@ -825,7 +825,7 @@
           <w:left w:w="10" w:type="dxa"/>
           <w:right w:w="10" w:type="dxa"/>
         </w:tblCellMar>
-        <w:tblLook w:val="04A0" w:firstRow="1" w:lastRow="0" w:firstColumn="1" w:lastColumn="0" w:noHBand="0" w:noVBand="1"/>
+        <w:tblLook w:val="0000" w:firstRow="0" w:lastRow="0" w:firstColumn="0" w:lastColumn="0" w:noHBand="0" w:noVBand="0"/>
       </w:tblPr>
       <w:tblGrid>
         <w:gridCol w:w="4513"/>
@@ -1415,10 +1415,10 @@
           <w:noProof/>
         </w:rPr>
         <w:drawing>
-          <wp:inline distT="0" distB="0" distL="0" distR="0" wp14:anchorId="403ACF1A" wp14:editId="2B2801B9">
+          <wp:inline distT="0" distB="0" distL="0" distR="0" wp14:anchorId="3EADDBCB" wp14:editId="2ED5D93B">
             <wp:extent cx="5715000" cy="3571875"/>
             <wp:effectExtent l="0" t="0" r="0" b="0"/>
-            <wp:docPr id="167" name="01-login.png" descr="A página de início de sessão com Email, Palavra-passe, Manter sessão iniciada e o botão Iniciar sessão." title="A página de início de sessão com Email, Palavra-passe, Manter sessão iniciada e o botão Iniciar sessão."/>
+            <wp:docPr id="171" name="01-login.png" descr="A página de início de sessão com Email, Palavra-passe, Manter sessão iniciada e o botão Iniciar sessão." title="A página de início de sessão com Email, Palavra-passe, Manter sessão iniciada e o botão Iniciar sessão."/>
             <wp:cNvGraphicFramePr>
               <a:graphicFrameLocks xmlns:a="http://schemas.openxmlformats.org/drawingml/2006/main" noChangeAspect="1"/>
             </wp:cNvGraphicFramePr>
@@ -1468,7 +1468,7 @@
         <w:pStyle w:val="Ttulo1"/>
         <w:pageBreakBefore/>
       </w:pPr>
-      <w:bookmarkStart w:id="1" w:name="_Toc241748107"/>
+      <w:bookmarkStart w:id="1" w:name="_Toc241848339"/>
       <w:r>
         <w:lastRenderedPageBreak/>
         <w:t>Painel e Mapas</w:t>
@@ -1511,10 +1511,10 @@
           <w:noProof/>
         </w:rPr>
         <w:drawing>
-          <wp:inline distT="0" distB="0" distL="0" distR="0" wp14:anchorId="38D6D18D" wp14:editId="2431E2AB">
+          <wp:inline distT="0" distB="0" distL="0" distR="0" wp14:anchorId="5CFB8825" wp14:editId="38A2D9DF">
             <wp:extent cx="5715000" cy="3429000"/>
             <wp:effectExtent l="0" t="0" r="0" b="0"/>
-            <wp:docPr id="168" name="02-maps-all.png" descr="A lista de Mapas, separador Todos, com todos os ícones de linha e a secção Pastas de trabalho por cima." title="A lista de Mapas, separador Todos, com todos os ícones de linha e a secção Pastas de trabalho por cima."/>
+            <wp:docPr id="172" name="02-maps-all.png" descr="A lista de Mapas, separador Todos, com todos os ícones de linha e a secção Pastas de trabalho por cima." title="A lista de Mapas, separador Todos, com todos os ícones de linha e a secção Pastas de trabalho por cima."/>
             <wp:cNvGraphicFramePr>
               <a:graphicFrameLocks xmlns:a="http://schemas.openxmlformats.org/drawingml/2006/main" noChangeAspect="1"/>
             </wp:cNvGraphicFramePr>
@@ -1694,7 +1694,7 @@
           <w:left w:w="10" w:type="dxa"/>
           <w:right w:w="10" w:type="dxa"/>
         </w:tblCellMar>
-        <w:tblLook w:val="04A0" w:firstRow="1" w:lastRow="0" w:firstColumn="1" w:lastColumn="0" w:noHBand="0" w:noVBand="1"/>
+        <w:tblLook w:val="0000" w:firstRow="0" w:lastRow="0" w:firstColumn="0" w:lastColumn="0" w:noHBand="0" w:noVBand="0"/>
       </w:tblPr>
       <w:tblGrid>
         <w:gridCol w:w="3800"/>
@@ -2040,7 +2040,7 @@
         <w:pStyle w:val="Ttulo1"/>
         <w:pageBreakBefore/>
       </w:pPr>
-      <w:bookmarkStart w:id="2" w:name="_Toc241748108"/>
+      <w:bookmarkStart w:id="2" w:name="_Toc241848340"/>
       <w:r>
         <w:lastRenderedPageBreak/>
         <w:t>Construtor e visualizador de mapas</w:t>
@@ -2063,10 +2063,10 @@
           <w:noProof/>
         </w:rPr>
         <w:drawing>
-          <wp:inline distT="0" distB="0" distL="0" distR="0" wp14:anchorId="28D188CC" wp14:editId="0979C950">
+          <wp:inline distT="0" distB="0" distL="0" distR="0" wp14:anchorId="5A8CFF1A" wp14:editId="6E236009">
             <wp:extent cx="5715000" cy="3571875"/>
             <wp:effectExtent l="0" t="0" r="0" b="0"/>
-            <wp:docPr id="169" name="03-viewer-results.png" descr="Os resultados da execução com os botões SQL e Plano junto aos botões Excel, CSV e PDF." title="Os resultados da execução com os botões SQL e Plano junto aos botões Excel, CSV e PDF."/>
+            <wp:docPr id="173" name="03-viewer-results.png" descr="Os resultados da execução com os botões SQL e Plano junto aos botões Excel, CSV e PDF." title="Os resultados da execução com os botões SQL e Plano junto aos botões Excel, CSV e PDF."/>
             <wp:cNvGraphicFramePr>
               <a:graphicFrameLocks xmlns:a="http://schemas.openxmlformats.org/drawingml/2006/main" noChangeAspect="1"/>
             </wp:cNvGraphicFramePr>
@@ -2339,7 +2339,7 @@
           <w:left w:w="10" w:type="dxa"/>
           <w:right w:w="10" w:type="dxa"/>
         </w:tblCellMar>
-        <w:tblLook w:val="04A0" w:firstRow="1" w:lastRow="0" w:firstColumn="1" w:lastColumn="0" w:noHBand="0" w:noVBand="1"/>
+        <w:tblLook w:val="0000" w:firstRow="0" w:lastRow="0" w:firstColumn="0" w:lastColumn="0" w:noHBand="0" w:noVBand="0"/>
       </w:tblPr>
       <w:tblGrid>
         <w:gridCol w:w="3800"/>
@@ -2695,7 +2695,7 @@
         <w:pStyle w:val="Ttulo1"/>
         <w:pageBreakBefore/>
       </w:pPr>
-      <w:bookmarkStart w:id="3" w:name="_Toc241748109"/>
+      <w:bookmarkStart w:id="3" w:name="_Toc241848341"/>
       <w:r>
         <w:lastRenderedPageBreak/>
         <w:t>Execuções, Exportações e Agendamentos</w:t>
@@ -2748,10 +2748,10 @@
           <w:noProof/>
         </w:rPr>
         <w:drawing>
-          <wp:inline distT="0" distB="0" distL="0" distR="0" wp14:anchorId="202CB551" wp14:editId="6E34A131">
+          <wp:inline distT="0" distB="0" distL="0" distR="0" wp14:anchorId="5E282012" wp14:editId="44633478">
             <wp:extent cx="5715000" cy="3571875"/>
             <wp:effectExtent l="0" t="0" r="0" b="0"/>
-            <wp:docPr id="170" name="04-runs-every-user.png" descr="A página Execuções com as execuções de todos os utilizadores." title="A página Execuções com as execuções de todos os utilizadores."/>
+            <wp:docPr id="174" name="04-runs-every-user.png" descr="A página Execuções com as execuções de todos os utilizadores." title="A página Execuções com as execuções de todos os utilizadores."/>
             <wp:cNvGraphicFramePr>
               <a:graphicFrameLocks xmlns:a="http://schemas.openxmlformats.org/drawingml/2006/main" noChangeAspect="1"/>
             </wp:cNvGraphicFramePr>
@@ -3021,7 +3021,7 @@
           <w:left w:w="10" w:type="dxa"/>
           <w:right w:w="10" w:type="dxa"/>
         </w:tblCellMar>
-        <w:tblLook w:val="04A0" w:firstRow="1" w:lastRow="0" w:firstColumn="1" w:lastColumn="0" w:noHBand="0" w:noVBand="1"/>
+        <w:tblLook w:val="0000" w:firstRow="0" w:lastRow="0" w:firstColumn="0" w:lastColumn="0" w:noHBand="0" w:noVBand="0"/>
       </w:tblPr>
       <w:tblGrid>
         <w:gridCol w:w="3800"/>
@@ -3165,7 +3165,7 @@
                 <w:b/>
                 <w:bCs/>
               </w:rPr>
-              <w:t>Diariamente (meia-noite)</w:t>
+              <w:t>Diário</w:t>
             </w:r>
             <w:r>
               <w:t xml:space="preserve">, </w:t>
@@ -3175,7 +3175,7 @@
                 <w:b/>
                 <w:bCs/>
               </w:rPr>
-              <w:t>Semanalmente (domingo, meia-noite)</w:t>
+              <w:t>Semanal</w:t>
             </w:r>
             <w:r>
               <w:t xml:space="preserve">, </w:t>
@@ -3185,7 +3185,7 @@
                 <w:b/>
                 <w:bCs/>
               </w:rPr>
-              <w:t>Mensalmente (dia 1, meia-noite)</w:t>
+              <w:t>Quinzenal</w:t>
             </w:r>
             <w:r>
               <w:t xml:space="preserve">, </w:t>
@@ -3195,10 +3195,40 @@
                 <w:b/>
                 <w:bCs/>
               </w:rPr>
-              <w:t>Personalizado</w:t>
-            </w:r>
-            <w:r>
-              <w:t xml:space="preserve"> (cron).</w:t>
+              <w:t>Mensal</w:t>
+            </w:r>
+            <w:r>
+              <w:t xml:space="preserve">, a cada 2, 3, 4 ou 6 meses, </w:t>
+            </w:r>
+            <w:r>
+              <w:rPr>
+                <w:b/>
+                <w:bCs/>
+              </w:rPr>
+              <w:t>Anual</w:t>
+            </w:r>
+            <w:r>
+              <w:t xml:space="preserve">, </w:t>
+            </w:r>
+            <w:r>
+              <w:rPr>
+                <w:b/>
+                <w:bCs/>
+              </w:rPr>
+              <w:t>Personalizado (cron)</w:t>
+            </w:r>
+            <w:r>
+              <w:t xml:space="preserve">. Depois uma </w:t>
+            </w:r>
+            <w:r>
+              <w:rPr>
+                <w:b/>
+                <w:bCs/>
+              </w:rPr>
+              <w:t>Hora</w:t>
+            </w:r>
+            <w:r>
+              <w:t xml:space="preserve"> e um dia.</w:t>
             </w:r>
           </w:p>
         </w:tc>
@@ -3239,7 +3269,7 @@
                 <w:b/>
                 <w:bCs/>
               </w:rPr>
-              <w:t>Formato de Saída</w:t>
+              <w:t>Predefinições de parâmetros</w:t>
             </w:r>
           </w:p>
         </w:tc>
@@ -3269,20 +3299,40 @@
                 <w:b/>
                 <w:bCs/>
               </w:rPr>
-              <w:t>Excel (.xlsx)</w:t>
-            </w:r>
-            <w:r>
-              <w:t xml:space="preserve"> ou </w:t>
+              <w:t>Valor fixo</w:t>
+            </w:r>
+            <w:r>
+              <w:t xml:space="preserve">, ou </w:t>
             </w:r>
             <w:r>
               <w:rPr>
                 <w:b/>
                 <w:bCs/>
               </w:rPr>
-              <w:t>CSV</w:t>
-            </w:r>
-            <w:r>
-              <w:t>.</w:t>
+              <w:t>Relativo à data de execução</w:t>
+            </w:r>
+            <w:r>
+              <w:t xml:space="preserve"> (por exemplo -1 </w:t>
+            </w:r>
+            <w:r>
+              <w:rPr>
+                <w:b/>
+                <w:bCs/>
+              </w:rPr>
+              <w:t>meses</w:t>
+            </w:r>
+            <w:r>
+              <w:t xml:space="preserve">, </w:t>
+            </w:r>
+            <w:r>
+              <w:rPr>
+                <w:b/>
+                <w:bCs/>
+              </w:rPr>
+              <w:t>último dia desse mês</w:t>
+            </w:r>
+            <w:r>
+              <w:t>).</w:t>
             </w:r>
           </w:p>
         </w:tc>
@@ -3322,6 +3372,89 @@
                 <w:b/>
                 <w:bCs/>
               </w:rPr>
+              <w:t>Formato de Saída</w:t>
+            </w:r>
+          </w:p>
+        </w:tc>
+        <w:tc>
+          <w:tcPr>
+            <w:tcW w:w="5226" w:type="dxa"/>
+            <w:tcBorders>
+              <w:top w:val="single" w:sz="4" w:space="0" w:color="BFC7D1"/>
+              <w:left w:val="single" w:sz="4" w:space="0" w:color="BFC7D1"/>
+              <w:bottom w:val="single" w:sz="4" w:space="0" w:color="BFC7D1"/>
+              <w:right w:val="single" w:sz="4" w:space="0" w:color="BFC7D1"/>
+            </w:tcBorders>
+            <w:tcMar>
+              <w:top w:w="60" w:type="dxa"/>
+              <w:left w:w="100" w:type="dxa"/>
+              <w:bottom w:w="60" w:type="dxa"/>
+              <w:right w:w="100" w:type="dxa"/>
+            </w:tcMar>
+          </w:tcPr>
+          <w:p>
+            <w:pPr>
+              <w:spacing w:after="0"/>
+            </w:pPr>
+            <w:r>
+              <w:rPr>
+                <w:b/>
+                <w:bCs/>
+              </w:rPr>
+              <w:t>Excel (.xlsx)</w:t>
+            </w:r>
+            <w:r>
+              <w:t xml:space="preserve"> ou </w:t>
+            </w:r>
+            <w:r>
+              <w:rPr>
+                <w:b/>
+                <w:bCs/>
+              </w:rPr>
+              <w:t>CSV</w:t>
+            </w:r>
+            <w:r>
+              <w:t>.</w:t>
+            </w:r>
+          </w:p>
+        </w:tc>
+      </w:tr>
+      <w:tr>
+        <w:tblPrEx>
+          <w:tblCellMar>
+            <w:top w:w="0" w:type="dxa"/>
+            <w:bottom w:w="0" w:type="dxa"/>
+          </w:tblCellMar>
+        </w:tblPrEx>
+        <w:trPr>
+          <w:cantSplit/>
+        </w:trPr>
+        <w:tc>
+          <w:tcPr>
+            <w:tcW w:w="3800" w:type="dxa"/>
+            <w:tcBorders>
+              <w:top w:val="single" w:sz="4" w:space="0" w:color="BFC7D1"/>
+              <w:left w:val="single" w:sz="4" w:space="0" w:color="BFC7D1"/>
+              <w:bottom w:val="single" w:sz="4" w:space="0" w:color="BFC7D1"/>
+              <w:right w:val="single" w:sz="4" w:space="0" w:color="BFC7D1"/>
+            </w:tcBorders>
+            <w:shd w:val="clear" w:color="auto" w:fill="F3F6F9"/>
+            <w:tcMar>
+              <w:top w:w="60" w:type="dxa"/>
+              <w:left w:w="100" w:type="dxa"/>
+              <w:bottom w:w="60" w:type="dxa"/>
+              <w:right w:w="100" w:type="dxa"/>
+            </w:tcMar>
+          </w:tcPr>
+          <w:p>
+            <w:pPr>
+              <w:spacing w:after="0"/>
+            </w:pPr>
+            <w:r>
+              <w:rPr>
+                <w:b/>
+                <w:bCs/>
+              </w:rPr>
               <w:t>Executar agora</w:t>
             </w:r>
           </w:p>
@@ -3335,6 +3468,7 @@
               <w:bottom w:val="single" w:sz="4" w:space="0" w:color="BFC7D1"/>
               <w:right w:val="single" w:sz="4" w:space="0" w:color="BFC7D1"/>
             </w:tcBorders>
+            <w:shd w:val="clear" w:color="auto" w:fill="F3F6F9"/>
             <w:tcMar>
               <w:top w:w="60" w:type="dxa"/>
               <w:left w:w="100" w:type="dxa"/>
@@ -3358,7 +3492,7 @@
         <w:pStyle w:val="Ttulo1"/>
         <w:pageBreakBefore/>
       </w:pPr>
-      <w:bookmarkStart w:id="4" w:name="_Toc241748110"/>
+      <w:bookmarkStart w:id="4" w:name="_Toc241848342"/>
       <w:r>
         <w:lastRenderedPageBreak/>
         <w:t>Áreas de Negócio e Permissões</w:t>
@@ -3391,10 +3525,10 @@
           <w:noProof/>
         </w:rPr>
         <w:drawing>
-          <wp:inline distT="0" distB="0" distL="0" distR="0" wp14:anchorId="7418BA8D" wp14:editId="73B9A6D6">
+          <wp:inline distT="0" distB="0" distL="0" distR="0" wp14:anchorId="2CE0C8F2" wp14:editId="4689AE3A">
             <wp:extent cx="5715000" cy="3571875"/>
             <wp:effectExtent l="0" t="0" r="0" b="0"/>
-            <wp:docPr id="171" name="09-business-areas-grants-permission.png" descr="A caixa de diálogo Gerir concessões com a lista Permissão aberta." title="A caixa de diálogo Gerir concessões com a lista Permissão aberta."/>
+            <wp:docPr id="175" name="09-business-areas-grants-permission.png" descr="A caixa de diálogo Gerir concessões com a lista Permissão aberta." title="A caixa de diálogo Gerir concessões com a lista Permissão aberta."/>
             <wp:cNvGraphicFramePr>
               <a:graphicFrameLocks xmlns:a="http://schemas.openxmlformats.org/drawingml/2006/main" noChangeAspect="1"/>
             </wp:cNvGraphicFramePr>
@@ -3591,7 +3725,7 @@
           <w:left w:w="10" w:type="dxa"/>
           <w:right w:w="10" w:type="dxa"/>
         </w:tblCellMar>
-        <w:tblLook w:val="04A0" w:firstRow="1" w:lastRow="0" w:firstColumn="1" w:lastColumn="0" w:noHBand="0" w:noVBand="1"/>
+        <w:tblLook w:val="0000" w:firstRow="0" w:lastRow="0" w:firstColumn="0" w:lastColumn="0" w:noHBand="0" w:noVBand="0"/>
       </w:tblPr>
       <w:tblGrid>
         <w:gridCol w:w="3800"/>
@@ -3996,7 +4130,7 @@
         <w:pStyle w:val="Ttulo1"/>
         <w:pageBreakBefore/>
       </w:pPr>
-      <w:bookmarkStart w:id="5" w:name="_Toc241748111"/>
+      <w:bookmarkStart w:id="5" w:name="_Toc241848343"/>
       <w:r>
         <w:lastRenderedPageBreak/>
         <w:t>Pastas, Itens, Junções, Hierarquias</w:t>
@@ -4059,10 +4193,10 @@
           <w:noProof/>
         </w:rPr>
         <w:drawing>
-          <wp:inline distT="0" distB="0" distL="0" distR="0" wp14:anchorId="34424412" wp14:editId="6D3A48C5">
+          <wp:inline distT="0" distB="0" distL="0" distR="0" wp14:anchorId="2AEDB765" wp14:editId="7CA16CBD">
             <wp:extent cx="2495550" cy="5905500"/>
             <wp:effectExtent l="0" t="0" r="0" b="0"/>
-            <wp:docPr id="172" name="14-folders-discovered.png" descr="A caixa de diálogo Nova Pasta depois de Descobrir Tabelas, com a lista das tabelas encontradas." title="A caixa de diálogo Nova Pasta depois de Descobrir Tabelas, com a lista das tabelas encontradas."/>
+            <wp:docPr id="176" name="14-folders-discovered.png" descr="A caixa de diálogo Nova Pasta depois de Descobrir Tabelas, com a lista das tabelas encontradas." title="A caixa de diálogo Nova Pasta depois de Descobrir Tabelas, com a lista das tabelas encontradas."/>
             <wp:cNvGraphicFramePr>
               <a:graphicFrameLocks xmlns:a="http://schemas.openxmlformats.org/drawingml/2006/main" noChangeAspect="1"/>
             </wp:cNvGraphicFramePr>
@@ -4345,7 +4479,7 @@
           <w:left w:w="10" w:type="dxa"/>
           <w:right w:w="10" w:type="dxa"/>
         </w:tblCellMar>
-        <w:tblLook w:val="04A0" w:firstRow="1" w:lastRow="0" w:firstColumn="1" w:lastColumn="0" w:noHBand="0" w:noVBand="1"/>
+        <w:tblLook w:val="0000" w:firstRow="0" w:lastRow="0" w:firstColumn="0" w:lastColumn="0" w:noHBand="0" w:noVBand="0"/>
       </w:tblPr>
       <w:tblGrid>
         <w:gridCol w:w="3800"/>
@@ -4628,7 +4762,7 @@
         <w:pStyle w:val="Ttulo1"/>
         <w:pageBreakBefore/>
       </w:pPr>
-      <w:bookmarkStart w:id="6" w:name="_Toc241748112"/>
+      <w:bookmarkStart w:id="6" w:name="_Toc241848344"/>
       <w:r>
         <w:lastRenderedPageBreak/>
         <w:t>Funções Personalizadas e Origens de Dados</w:t>
@@ -4671,10 +4805,10 @@
           <w:noProof/>
         </w:rPr>
         <w:drawing>
-          <wp:inline distT="0" distB="0" distL="0" distR="0" wp14:anchorId="70068C6C" wp14:editId="464609F0">
+          <wp:inline distT="0" distB="0" distL="0" distR="0" wp14:anchorId="57D580B3" wp14:editId="34B73E8D">
             <wp:extent cx="5715000" cy="3571875"/>
             <wp:effectExtent l="0" t="0" r="0" b="0"/>
-            <wp:docPr id="173" name="30-data-sources.png" descr="A página Origens de Dados com uma tabela de ligações e cinco ícones de linha." title="A página Origens de Dados com uma tabela de ligações e cinco ícones de linha."/>
+            <wp:docPr id="177" name="30-data-sources.png" descr="A página Origens de Dados com uma tabela de ligações e cinco ícones de linha." title="A página Origens de Dados com uma tabela de ligações e cinco ícones de linha."/>
             <wp:cNvGraphicFramePr>
               <a:graphicFrameLocks xmlns:a="http://schemas.openxmlformats.org/drawingml/2006/main" noChangeAspect="1"/>
             </wp:cNvGraphicFramePr>
@@ -4931,7 +5065,7 @@
           <w:left w:w="10" w:type="dxa"/>
           <w:right w:w="10" w:type="dxa"/>
         </w:tblCellMar>
-        <w:tblLook w:val="04A0" w:firstRow="1" w:lastRow="0" w:firstColumn="1" w:lastColumn="0" w:noHBand="0" w:noVBand="1"/>
+        <w:tblLook w:val="0000" w:firstRow="0" w:lastRow="0" w:firstColumn="0" w:lastColumn="0" w:noHBand="0" w:noVBand="0"/>
       </w:tblPr>
       <w:tblGrid>
         <w:gridCol w:w="3800"/>
@@ -5231,7 +5365,7 @@
         <w:pStyle w:val="Ttulo1"/>
         <w:pageBreakBefore/>
       </w:pPr>
-      <w:bookmarkStart w:id="7" w:name="_Toc241748113"/>
+      <w:bookmarkStart w:id="7" w:name="_Toc241848345"/>
       <w:r>
         <w:lastRenderedPageBreak/>
         <w:t>Utilizadores</w:t>
@@ -5254,10 +5388,10 @@
           <w:noProof/>
         </w:rPr>
         <w:drawing>
-          <wp:inline distT="0" distB="0" distL="0" distR="0" wp14:anchorId="07F81C06" wp14:editId="5457D1DE">
+          <wp:inline distT="0" distB="0" distL="0" distR="0" wp14:anchorId="74E773CC" wp14:editId="6E524B5F">
             <wp:extent cx="5715000" cy="3571875"/>
             <wp:effectExtent l="0" t="0" r="0" b="0"/>
-            <wp:docPr id="174" name="35-users.png" descr="A página Utilizadores com os botões Ficheiro de credenciais e Novo Utilizador e os ícones de linha." title="A página Utilizadores com os botões Ficheiro de credenciais e Novo Utilizador e os ícones de linha."/>
+            <wp:docPr id="178" name="35-users.png" descr="A página Utilizadores com os botões Ficheiro de credenciais e Novo Utilizador e os ícones de linha." title="A página Utilizadores com os botões Ficheiro de credenciais e Novo Utilizador e os ícones de linha."/>
             <wp:cNvGraphicFramePr>
               <a:graphicFrameLocks xmlns:a="http://schemas.openxmlformats.org/drawingml/2006/main" noChangeAspect="1"/>
             </wp:cNvGraphicFramePr>
@@ -5484,7 +5618,7 @@
           <w:left w:w="10" w:type="dxa"/>
           <w:right w:w="10" w:type="dxa"/>
         </w:tblCellMar>
-        <w:tblLook w:val="04A0" w:firstRow="1" w:lastRow="0" w:firstColumn="1" w:lastColumn="0" w:noHBand="0" w:noVBand="1"/>
+        <w:tblLook w:val="0000" w:firstRow="0" w:lastRow="0" w:firstColumn="0" w:lastColumn="0" w:noHBand="0" w:noVBand="0"/>
       </w:tblPr>
       <w:tblGrid>
         <w:gridCol w:w="4513"/>
@@ -5951,7 +6085,7 @@
         <w:pStyle w:val="Ttulo1"/>
         <w:pageBreakBefore/>
       </w:pPr>
-      <w:bookmarkStart w:id="8" w:name="_Toc241748114"/>
+      <w:bookmarkStart w:id="8" w:name="_Toc241848346"/>
       <w:r>
         <w:lastRenderedPageBreak/>
         <w:t>Políticas de Segurança e Registo de Auditoria</w:t>
@@ -5994,10 +6128,10 @@
           <w:noProof/>
         </w:rPr>
         <w:drawing>
-          <wp:inline distT="0" distB="0" distL="0" distR="0" wp14:anchorId="481B1A9F" wp14:editId="52D931F5">
+          <wp:inline distT="0" distB="0" distL="0" distR="0" wp14:anchorId="66227BDD" wp14:editId="53F6ACF8">
             <wp:extent cx="3324225" cy="4676775"/>
             <wp:effectExtent l="0" t="0" r="0" b="0"/>
-            <wp:docPr id="175" name="44-security-new-dialog.png" descr="A caixa de diálogo Nova Política com um nome, uma descrição e uma regra." title="A caixa de diálogo Nova Política com um nome, uma descrição e uma regra."/>
+            <wp:docPr id="179" name="44-security-new-dialog.png" descr="A caixa de diálogo Nova Política com um nome, uma descrição e uma regra." title="A caixa de diálogo Nova Política com um nome, uma descrição e uma regra."/>
             <wp:cNvGraphicFramePr>
               <a:graphicFrameLocks xmlns:a="http://schemas.openxmlformats.org/drawingml/2006/main" noChangeAspect="1"/>
             </wp:cNvGraphicFramePr>
@@ -6358,7 +6492,7 @@
         <w:pStyle w:val="Ttulo1"/>
         <w:pageBreakBefore/>
       </w:pPr>
-      <w:bookmarkStart w:id="9" w:name="_Toc241748115"/>
+      <w:bookmarkStart w:id="9" w:name="_Toc241848347"/>
       <w:r>
         <w:lastRenderedPageBreak/>
         <w:t>Migração</w:t>
@@ -6391,10 +6525,10 @@
           <w:noProof/>
         </w:rPr>
         <w:drawing>
-          <wp:inline distT="0" distB="0" distL="0" distR="0" wp14:anchorId="715E68EE" wp14:editId="4DEC6600">
+          <wp:inline distT="0" distB="0" distL="0" distR="0" wp14:anchorId="39567E36" wp14:editId="4634A878">
             <wp:extent cx="5715000" cy="3571875"/>
             <wp:effectExtent l="0" t="0" r="0" b="0"/>
-            <wp:docPr id="176" name="50-migration.png" descr="A página Migração com o cartão da origem, os respetivos botões e o texto de ajuda." title="A página Migração com o cartão da origem, os respetivos botões e o texto de ajuda."/>
+            <wp:docPr id="180" name="50-migration.png" descr="A página Migração com o cartão da origem, os respetivos botões e o texto de ajuda." title="A página Migração com o cartão da origem, os respetivos botões e o texto de ajuda."/>
             <wp:cNvGraphicFramePr>
               <a:graphicFrameLocks xmlns:a="http://schemas.openxmlformats.org/drawingml/2006/main" noChangeAspect="1"/>
             </wp:cNvGraphicFramePr>
@@ -6647,7 +6781,7 @@
           <w:left w:w="10" w:type="dxa"/>
           <w:right w:w="10" w:type="dxa"/>
         </w:tblCellMar>
-        <w:tblLook w:val="04A0" w:firstRow="1" w:lastRow="0" w:firstColumn="1" w:lastColumn="0" w:noHBand="0" w:noVBand="1"/>
+        <w:tblLook w:val="0000" w:firstRow="0" w:lastRow="0" w:firstColumn="0" w:lastColumn="0" w:noHBand="0" w:noVBand="0"/>
       </w:tblPr>
       <w:tblGrid>
         <w:gridCol w:w="3800"/>
@@ -7084,7 +7218,7 @@
         <w:sz w:val="16"/>
         <w:szCs w:val="16"/>
       </w:rPr>
-      <w:t>Discoverer Neo 2.1.1 · Guia rápido · ADMIN</w:t>
+      <w:t>Discoverer Neo 2.2.0 · Guia rápido · ADMIN</w:t>
     </w:r>
   </w:p>
 </w:hdr>
@@ -7093,10 +7227,10 @@
 <file path=word/numbering.xml><?xml version="1.0" encoding="utf-8"?>
 <w:numbering xmlns:wpc="http://schemas.microsoft.com/office/word/2010/wordprocessingCanvas" xmlns:cx="http://schemas.microsoft.com/office/drawing/2014/chartex" xmlns:cx1="http://schemas.microsoft.com/office/drawing/2015/9/8/chartex" xmlns:cx2="http://schemas.microsoft.com/office/drawing/2015/10/21/chartex" xmlns:cx3="http://schemas.microsoft.com/office/drawing/2016/5/9/chartex" xmlns:cx4="http://schemas.microsoft.com/office/drawing/2016/5/10/chartex" xmlns:cx5="http://schemas.microsoft.com/office/drawing/2016/5/11/chartex" xmlns:cx6="http://schemas.microsoft.com/office/drawing/2016/5/12/chartex" xmlns:cx7="http://schemas.microsoft.com/office/drawing/2016/5/13/chartex" xmlns:cx8="http://schemas.microsoft.com/office/drawing/2016/5/14/chartex" xmlns:mc="http://schemas.openxmlformats.org/markup-compatibility/2006" xmlns:aink="http://schemas.microsoft.com/office/drawing/2016/ink" xmlns:am3d="http://schemas.microsoft.com/office/drawing/2017/model3d" xmlns:o="urn:schemas-microsoft-com:office:office" xmlns:oel="http://schemas.microsoft.com/office/2019/extlst" xmlns:r="http://schemas.openxmlformats.org/officeDocument/2006/relationships" xmlns:m="http://schemas.openxmlformats.org/officeDocument/2006/math" xmlns:v="urn:schemas-microsoft-com:vml" xmlns:wp14="http://schemas.microsoft.com/office/word/2010/wordprocessingDrawing" xmlns:wp="http://schemas.openxmlformats.org/drawingml/2006/wordprocessingDrawing" xmlns:w10="urn:schemas-microsoft-com:office:word" xmlns:w="http://schemas.openxmlformats.org/wordprocessingml/2006/main" xmlns:w14="http://schemas.microsoft.com/office/word/2010/wordml" xmlns:w15="http://schemas.microsoft.com/office/word/2012/wordml" xmlns:w16cex="http://schemas.microsoft.com/office/word/2018/wordml/cex" xmlns:w16cid="http://schemas.microsoft.com/office/word/2016/wordml/cid" xmlns:w16="http://schemas.microsoft.com/office/word/2018/wordml" xmlns:w16sdtdh="http://schemas.microsoft.com/office/word/2020/wordml/sdtdatahash" xmlns:w16se="http://schemas.microsoft.com/office/word/2015/wordml/symex" xmlns:wpg="http://schemas.microsoft.com/office/word/2010/wordprocessingGroup" xmlns:wpi="http://schemas.microsoft.com/office/word/2010/wordprocessingInk" xmlns:wne="http://schemas.microsoft.com/office/word/2006/wordml" xmlns:wps="http://schemas.microsoft.com/office/word/2010/wordprocessingShape" mc:Ignorable="w14 w15 w16se w16cid w16 w16cex w16sdtdh wp14">
   <w:abstractNum w:abstractNumId="0" w15:restartNumberingAfterBreak="0">
-    <w:nsid w:val="0C3C0C4B"/>
+    <w:nsid w:val="0FBF4748"/>
     <w:multiLevelType w:val="hybridMultilevel"/>
-    <w:tmpl w:val="9C725922"/>
-    <w:lvl w:ilvl="0" w:tplc="E57ED42A">
+    <w:tmpl w:val="9EE08586"/>
+    <w:lvl w:ilvl="0" w:tplc="C5F036E8">
       <w:start w:val="1"/>
       <w:numFmt w:val="decimal"/>
       <w:lvlText w:val="%1."/>
@@ -7105,7 +7239,7 @@
         <w:ind w:left="360" w:hanging="300"/>
       </w:pPr>
     </w:lvl>
-    <w:lvl w:ilvl="1" w:tplc="E67A786E" w:tentative="1">
+    <w:lvl w:ilvl="1" w:tplc="B9462A38" w:tentative="1">
       <w:start w:val="1"/>
       <w:numFmt w:val="lowerLetter"/>
       <w:lvlText w:val="%2."/>
@@ -7114,47 +7248,47 @@
         <w:ind w:left="720" w:hanging="300"/>
       </w:pPr>
     </w:lvl>
-    <w:lvl w:ilvl="2" w:tplc="76F86BA4">
+    <w:lvl w:ilvl="2" w:tplc="FE92ADCE">
       <w:numFmt w:val="decimal"/>
       <w:lvlText w:val=""/>
       <w:lvlJc w:val="left"/>
     </w:lvl>
-    <w:lvl w:ilvl="3" w:tplc="D45C5B02">
+    <w:lvl w:ilvl="3" w:tplc="4636FD00">
       <w:numFmt w:val="decimal"/>
       <w:lvlText w:val=""/>
       <w:lvlJc w:val="left"/>
     </w:lvl>
-    <w:lvl w:ilvl="4" w:tplc="F9C4A036">
+    <w:lvl w:ilvl="4" w:tplc="75442B84">
       <w:numFmt w:val="decimal"/>
       <w:lvlText w:val=""/>
       <w:lvlJc w:val="left"/>
     </w:lvl>
-    <w:lvl w:ilvl="5" w:tplc="C204B852">
+    <w:lvl w:ilvl="5" w:tplc="DD4E8CBA">
       <w:numFmt w:val="decimal"/>
       <w:lvlText w:val=""/>
       <w:lvlJc w:val="left"/>
     </w:lvl>
-    <w:lvl w:ilvl="6" w:tplc="D50E10E4">
+    <w:lvl w:ilvl="6" w:tplc="2F54353C">
       <w:numFmt w:val="decimal"/>
       <w:lvlText w:val=""/>
       <w:lvlJc w:val="left"/>
     </w:lvl>
-    <w:lvl w:ilvl="7" w:tplc="7EE802A4">
+    <w:lvl w:ilvl="7" w:tplc="A55C60E8">
       <w:numFmt w:val="decimal"/>
       <w:lvlText w:val=""/>
       <w:lvlJc w:val="left"/>
     </w:lvl>
-    <w:lvl w:ilvl="8" w:tplc="A734E73E">
+    <w:lvl w:ilvl="8" w:tplc="26026B36">
       <w:numFmt w:val="decimal"/>
       <w:lvlText w:val=""/>
       <w:lvlJc w:val="left"/>
     </w:lvl>
   </w:abstractNum>
   <w:abstractNum w:abstractNumId="1" w15:restartNumberingAfterBreak="0">
-    <w:nsid w:val="0FC1151D"/>
+    <w:nsid w:val="1CC866AE"/>
     <w:multiLevelType w:val="hybridMultilevel"/>
-    <w:tmpl w:val="3E58FEDA"/>
-    <w:lvl w:ilvl="0" w:tplc="7D10493E">
+    <w:tmpl w:val="B770E5BA"/>
+    <w:lvl w:ilvl="0" w:tplc="D61455FC">
       <w:start w:val="1"/>
       <w:numFmt w:val="decimal"/>
       <w:lvlText w:val="%1."/>
@@ -7163,7 +7297,7 @@
         <w:ind w:left="360" w:hanging="300"/>
       </w:pPr>
     </w:lvl>
-    <w:lvl w:ilvl="1" w:tplc="6394A34E" w:tentative="1">
+    <w:lvl w:ilvl="1" w:tplc="1FA44BC2" w:tentative="1">
       <w:start w:val="1"/>
       <w:numFmt w:val="lowerLetter"/>
       <w:lvlText w:val="%2."/>
@@ -7172,47 +7306,47 @@
         <w:ind w:left="720" w:hanging="300"/>
       </w:pPr>
     </w:lvl>
-    <w:lvl w:ilvl="2" w:tplc="59F0AE44">
+    <w:lvl w:ilvl="2" w:tplc="A880D12C">
       <w:numFmt w:val="decimal"/>
       <w:lvlText w:val=""/>
       <w:lvlJc w:val="left"/>
     </w:lvl>
-    <w:lvl w:ilvl="3" w:tplc="E124A0E6">
+    <w:lvl w:ilvl="3" w:tplc="1B7493E8">
       <w:numFmt w:val="decimal"/>
       <w:lvlText w:val=""/>
       <w:lvlJc w:val="left"/>
     </w:lvl>
-    <w:lvl w:ilvl="4" w:tplc="0CA21C9E">
+    <w:lvl w:ilvl="4" w:tplc="D110E5C2">
       <w:numFmt w:val="decimal"/>
       <w:lvlText w:val=""/>
       <w:lvlJc w:val="left"/>
     </w:lvl>
-    <w:lvl w:ilvl="5" w:tplc="3CF29BF0">
+    <w:lvl w:ilvl="5" w:tplc="D36C6B56">
       <w:numFmt w:val="decimal"/>
       <w:lvlText w:val=""/>
       <w:lvlJc w:val="left"/>
     </w:lvl>
-    <w:lvl w:ilvl="6" w:tplc="CE0077BE">
+    <w:lvl w:ilvl="6" w:tplc="475AB5FC">
       <w:numFmt w:val="decimal"/>
       <w:lvlText w:val=""/>
       <w:lvlJc w:val="left"/>
     </w:lvl>
-    <w:lvl w:ilvl="7" w:tplc="4A82BDFE">
+    <w:lvl w:ilvl="7" w:tplc="06147AF8">
       <w:numFmt w:val="decimal"/>
       <w:lvlText w:val=""/>
       <w:lvlJc w:val="left"/>
     </w:lvl>
-    <w:lvl w:ilvl="8" w:tplc="3FD665B6">
+    <w:lvl w:ilvl="8" w:tplc="FCC47DA0">
       <w:numFmt w:val="decimal"/>
       <w:lvlText w:val=""/>
       <w:lvlJc w:val="left"/>
     </w:lvl>
   </w:abstractNum>
   <w:abstractNum w:abstractNumId="2" w15:restartNumberingAfterBreak="0">
-    <w:nsid w:val="11983076"/>
+    <w:nsid w:val="40D86E4E"/>
     <w:multiLevelType w:val="hybridMultilevel"/>
-    <w:tmpl w:val="BA3E5F18"/>
-    <w:lvl w:ilvl="0" w:tplc="7FAEBC04">
+    <w:tmpl w:val="E20EB392"/>
+    <w:lvl w:ilvl="0" w:tplc="A0A09B20">
       <w:start w:val="1"/>
       <w:numFmt w:val="decimal"/>
       <w:lvlText w:val="%1."/>
@@ -7221,7 +7355,7 @@
         <w:ind w:left="360" w:hanging="300"/>
       </w:pPr>
     </w:lvl>
-    <w:lvl w:ilvl="1" w:tplc="834C77A8" w:tentative="1">
+    <w:lvl w:ilvl="1" w:tplc="B89CAAE6" w:tentative="1">
       <w:start w:val="1"/>
       <w:numFmt w:val="lowerLetter"/>
       <w:lvlText w:val="%2."/>
@@ -7230,47 +7364,47 @@
         <w:ind w:left="720" w:hanging="300"/>
       </w:pPr>
     </w:lvl>
-    <w:lvl w:ilvl="2" w:tplc="098A4A78">
+    <w:lvl w:ilvl="2" w:tplc="DEEEE482">
       <w:numFmt w:val="decimal"/>
       <w:lvlText w:val=""/>
       <w:lvlJc w:val="left"/>
     </w:lvl>
-    <w:lvl w:ilvl="3" w:tplc="3A8EE46C">
+    <w:lvl w:ilvl="3" w:tplc="03C4E9B4">
       <w:numFmt w:val="decimal"/>
       <w:lvlText w:val=""/>
       <w:lvlJc w:val="left"/>
     </w:lvl>
-    <w:lvl w:ilvl="4" w:tplc="84960664">
+    <w:lvl w:ilvl="4" w:tplc="58BA372C">
       <w:numFmt w:val="decimal"/>
       <w:lvlText w:val=""/>
       <w:lvlJc w:val="left"/>
     </w:lvl>
-    <w:lvl w:ilvl="5" w:tplc="9A148B9A">
+    <w:lvl w:ilvl="5" w:tplc="FE9A104C">
       <w:numFmt w:val="decimal"/>
       <w:lvlText w:val=""/>
       <w:lvlJc w:val="left"/>
     </w:lvl>
-    <w:lvl w:ilvl="6" w:tplc="0B4CBAA6">
+    <w:lvl w:ilvl="6" w:tplc="B9186E50">
       <w:numFmt w:val="decimal"/>
       <w:lvlText w:val=""/>
       <w:lvlJc w:val="left"/>
     </w:lvl>
-    <w:lvl w:ilvl="7" w:tplc="1482FBA4">
+    <w:lvl w:ilvl="7" w:tplc="92F075E8">
       <w:numFmt w:val="decimal"/>
       <w:lvlText w:val=""/>
       <w:lvlJc w:val="left"/>
     </w:lvl>
-    <w:lvl w:ilvl="8" w:tplc="753CE184">
+    <w:lvl w:ilvl="8" w:tplc="B15C9330">
       <w:numFmt w:val="decimal"/>
       <w:lvlText w:val=""/>
       <w:lvlJc w:val="left"/>
     </w:lvl>
   </w:abstractNum>
   <w:abstractNum w:abstractNumId="3" w15:restartNumberingAfterBreak="0">
-    <w:nsid w:val="1311158D"/>
+    <w:nsid w:val="459C2A0D"/>
     <w:multiLevelType w:val="hybridMultilevel"/>
-    <w:tmpl w:val="0A38727A"/>
-    <w:lvl w:ilvl="0" w:tplc="31144518">
+    <w:tmpl w:val="CEA8A4EE"/>
+    <w:lvl w:ilvl="0" w:tplc="CF8CE320">
       <w:start w:val="1"/>
       <w:numFmt w:val="decimal"/>
       <w:lvlText w:val="%1."/>
@@ -7279,7 +7413,7 @@
         <w:ind w:left="360" w:hanging="300"/>
       </w:pPr>
     </w:lvl>
-    <w:lvl w:ilvl="1" w:tplc="FB12A94E" w:tentative="1">
+    <w:lvl w:ilvl="1" w:tplc="DD466BC8" w:tentative="1">
       <w:start w:val="1"/>
       <w:numFmt w:val="lowerLetter"/>
       <w:lvlText w:val="%2."/>
@@ -7288,47 +7422,191 @@
         <w:ind w:left="720" w:hanging="300"/>
       </w:pPr>
     </w:lvl>
-    <w:lvl w:ilvl="2" w:tplc="89E82AC6">
+    <w:lvl w:ilvl="2" w:tplc="4B30E484">
       <w:numFmt w:val="decimal"/>
       <w:lvlText w:val=""/>
       <w:lvlJc w:val="left"/>
     </w:lvl>
-    <w:lvl w:ilvl="3" w:tplc="5502B88C">
+    <w:lvl w:ilvl="3" w:tplc="1C4605B0">
       <w:numFmt w:val="decimal"/>
       <w:lvlText w:val=""/>
       <w:lvlJc w:val="left"/>
     </w:lvl>
-    <w:lvl w:ilvl="4" w:tplc="8ACAE088">
+    <w:lvl w:ilvl="4" w:tplc="A45A9164">
       <w:numFmt w:val="decimal"/>
       <w:lvlText w:val=""/>
       <w:lvlJc w:val="left"/>
     </w:lvl>
-    <w:lvl w:ilvl="5" w:tplc="6BAE7F34">
+    <w:lvl w:ilvl="5" w:tplc="4E8E0586">
       <w:numFmt w:val="decimal"/>
       <w:lvlText w:val=""/>
       <w:lvlJc w:val="left"/>
     </w:lvl>
-    <w:lvl w:ilvl="6" w:tplc="65D2A186">
+    <w:lvl w:ilvl="6" w:tplc="3D1A86D6">
       <w:numFmt w:val="decimal"/>
       <w:lvlText w:val=""/>
       <w:lvlJc w:val="left"/>
     </w:lvl>
-    <w:lvl w:ilvl="7" w:tplc="025CF2A6">
+    <w:lvl w:ilvl="7" w:tplc="42AE7F12">
       <w:numFmt w:val="decimal"/>
       <w:lvlText w:val=""/>
       <w:lvlJc w:val="left"/>
     </w:lvl>
-    <w:lvl w:ilvl="8" w:tplc="6EDC8F72">
+    <w:lvl w:ilvl="8" w:tplc="439C37DA">
       <w:numFmt w:val="decimal"/>
       <w:lvlText w:val=""/>
       <w:lvlJc w:val="left"/>
     </w:lvl>
   </w:abstractNum>
   <w:abstractNum w:abstractNumId="4" w15:restartNumberingAfterBreak="0">
-    <w:nsid w:val="22A12FA1"/>
+    <w:nsid w:val="4B4B33F8"/>
     <w:multiLevelType w:val="hybridMultilevel"/>
-    <w:tmpl w:val="D81C226A"/>
-    <w:lvl w:ilvl="0" w:tplc="A2E26156" w:tentative="1">
+    <w:tmpl w:val="E18AE6FE"/>
+    <w:lvl w:ilvl="0" w:tplc="46689102" w:tentative="1">
+      <w:start w:val="1"/>
+      <w:numFmt w:val="bullet"/>
+      <w:lvlText w:val="●"/>
+      <w:lvlJc w:val="left"/>
+      <w:pPr>
+        <w:ind w:left="720" w:hanging="360"/>
+      </w:pPr>
+    </w:lvl>
+    <w:lvl w:ilvl="1" w:tplc="7E807AA2" w:tentative="1">
+      <w:start w:val="1"/>
+      <w:numFmt w:val="bullet"/>
+      <w:lvlText w:val="○"/>
+      <w:lvlJc w:val="left"/>
+      <w:pPr>
+        <w:ind w:left="1440" w:hanging="360"/>
+      </w:pPr>
+    </w:lvl>
+    <w:lvl w:ilvl="2" w:tplc="284C5BC8" w:tentative="1">
+      <w:start w:val="1"/>
+      <w:numFmt w:val="bullet"/>
+      <w:lvlText w:val="■"/>
+      <w:lvlJc w:val="left"/>
+      <w:pPr>
+        <w:ind w:left="2160" w:hanging="360"/>
+      </w:pPr>
+    </w:lvl>
+    <w:lvl w:ilvl="3" w:tplc="7362FFCE" w:tentative="1">
+      <w:start w:val="1"/>
+      <w:numFmt w:val="bullet"/>
+      <w:lvlText w:val="●"/>
+      <w:lvlJc w:val="left"/>
+      <w:pPr>
+        <w:ind w:left="2880" w:hanging="360"/>
+      </w:pPr>
+    </w:lvl>
+    <w:lvl w:ilvl="4" w:tplc="0F20C09E" w:tentative="1">
+      <w:start w:val="1"/>
+      <w:numFmt w:val="bullet"/>
+      <w:lvlText w:val="○"/>
+      <w:lvlJc w:val="left"/>
+      <w:pPr>
+        <w:ind w:left="3600" w:hanging="360"/>
+      </w:pPr>
+    </w:lvl>
+    <w:lvl w:ilvl="5" w:tplc="FD78A282" w:tentative="1">
+      <w:start w:val="1"/>
+      <w:numFmt w:val="bullet"/>
+      <w:lvlText w:val="■"/>
+      <w:lvlJc w:val="left"/>
+      <w:pPr>
+        <w:ind w:left="4320" w:hanging="360"/>
+      </w:pPr>
+    </w:lvl>
+    <w:lvl w:ilvl="6" w:tplc="E14A6818" w:tentative="1">
+      <w:start w:val="1"/>
+      <w:numFmt w:val="bullet"/>
+      <w:lvlText w:val="●"/>
+      <w:lvlJc w:val="left"/>
+      <w:pPr>
+        <w:ind w:left="5040" w:hanging="360"/>
+      </w:pPr>
+    </w:lvl>
+    <w:lvl w:ilvl="7" w:tplc="ECAE8902" w:tentative="1">
+      <w:start w:val="1"/>
+      <w:numFmt w:val="bullet"/>
+      <w:lvlText w:val="●"/>
+      <w:lvlJc w:val="left"/>
+      <w:pPr>
+        <w:ind w:left="5760" w:hanging="360"/>
+      </w:pPr>
+    </w:lvl>
+    <w:lvl w:ilvl="8" w:tplc="B7F6E3D6" w:tentative="1">
+      <w:start w:val="1"/>
+      <w:numFmt w:val="bullet"/>
+      <w:lvlText w:val="●"/>
+      <w:lvlJc w:val="left"/>
+      <w:pPr>
+        <w:ind w:left="6480" w:hanging="360"/>
+      </w:pPr>
+    </w:lvl>
+  </w:abstractNum>
+  <w:abstractNum w:abstractNumId="5" w15:restartNumberingAfterBreak="0">
+    <w:nsid w:val="4D283621"/>
+    <w:multiLevelType w:val="hybridMultilevel"/>
+    <w:tmpl w:val="8572D546"/>
+    <w:lvl w:ilvl="0" w:tplc="615A3EB8">
+      <w:start w:val="1"/>
+      <w:numFmt w:val="decimal"/>
+      <w:lvlText w:val="%1."/>
+      <w:lvlJc w:val="left"/>
+      <w:pPr>
+        <w:ind w:left="360" w:hanging="300"/>
+      </w:pPr>
+    </w:lvl>
+    <w:lvl w:ilvl="1" w:tplc="622A3C06" w:tentative="1">
+      <w:start w:val="1"/>
+      <w:numFmt w:val="lowerLetter"/>
+      <w:lvlText w:val="%2."/>
+      <w:lvlJc w:val="left"/>
+      <w:pPr>
+        <w:ind w:left="720" w:hanging="300"/>
+      </w:pPr>
+    </w:lvl>
+    <w:lvl w:ilvl="2" w:tplc="26004464">
+      <w:numFmt w:val="decimal"/>
+      <w:lvlText w:val=""/>
+      <w:lvlJc w:val="left"/>
+    </w:lvl>
+    <w:lvl w:ilvl="3" w:tplc="0750DD6E">
+      <w:numFmt w:val="decimal"/>
+      <w:lvlText w:val=""/>
+      <w:lvlJc w:val="left"/>
+    </w:lvl>
+    <w:lvl w:ilvl="4" w:tplc="73840F76">
+      <w:numFmt w:val="decimal"/>
+      <w:lvlText w:val=""/>
+      <w:lvlJc w:val="left"/>
+    </w:lvl>
+    <w:lvl w:ilvl="5" w:tplc="8B468554">
+      <w:numFmt w:val="decimal"/>
+      <w:lvlText w:val=""/>
+      <w:lvlJc w:val="left"/>
+    </w:lvl>
+    <w:lvl w:ilvl="6" w:tplc="583A27BE">
+      <w:numFmt w:val="decimal"/>
+      <w:lvlText w:val=""/>
+      <w:lvlJc w:val="left"/>
+    </w:lvl>
+    <w:lvl w:ilvl="7" w:tplc="221E4674">
+      <w:numFmt w:val="decimal"/>
+      <w:lvlText w:val=""/>
+      <w:lvlJc w:val="left"/>
+    </w:lvl>
+    <w:lvl w:ilvl="8" w:tplc="28443A30">
+      <w:numFmt w:val="decimal"/>
+      <w:lvlText w:val=""/>
+      <w:lvlJc w:val="left"/>
+    </w:lvl>
+  </w:abstractNum>
+  <w:abstractNum w:abstractNumId="6" w15:restartNumberingAfterBreak="0">
+    <w:nsid w:val="4E15439E"/>
+    <w:multiLevelType w:val="hybridMultilevel"/>
+    <w:tmpl w:val="B23C3784"/>
+    <w:lvl w:ilvl="0" w:tplc="1422D488" w:tentative="1">
       <w:start w:val="1"/>
       <w:numFmt w:val="bullet"/>
       <w:lvlText w:val="•"/>
@@ -7337,7 +7615,7 @@
         <w:ind w:left="360" w:hanging="260"/>
       </w:pPr>
     </w:lvl>
-    <w:lvl w:ilvl="1" w:tplc="9760E97E" w:tentative="1">
+    <w:lvl w:ilvl="1" w:tplc="F7AE7CD4" w:tentative="1">
       <w:start w:val="1"/>
       <w:numFmt w:val="bullet"/>
       <w:lvlText w:val="–"/>
@@ -7346,47 +7624,47 @@
         <w:ind w:left="720" w:hanging="260"/>
       </w:pPr>
     </w:lvl>
-    <w:lvl w:ilvl="2" w:tplc="1F64C9D2">
+    <w:lvl w:ilvl="2" w:tplc="3F6EB32E">
       <w:numFmt w:val="decimal"/>
       <w:lvlText w:val=""/>
       <w:lvlJc w:val="left"/>
     </w:lvl>
-    <w:lvl w:ilvl="3" w:tplc="0CAC6452">
+    <w:lvl w:ilvl="3" w:tplc="585C47FC">
       <w:numFmt w:val="decimal"/>
       <w:lvlText w:val=""/>
       <w:lvlJc w:val="left"/>
     </w:lvl>
-    <w:lvl w:ilvl="4" w:tplc="2464882C">
+    <w:lvl w:ilvl="4" w:tplc="E39A0EF8">
       <w:numFmt w:val="decimal"/>
       <w:lvlText w:val=""/>
       <w:lvlJc w:val="left"/>
     </w:lvl>
-    <w:lvl w:ilvl="5" w:tplc="645C7F58">
+    <w:lvl w:ilvl="5" w:tplc="AD2867B4">
       <w:numFmt w:val="decimal"/>
       <w:lvlText w:val=""/>
       <w:lvlJc w:val="left"/>
     </w:lvl>
-    <w:lvl w:ilvl="6" w:tplc="F6E8A7BA">
+    <w:lvl w:ilvl="6" w:tplc="F7481384">
       <w:numFmt w:val="decimal"/>
       <w:lvlText w:val=""/>
       <w:lvlJc w:val="left"/>
     </w:lvl>
-    <w:lvl w:ilvl="7" w:tplc="F5344CA2">
+    <w:lvl w:ilvl="7" w:tplc="1D24303A">
       <w:numFmt w:val="decimal"/>
       <w:lvlText w:val=""/>
       <w:lvlJc w:val="left"/>
     </w:lvl>
-    <w:lvl w:ilvl="8" w:tplc="4650B8CE">
+    <w:lvl w:ilvl="8" w:tplc="9DDC69E0">
       <w:numFmt w:val="decimal"/>
       <w:lvlText w:val=""/>
       <w:lvlJc w:val="left"/>
     </w:lvl>
   </w:abstractNum>
-  <w:abstractNum w:abstractNumId="5" w15:restartNumberingAfterBreak="0">
-    <w:nsid w:val="369652BE"/>
+  <w:abstractNum w:abstractNumId="7" w15:restartNumberingAfterBreak="0">
+    <w:nsid w:val="603F0BE0"/>
     <w:multiLevelType w:val="hybridMultilevel"/>
-    <w:tmpl w:val="25B01776"/>
-    <w:lvl w:ilvl="0" w:tplc="84D450AC">
+    <w:tmpl w:val="7F22E224"/>
+    <w:lvl w:ilvl="0" w:tplc="FFAAC09E">
       <w:start w:val="1"/>
       <w:numFmt w:val="decimal"/>
       <w:lvlText w:val="%1."/>
@@ -7395,7 +7673,7 @@
         <w:ind w:left="360" w:hanging="300"/>
       </w:pPr>
     </w:lvl>
-    <w:lvl w:ilvl="1" w:tplc="2904D896" w:tentative="1">
+    <w:lvl w:ilvl="1" w:tplc="0D527076" w:tentative="1">
       <w:start w:val="1"/>
       <w:numFmt w:val="lowerLetter"/>
       <w:lvlText w:val="%2."/>
@@ -7404,133 +7682,47 @@
         <w:ind w:left="720" w:hanging="300"/>
       </w:pPr>
     </w:lvl>
-    <w:lvl w:ilvl="2" w:tplc="9DFC707A">
+    <w:lvl w:ilvl="2" w:tplc="F55445B6">
       <w:numFmt w:val="decimal"/>
       <w:lvlText w:val=""/>
       <w:lvlJc w:val="left"/>
     </w:lvl>
-    <w:lvl w:ilvl="3" w:tplc="6502747A">
+    <w:lvl w:ilvl="3" w:tplc="C59A3898">
       <w:numFmt w:val="decimal"/>
       <w:lvlText w:val=""/>
       <w:lvlJc w:val="left"/>
     </w:lvl>
-    <w:lvl w:ilvl="4" w:tplc="DC483522">
+    <w:lvl w:ilvl="4" w:tplc="A20C4B3A">
       <w:numFmt w:val="decimal"/>
       <w:lvlText w:val=""/>
       <w:lvlJc w:val="left"/>
     </w:lvl>
-    <w:lvl w:ilvl="5" w:tplc="E5EAF19A">
+    <w:lvl w:ilvl="5" w:tplc="68FE73DE">
       <w:numFmt w:val="decimal"/>
       <w:lvlText w:val=""/>
       <w:lvlJc w:val="left"/>
     </w:lvl>
-    <w:lvl w:ilvl="6" w:tplc="60562ECE">
+    <w:lvl w:ilvl="6" w:tplc="AC84C178">
       <w:numFmt w:val="decimal"/>
       <w:lvlText w:val=""/>
       <w:lvlJc w:val="left"/>
     </w:lvl>
-    <w:lvl w:ilvl="7" w:tplc="F0E4F296">
+    <w:lvl w:ilvl="7" w:tplc="8C6696BA">
       <w:numFmt w:val="decimal"/>
       <w:lvlText w:val=""/>
       <w:lvlJc w:val="left"/>
     </w:lvl>
-    <w:lvl w:ilvl="8" w:tplc="199CFD6C">
+    <w:lvl w:ilvl="8" w:tplc="FC22347C">
       <w:numFmt w:val="decimal"/>
       <w:lvlText w:val=""/>
       <w:lvlJc w:val="left"/>
     </w:lvl>
   </w:abstractNum>
-  <w:abstractNum w:abstractNumId="6" w15:restartNumberingAfterBreak="0">
-    <w:nsid w:val="580B59E4"/>
+  <w:abstractNum w:abstractNumId="8" w15:restartNumberingAfterBreak="0">
+    <w:nsid w:val="64C82515"/>
     <w:multiLevelType w:val="hybridMultilevel"/>
-    <w:tmpl w:val="722ED80A"/>
-    <w:lvl w:ilvl="0" w:tplc="A22CDEF6" w:tentative="1">
-      <w:start w:val="1"/>
-      <w:numFmt w:val="bullet"/>
-      <w:lvlText w:val="●"/>
-      <w:lvlJc w:val="left"/>
-      <w:pPr>
-        <w:ind w:left="720" w:hanging="360"/>
-      </w:pPr>
-    </w:lvl>
-    <w:lvl w:ilvl="1" w:tplc="2E028D38" w:tentative="1">
-      <w:start w:val="1"/>
-      <w:numFmt w:val="bullet"/>
-      <w:lvlText w:val="○"/>
-      <w:lvlJc w:val="left"/>
-      <w:pPr>
-        <w:ind w:left="1440" w:hanging="360"/>
-      </w:pPr>
-    </w:lvl>
-    <w:lvl w:ilvl="2" w:tplc="2D0A2D1C" w:tentative="1">
-      <w:start w:val="1"/>
-      <w:numFmt w:val="bullet"/>
-      <w:lvlText w:val="■"/>
-      <w:lvlJc w:val="left"/>
-      <w:pPr>
-        <w:ind w:left="2160" w:hanging="360"/>
-      </w:pPr>
-    </w:lvl>
-    <w:lvl w:ilvl="3" w:tplc="01BCD208" w:tentative="1">
-      <w:start w:val="1"/>
-      <w:numFmt w:val="bullet"/>
-      <w:lvlText w:val="●"/>
-      <w:lvlJc w:val="left"/>
-      <w:pPr>
-        <w:ind w:left="2880" w:hanging="360"/>
-      </w:pPr>
-    </w:lvl>
-    <w:lvl w:ilvl="4" w:tplc="1CFAEA94" w:tentative="1">
-      <w:start w:val="1"/>
-      <w:numFmt w:val="bullet"/>
-      <w:lvlText w:val="○"/>
-      <w:lvlJc w:val="left"/>
-      <w:pPr>
-        <w:ind w:left="3600" w:hanging="360"/>
-      </w:pPr>
-    </w:lvl>
-    <w:lvl w:ilvl="5" w:tplc="B16C1534" w:tentative="1">
-      <w:start w:val="1"/>
-      <w:numFmt w:val="bullet"/>
-      <w:lvlText w:val="■"/>
-      <w:lvlJc w:val="left"/>
-      <w:pPr>
-        <w:ind w:left="4320" w:hanging="360"/>
-      </w:pPr>
-    </w:lvl>
-    <w:lvl w:ilvl="6" w:tplc="CB4A55DE" w:tentative="1">
-      <w:start w:val="1"/>
-      <w:numFmt w:val="bullet"/>
-      <w:lvlText w:val="●"/>
-      <w:lvlJc w:val="left"/>
-      <w:pPr>
-        <w:ind w:left="5040" w:hanging="360"/>
-      </w:pPr>
-    </w:lvl>
-    <w:lvl w:ilvl="7" w:tplc="92902C08" w:tentative="1">
-      <w:start w:val="1"/>
-      <w:numFmt w:val="bullet"/>
-      <w:lvlText w:val="●"/>
-      <w:lvlJc w:val="left"/>
-      <w:pPr>
-        <w:ind w:left="5760" w:hanging="360"/>
-      </w:pPr>
-    </w:lvl>
-    <w:lvl w:ilvl="8" w:tplc="731A098A" w:tentative="1">
-      <w:start w:val="1"/>
-      <w:numFmt w:val="bullet"/>
-      <w:lvlText w:val="●"/>
-      <w:lvlJc w:val="left"/>
-      <w:pPr>
-        <w:ind w:left="6480" w:hanging="360"/>
-      </w:pPr>
-    </w:lvl>
-  </w:abstractNum>
-  <w:abstractNum w:abstractNumId="7" w15:restartNumberingAfterBreak="0">
-    <w:nsid w:val="5B2D25FE"/>
-    <w:multiLevelType w:val="hybridMultilevel"/>
-    <w:tmpl w:val="765282D0"/>
-    <w:lvl w:ilvl="0" w:tplc="F3E6470E">
+    <w:tmpl w:val="AB36D8BC"/>
+    <w:lvl w:ilvl="0" w:tplc="2D2C7E80">
       <w:start w:val="1"/>
       <w:numFmt w:val="decimal"/>
       <w:lvlText w:val="%1."/>
@@ -7539,7 +7731,7 @@
         <w:ind w:left="360" w:hanging="300"/>
       </w:pPr>
     </w:lvl>
-    <w:lvl w:ilvl="1" w:tplc="400457A2" w:tentative="1">
+    <w:lvl w:ilvl="1" w:tplc="924A8672" w:tentative="1">
       <w:start w:val="1"/>
       <w:numFmt w:val="lowerLetter"/>
       <w:lvlText w:val="%2."/>
@@ -7548,47 +7740,47 @@
         <w:ind w:left="720" w:hanging="300"/>
       </w:pPr>
     </w:lvl>
-    <w:lvl w:ilvl="2" w:tplc="3C2AA4D8">
+    <w:lvl w:ilvl="2" w:tplc="5A32C76A">
       <w:numFmt w:val="decimal"/>
       <w:lvlText w:val=""/>
       <w:lvlJc w:val="left"/>
     </w:lvl>
-    <w:lvl w:ilvl="3" w:tplc="814A7A44">
+    <w:lvl w:ilvl="3" w:tplc="B8CA9BF8">
       <w:numFmt w:val="decimal"/>
       <w:lvlText w:val=""/>
       <w:lvlJc w:val="left"/>
     </w:lvl>
-    <w:lvl w:ilvl="4" w:tplc="EAFAFE08">
+    <w:lvl w:ilvl="4" w:tplc="0212D968">
       <w:numFmt w:val="decimal"/>
       <w:lvlText w:val=""/>
       <w:lvlJc w:val="left"/>
     </w:lvl>
-    <w:lvl w:ilvl="5" w:tplc="216A27BC">
+    <w:lvl w:ilvl="5" w:tplc="0C184F2C">
       <w:numFmt w:val="decimal"/>
       <w:lvlText w:val=""/>
       <w:lvlJc w:val="left"/>
     </w:lvl>
-    <w:lvl w:ilvl="6" w:tplc="9F0ABE4C">
+    <w:lvl w:ilvl="6" w:tplc="D7E05D8C">
       <w:numFmt w:val="decimal"/>
       <w:lvlText w:val=""/>
       <w:lvlJc w:val="left"/>
     </w:lvl>
-    <w:lvl w:ilvl="7" w:tplc="093CB0A6">
+    <w:lvl w:ilvl="7" w:tplc="17ACAB3E">
       <w:numFmt w:val="decimal"/>
       <w:lvlText w:val=""/>
       <w:lvlJc w:val="left"/>
     </w:lvl>
-    <w:lvl w:ilvl="8" w:tplc="3D40509A">
+    <w:lvl w:ilvl="8" w:tplc="EDEC3484">
       <w:numFmt w:val="decimal"/>
       <w:lvlText w:val=""/>
       <w:lvlJc w:val="left"/>
     </w:lvl>
   </w:abstractNum>
-  <w:abstractNum w:abstractNumId="8" w15:restartNumberingAfterBreak="0">
-    <w:nsid w:val="6A4D4A94"/>
+  <w:abstractNum w:abstractNumId="9" w15:restartNumberingAfterBreak="0">
+    <w:nsid w:val="725577F1"/>
     <w:multiLevelType w:val="hybridMultilevel"/>
-    <w:tmpl w:val="A3547ECA"/>
-    <w:lvl w:ilvl="0" w:tplc="9D0C5902">
+    <w:tmpl w:val="3DAC5BB4"/>
+    <w:lvl w:ilvl="0" w:tplc="6AF47A14">
       <w:start w:val="1"/>
       <w:numFmt w:val="decimal"/>
       <w:lvlText w:val="%1."/>
@@ -7597,7 +7789,7 @@
         <w:ind w:left="360" w:hanging="300"/>
       </w:pPr>
     </w:lvl>
-    <w:lvl w:ilvl="1" w:tplc="3DBA58D6" w:tentative="1">
+    <w:lvl w:ilvl="1" w:tplc="ACDA9F34" w:tentative="1">
       <w:start w:val="1"/>
       <w:numFmt w:val="lowerLetter"/>
       <w:lvlText w:val="%2."/>
@@ -7606,47 +7798,47 @@
         <w:ind w:left="720" w:hanging="300"/>
       </w:pPr>
     </w:lvl>
-    <w:lvl w:ilvl="2" w:tplc="78CA5E2A">
+    <w:lvl w:ilvl="2" w:tplc="1E7E2A68">
       <w:numFmt w:val="decimal"/>
       <w:lvlText w:val=""/>
       <w:lvlJc w:val="left"/>
     </w:lvl>
-    <w:lvl w:ilvl="3" w:tplc="E30A8B2C">
+    <w:lvl w:ilvl="3" w:tplc="4BBE04FC">
       <w:numFmt w:val="decimal"/>
       <w:lvlText w:val=""/>
       <w:lvlJc w:val="left"/>
     </w:lvl>
-    <w:lvl w:ilvl="4" w:tplc="98A8147A">
+    <w:lvl w:ilvl="4" w:tplc="9746FB02">
       <w:numFmt w:val="decimal"/>
       <w:lvlText w:val=""/>
       <w:lvlJc w:val="left"/>
     </w:lvl>
-    <w:lvl w:ilvl="5" w:tplc="DBC49806">
+    <w:lvl w:ilvl="5" w:tplc="33D28882">
       <w:numFmt w:val="decimal"/>
       <w:lvlText w:val=""/>
       <w:lvlJc w:val="left"/>
     </w:lvl>
-    <w:lvl w:ilvl="6" w:tplc="84AC6054">
+    <w:lvl w:ilvl="6" w:tplc="5EEE3AF4">
       <w:numFmt w:val="decimal"/>
       <w:lvlText w:val=""/>
       <w:lvlJc w:val="left"/>
     </w:lvl>
-    <w:lvl w:ilvl="7" w:tplc="E8C44E5C">
+    <w:lvl w:ilvl="7" w:tplc="0BEA5476">
       <w:numFmt w:val="decimal"/>
       <w:lvlText w:val=""/>
       <w:lvlJc w:val="left"/>
     </w:lvl>
-    <w:lvl w:ilvl="8" w:tplc="99281D1C">
+    <w:lvl w:ilvl="8" w:tplc="ADAC420E">
       <w:numFmt w:val="decimal"/>
       <w:lvlText w:val=""/>
       <w:lvlJc w:val="left"/>
     </w:lvl>
   </w:abstractNum>
-  <w:abstractNum w:abstractNumId="9" w15:restartNumberingAfterBreak="0">
-    <w:nsid w:val="73FB3EA6"/>
+  <w:abstractNum w:abstractNumId="10" w15:restartNumberingAfterBreak="0">
+    <w:nsid w:val="7B8F7861"/>
     <w:multiLevelType w:val="hybridMultilevel"/>
-    <w:tmpl w:val="45E49216"/>
-    <w:lvl w:ilvl="0" w:tplc="DD14DBE6">
+    <w:tmpl w:val="DCE4BB98"/>
+    <w:lvl w:ilvl="0" w:tplc="403C8736">
       <w:start w:val="1"/>
       <w:numFmt w:val="decimal"/>
       <w:lvlText w:val="%1."/>
@@ -7655,7 +7847,7 @@
         <w:ind w:left="360" w:hanging="300"/>
       </w:pPr>
     </w:lvl>
-    <w:lvl w:ilvl="1" w:tplc="B6BAB064" w:tentative="1">
+    <w:lvl w:ilvl="1" w:tplc="A666465C" w:tentative="1">
       <w:start w:val="1"/>
       <w:numFmt w:val="lowerLetter"/>
       <w:lvlText w:val="%2."/>
@@ -7664,156 +7856,98 @@
         <w:ind w:left="720" w:hanging="300"/>
       </w:pPr>
     </w:lvl>
-    <w:lvl w:ilvl="2" w:tplc="9F865B3A">
+    <w:lvl w:ilvl="2" w:tplc="AC084428">
       <w:numFmt w:val="decimal"/>
       <w:lvlText w:val=""/>
       <w:lvlJc w:val="left"/>
     </w:lvl>
-    <w:lvl w:ilvl="3" w:tplc="380A6150">
+    <w:lvl w:ilvl="3" w:tplc="37F2B2E6">
       <w:numFmt w:val="decimal"/>
       <w:lvlText w:val=""/>
       <w:lvlJc w:val="left"/>
     </w:lvl>
-    <w:lvl w:ilvl="4" w:tplc="CF602DA4">
+    <w:lvl w:ilvl="4" w:tplc="9DF2D362">
       <w:numFmt w:val="decimal"/>
       <w:lvlText w:val=""/>
       <w:lvlJc w:val="left"/>
     </w:lvl>
-    <w:lvl w:ilvl="5" w:tplc="62CEE8B0">
+    <w:lvl w:ilvl="5" w:tplc="14E03A54">
       <w:numFmt w:val="decimal"/>
       <w:lvlText w:val=""/>
       <w:lvlJc w:val="left"/>
     </w:lvl>
-    <w:lvl w:ilvl="6" w:tplc="3B90826A">
+    <w:lvl w:ilvl="6" w:tplc="284E8466">
       <w:numFmt w:val="decimal"/>
       <w:lvlText w:val=""/>
       <w:lvlJc w:val="left"/>
     </w:lvl>
-    <w:lvl w:ilvl="7" w:tplc="88CA3F10">
+    <w:lvl w:ilvl="7" w:tplc="AF1097CE">
       <w:numFmt w:val="decimal"/>
       <w:lvlText w:val=""/>
       <w:lvlJc w:val="left"/>
     </w:lvl>
-    <w:lvl w:ilvl="8" w:tplc="C3F892A8">
+    <w:lvl w:ilvl="8" w:tplc="554A671E">
       <w:numFmt w:val="decimal"/>
       <w:lvlText w:val=""/>
       <w:lvlJc w:val="left"/>
     </w:lvl>
   </w:abstractNum>
-  <w:abstractNum w:abstractNumId="10" w15:restartNumberingAfterBreak="0">
-    <w:nsid w:val="73FF541E"/>
-    <w:multiLevelType w:val="hybridMultilevel"/>
-    <w:tmpl w:val="A5425D96"/>
-    <w:lvl w:ilvl="0" w:tplc="C512DDA0">
-      <w:start w:val="1"/>
-      <w:numFmt w:val="decimal"/>
-      <w:lvlText w:val="%1."/>
-      <w:lvlJc w:val="left"/>
-      <w:pPr>
-        <w:ind w:left="360" w:hanging="300"/>
-      </w:pPr>
-    </w:lvl>
-    <w:lvl w:ilvl="1" w:tplc="DADE2012" w:tentative="1">
-      <w:start w:val="1"/>
-      <w:numFmt w:val="lowerLetter"/>
-      <w:lvlText w:val="%2."/>
-      <w:lvlJc w:val="left"/>
-      <w:pPr>
-        <w:ind w:left="720" w:hanging="300"/>
-      </w:pPr>
-    </w:lvl>
-    <w:lvl w:ilvl="2" w:tplc="D79C1EB2">
-      <w:numFmt w:val="decimal"/>
-      <w:lvlText w:val=""/>
-      <w:lvlJc w:val="left"/>
-    </w:lvl>
-    <w:lvl w:ilvl="3" w:tplc="DFEC0188">
-      <w:numFmt w:val="decimal"/>
-      <w:lvlText w:val=""/>
-      <w:lvlJc w:val="left"/>
-    </w:lvl>
-    <w:lvl w:ilvl="4" w:tplc="1052852E">
-      <w:numFmt w:val="decimal"/>
-      <w:lvlText w:val=""/>
-      <w:lvlJc w:val="left"/>
-    </w:lvl>
-    <w:lvl w:ilvl="5" w:tplc="D4F68320">
-      <w:numFmt w:val="decimal"/>
-      <w:lvlText w:val=""/>
-      <w:lvlJc w:val="left"/>
-    </w:lvl>
-    <w:lvl w:ilvl="6" w:tplc="C56C7DE2">
-      <w:numFmt w:val="decimal"/>
-      <w:lvlText w:val=""/>
-      <w:lvlJc w:val="left"/>
-    </w:lvl>
-    <w:lvl w:ilvl="7" w:tplc="AEA22E3E">
-      <w:numFmt w:val="decimal"/>
-      <w:lvlText w:val=""/>
-      <w:lvlJc w:val="left"/>
-    </w:lvl>
-    <w:lvl w:ilvl="8" w:tplc="6DA02E60">
-      <w:numFmt w:val="decimal"/>
-      <w:lvlText w:val=""/>
-      <w:lvlJc w:val="left"/>
-    </w:lvl>
-  </w:abstractNum>
-  <w:num w:numId="1" w16cid:durableId="1329216489">
-    <w:abstractNumId w:val="6"/>
+  <w:num w:numId="1" w16cid:durableId="703095859">
+    <w:abstractNumId w:val="4"/>
     <w:lvlOverride w:ilvl="0">
       <w:startOverride w:val="1"/>
     </w:lvlOverride>
   </w:num>
-  <w:num w:numId="2" w16cid:durableId="769467440">
+  <w:num w:numId="2" w16cid:durableId="964044378">
     <w:abstractNumId w:val="9"/>
     <w:lvlOverride w:ilvl="0">
       <w:startOverride w:val="1"/>
     </w:lvlOverride>
   </w:num>
-  <w:num w:numId="3" w16cid:durableId="678197971">
+  <w:num w:numId="3" w16cid:durableId="406196500">
+    <w:abstractNumId w:val="8"/>
+    <w:lvlOverride w:ilvl="0">
+      <w:startOverride w:val="1"/>
+    </w:lvlOverride>
+  </w:num>
+  <w:num w:numId="4" w16cid:durableId="1211963850">
+    <w:abstractNumId w:val="2"/>
+    <w:lvlOverride w:ilvl="0">
+      <w:startOverride w:val="1"/>
+    </w:lvlOverride>
+  </w:num>
+  <w:num w:numId="5" w16cid:durableId="1735734554">
+    <w:abstractNumId w:val="3"/>
+    <w:lvlOverride w:ilvl="0">
+      <w:startOverride w:val="1"/>
+    </w:lvlOverride>
+  </w:num>
+  <w:num w:numId="6" w16cid:durableId="1509099510">
+    <w:abstractNumId w:val="1"/>
+    <w:lvlOverride w:ilvl="0">
+      <w:startOverride w:val="1"/>
+    </w:lvlOverride>
+  </w:num>
+  <w:num w:numId="7" w16cid:durableId="408356704">
+    <w:abstractNumId w:val="0"/>
+    <w:lvlOverride w:ilvl="0">
+      <w:startOverride w:val="1"/>
+    </w:lvlOverride>
+  </w:num>
+  <w:num w:numId="8" w16cid:durableId="1840541966">
+    <w:abstractNumId w:val="10"/>
+    <w:lvlOverride w:ilvl="0">
+      <w:startOverride w:val="1"/>
+    </w:lvlOverride>
+  </w:num>
+  <w:num w:numId="9" w16cid:durableId="23869213">
     <w:abstractNumId w:val="5"/>
     <w:lvlOverride w:ilvl="0">
       <w:startOverride w:val="1"/>
     </w:lvlOverride>
   </w:num>
-  <w:num w:numId="4" w16cid:durableId="284629019">
+  <w:num w:numId="10" w16cid:durableId="1021786141">
     <w:abstractNumId w:val="7"/>
-    <w:lvlOverride w:ilvl="0">
-      <w:startOverride w:val="1"/>
-    </w:lvlOverride>
-  </w:num>
-  <w:num w:numId="5" w16cid:durableId="1382249609">
-    <w:abstractNumId w:val="2"/>
-    <w:lvlOverride w:ilvl="0">
-      <w:startOverride w:val="1"/>
-    </w:lvlOverride>
-  </w:num>
-  <w:num w:numId="6" w16cid:durableId="483162278">
-    <w:abstractNumId w:val="0"/>
-    <w:lvlOverride w:ilvl="0">
-      <w:startOverride w:val="1"/>
-    </w:lvlOverride>
-  </w:num>
-  <w:num w:numId="7" w16cid:durableId="967122230">
-    <w:abstractNumId w:val="3"/>
-    <w:lvlOverride w:ilvl="0">
-      <w:startOverride w:val="1"/>
-    </w:lvlOverride>
-  </w:num>
-  <w:num w:numId="8" w16cid:durableId="1396852066">
-    <w:abstractNumId w:val="1"/>
-    <w:lvlOverride w:ilvl="0">
-      <w:startOverride w:val="1"/>
-    </w:lvlOverride>
-  </w:num>
-  <w:num w:numId="9" w16cid:durableId="1460144861">
-    <w:abstractNumId w:val="8"/>
-    <w:lvlOverride w:ilvl="0">
-      <w:startOverride w:val="1"/>
-    </w:lvlOverride>
-  </w:num>
-  <w:num w:numId="10" w16cid:durableId="1500924611">
-    <w:abstractNumId w:val="10"/>
     <w:lvlOverride w:ilvl="0">
       <w:startOverride w:val="1"/>
     </w:lvlOverride>
@@ -8494,7 +8628,7 @@
     <w:autoRedefine/>
     <w:uiPriority w:val="39"/>
     <w:unhideWhenUsed/>
-    <w:rsid w:val="004B0FCE"/>
+    <w:rsid w:val="000074EE"/>
     <w:pPr>
       <w:spacing w:after="100"/>
     </w:pPr>
